--- a/zht/docx/089.content.docx
+++ b/zht/docx/089.content.docx
@@ -149,27 +149,7 @@
         <w:rPr>
           <w:lang w:val="zh_TW" w:bidi="zh_TW"/>
         </w:rPr>
-        <w:t>qian</w:t>
-      </w:r>
-      <w:r>
-        <w:rPr>
-          <w:lang w:val="zh_TW" w:bidi="zh_TW"/>
-        </w:rPr>
-      </w:r>
-    </w:p>
-    <w:p>
-      <w:pPr/>
-      <w:r>
-        <w:rPr>
-          <w:lang w:val="zh_TW" w:bidi="zh_TW"/>
-        </w:rPr>
-      </w:r>
-      <w:r>
-        <w:rPr>
-          <w:i/>
-          <w:lang w:val="zh_TW" w:bidi="zh_TW"/>
-        </w:rPr>
-        <w:t>謙卑, 錢囊</w:t>
+        <w:t>mai</w:t>
       </w:r>
       <w:r>
         <w:rPr>
@@ -232,7 +212,7 @@
         <w:rPr>
           <w:lang w:val="zh_TW" w:bidi="zh_TW"/>
         </w:rPr>
-        <w:t>謙卑</w:t>
+        <w:t>麥基洗德</w:t>
       </w:r>
       <w:r>
         <w:rPr>
@@ -251,7 +231,120 @@
         <w:rPr>
           <w:lang w:val="zh_TW" w:bidi="zh_TW"/>
         </w:rPr>
-        <w:t>卑微或受苦的狀態，在這種狀態下，人會經歷權力與聲望的喪失。在基督教信仰之外，這樣的謙卑，通常不會被視為是一種美德。然而，在猶太基督教傳統的語境中，謙卑被認為是人類對造物主的正確態度。謙卑是一種感恩和自發的意識，即生命是神賜予的禮物，並表現為對神的絕對依賴，是既不勉強又不虛偽的確信。</w:t>
+        <w:t>一位神秘的聖經人物，其名字意為「公義之王」。麥基洗德既是祭司又是王，他首次在</w:t>
+      </w:r>
+      <w:hyperlink r:id="rId13">
+        <w:r>
+          <w:rPr>
+            <w:lang w:val="zh_TW" w:bidi="zh_TW"/>
+          </w:rPr>
+          <w:rPr>
+            <w:color w:val="0000EE"/>
+            <w:u w:val="single"/>
+          </w:rPr>
+          <w:t>創世記十四章18至20節</w:t>
+        </w:r>
+      </w:hyperlink>
+      <w:r>
+        <w:rPr>
+          <w:lang w:val="zh_TW" w:bidi="zh_TW"/>
+        </w:rPr>
+        <w:t>出現，也在</w:t>
+      </w:r>
+      <w:hyperlink r:id="rId14">
+        <w:r>
+          <w:rPr>
+            <w:lang w:val="zh_TW" w:bidi="zh_TW"/>
+          </w:rPr>
+          <w:rPr>
+            <w:color w:val="0000EE"/>
+            <w:u w:val="single"/>
+          </w:rPr>
+          <w:t>詩篇一百一十篇4節</w:t>
+        </w:r>
+      </w:hyperlink>
+      <w:r>
+        <w:rPr>
+          <w:lang w:val="zh_TW" w:bidi="zh_TW"/>
+        </w:rPr>
+        <w:t>和</w:t>
+      </w:r>
+      <w:hyperlink r:id="rId15">
+        <w:r>
+          <w:rPr>
+            <w:lang w:val="zh_TW" w:bidi="zh_TW"/>
+          </w:rPr>
+          <w:rPr>
+            <w:color w:val="0000EE"/>
+            <w:u w:val="single"/>
+          </w:rPr>
+          <w:t>希伯來書五章10節</w:t>
+        </w:r>
+      </w:hyperlink>
+      <w:r>
+        <w:rPr>
+          <w:lang w:val="zh_TW" w:bidi="zh_TW"/>
+        </w:rPr>
+        <w:t>，</w:t>
+      </w:r>
+      <w:hyperlink r:id="rId16">
+        <w:r>
+          <w:rPr>
+            <w:lang w:val="zh_TW" w:bidi="zh_TW"/>
+          </w:rPr>
+          <w:rPr>
+            <w:color w:val="0000EE"/>
+            <w:u w:val="single"/>
+          </w:rPr>
+          <w:t>六章20節</w:t>
+        </w:r>
+      </w:hyperlink>
+      <w:r>
+        <w:rPr>
+          <w:lang w:val="zh_TW" w:bidi="zh_TW"/>
+        </w:rPr>
+        <w:t>，</w:t>
+      </w:r>
+      <w:hyperlink r:id="rId17">
+        <w:r>
+          <w:rPr>
+            <w:lang w:val="zh_TW" w:bidi="zh_TW"/>
+          </w:rPr>
+          <w:rPr>
+            <w:color w:val="0000EE"/>
+            <w:u w:val="single"/>
+          </w:rPr>
+          <w:t>七章1至17節</w:t>
+        </w:r>
+      </w:hyperlink>
+      <w:r>
+        <w:rPr>
+          <w:lang w:val="zh_TW" w:bidi="zh_TW"/>
+        </w:rPr>
+        <w:t>中被提及。</w:t>
+      </w:r>
+    </w:p>
+    <w:p>
+      <w:pPr>
+        <w:pStyle w:val="Heading3"/>
+      </w:pPr>
+      <w:hyperlink r:id="rId13">
+        <w:r>
+          <w:rPr>
+            <w:lang w:val="zh_TW" w:bidi="zh_TW"/>
+          </w:rPr>
+          <w:rPr>
+            <w:color w:val="0000EE"/>
+            <w:u w:val="single"/>
+          </w:rPr>
+          <w:t>創世記十四章18至20節</w:t>
+        </w:r>
+      </w:hyperlink>
+      <w:r>
+        <w:rPr>
+          <w:lang w:val="zh_TW" w:bidi="zh_TW"/>
+        </w:rPr>
+        <w:t>中的麥基洗德</w:t>
       </w:r>
     </w:p>
     <w:p>
@@ -265,9 +358,9 @@
         <w:rPr>
           <w:lang w:val="zh_TW" w:bidi="zh_TW"/>
         </w:rPr>
-        <w:t>在聖經文學中，謙卑與溫柔或耐心之間，並沒有明顯的區分。在以色列歷史的早期階段中，謙卑者被認為是貧窮的、受苦的和無權勢的人。耶和華拯救謙卑者，但使驕傲者降卑（</w:t>
-      </w:r>
-      <w:hyperlink r:id="rId13">
+        <w:t>基大老瑪王和其他三位來自美索不達米亞的國王，攻擊死海附近的五個城市。在這場戰役中，他們俘虜了亞伯拉罕的侄子羅得，連同他的家人和他們所有的財物（</w:t>
+      </w:r>
+      <w:hyperlink r:id="rId18">
         <w:r>
           <w:rPr>
             <w:lang w:val="zh_TW" w:bidi="zh_TW"/>
@@ -276,16 +369,16 @@
             <w:color w:val="0000EE"/>
             <w:u w:val="single"/>
           </w:rPr>
-          <w:t>撒上2:7</w:t>
+          <w:t>創14:1–12</w:t>
         </w:r>
       </w:hyperlink>
       <w:r>
         <w:rPr>
           <w:lang w:val="zh_TW" w:bidi="zh_TW"/>
         </w:rPr>
-        <w:t>；</w:t>
-      </w:r>
-      <w:hyperlink r:id="rId14">
+        <w:t>）。亞伯拉罕召集了跟從他的人去追擊這些王，便擊敗了他們，救出了羅得和他的家人，並帶回了所有被奪走的財物（</w:t>
+      </w:r>
+      <w:hyperlink r:id="rId19">
         <w:r>
           <w:rPr>
             <w:lang w:val="zh_TW" w:bidi="zh_TW"/>
@@ -294,61 +387,7 @@
             <w:color w:val="0000EE"/>
             <w:u w:val="single"/>
           </w:rPr>
-          <w:t>撒下22:28</w:t>
-        </w:r>
-      </w:hyperlink>
-      <w:r>
-        <w:rPr>
-          <w:lang w:val="zh_TW" w:bidi="zh_TW"/>
-        </w:rPr>
-        <w:t>）。在神的權能和榮耀面前，族長亞伯拉罕承認他不過是塵土和灰燼（</w:t>
-      </w:r>
-      <w:hyperlink r:id="rId15">
-        <w:r>
-          <w:rPr>
-            <w:lang w:val="zh_TW" w:bidi="zh_TW"/>
-          </w:rPr>
-          <w:rPr>
-            <w:color w:val="0000EE"/>
-            <w:u w:val="single"/>
-          </w:rPr>
-          <w:t>創18:27</w:t>
-        </w:r>
-      </w:hyperlink>
-      <w:r>
-        <w:rPr>
-          <w:lang w:val="zh_TW" w:bidi="zh_TW"/>
-        </w:rPr>
-        <w:t>）。以色列起初是一個受奴役的國家，他們知道自己被選中不是因為人數眾多或物質財富，而是因為神的愛（</w:t>
-      </w:r>
-      <w:hyperlink r:id="rId16">
-        <w:r>
-          <w:rPr>
-            <w:lang w:val="zh_TW" w:bidi="zh_TW"/>
-          </w:rPr>
-          <w:rPr>
-            <w:color w:val="0000EE"/>
-            <w:u w:val="single"/>
-          </w:rPr>
-          <w:t>申7:7–8</w:t>
-        </w:r>
-      </w:hyperlink>
-      <w:r>
-        <w:rPr>
-          <w:lang w:val="zh_TW" w:bidi="zh_TW"/>
-        </w:rPr>
-        <w:t>）。透過將所有財富和權力的來源歸於主，神便能掌管人類驕傲和傲慢的兩大主要來源（參：</w:t>
-      </w:r>
-      <w:hyperlink r:id="rId17">
-        <w:r>
-          <w:rPr>
-            <w:lang w:val="zh_TW" w:bidi="zh_TW"/>
-          </w:rPr>
-          <w:rPr>
-            <w:color w:val="0000EE"/>
-            <w:u w:val="single"/>
-          </w:rPr>
-          <w:t>耶9:23–24</w:t>
+          <w:t>創14:13–16</w:t>
         </w:r>
       </w:hyperlink>
       <w:r>
@@ -369,9 +408,9 @@
         <w:rPr>
           <w:lang w:val="zh_TW" w:bidi="zh_TW"/>
         </w:rPr>
-        <w:t>既謙卑又貧窮的人是耶和華關心的對象（</w:t>
-      </w:r>
-      <w:hyperlink r:id="rId18">
+        <w:t>當亞伯拉罕從戰鬥中凱旋而歸時，來自死海地區的國王們前來感謝他。麥基洗德這位撒冷王（這是耶路撒冷早期的名字），也來見亞伯拉罕（參</w:t>
+      </w:r>
+      <w:hyperlink r:id="rId20">
         <w:r>
           <w:rPr>
             <w:lang w:val="zh_TW" w:bidi="zh_TW"/>
@@ -380,16 +419,16 @@
             <w:color w:val="0000EE"/>
             <w:u w:val="single"/>
           </w:rPr>
-          <w:t>出23:6、11</w:t>
+          <w:t>詩76:2</w:t>
         </w:r>
       </w:hyperlink>
       <w:r>
         <w:rPr>
           <w:lang w:val="zh_TW" w:bidi="zh_TW"/>
         </w:rPr>
-        <w:t>；</w:t>
-      </w:r>
-      <w:hyperlink r:id="rId19">
+        <w:t>）。麥基洗德帶來了餅和酒祝福亞伯拉罕，因為他是至高神的祭司（</w:t>
+      </w:r>
+      <w:hyperlink r:id="rId21">
         <w:r>
           <w:rPr>
             <w:lang w:val="zh_TW" w:bidi="zh_TW"/>
@@ -398,97 +437,7 @@
             <w:color w:val="0000EE"/>
             <w:u w:val="single"/>
           </w:rPr>
-          <w:t>申15:4、7</w:t>
-        </w:r>
-      </w:hyperlink>
-      <w:r>
-        <w:rPr>
-          <w:lang w:val="zh_TW" w:bidi="zh_TW"/>
-        </w:rPr>
-        <w:t>）。因此，貧窮人的謙卑成為敬畏神的義人的象徵（</w:t>
-      </w:r>
-      <w:hyperlink r:id="rId20">
-        <w:r>
-          <w:rPr>
-            <w:lang w:val="zh_TW" w:bidi="zh_TW"/>
-          </w:rPr>
-          <w:rPr>
-            <w:color w:val="0000EE"/>
-            <w:u w:val="single"/>
-          </w:rPr>
-          <w:t>民12:3</w:t>
-        </w:r>
-      </w:hyperlink>
-      <w:r>
-        <w:rPr>
-          <w:lang w:val="zh_TW" w:bidi="zh_TW"/>
-        </w:rPr>
-        <w:t>）。在舊約中，謙卑這個概念的發展幾乎等同於公義，並與公正和憐憫一起被視為是神的要求（</w:t>
-      </w:r>
-      <w:hyperlink r:id="rId21">
-        <w:r>
-          <w:rPr>
-            <w:lang w:val="zh_TW" w:bidi="zh_TW"/>
-          </w:rPr>
-          <w:rPr>
-            <w:color w:val="0000EE"/>
-            <w:u w:val="single"/>
-          </w:rPr>
-          <w:t>彌6:8</w:t>
-        </w:r>
-      </w:hyperlink>
-      <w:r>
-        <w:rPr>
-          <w:lang w:val="zh_TW" w:bidi="zh_TW"/>
-        </w:rPr>
-        <w:t>）。特別是在詩篇中，「受苦者」幾乎成為義人的專有名詞（</w:t>
-      </w:r>
-      <w:hyperlink r:id="rId22">
-        <w:r>
-          <w:rPr>
-            <w:lang w:val="zh_TW" w:bidi="zh_TW"/>
-          </w:rPr>
-          <w:rPr>
-            <w:color w:val="0000EE"/>
-            <w:u w:val="single"/>
-          </w:rPr>
-          <w:t>詩22:26</w:t>
-        </w:r>
-      </w:hyperlink>
-      <w:r>
-        <w:rPr>
-          <w:lang w:val="zh_TW" w:bidi="zh_TW"/>
-        </w:rPr>
-        <w:t>；</w:t>
-      </w:r>
-      <w:hyperlink r:id="rId23">
-        <w:r>
-          <w:rPr>
-            <w:lang w:val="zh_TW" w:bidi="zh_TW"/>
-          </w:rPr>
-          <w:rPr>
-            <w:color w:val="0000EE"/>
-            <w:u w:val="single"/>
-          </w:rPr>
-          <w:t>25:9</w:t>
-        </w:r>
-      </w:hyperlink>
-      <w:r>
-        <w:rPr>
-          <w:lang w:val="zh_TW" w:bidi="zh_TW"/>
-        </w:rPr>
-        <w:t>；</w:t>
-      </w:r>
-      <w:hyperlink r:id="rId24">
-        <w:r>
-          <w:rPr>
-            <w:lang w:val="zh_TW" w:bidi="zh_TW"/>
-          </w:rPr>
-          <w:rPr>
-            <w:color w:val="0000EE"/>
-            <w:u w:val="single"/>
-          </w:rPr>
-          <w:t>147:6</w:t>
+          <w:t>創14:18</w:t>
         </w:r>
       </w:hyperlink>
       <w:r>
@@ -509,19 +458,74 @@
         <w:rPr>
           <w:lang w:val="zh_TW" w:bidi="zh_TW"/>
         </w:rPr>
-        <w:t>此外，謙卑是罪人對神的聖潔適當的回應。先知以賽亞，面對神在聖殿中的榮耀，呼喊：「</w:t>
-      </w:r>
-      <w:r>
-        <w:rPr>
-          <w:lang w:val="zh_TW" w:bidi="zh_TW"/>
-        </w:rPr>
-        <w:t>禍哉！我滅亡了！因為我是嘴唇不潔的人</w:t>
-      </w:r>
-      <w:r>
-        <w:rPr>
-          <w:lang w:val="zh_TW" w:bidi="zh_TW"/>
-        </w:rPr>
-        <w:t>」(</w:t>
+        <w:t>這個名字「至高神」（希伯來文為：</w:t>
+      </w:r>
+      <w:r>
+        <w:rPr>
+          <w:i/>
+          <w:lang w:val="zh_TW" w:bidi="zh_TW"/>
+        </w:rPr>
+        <w:t>’El ‘Elyon</w:t>
+      </w:r>
+      <w:r>
+        <w:rPr>
+          <w:lang w:val="zh_TW" w:bidi="zh_TW"/>
+        </w:rPr>
+        <w:t>）意指創天造地唯一的真神。這與迦南人所崇拜的假神不同（比較</w:t>
+      </w:r>
+      <w:hyperlink r:id="rId22">
+        <w:r>
+          <w:rPr>
+            <w:lang w:val="zh_TW" w:bidi="zh_TW"/>
+          </w:rPr>
+          <w:rPr>
+            <w:color w:val="0000EE"/>
+            <w:u w:val="single"/>
+          </w:rPr>
+          <w:t>創14:22</w:t>
+        </w:r>
+      </w:hyperlink>
+      <w:r>
+        <w:rPr>
+          <w:lang w:val="zh_TW" w:bidi="zh_TW"/>
+        </w:rPr>
+        <w:t>；</w:t>
+      </w:r>
+      <w:hyperlink r:id="rId23">
+        <w:r>
+          <w:rPr>
+            <w:lang w:val="zh_TW" w:bidi="zh_TW"/>
+          </w:rPr>
+          <w:rPr>
+            <w:color w:val="0000EE"/>
+            <w:u w:val="single"/>
+          </w:rPr>
+          <w:t>詩7:17</w:t>
+        </w:r>
+      </w:hyperlink>
+      <w:r>
+        <w:rPr>
+          <w:lang w:val="zh_TW" w:bidi="zh_TW"/>
+        </w:rPr>
+        <w:t>，</w:t>
+      </w:r>
+      <w:hyperlink r:id="rId24">
+        <w:r>
+          <w:rPr>
+            <w:lang w:val="zh_TW" w:bidi="zh_TW"/>
+          </w:rPr>
+          <w:rPr>
+            <w:color w:val="0000EE"/>
+            <w:u w:val="single"/>
+          </w:rPr>
+          <w:t>47:2</w:t>
+        </w:r>
+      </w:hyperlink>
+      <w:r>
+        <w:rPr>
+          <w:lang w:val="zh_TW" w:bidi="zh_TW"/>
+        </w:rPr>
+        <w:t>，</w:t>
       </w:r>
       <w:hyperlink r:id="rId25">
         <w:r>
@@ -532,14 +536,50 @@
             <w:color w:val="0000EE"/>
             <w:u w:val="single"/>
           </w:rPr>
-          <w:t>賽6:5</w:t>
+          <w:t>57:2</w:t>
         </w:r>
       </w:hyperlink>
       <w:r>
         <w:rPr>
           <w:lang w:val="zh_TW" w:bidi="zh_TW"/>
         </w:rPr>
-        <w:t>)。因此，謙卑成為一種性格特徵，而不只是反映物質貧困或痛苦狀態的術語。它成為一種反映敬虔本質的概念，是所有以神為他們之主的人所期望的。</w:t>
+        <w:t>，</w:t>
+      </w:r>
+      <w:hyperlink r:id="rId26">
+        <w:r>
+          <w:rPr>
+            <w:lang w:val="zh_TW" w:bidi="zh_TW"/>
+          </w:rPr>
+          <w:rPr>
+            <w:color w:val="0000EE"/>
+            <w:u w:val="single"/>
+          </w:rPr>
+          <w:t>78:56</w:t>
+        </w:r>
+      </w:hyperlink>
+      <w:r>
+        <w:rPr>
+          <w:lang w:val="zh_TW" w:bidi="zh_TW"/>
+        </w:rPr>
+        <w:t>）。麥基洗德知道亞伯拉罕也崇拜這個真神（</w:t>
+      </w:r>
+      <w:hyperlink r:id="rId22">
+        <w:r>
+          <w:rPr>
+            <w:lang w:val="zh_TW" w:bidi="zh_TW"/>
+          </w:rPr>
+          <w:rPr>
+            <w:color w:val="0000EE"/>
+            <w:u w:val="single"/>
+          </w:rPr>
+          <w:t>創14:22</w:t>
+        </w:r>
+      </w:hyperlink>
+      <w:r>
+        <w:rPr>
+          <w:lang w:val="zh_TW" w:bidi="zh_TW"/>
+        </w:rPr>
+        <w:t>）。</w:t>
       </w:r>
     </w:p>
     <w:p>
@@ -553,73 +593,7 @@
         <w:rPr>
           <w:lang w:val="zh_TW" w:bidi="zh_TW"/>
         </w:rPr>
-        <w:t>在新約中，謙卑很少指貧窮、苦難或壓迫的客觀狀況。謙卑的主題在與耶穌作為彌賽亞的神學主題中發展。舊約認為最理想的謙卑是即將來臨君王的特質，這理所當然就適用於新約的耶穌（</w:t>
-      </w:r>
-      <w:hyperlink r:id="rId26">
-        <w:r>
-          <w:rPr>
-            <w:lang w:val="zh_TW" w:bidi="zh_TW"/>
-          </w:rPr>
-          <w:rPr>
-            <w:color w:val="0000EE"/>
-            <w:u w:val="single"/>
-          </w:rPr>
-          <w:t>亞9:9</w:t>
-        </w:r>
-      </w:hyperlink>
-      <w:r>
-        <w:rPr>
-          <w:lang w:val="zh_TW" w:bidi="zh_TW"/>
-        </w:rPr>
-        <w:t>；參：</w:t>
-      </w:r>
-      <w:hyperlink r:id="rId27">
-        <w:r>
-          <w:rPr>
-            <w:lang w:val="zh_TW" w:bidi="zh_TW"/>
-          </w:rPr>
-          <w:rPr>
-            <w:color w:val="0000EE"/>
-            <w:u w:val="single"/>
-          </w:rPr>
-          <w:t>太21:4–5</w:t>
-        </w:r>
-      </w:hyperlink>
-      <w:r>
-        <w:rPr>
-          <w:lang w:val="zh_TW" w:bidi="zh_TW"/>
-        </w:rPr>
-        <w:t>）。作為神的兒子，耶穌不為自己著想，而是過著順服和信靠父神的生命。使徒保羅將一種自我倒空歸於道成肉身的神的兒子，藉此祂「</w:t>
-      </w:r>
-      <w:r>
-        <w:rPr>
-          <w:lang w:val="zh_TW" w:bidi="zh_TW"/>
-        </w:rPr>
-        <w:t>反倒虛己</w:t>
-      </w:r>
-      <w:r>
-        <w:rPr>
-          <w:lang w:val="zh_TW" w:bidi="zh_TW"/>
-        </w:rPr>
-        <w:t>，取了奴僕的形象」（</w:t>
-      </w:r>
-      <w:hyperlink r:id="rId28">
-        <w:r>
-          <w:rPr>
-            <w:lang w:val="zh_TW" w:bidi="zh_TW"/>
-          </w:rPr>
-          <w:rPr>
-            <w:color w:val="0000EE"/>
-            <w:u w:val="single"/>
-          </w:rPr>
-          <w:t>腓2:5–8</w:t>
-        </w:r>
-      </w:hyperlink>
-      <w:r>
-        <w:rPr>
-          <w:lang w:val="zh_TW" w:bidi="zh_TW"/>
-        </w:rPr>
-        <w:t>）。耶穌所展現的品格沒有任何的自大或傲慢。</w:t>
+        <w:t>麥基洗德讚美神幫助亞伯拉罕贏得這場爭戰。亞伯拉罕以兩種方式，表明他接受了麥基洗德作為神祭司的角色：他接受了來自麥基洗德的禮物和祝福，並將他所獲得一切的十分之一給了麥基洗德。相反，亞伯拉罕拒絕接受所多瑪王的禮物，因為他不想與那些崇拜假神的人有任何牽連。</w:t>
       </w:r>
     </w:p>
     <w:p>
@@ -633,21 +607,9 @@
         <w:rPr>
           <w:lang w:val="zh_TW" w:bidi="zh_TW"/>
         </w:rPr>
-        <w:t>雖然在面對偽善時勇敢無畏，並毫不留情地拒絕虛偽的宗教表現，耶穌卻是「</w:t>
-      </w:r>
-      <w:r>
-        <w:rPr>
-          <w:lang w:val="zh_TW" w:bidi="zh_TW"/>
-        </w:rPr>
-        <w:t>心裏柔和謙卑</w:t>
-      </w:r>
-      <w:r>
-        <w:rPr>
-          <w:lang w:val="zh_TW" w:bidi="zh_TW"/>
-        </w:rPr>
-        <w:t>」的（</w:t>
-      </w:r>
-      <w:hyperlink r:id="rId29">
+        <w:t>我們無法完全知道麥基洗德如何認識神。他可能是透過從挪亞洪水時代流傳下來的故事了解神；又或者像亞伯拉罕一樣，神可能直接對他說話，讓他遠離崇拜假神。我們從</w:t>
+      </w:r>
+      <w:hyperlink r:id="rId27">
         <w:r>
           <w:rPr>
             <w:lang w:val="zh_TW" w:bidi="zh_TW"/>
@@ -656,16 +618,21 @@
             <w:color w:val="0000EE"/>
             <w:u w:val="single"/>
           </w:rPr>
-          <w:t>太11:29</w:t>
+          <w:t>希伯來書七章3節</w:t>
         </w:r>
       </w:hyperlink>
       <w:r>
         <w:rPr>
           <w:lang w:val="zh_TW" w:bidi="zh_TW"/>
         </w:rPr>
-        <w:t>）。因此，祂可以嚴厲警告其對地位的渴望，並公開斥責法利賽人對窮人和受壓迫者的暴力行為（</w:t>
-      </w:r>
-      <w:hyperlink r:id="rId30">
+        <w:t>知道的是，麥基洗德與其他祭司不同。他並不是因為父親是祭司而成為祭司，而是以某種聖經未完全解釋的特殊方式成為祭司。</w:t>
+      </w:r>
+    </w:p>
+    <w:p>
+      <w:pPr>
+        <w:pStyle w:val="Heading3"/>
+      </w:pPr>
+      <w:hyperlink r:id="rId14">
         <w:r>
           <w:rPr>
             <w:lang w:val="zh_TW" w:bidi="zh_TW"/>
@@ -674,212 +641,14 @@
             <w:color w:val="0000EE"/>
             <w:u w:val="single"/>
           </w:rPr>
-          <w:t>路14:11</w:t>
+          <w:t>詩篇一百一十篇4節</w:t>
         </w:r>
       </w:hyperlink>
       <w:r>
         <w:rPr>
           <w:lang w:val="zh_TW" w:bidi="zh_TW"/>
         </w:rPr>
-        <w:t>；</w:t>
-      </w:r>
-      <w:hyperlink r:id="rId31">
-        <w:r>
-          <w:rPr>
-            <w:lang w:val="zh_TW" w:bidi="zh_TW"/>
-          </w:rPr>
-          <w:rPr>
-            <w:color w:val="0000EE"/>
-            <w:u w:val="single"/>
-          </w:rPr>
-          <w:t>太23:12</w:t>
-        </w:r>
-      </w:hyperlink>
-      <w:r>
-        <w:rPr>
-          <w:lang w:val="zh_TW" w:bidi="zh_TW"/>
-        </w:rPr>
-        <w:t>）。同時，祂也謙卑地像僕人一般服事他人（</w:t>
-      </w:r>
-      <w:hyperlink r:id="rId32">
-        <w:r>
-          <w:rPr>
-            <w:lang w:val="zh_TW" w:bidi="zh_TW"/>
-          </w:rPr>
-          <w:rPr>
-            <w:color w:val="0000EE"/>
-            <w:u w:val="single"/>
-          </w:rPr>
-          <w:t>路22:27</w:t>
-        </w:r>
-      </w:hyperlink>
-      <w:r>
-        <w:rPr>
-          <w:lang w:val="zh_TW" w:bidi="zh_TW"/>
-        </w:rPr>
-        <w:t>；</w:t>
-      </w:r>
-      <w:hyperlink r:id="rId33">
-        <w:r>
-          <w:rPr>
-            <w:lang w:val="zh_TW" w:bidi="zh_TW"/>
-          </w:rPr>
-          <w:rPr>
-            <w:color w:val="0000EE"/>
-            <w:u w:val="single"/>
-          </w:rPr>
-          <w:t>可10:45</w:t>
-        </w:r>
-      </w:hyperlink>
-      <w:r>
-        <w:rPr>
-          <w:lang w:val="zh_TW" w:bidi="zh_TW"/>
-        </w:rPr>
-        <w:t>；</w:t>
-      </w:r>
-      <w:hyperlink r:id="rId34">
-        <w:r>
-          <w:rPr>
-            <w:lang w:val="zh_TW" w:bidi="zh_TW"/>
-          </w:rPr>
-          <w:rPr>
-            <w:color w:val="0000EE"/>
-            <w:u w:val="single"/>
-          </w:rPr>
-          <w:t>太20:28</w:t>
-        </w:r>
-      </w:hyperlink>
-      <w:r>
-        <w:rPr>
-          <w:lang w:val="zh_TW" w:bidi="zh_TW"/>
-        </w:rPr>
-        <w:t>）。耶穌的謙卑和祂願意順服父的旨意而接受十字架的刑罰，是不可分割的。因此，以祂自己生命的作為見證，祂對心靈貧窮的教導是真實可靠的。祂將所有榮耀歸於父，並完全依賴祂（</w:t>
-      </w:r>
-      <w:hyperlink r:id="rId35">
-        <w:r>
-          <w:rPr>
-            <w:lang w:val="zh_TW" w:bidi="zh_TW"/>
-          </w:rPr>
-          <w:rPr>
-            <w:color w:val="0000EE"/>
-            <w:u w:val="single"/>
-          </w:rPr>
-          <w:t>約5:19</w:t>
-        </w:r>
-      </w:hyperlink>
-      <w:r>
-        <w:rPr>
-          <w:lang w:val="zh_TW" w:bidi="zh_TW"/>
-        </w:rPr>
-        <w:t>，</w:t>
-      </w:r>
-      <w:hyperlink r:id="rId36">
-        <w:r>
-          <w:rPr>
-            <w:lang w:val="zh_TW" w:bidi="zh_TW"/>
-          </w:rPr>
-          <w:rPr>
-            <w:color w:val="0000EE"/>
-            <w:u w:val="single"/>
-          </w:rPr>
-          <w:t>6:38</w:t>
-        </w:r>
-      </w:hyperlink>
-      <w:r>
-        <w:rPr>
-          <w:lang w:val="zh_TW" w:bidi="zh_TW"/>
-        </w:rPr>
-        <w:t>，</w:t>
-      </w:r>
-      <w:hyperlink r:id="rId37">
-        <w:r>
-          <w:rPr>
-            <w:lang w:val="zh_TW" w:bidi="zh_TW"/>
-          </w:rPr>
-          <w:rPr>
-            <w:color w:val="0000EE"/>
-            <w:u w:val="single"/>
-          </w:rPr>
-          <w:t>7:15</w:t>
-        </w:r>
-      </w:hyperlink>
-      <w:r>
-        <w:rPr>
-          <w:lang w:val="zh_TW" w:bidi="zh_TW"/>
-        </w:rPr>
-        <w:t>，</w:t>
-      </w:r>
-      <w:hyperlink r:id="rId38">
-        <w:r>
-          <w:rPr>
-            <w:lang w:val="zh_TW" w:bidi="zh_TW"/>
-          </w:rPr>
-          <w:rPr>
-            <w:color w:val="0000EE"/>
-            <w:u w:val="single"/>
-          </w:rPr>
-          <w:t>8:28、50</w:t>
-        </w:r>
-      </w:hyperlink>
-      <w:r>
-        <w:rPr>
-          <w:lang w:val="zh_TW" w:bidi="zh_TW"/>
-        </w:rPr>
-        <w:t>，</w:t>
-      </w:r>
-      <w:hyperlink r:id="rId39">
-        <w:r>
-          <w:rPr>
-            <w:lang w:val="zh_TW" w:bidi="zh_TW"/>
-          </w:rPr>
-          <w:rPr>
-            <w:color w:val="0000EE"/>
-            <w:u w:val="single"/>
-          </w:rPr>
-          <w:t>14:10、24</w:t>
-        </w:r>
-      </w:hyperlink>
-      <w:r>
-        <w:rPr>
-          <w:lang w:val="zh_TW" w:bidi="zh_TW"/>
-        </w:rPr>
-        <w:t>）。通過洗門徒的腳，祂承擔了僕人的角色，卻沒有失去尊嚴和自我價值。祂這樣的服事成為跟隨祂的人的生命榜樣，這種生命在於優先考慮他人而非自己中找到幸福（</w:t>
-      </w:r>
-      <w:hyperlink r:id="rId40">
-        <w:r>
-          <w:rPr>
-            <w:lang w:val="zh_TW" w:bidi="zh_TW"/>
-          </w:rPr>
-          <w:rPr>
-            <w:color w:val="0000EE"/>
-            <w:u w:val="single"/>
-          </w:rPr>
-          <w:t>約13:1–20</w:t>
-        </w:r>
-      </w:hyperlink>
-      <w:r>
-        <w:rPr>
-          <w:lang w:val="zh_TW" w:bidi="zh_TW"/>
-        </w:rPr>
-        <w:t>；</w:t>
-      </w:r>
-      <w:hyperlink r:id="rId41">
-        <w:r>
-          <w:rPr>
-            <w:lang w:val="zh_TW" w:bidi="zh_TW"/>
-          </w:rPr>
-          <w:rPr>
-            <w:color w:val="0000EE"/>
-            <w:u w:val="single"/>
-          </w:rPr>
-          <w:t>腓2:1–4</w:t>
-        </w:r>
-      </w:hyperlink>
-      <w:r>
-        <w:rPr>
-          <w:lang w:val="zh_TW" w:bidi="zh_TW"/>
-        </w:rPr>
-        <w:t>）。</w:t>
+        <w:t>中的麥基洗德</w:t>
       </w:r>
     </w:p>
     <w:p>
@@ -893,9 +662,9 @@
         <w:rPr>
           <w:lang w:val="zh_TW" w:bidi="zh_TW"/>
         </w:rPr>
-        <w:t>因此，耶穌的門徒也被蒙召過一個謙卑的生命。基督徒背棄地位、安全和成功，尋求在服事他人中來獲得自己的生命。謙卑是全方位生命原則，藉由愛來為他人求益處，從而成就律法（參</w:t>
-      </w:r>
-      <w:hyperlink r:id="rId42">
+        <w:t>在這篇詩篇中，大衛王寫到一位比他自己更偉大的人，稱這個人為「主」（</w:t>
+      </w:r>
+      <w:hyperlink r:id="rId28">
         <w:r>
           <w:rPr>
             <w:lang w:val="zh_TW" w:bidi="zh_TW"/>
@@ -904,16 +673,16 @@
             <w:color w:val="0000EE"/>
             <w:u w:val="single"/>
           </w:rPr>
-          <w:t>羅 12:10</w:t>
+          <w:t>詩11:1</w:t>
         </w:r>
       </w:hyperlink>
       <w:r>
         <w:rPr>
           <w:lang w:val="zh_TW" w:bidi="zh_TW"/>
         </w:rPr>
-        <w:t>，</w:t>
-      </w:r>
-      <w:hyperlink r:id="rId43">
+        <w:t>；參</w:t>
+      </w:r>
+      <w:hyperlink r:id="rId29">
         <w:r>
           <w:rPr>
             <w:lang w:val="zh_TW" w:bidi="zh_TW"/>
@@ -922,24 +691,14 @@
             <w:color w:val="0000EE"/>
             <w:u w:val="single"/>
           </w:rPr>
-          <w:t>13:8–10</w:t>
+          <w:t>可12:35–37</w:t>
         </w:r>
       </w:hyperlink>
       <w:r>
         <w:rPr>
           <w:lang w:val="zh_TW" w:bidi="zh_TW"/>
         </w:rPr>
-        <w:t>）。</w:t>
-      </w:r>
-      <w:r>
-        <w:rPr>
-          <w:lang w:val="zh_TW" w:bidi="zh_TW"/>
-        </w:rPr>
-      </w:r>
-      <w:r>
-        <w:rPr>
-          <w:lang w:val="zh_TW" w:bidi="zh_TW"/>
-        </w:rPr>
+        <w:t>）。大衛不是在寫自己或他那個時代的其他王。他是在寫未來那將臨、主所應許的彌賽亞。這位彌賽亞將是神的兒子，也是大衛的後裔。</w:t>
       </w:r>
     </w:p>
     <w:p>
@@ -949,21 +708,70 @@
           <w:lang w:val="zh_TW" w:bidi="zh_TW"/>
         </w:rPr>
       </w:r>
+      <w:r>
+        <w:rPr>
+          <w:lang w:val="zh_TW" w:bidi="zh_TW"/>
+        </w:rPr>
+        <w:t>在</w:t>
+      </w:r>
+      <w:hyperlink r:id="rId14">
+        <w:r>
+          <w:rPr>
+            <w:lang w:val="zh_TW" w:bidi="zh_TW"/>
+          </w:rPr>
+          <w:rPr>
+            <w:color w:val="0000EE"/>
+            <w:u w:val="single"/>
+          </w:rPr>
+          <w:t>詩篇一百一十篇4節</w:t>
+        </w:r>
+      </w:hyperlink>
+      <w:r>
+        <w:rPr>
+          <w:lang w:val="zh_TW" w:bidi="zh_TW"/>
+        </w:rPr>
+        <w:t>中，大衛對彌賽亞說：「你是照著麥基洗德的等次永遠為祭司。」這個應許的完整意義在希伯來書中有進一步解釋。</w:t>
+      </w:r>
     </w:p>
     <w:p>
       <w:pPr>
-        <w:pStyle w:val="Heading2"/>
-      </w:pPr>
-      <w:r>
-        <w:rPr>
-          <w:lang w:val="zh_TW" w:bidi="zh_TW"/>
-        </w:rPr>
-        <w:t>錢囊</w:t>
-      </w:r>
-      <w:r>
-        <w:rPr>
-          <w:lang w:val="zh_TW" w:bidi="zh_TW"/>
-        </w:rPr>
+        <w:pStyle w:val="Heading3"/>
+      </w:pPr>
+      <w:hyperlink r:id="rId30">
+        <w:r>
+          <w:rPr>
+            <w:lang w:val="zh_TW" w:bidi="zh_TW"/>
+          </w:rPr>
+          <w:rPr>
+            <w:color w:val="0000EE"/>
+            <w:u w:val="single"/>
+          </w:rPr>
+          <w:t>希伯來書五章6至11節</w:t>
+        </w:r>
+      </w:hyperlink>
+      <w:r>
+        <w:rPr>
+          <w:lang w:val="zh_TW" w:bidi="zh_TW"/>
+        </w:rPr>
+        <w:t>，</w:t>
+      </w:r>
+      <w:hyperlink r:id="rId31">
+        <w:r>
+          <w:rPr>
+            <w:lang w:val="zh_TW" w:bidi="zh_TW"/>
+          </w:rPr>
+          <w:rPr>
+            <w:color w:val="0000EE"/>
+            <w:u w:val="single"/>
+          </w:rPr>
+          <w:t>六章20至七章28節</w:t>
+        </w:r>
+      </w:hyperlink>
+      <w:r>
+        <w:rPr>
+          <w:lang w:val="zh_TW" w:bidi="zh_TW"/>
+        </w:rPr>
+        <w:t>中的麥基洗德</w:t>
       </w:r>
     </w:p>
     <w:p>
@@ -977,9 +785,31 @@
         <w:rPr>
           <w:lang w:val="zh_TW" w:bidi="zh_TW"/>
         </w:rPr>
-        <w:t>人們用來攜帶錢和其它物件的小袋。有三個希伯來詞和三個希臘詞都指這樣的錢囊或袋子。第一個詞指的是用來裝錢或與天平一起使用的石頭砝碼的錢囊或袋子（</w:t>
-      </w:r>
-      <w:hyperlink r:id="rId44">
+        <w:t>希伯來書解釋，為什麼耶穌作為祭司的角色，比來自亞倫家族的祭司更偉大。它將耶穌與麥基洗德進行比較，以下是他們相似的三個方面：</w:t>
+      </w:r>
+    </w:p>
+    <w:p>
+      <w:pPr>
+        <w:pStyle w:val="ListNumber"/>
+        <w:numPr>
+          <w:ilvl w:val="0"/>
+          <w:numId w:val="14"/>
+        </w:numPr>
+        <w:spacing w:line="240" w:lineRule="auto"/>
+        <w:ind w:left="720"/>
+      </w:pPr>
+      <w:r>
+        <w:rPr>
+          <w:lang w:val="zh_TW" w:bidi="zh_TW"/>
+        </w:rPr>
+      </w:r>
+      <w:r>
+        <w:rPr>
+          <w:lang w:val="zh_TW" w:bidi="zh_TW"/>
+        </w:rPr>
+        <w:t>耶穌和麥基洗德都是「公義之王」和「平安之王」（</w:t>
+      </w:r>
+      <w:hyperlink r:id="rId32">
         <w:r>
           <w:rPr>
             <w:lang w:val="zh_TW" w:bidi="zh_TW"/>
@@ -988,16 +818,34 @@
             <w:color w:val="0000EE"/>
             <w:u w:val="single"/>
           </w:rPr>
-          <w:t>申命記25:13</w:t>
+          <w:t>來7:1–2</w:t>
         </w:r>
       </w:hyperlink>
       <w:r>
         <w:rPr>
           <w:lang w:val="zh_TW" w:bidi="zh_TW"/>
         </w:rPr>
-        <w:t>；</w:t>
-      </w:r>
-      <w:hyperlink r:id="rId45">
+        <w:t>）。</w:t>
+      </w:r>
+    </w:p>
+    <w:p>
+      <w:pPr>
+        <w:pStyle w:val="ListNumber"/>
+        <w:spacing w:line="240" w:lineRule="auto"/>
+        <w:ind w:left="720"/>
+      </w:pPr>
+      <w:r>
+        <w:rPr>
+          <w:lang w:val="zh_TW" w:bidi="zh_TW"/>
+        </w:rPr>
+      </w:r>
+      <w:r>
+        <w:rPr>
+          <w:lang w:val="zh_TW" w:bidi="zh_TW"/>
+        </w:rPr>
+        <w:t>兩人以特別的方式成為祭司，並不是因為他們出生在祭司家族中（</w:t>
+      </w:r>
+      <w:hyperlink r:id="rId27">
         <w:r>
           <w:rPr>
             <w:lang w:val="zh_TW" w:bidi="zh_TW"/>
@@ -1006,16 +854,34 @@
             <w:color w:val="0000EE"/>
             <w:u w:val="single"/>
           </w:rPr>
-          <w:t>箴言1:14</w:t>
+          <w:t>來7:3</w:t>
         </w:r>
       </w:hyperlink>
       <w:r>
         <w:rPr>
           <w:lang w:val="zh_TW" w:bidi="zh_TW"/>
         </w:rPr>
-        <w:t>；</w:t>
-      </w:r>
-      <w:hyperlink r:id="rId46">
+        <w:t>）。</w:t>
+      </w:r>
+    </w:p>
+    <w:p>
+      <w:pPr>
+        <w:pStyle w:val="ListNumber"/>
+        <w:spacing w:line="240" w:lineRule="auto"/>
+        <w:ind w:left="720"/>
+      </w:pPr>
+      <w:r>
+        <w:rPr>
+          <w:lang w:val="zh_TW" w:bidi="zh_TW"/>
+        </w:rPr>
+      </w:r>
+      <w:r>
+        <w:rPr>
+          <w:lang w:val="zh_TW" w:bidi="zh_TW"/>
+        </w:rPr>
+        <w:t>兩人均作祭司直到永遠（</w:t>
+      </w:r>
+      <w:hyperlink r:id="rId27">
         <w:r>
           <w:rPr>
             <w:lang w:val="zh_TW" w:bidi="zh_TW"/>
@@ -1024,32 +890,14 @@
             <w:color w:val="0000EE"/>
             <w:u w:val="single"/>
           </w:rPr>
-          <w:t>以賽亞書46:6</w:t>
+          <w:t>來7:3</w:t>
         </w:r>
       </w:hyperlink>
       <w:r>
         <w:rPr>
           <w:lang w:val="zh_TW" w:bidi="zh_TW"/>
         </w:rPr>
-        <w:t>；</w:t>
-      </w:r>
-      <w:hyperlink r:id="rId47">
-        <w:r>
-          <w:rPr>
-            <w:lang w:val="zh_TW" w:bidi="zh_TW"/>
-          </w:rPr>
-          <w:rPr>
-            <w:color w:val="0000EE"/>
-            <w:u w:val="single"/>
-          </w:rPr>
-          <w:t>彌迦書6:11</w:t>
-        </w:r>
-      </w:hyperlink>
-      <w:r>
-        <w:rPr>
-          <w:lang w:val="zh_TW" w:bidi="zh_TW"/>
-        </w:rPr>
-        <w:t>）。錢囊可以由皮革或結實的棉布製成。</w:t>
+        <w:t>）。</w:t>
       </w:r>
     </w:p>
     <w:p>
@@ -1063,9 +911,9 @@
         <w:rPr>
           <w:lang w:val="zh_TW" w:bidi="zh_TW"/>
         </w:rPr>
-        <w:t>另一個希伯來詞指的是與</w:t>
-      </w:r>
-      <w:hyperlink r:id="rId48">
+        <w:t>麥基洗德比亞伯拉罕（利未的父親）更偉大，因為麥基洗德給予亞伯拉罕禮物並祝福他，並從他那裡接受了什一奉獻（</w:t>
+      </w:r>
+      <w:hyperlink r:id="rId33">
         <w:r>
           <w:rPr>
             <w:lang w:val="zh_TW" w:bidi="zh_TW"/>
@@ -1074,16 +922,16 @@
             <w:color w:val="0000EE"/>
             <w:u w:val="single"/>
           </w:rPr>
-          <w:t>列王紀下五章23節</w:t>
+          <w:t>來7:4–10</w:t>
         </w:r>
       </w:hyperlink>
       <w:r>
         <w:rPr>
           <w:lang w:val="zh_TW" w:bidi="zh_TW"/>
         </w:rPr>
-        <w:t>中類似的袋子。這個詞也出現在</w:t>
-      </w:r>
-      <w:hyperlink r:id="rId49">
+        <w:t>）。大衛王寫道，將會有一種像麥基洗德的新祭司出現，這表明祭司（來自利未的家族）無法滿足神的子民所需的一切（</w:t>
+      </w:r>
+      <w:hyperlink r:id="rId34">
         <w:r>
           <w:rPr>
             <w:lang w:val="zh_TW" w:bidi="zh_TW"/>
@@ -1092,16 +940,16 @@
             <w:color w:val="0000EE"/>
             <w:u w:val="single"/>
           </w:rPr>
-          <w:t>以賽亞書三章22節</w:t>
+          <w:t>來7:11–19</w:t>
         </w:r>
       </w:hyperlink>
       <w:r>
         <w:rPr>
           <w:lang w:val="zh_TW" w:bidi="zh_TW"/>
         </w:rPr>
-        <w:t>的女性飾品清單中，可能比上面描述的第一個袋子更具裝飾性。第三個希伯來詞出現在</w:t>
-      </w:r>
-      <w:hyperlink r:id="rId50">
+        <w:t>）。神特別應許耶穌將會成為這種祭司，這是神未曾對利未祭司做過的（</w:t>
+      </w:r>
+      <w:hyperlink r:id="rId35">
         <w:r>
           <w:rPr>
             <w:lang w:val="zh_TW" w:bidi="zh_TW"/>
@@ -1110,14 +958,32 @@
             <w:color w:val="0000EE"/>
             <w:u w:val="single"/>
           </w:rPr>
-          <w:t>創世記四十二章35節</w:t>
+          <w:t>來7:20–22</w:t>
         </w:r>
       </w:hyperlink>
       <w:r>
         <w:rPr>
           <w:lang w:val="zh_TW" w:bidi="zh_TW"/>
         </w:rPr>
-        <w:t>，指的是一個開口的小袋子。這是約瑟兄弟們放錢的小袋或銀包，後被放入他們的糧袋。</w:t>
+        <w:t>）。與那些去世並需要被替換的利未祭司截然不同，這種新的祭司職份將永遠持續下去（</w:t>
+      </w:r>
+      <w:hyperlink r:id="rId36">
+        <w:r>
+          <w:rPr>
+            <w:lang w:val="zh_TW" w:bidi="zh_TW"/>
+          </w:rPr>
+          <w:rPr>
+            <w:color w:val="0000EE"/>
+            <w:u w:val="single"/>
+          </w:rPr>
+          <w:t>來7:23–25</w:t>
+        </w:r>
+      </w:hyperlink>
+      <w:r>
+        <w:rPr>
+          <w:lang w:val="zh_TW" w:bidi="zh_TW"/>
+        </w:rPr>
+        <w:t>）。</w:t>
       </w:r>
     </w:p>
     <w:p>
@@ -1131,9 +997,33 @@
         <w:rPr>
           <w:lang w:val="zh_TW" w:bidi="zh_TW"/>
         </w:rPr>
-        <w:t>用來翻譯希伯來詞的希臘詞意指錢袋或錢囊。當耶穌差遣門徒兩兩出去時，告訴他們不要帶的東西中，就包括錢囊（</w:t>
-      </w:r>
-      <w:hyperlink r:id="rId51">
+        <w:t>一些聖經學者提出，麥基洗德可能是耶穌在成為人之前，於舊約聖經中出現（這被稱為「基督顯現」</w:t>
+      </w:r>
+      <w:r>
+        <w:rPr>
+          <w:lang w:val="zh_TW" w:bidi="zh_TW"/>
+        </w:rPr>
+        <w:t>〔</w:t>
+      </w:r>
+      <w:r>
+        <w:rPr>
+          <w:lang w:val="zh_TW" w:bidi="zh_TW"/>
+        </w:rPr>
+        <w:t>Christophany</w:t>
+      </w:r>
+      <w:r>
+        <w:rPr>
+          <w:lang w:val="zh_TW" w:bidi="zh_TW"/>
+        </w:rPr>
+        <w:t>〕</w:t>
+      </w:r>
+      <w:r>
+        <w:rPr>
+          <w:lang w:val="zh_TW" w:bidi="zh_TW"/>
+        </w:rPr>
+        <w:t>）。他們這樣認為，是因為</w:t>
+      </w:r>
+      <w:hyperlink r:id="rId27">
         <w:r>
           <w:rPr>
             <w:lang w:val="zh_TW" w:bidi="zh_TW"/>
@@ -1142,50 +1032,14 @@
             <w:color w:val="0000EE"/>
             <w:u w:val="single"/>
           </w:rPr>
-          <w:t>路加福音10:4</w:t>
+          <w:t>希伯來書七章3節</w:t>
         </w:r>
       </w:hyperlink>
       <w:r>
         <w:rPr>
           <w:lang w:val="zh_TW" w:bidi="zh_TW"/>
         </w:rPr>
-        <w:t>，</w:t>
-      </w:r>
-      <w:hyperlink r:id="rId52">
-        <w:r>
-          <w:rPr>
-            <w:lang w:val="zh_TW" w:bidi="zh_TW"/>
-          </w:rPr>
-          <w:rPr>
-            <w:color w:val="0000EE"/>
-            <w:u w:val="single"/>
-          </w:rPr>
-          <w:t>22:35–36</w:t>
-        </w:r>
-      </w:hyperlink>
-      <w:r>
-        <w:rPr>
-          <w:lang w:val="zh_TW" w:bidi="zh_TW"/>
-        </w:rPr>
-        <w:t>）。在</w:t>
-      </w:r>
-      <w:hyperlink r:id="rId53">
-        <w:r>
-          <w:rPr>
-            <w:lang w:val="zh_TW" w:bidi="zh_TW"/>
-          </w:rPr>
-          <w:rPr>
-            <w:color w:val="0000EE"/>
-            <w:u w:val="single"/>
-          </w:rPr>
-          <w:t>路加福音十二章33節</w:t>
-        </w:r>
-      </w:hyperlink>
-      <w:r>
-        <w:rPr>
-          <w:lang w:val="zh_TW" w:bidi="zh_TW"/>
-        </w:rPr>
-        <w:t>中，表示錢囊的這個相同的詞被比喻為在天上不會壞、不會被偷或被毀的財寶。</w:t>
+        <w:t>提到麥基洗德沒有父母、祖先、出生或死亡的記錄。</w:t>
       </w:r>
     </w:p>
     <w:p>
@@ -1199,43 +1053,7 @@
         <w:rPr>
           <w:lang w:val="zh_TW" w:bidi="zh_TW"/>
         </w:rPr>
-        <w:t>另一個希臘詞表示通常用來攜帶錢財的地方是腰帶或皮帶。腰帶是古代東方男女服裝的重要部分。用皮革製成的腰帶會作成中空或帶有槽口，以便攜帶錢幣。用布製成的腰帶被折疊，使錢可以放在折縫中，這些折縫就像口袋一樣（</w:t>
-      </w:r>
-      <w:hyperlink r:id="rId54">
-        <w:r>
-          <w:rPr>
-            <w:lang w:val="zh_TW" w:bidi="zh_TW"/>
-          </w:rPr>
-          <w:rPr>
-            <w:color w:val="0000EE"/>
-            <w:u w:val="single"/>
-          </w:rPr>
-          <w:t>馬太福音10:9</w:t>
-        </w:r>
-      </w:hyperlink>
-      <w:r>
-        <w:rPr>
-          <w:lang w:val="zh_TW" w:bidi="zh_TW"/>
-        </w:rPr>
-        <w:t>；</w:t>
-      </w:r>
-      <w:hyperlink r:id="rId55">
-        <w:r>
-          <w:rPr>
-            <w:lang w:val="zh_TW" w:bidi="zh_TW"/>
-          </w:rPr>
-          <w:rPr>
-            <w:color w:val="0000EE"/>
-            <w:u w:val="single"/>
-          </w:rPr>
-          <w:t>馬可福音6:8</w:t>
-        </w:r>
-      </w:hyperlink>
-      <w:r>
-        <w:rPr>
-          <w:lang w:val="zh_TW" w:bidi="zh_TW"/>
-        </w:rPr>
-        <w:t>）。</w:t>
+        <w:t>然而，我們宜理解這節經文為麥基洗德以一種特殊的方式成為祭司。神直接揀選了他，不像利未人因為出生在特定的家庭而成為祭司。麥基洗德就像是耶穌後來作為祭司的一個預表或例子。</w:t>
       </w:r>
     </w:p>
     <w:p>
@@ -1249,9 +1067,21 @@
         <w:rPr>
           <w:lang w:val="zh_TW" w:bidi="zh_TW"/>
         </w:rPr>
-        <w:t>希臘文中，猶大為門徒保管的「錢囊」一詞，指的是用來裝吹奏樂器吹口的盒子或容器。到了新約聖經時期，這個詞已經演變成為錢箱或可能是錢袋的希臘詞（</w:t>
-      </w:r>
-      <w:hyperlink r:id="rId56">
+        <w:t>希伯來書說麥基洗德是「</w:t>
+      </w:r>
+      <w:r>
+        <w:rPr>
+          <w:lang w:val="zh_TW" w:bidi="zh_TW"/>
+        </w:rPr>
+        <w:t>與神的兒子相似</w:t>
+      </w:r>
+      <w:r>
+        <w:rPr>
+          <w:lang w:val="zh_TW" w:bidi="zh_TW"/>
+        </w:rPr>
+        <w:t>」（</w:t>
+      </w:r>
+      <w:hyperlink r:id="rId27">
         <w:r>
           <w:rPr>
             <w:lang w:val="zh_TW" w:bidi="zh_TW"/>
@@ -1260,32 +1090,59 @@
             <w:color w:val="0000EE"/>
             <w:u w:val="single"/>
           </w:rPr>
-          <w:t>約翰福音12:6</w:t>
+          <w:t>來7:3</w:t>
         </w:r>
       </w:hyperlink>
       <w:r>
         <w:rPr>
           <w:lang w:val="zh_TW" w:bidi="zh_TW"/>
         </w:rPr>
-        <w:t>；</w:t>
-      </w:r>
-      <w:hyperlink r:id="rId57">
-        <w:r>
-          <w:rPr>
-            <w:lang w:val="zh_TW" w:bidi="zh_TW"/>
-          </w:rPr>
-          <w:rPr>
-            <w:color w:val="0000EE"/>
-            <w:u w:val="single"/>
-          </w:rPr>
-          <w:t>13:29</w:t>
-        </w:r>
-      </w:hyperlink>
-      <w:r>
-        <w:rPr>
-          <w:lang w:val="zh_TW" w:bidi="zh_TW"/>
-        </w:rPr>
-        <w:t>）。</w:t>
+        <w:t>）。這表明麥基洗德與耶穌相似，但實際上並不是耶穌本人。</w:t>
+      </w:r>
+    </w:p>
+    <w:p>
+      <w:pPr/>
+      <w:r>
+        <w:rPr>
+          <w:lang w:val="zh_TW" w:bidi="zh_TW"/>
+        </w:rPr>
+      </w:r>
+      <w:r>
+        <w:rPr>
+          <w:i/>
+          <w:lang w:val="zh_TW" w:bidi="zh_TW"/>
+        </w:rPr>
+        <w:t>另見</w:t>
+      </w:r>
+      <w:r>
+        <w:rPr>
+          <w:lang w:val="zh_TW" w:bidi="zh_TW"/>
+        </w:rPr>
+        <w:t xml:space="preserve"> </w:t>
+      </w:r>
+      <w:r>
+        <w:rPr>
+          <w:lang w:val="zh_TW" w:bidi="zh_TW"/>
+        </w:rPr>
+        <w:t>希伯來書</w:t>
+      </w:r>
+      <w:r>
+        <w:rPr>
+          <w:lang w:val="zh_TW" w:bidi="zh_TW"/>
+        </w:rPr>
+        <w:t>，</w:t>
+      </w:r>
+      <w:r>
+        <w:rPr>
+          <w:lang w:val="zh_TW" w:bidi="zh_TW"/>
+        </w:rPr>
+        <w:t>祭司和利未人</w:t>
+      </w:r>
+      <w:r>
+        <w:rPr>
+          <w:lang w:val="zh_TW" w:bidi="zh_TW"/>
+        </w:rPr>
+        <w:t>。</w:t>
       </w:r>
       <w:r>
         <w:rPr>
@@ -3187,6 +3044,12 @@
   </w:num>
   <w:num w:numId="13" w16cid:durableId="592781308">
     <w:abstractNumId w:val="11"/>
+  </w:num>
+  <w:num w:numId="14">
+    <w:abstractNumId w:val="3"/>
+    <w:lvlOverride w:ilvl="0">
+      <w:startOverride w:val="1"/>
+    </w:lvlOverride>
   </w:num>
   <w:numIdMacAtCleanup w:val="10"/>
 </w:numbering>

--- a/zht/docx/089.content.docx
+++ b/zht/docx/089.content.docx
@@ -19,7 +19,7 @@
         <w:rPr>
           <w:lang w:val="zh_TW" w:bidi="zh_TW"/>
         </w:rPr>
-        <w:t>Resource: 聖經詞典 (Tyndale)</w:t>
+        <w:t>Resource: Tyndale Open Bible Dictionary</w:t>
       </w:r>
       <w:r>
         <w:rPr>
@@ -112,7 +112,7 @@
         <w:rPr>
           <w:lang w:val="zh_TW" w:bidi="zh_TW"/>
         </w:rPr>
-        <w:t>聖經詞典 (Tyndale)</w:t>
+        <w:t>Tyndale Open Bible Dictionary</w:t>
       </w:r>
     </w:p>
     <w:p>
@@ -149,7 +149,7 @@
         <w:rPr>
           <w:lang w:val="zh_TW" w:bidi="zh_TW"/>
         </w:rPr>
-        <w:t>mai</w:t>
+        <w:t>long</w:t>
       </w:r>
       <w:r>
         <w:rPr>
@@ -212,7 +212,7 @@
         <w:rPr>
           <w:lang w:val="zh_TW" w:bidi="zh_TW"/>
         </w:rPr>
-        <w:t>麥基洗德</w:t>
+        <w:t>聾（形容詞），聾（名詞）</w:t>
       </w:r>
       <w:r>
         <w:rPr>
@@ -231,7 +231,7 @@
         <w:rPr>
           <w:lang w:val="zh_TW" w:bidi="zh_TW"/>
         </w:rPr>
-        <w:t>一位神秘的聖經人物，其名字意為「公義之王」。麥基洗德既是祭司又是王，他首次在</w:t>
+        <w:t>無法聽見；在聖經中，此術語既指字面上身體的聽力缺陷，也指比喻上的屬靈問題。屬靈的「聾」是指那些拒絕聽取神的信息，或因缺乏屬靈生命而無法領受的人（</w:t>
       </w:r>
       <w:hyperlink r:id="rId13">
         <w:r>
@@ -242,15 +242,27 @@
             <w:color w:val="0000EE"/>
             <w:u w:val="single"/>
           </w:rPr>
-          <w:t>創世記十四章18至20節</w:t>
+          <w:t>以賽亞書 42:18</w:t>
         </w:r>
       </w:hyperlink>
       <w:r>
         <w:rPr>
           <w:lang w:val="zh_TW" w:bidi="zh_TW"/>
         </w:rPr>
-        <w:t>出現，也在</w:t>
+        <w:t>）。先知以賽亞嚴正地指出了這兩類聾子的情況（比喻上的聾見於</w:t>
       </w:r>
+      <w:hyperlink r:id="rId13">
+        <w:r>
+          <w:rPr>
+            <w:lang w:val="zh_TW" w:bidi="zh_TW"/>
+          </w:rPr>
+          <w:rPr>
+            <w:color w:val="0000EE"/>
+            <w:u w:val="single"/>
+          </w:rPr>
+          <w:t>賽42:18，</w:t>
+        </w:r>
+      </w:hyperlink>
       <w:hyperlink r:id="rId14">
         <w:r>
           <w:rPr>
@@ -260,14 +272,14 @@
             <w:color w:val="0000EE"/>
             <w:u w:val="single"/>
           </w:rPr>
-          <w:t>詩篇一百一十篇4節</w:t>
+          <w:t>43:8</w:t>
         </w:r>
       </w:hyperlink>
       <w:r>
         <w:rPr>
           <w:lang w:val="zh_TW" w:bidi="zh_TW"/>
         </w:rPr>
-        <w:t>和</w:t>
+        <w:t>；字面的聾見於</w:t>
       </w:r>
       <w:hyperlink r:id="rId15">
         <w:r>
@@ -278,15 +290,9 @@
             <w:color w:val="0000EE"/>
             <w:u w:val="single"/>
           </w:rPr>
-          <w:t>希伯來書五章10節</w:t>
+          <w:t>賽29:18，</w:t>
         </w:r>
       </w:hyperlink>
-      <w:r>
-        <w:rPr>
-          <w:lang w:val="zh_TW" w:bidi="zh_TW"/>
-        </w:rPr>
-        <w:t>，</w:t>
-      </w:r>
       <w:hyperlink r:id="rId16">
         <w:r>
           <w:rPr>
@@ -296,14 +302,14 @@
             <w:color w:val="0000EE"/>
             <w:u w:val="single"/>
           </w:rPr>
-          <w:t>六章20節</w:t>
+          <w:t>35:5</w:t>
         </w:r>
       </w:hyperlink>
       <w:r>
         <w:rPr>
           <w:lang w:val="zh_TW" w:bidi="zh_TW"/>
         </w:rPr>
-        <w:t>，</w:t>
+        <w:t>）。在舊約中，雖然聾的狀況被認為是神審判的結果（</w:t>
       </w:r>
       <w:hyperlink r:id="rId17">
         <w:r>
@@ -314,51 +320,14 @@
             <w:color w:val="0000EE"/>
             <w:u w:val="single"/>
           </w:rPr>
-          <w:t>七章1至17節</w:t>
+          <w:t>彌7:16</w:t>
         </w:r>
       </w:hyperlink>
       <w:r>
         <w:rPr>
           <w:lang w:val="zh_TW" w:bidi="zh_TW"/>
         </w:rPr>
-        <w:t>中被提及。</w:t>
-      </w:r>
-    </w:p>
-    <w:p>
-      <w:pPr>
-        <w:pStyle w:val="Heading3"/>
-      </w:pPr>
-      <w:hyperlink r:id="rId13">
-        <w:r>
-          <w:rPr>
-            <w:lang w:val="zh_TW" w:bidi="zh_TW"/>
-          </w:rPr>
-          <w:rPr>
-            <w:color w:val="0000EE"/>
-            <w:u w:val="single"/>
-          </w:rPr>
-          <w:t>創世記十四章18至20節</w:t>
-        </w:r>
-      </w:hyperlink>
-      <w:r>
-        <w:rPr>
-          <w:lang w:val="zh_TW" w:bidi="zh_TW"/>
-        </w:rPr>
-        <w:t>中的麥基洗德</w:t>
-      </w:r>
-    </w:p>
-    <w:p>
-      <w:pPr/>
-      <w:r>
-        <w:rPr>
-          <w:lang w:val="zh_TW" w:bidi="zh_TW"/>
-        </w:rPr>
-      </w:r>
-      <w:r>
-        <w:rPr>
-          <w:lang w:val="zh_TW" w:bidi="zh_TW"/>
-        </w:rPr>
-        <w:t>基大老瑪王和其他三位來自美索不達米亞的國王，攻擊死海附近的五個城市。在這場戰役中，他們俘虜了亞伯拉罕的侄子羅得，連同他的家人和他們所有的財物（</w:t>
+        <w:t>），但咒罵聾子被認為是錯誤的行為（</w:t>
       </w:r>
       <w:hyperlink r:id="rId18">
         <w:r>
@@ -369,14 +338,14 @@
             <w:color w:val="0000EE"/>
             <w:u w:val="single"/>
           </w:rPr>
-          <w:t>創14:1–12</w:t>
+          <w:t>利19:14</w:t>
         </w:r>
       </w:hyperlink>
       <w:r>
         <w:rPr>
           <w:lang w:val="zh_TW" w:bidi="zh_TW"/>
         </w:rPr>
-        <w:t>）。亞伯拉罕召集了跟從他的人去追擊這些王，便擊敗了他們，救出了羅得和他的家人，並帶回了所有被奪走的財物（</w:t>
+        <w:t>）。在新約中，聾子是耶穌所醫治的人之一（</w:t>
       </w:r>
       <w:hyperlink r:id="rId19">
         <w:r>
@@ -387,28 +356,14 @@
             <w:color w:val="0000EE"/>
             <w:u w:val="single"/>
           </w:rPr>
-          <w:t>創14:13–16</w:t>
+          <w:t>太11:5</w:t>
         </w:r>
       </w:hyperlink>
       <w:r>
         <w:rPr>
           <w:lang w:val="zh_TW" w:bidi="zh_TW"/>
         </w:rPr>
-        <w:t>）。</w:t>
-      </w:r>
-    </w:p>
-    <w:p>
-      <w:pPr/>
-      <w:r>
-        <w:rPr>
-          <w:lang w:val="zh_TW" w:bidi="zh_TW"/>
-        </w:rPr>
-      </w:r>
-      <w:r>
-        <w:rPr>
-          <w:lang w:val="zh_TW" w:bidi="zh_TW"/>
-        </w:rPr>
-        <w:t>當亞伯拉罕從戰鬥中凱旋而歸時，來自死海地區的國王們前來感謝他。麥基洗德這位撒冷王（這是耶路撒冷早期的名字），也來見亞伯拉罕（參</w:t>
+        <w:t>；</w:t>
       </w:r>
       <w:hyperlink r:id="rId20">
         <w:r>
@@ -419,14 +374,14 @@
             <w:color w:val="0000EE"/>
             <w:u w:val="single"/>
           </w:rPr>
-          <w:t>詩76:2</w:t>
+          <w:t>可7:32–37</w:t>
         </w:r>
       </w:hyperlink>
       <w:r>
         <w:rPr>
           <w:lang w:val="zh_TW" w:bidi="zh_TW"/>
         </w:rPr>
-        <w:t>）。麥基洗德帶來了餅和酒祝福亞伯拉罕，因為他是至高神的祭司（</w:t>
+        <w:t>；</w:t>
       </w:r>
       <w:hyperlink r:id="rId21">
         <w:r>
@@ -437,41 +392,14 @@
             <w:color w:val="0000EE"/>
             <w:u w:val="single"/>
           </w:rPr>
-          <w:t>創14:18</w:t>
+          <w:t>路7:22</w:t>
         </w:r>
       </w:hyperlink>
       <w:r>
         <w:rPr>
           <w:lang w:val="zh_TW" w:bidi="zh_TW"/>
         </w:rPr>
-        <w:t>）。</w:t>
-      </w:r>
-    </w:p>
-    <w:p>
-      <w:pPr/>
-      <w:r>
-        <w:rPr>
-          <w:lang w:val="zh_TW" w:bidi="zh_TW"/>
-        </w:rPr>
-      </w:r>
-      <w:r>
-        <w:rPr>
-          <w:lang w:val="zh_TW" w:bidi="zh_TW"/>
-        </w:rPr>
-        <w:t>這個名字「至高神」（希伯來文為：</w:t>
-      </w:r>
-      <w:r>
-        <w:rPr>
-          <w:i/>
-          <w:lang w:val="zh_TW" w:bidi="zh_TW"/>
-        </w:rPr>
-        <w:t>’El ‘Elyon</w:t>
-      </w:r>
-      <w:r>
-        <w:rPr>
-          <w:lang w:val="zh_TW" w:bidi="zh_TW"/>
-        </w:rPr>
-        <w:t>）意指創天造地唯一的真神。這與迦南人所崇拜的假神不同（比較</w:t>
+        <w:t>）。耶穌所醫治的一名癲癇男孩受到「聾啞的鬼」所折磨（</w:t>
       </w:r>
       <w:hyperlink r:id="rId22">
         <w:r>
@@ -482,622 +410,14 @@
             <w:color w:val="0000EE"/>
             <w:u w:val="single"/>
           </w:rPr>
-          <w:t>創14:22</w:t>
+          <w:t>可9:25</w:t>
         </w:r>
       </w:hyperlink>
       <w:r>
         <w:rPr>
           <w:lang w:val="zh_TW" w:bidi="zh_TW"/>
         </w:rPr>
-        <w:t>；</w:t>
-      </w:r>
-      <w:hyperlink r:id="rId23">
-        <w:r>
-          <w:rPr>
-            <w:lang w:val="zh_TW" w:bidi="zh_TW"/>
-          </w:rPr>
-          <w:rPr>
-            <w:color w:val="0000EE"/>
-            <w:u w:val="single"/>
-          </w:rPr>
-          <w:t>詩7:17</w:t>
-        </w:r>
-      </w:hyperlink>
-      <w:r>
-        <w:rPr>
-          <w:lang w:val="zh_TW" w:bidi="zh_TW"/>
-        </w:rPr>
-        <w:t>，</w:t>
-      </w:r>
-      <w:hyperlink r:id="rId24">
-        <w:r>
-          <w:rPr>
-            <w:lang w:val="zh_TW" w:bidi="zh_TW"/>
-          </w:rPr>
-          <w:rPr>
-            <w:color w:val="0000EE"/>
-            <w:u w:val="single"/>
-          </w:rPr>
-          <w:t>47:2</w:t>
-        </w:r>
-      </w:hyperlink>
-      <w:r>
-        <w:rPr>
-          <w:lang w:val="zh_TW" w:bidi="zh_TW"/>
-        </w:rPr>
-        <w:t>，</w:t>
-      </w:r>
-      <w:hyperlink r:id="rId25">
-        <w:r>
-          <w:rPr>
-            <w:lang w:val="zh_TW" w:bidi="zh_TW"/>
-          </w:rPr>
-          <w:rPr>
-            <w:color w:val="0000EE"/>
-            <w:u w:val="single"/>
-          </w:rPr>
-          <w:t>57:2</w:t>
-        </w:r>
-      </w:hyperlink>
-      <w:r>
-        <w:rPr>
-          <w:lang w:val="zh_TW" w:bidi="zh_TW"/>
-        </w:rPr>
-        <w:t>，</w:t>
-      </w:r>
-      <w:hyperlink r:id="rId26">
-        <w:r>
-          <w:rPr>
-            <w:lang w:val="zh_TW" w:bidi="zh_TW"/>
-          </w:rPr>
-          <w:rPr>
-            <w:color w:val="0000EE"/>
-            <w:u w:val="single"/>
-          </w:rPr>
-          <w:t>78:56</w:t>
-        </w:r>
-      </w:hyperlink>
-      <w:r>
-        <w:rPr>
-          <w:lang w:val="zh_TW" w:bidi="zh_TW"/>
-        </w:rPr>
-        <w:t>）。麥基洗德知道亞伯拉罕也崇拜這個真神（</w:t>
-      </w:r>
-      <w:hyperlink r:id="rId22">
-        <w:r>
-          <w:rPr>
-            <w:lang w:val="zh_TW" w:bidi="zh_TW"/>
-          </w:rPr>
-          <w:rPr>
-            <w:color w:val="0000EE"/>
-            <w:u w:val="single"/>
-          </w:rPr>
-          <w:t>創14:22</w:t>
-        </w:r>
-      </w:hyperlink>
-      <w:r>
-        <w:rPr>
-          <w:lang w:val="zh_TW" w:bidi="zh_TW"/>
-        </w:rPr>
-        <w:t>）。</w:t>
-      </w:r>
-    </w:p>
-    <w:p>
-      <w:pPr/>
-      <w:r>
-        <w:rPr>
-          <w:lang w:val="zh_TW" w:bidi="zh_TW"/>
-        </w:rPr>
-      </w:r>
-      <w:r>
-        <w:rPr>
-          <w:lang w:val="zh_TW" w:bidi="zh_TW"/>
-        </w:rPr>
-        <w:t>麥基洗德讚美神幫助亞伯拉罕贏得這場爭戰。亞伯拉罕以兩種方式，表明他接受了麥基洗德作為神祭司的角色：他接受了來自麥基洗德的禮物和祝福，並將他所獲得一切的十分之一給了麥基洗德。相反，亞伯拉罕拒絕接受所多瑪王的禮物，因為他不想與那些崇拜假神的人有任何牽連。</w:t>
-      </w:r>
-    </w:p>
-    <w:p>
-      <w:pPr/>
-      <w:r>
-        <w:rPr>
-          <w:lang w:val="zh_TW" w:bidi="zh_TW"/>
-        </w:rPr>
-      </w:r>
-      <w:r>
-        <w:rPr>
-          <w:lang w:val="zh_TW" w:bidi="zh_TW"/>
-        </w:rPr>
-        <w:t>我們無法完全知道麥基洗德如何認識神。他可能是透過從挪亞洪水時代流傳下來的故事了解神；又或者像亞伯拉罕一樣，神可能直接對他說話，讓他遠離崇拜假神。我們從</w:t>
-      </w:r>
-      <w:hyperlink r:id="rId27">
-        <w:r>
-          <w:rPr>
-            <w:lang w:val="zh_TW" w:bidi="zh_TW"/>
-          </w:rPr>
-          <w:rPr>
-            <w:color w:val="0000EE"/>
-            <w:u w:val="single"/>
-          </w:rPr>
-          <w:t>希伯來書七章3節</w:t>
-        </w:r>
-      </w:hyperlink>
-      <w:r>
-        <w:rPr>
-          <w:lang w:val="zh_TW" w:bidi="zh_TW"/>
-        </w:rPr>
-        <w:t>知道的是，麥基洗德與其他祭司不同。他並不是因為父親是祭司而成為祭司，而是以某種聖經未完全解釋的特殊方式成為祭司。</w:t>
-      </w:r>
-    </w:p>
-    <w:p>
-      <w:pPr>
-        <w:pStyle w:val="Heading3"/>
-      </w:pPr>
-      <w:hyperlink r:id="rId14">
-        <w:r>
-          <w:rPr>
-            <w:lang w:val="zh_TW" w:bidi="zh_TW"/>
-          </w:rPr>
-          <w:rPr>
-            <w:color w:val="0000EE"/>
-            <w:u w:val="single"/>
-          </w:rPr>
-          <w:t>詩篇一百一十篇4節</w:t>
-        </w:r>
-      </w:hyperlink>
-      <w:r>
-        <w:rPr>
-          <w:lang w:val="zh_TW" w:bidi="zh_TW"/>
-        </w:rPr>
-        <w:t>中的麥基洗德</w:t>
-      </w:r>
-    </w:p>
-    <w:p>
-      <w:pPr/>
-      <w:r>
-        <w:rPr>
-          <w:lang w:val="zh_TW" w:bidi="zh_TW"/>
-        </w:rPr>
-      </w:r>
-      <w:r>
-        <w:rPr>
-          <w:lang w:val="zh_TW" w:bidi="zh_TW"/>
-        </w:rPr>
-        <w:t>在這篇詩篇中，大衛王寫到一位比他自己更偉大的人，稱這個人為「主」（</w:t>
-      </w:r>
-      <w:hyperlink r:id="rId28">
-        <w:r>
-          <w:rPr>
-            <w:lang w:val="zh_TW" w:bidi="zh_TW"/>
-          </w:rPr>
-          <w:rPr>
-            <w:color w:val="0000EE"/>
-            <w:u w:val="single"/>
-          </w:rPr>
-          <w:t>詩11:1</w:t>
-        </w:r>
-      </w:hyperlink>
-      <w:r>
-        <w:rPr>
-          <w:lang w:val="zh_TW" w:bidi="zh_TW"/>
-        </w:rPr>
-        <w:t>；參</w:t>
-      </w:r>
-      <w:hyperlink r:id="rId29">
-        <w:r>
-          <w:rPr>
-            <w:lang w:val="zh_TW" w:bidi="zh_TW"/>
-          </w:rPr>
-          <w:rPr>
-            <w:color w:val="0000EE"/>
-            <w:u w:val="single"/>
-          </w:rPr>
-          <w:t>可12:35–37</w:t>
-        </w:r>
-      </w:hyperlink>
-      <w:r>
-        <w:rPr>
-          <w:lang w:val="zh_TW" w:bidi="zh_TW"/>
-        </w:rPr>
-        <w:t>）。大衛不是在寫自己或他那個時代的其他王。他是在寫未來那將臨、主所應許的彌賽亞。這位彌賽亞將是神的兒子，也是大衛的後裔。</w:t>
-      </w:r>
-    </w:p>
-    <w:p>
-      <w:pPr/>
-      <w:r>
-        <w:rPr>
-          <w:lang w:val="zh_TW" w:bidi="zh_TW"/>
-        </w:rPr>
-      </w:r>
-      <w:r>
-        <w:rPr>
-          <w:lang w:val="zh_TW" w:bidi="zh_TW"/>
-        </w:rPr>
-        <w:t>在</w:t>
-      </w:r>
-      <w:hyperlink r:id="rId14">
-        <w:r>
-          <w:rPr>
-            <w:lang w:val="zh_TW" w:bidi="zh_TW"/>
-          </w:rPr>
-          <w:rPr>
-            <w:color w:val="0000EE"/>
-            <w:u w:val="single"/>
-          </w:rPr>
-          <w:t>詩篇一百一十篇4節</w:t>
-        </w:r>
-      </w:hyperlink>
-      <w:r>
-        <w:rPr>
-          <w:lang w:val="zh_TW" w:bidi="zh_TW"/>
-        </w:rPr>
-        <w:t>中，大衛對彌賽亞說：「你是照著麥基洗德的等次永遠為祭司。」這個應許的完整意義在希伯來書中有進一步解釋。</w:t>
-      </w:r>
-    </w:p>
-    <w:p>
-      <w:pPr>
-        <w:pStyle w:val="Heading3"/>
-      </w:pPr>
-      <w:hyperlink r:id="rId30">
-        <w:r>
-          <w:rPr>
-            <w:lang w:val="zh_TW" w:bidi="zh_TW"/>
-          </w:rPr>
-          <w:rPr>
-            <w:color w:val="0000EE"/>
-            <w:u w:val="single"/>
-          </w:rPr>
-          <w:t>希伯來書五章6至11節</w:t>
-        </w:r>
-      </w:hyperlink>
-      <w:r>
-        <w:rPr>
-          <w:lang w:val="zh_TW" w:bidi="zh_TW"/>
-        </w:rPr>
-        <w:t>，</w:t>
-      </w:r>
-      <w:hyperlink r:id="rId31">
-        <w:r>
-          <w:rPr>
-            <w:lang w:val="zh_TW" w:bidi="zh_TW"/>
-          </w:rPr>
-          <w:rPr>
-            <w:color w:val="0000EE"/>
-            <w:u w:val="single"/>
-          </w:rPr>
-          <w:t>六章20至七章28節</w:t>
-        </w:r>
-      </w:hyperlink>
-      <w:r>
-        <w:rPr>
-          <w:lang w:val="zh_TW" w:bidi="zh_TW"/>
-        </w:rPr>
-        <w:t>中的麥基洗德</w:t>
-      </w:r>
-    </w:p>
-    <w:p>
-      <w:pPr/>
-      <w:r>
-        <w:rPr>
-          <w:lang w:val="zh_TW" w:bidi="zh_TW"/>
-        </w:rPr>
-      </w:r>
-      <w:r>
-        <w:rPr>
-          <w:lang w:val="zh_TW" w:bidi="zh_TW"/>
-        </w:rPr>
-        <w:t>希伯來書解釋，為什麼耶穌作為祭司的角色，比來自亞倫家族的祭司更偉大。它將耶穌與麥基洗德進行比較，以下是他們相似的三個方面：</w:t>
-      </w:r>
-    </w:p>
-    <w:p>
-      <w:pPr>
-        <w:pStyle w:val="ListNumber"/>
-        <w:numPr>
-          <w:ilvl w:val="0"/>
-          <w:numId w:val="14"/>
-        </w:numPr>
-        <w:spacing w:line="240" w:lineRule="auto"/>
-        <w:ind w:left="720"/>
-      </w:pPr>
-      <w:r>
-        <w:rPr>
-          <w:lang w:val="zh_TW" w:bidi="zh_TW"/>
-        </w:rPr>
-      </w:r>
-      <w:r>
-        <w:rPr>
-          <w:lang w:val="zh_TW" w:bidi="zh_TW"/>
-        </w:rPr>
-        <w:t>耶穌和麥基洗德都是「公義之王」和「平安之王」（</w:t>
-      </w:r>
-      <w:hyperlink r:id="rId32">
-        <w:r>
-          <w:rPr>
-            <w:lang w:val="zh_TW" w:bidi="zh_TW"/>
-          </w:rPr>
-          <w:rPr>
-            <w:color w:val="0000EE"/>
-            <w:u w:val="single"/>
-          </w:rPr>
-          <w:t>來7:1–2</w:t>
-        </w:r>
-      </w:hyperlink>
-      <w:r>
-        <w:rPr>
-          <w:lang w:val="zh_TW" w:bidi="zh_TW"/>
-        </w:rPr>
-        <w:t>）。</w:t>
-      </w:r>
-    </w:p>
-    <w:p>
-      <w:pPr>
-        <w:pStyle w:val="ListNumber"/>
-        <w:spacing w:line="240" w:lineRule="auto"/>
-        <w:ind w:left="720"/>
-      </w:pPr>
-      <w:r>
-        <w:rPr>
-          <w:lang w:val="zh_TW" w:bidi="zh_TW"/>
-        </w:rPr>
-      </w:r>
-      <w:r>
-        <w:rPr>
-          <w:lang w:val="zh_TW" w:bidi="zh_TW"/>
-        </w:rPr>
-        <w:t>兩人以特別的方式成為祭司，並不是因為他們出生在祭司家族中（</w:t>
-      </w:r>
-      <w:hyperlink r:id="rId27">
-        <w:r>
-          <w:rPr>
-            <w:lang w:val="zh_TW" w:bidi="zh_TW"/>
-          </w:rPr>
-          <w:rPr>
-            <w:color w:val="0000EE"/>
-            <w:u w:val="single"/>
-          </w:rPr>
-          <w:t>來7:3</w:t>
-        </w:r>
-      </w:hyperlink>
-      <w:r>
-        <w:rPr>
-          <w:lang w:val="zh_TW" w:bidi="zh_TW"/>
-        </w:rPr>
-        <w:t>）。</w:t>
-      </w:r>
-    </w:p>
-    <w:p>
-      <w:pPr>
-        <w:pStyle w:val="ListNumber"/>
-        <w:spacing w:line="240" w:lineRule="auto"/>
-        <w:ind w:left="720"/>
-      </w:pPr>
-      <w:r>
-        <w:rPr>
-          <w:lang w:val="zh_TW" w:bidi="zh_TW"/>
-        </w:rPr>
-      </w:r>
-      <w:r>
-        <w:rPr>
-          <w:lang w:val="zh_TW" w:bidi="zh_TW"/>
-        </w:rPr>
-        <w:t>兩人均作祭司直到永遠（</w:t>
-      </w:r>
-      <w:hyperlink r:id="rId27">
-        <w:r>
-          <w:rPr>
-            <w:lang w:val="zh_TW" w:bidi="zh_TW"/>
-          </w:rPr>
-          <w:rPr>
-            <w:color w:val="0000EE"/>
-            <w:u w:val="single"/>
-          </w:rPr>
-          <w:t>來7:3</w:t>
-        </w:r>
-      </w:hyperlink>
-      <w:r>
-        <w:rPr>
-          <w:lang w:val="zh_TW" w:bidi="zh_TW"/>
-        </w:rPr>
-        <w:t>）。</w:t>
-      </w:r>
-    </w:p>
-    <w:p>
-      <w:pPr/>
-      <w:r>
-        <w:rPr>
-          <w:lang w:val="zh_TW" w:bidi="zh_TW"/>
-        </w:rPr>
-      </w:r>
-      <w:r>
-        <w:rPr>
-          <w:lang w:val="zh_TW" w:bidi="zh_TW"/>
-        </w:rPr>
-        <w:t>麥基洗德比亞伯拉罕（利未的父親）更偉大，因為麥基洗德給予亞伯拉罕禮物並祝福他，並從他那裡接受了什一奉獻（</w:t>
-      </w:r>
-      <w:hyperlink r:id="rId33">
-        <w:r>
-          <w:rPr>
-            <w:lang w:val="zh_TW" w:bidi="zh_TW"/>
-          </w:rPr>
-          <w:rPr>
-            <w:color w:val="0000EE"/>
-            <w:u w:val="single"/>
-          </w:rPr>
-          <w:t>來7:4–10</w:t>
-        </w:r>
-      </w:hyperlink>
-      <w:r>
-        <w:rPr>
-          <w:lang w:val="zh_TW" w:bidi="zh_TW"/>
-        </w:rPr>
-        <w:t>）。大衛王寫道，將會有一種像麥基洗德的新祭司出現，這表明祭司（來自利未的家族）無法滿足神的子民所需的一切（</w:t>
-      </w:r>
-      <w:hyperlink r:id="rId34">
-        <w:r>
-          <w:rPr>
-            <w:lang w:val="zh_TW" w:bidi="zh_TW"/>
-          </w:rPr>
-          <w:rPr>
-            <w:color w:val="0000EE"/>
-            <w:u w:val="single"/>
-          </w:rPr>
-          <w:t>來7:11–19</w:t>
-        </w:r>
-      </w:hyperlink>
-      <w:r>
-        <w:rPr>
-          <w:lang w:val="zh_TW" w:bidi="zh_TW"/>
-        </w:rPr>
-        <w:t>）。神特別應許耶穌將會成為這種祭司，這是神未曾對利未祭司做過的（</w:t>
-      </w:r>
-      <w:hyperlink r:id="rId35">
-        <w:r>
-          <w:rPr>
-            <w:lang w:val="zh_TW" w:bidi="zh_TW"/>
-          </w:rPr>
-          <w:rPr>
-            <w:color w:val="0000EE"/>
-            <w:u w:val="single"/>
-          </w:rPr>
-          <w:t>來7:20–22</w:t>
-        </w:r>
-      </w:hyperlink>
-      <w:r>
-        <w:rPr>
-          <w:lang w:val="zh_TW" w:bidi="zh_TW"/>
-        </w:rPr>
-        <w:t>）。與那些去世並需要被替換的利未祭司截然不同，這種新的祭司職份將永遠持續下去（</w:t>
-      </w:r>
-      <w:hyperlink r:id="rId36">
-        <w:r>
-          <w:rPr>
-            <w:lang w:val="zh_TW" w:bidi="zh_TW"/>
-          </w:rPr>
-          <w:rPr>
-            <w:color w:val="0000EE"/>
-            <w:u w:val="single"/>
-          </w:rPr>
-          <w:t>來7:23–25</w:t>
-        </w:r>
-      </w:hyperlink>
-      <w:r>
-        <w:rPr>
-          <w:lang w:val="zh_TW" w:bidi="zh_TW"/>
-        </w:rPr>
-        <w:t>）。</w:t>
-      </w:r>
-    </w:p>
-    <w:p>
-      <w:pPr/>
-      <w:r>
-        <w:rPr>
-          <w:lang w:val="zh_TW" w:bidi="zh_TW"/>
-        </w:rPr>
-      </w:r>
-      <w:r>
-        <w:rPr>
-          <w:lang w:val="zh_TW" w:bidi="zh_TW"/>
-        </w:rPr>
-        <w:t>一些聖經學者提出，麥基洗德可能是耶穌在成為人之前，於舊約聖經中出現（這被稱為「基督顯現」</w:t>
-      </w:r>
-      <w:r>
-        <w:rPr>
-          <w:lang w:val="zh_TW" w:bidi="zh_TW"/>
-        </w:rPr>
-        <w:t>〔</w:t>
-      </w:r>
-      <w:r>
-        <w:rPr>
-          <w:lang w:val="zh_TW" w:bidi="zh_TW"/>
-        </w:rPr>
-        <w:t>Christophany</w:t>
-      </w:r>
-      <w:r>
-        <w:rPr>
-          <w:lang w:val="zh_TW" w:bidi="zh_TW"/>
-        </w:rPr>
-        <w:t>〕</w:t>
-      </w:r>
-      <w:r>
-        <w:rPr>
-          <w:lang w:val="zh_TW" w:bidi="zh_TW"/>
-        </w:rPr>
-        <w:t>）。他們這樣認為，是因為</w:t>
-      </w:r>
-      <w:hyperlink r:id="rId27">
-        <w:r>
-          <w:rPr>
-            <w:lang w:val="zh_TW" w:bidi="zh_TW"/>
-          </w:rPr>
-          <w:rPr>
-            <w:color w:val="0000EE"/>
-            <w:u w:val="single"/>
-          </w:rPr>
-          <w:t>希伯來書七章3節</w:t>
-        </w:r>
-      </w:hyperlink>
-      <w:r>
-        <w:rPr>
-          <w:lang w:val="zh_TW" w:bidi="zh_TW"/>
-        </w:rPr>
-        <w:t>提到麥基洗德沒有父母、祖先、出生或死亡的記錄。</w:t>
-      </w:r>
-    </w:p>
-    <w:p>
-      <w:pPr/>
-      <w:r>
-        <w:rPr>
-          <w:lang w:val="zh_TW" w:bidi="zh_TW"/>
-        </w:rPr>
-      </w:r>
-      <w:r>
-        <w:rPr>
-          <w:lang w:val="zh_TW" w:bidi="zh_TW"/>
-        </w:rPr>
-        <w:t>然而，我們宜理解這節經文為麥基洗德以一種特殊的方式成為祭司。神直接揀選了他，不像利未人因為出生在特定的家庭而成為祭司。麥基洗德就像是耶穌後來作為祭司的一個預表或例子。</w:t>
-      </w:r>
-    </w:p>
-    <w:p>
-      <w:pPr/>
-      <w:r>
-        <w:rPr>
-          <w:lang w:val="zh_TW" w:bidi="zh_TW"/>
-        </w:rPr>
-      </w:r>
-      <w:r>
-        <w:rPr>
-          <w:lang w:val="zh_TW" w:bidi="zh_TW"/>
-        </w:rPr>
-        <w:t>希伯來書說麥基洗德是「</w:t>
-      </w:r>
-      <w:r>
-        <w:rPr>
-          <w:lang w:val="zh_TW" w:bidi="zh_TW"/>
-        </w:rPr>
-        <w:t>與神的兒子相似</w:t>
-      </w:r>
-      <w:r>
-        <w:rPr>
-          <w:lang w:val="zh_TW" w:bidi="zh_TW"/>
-        </w:rPr>
-        <w:t>」（</w:t>
-      </w:r>
-      <w:hyperlink r:id="rId27">
-        <w:r>
-          <w:rPr>
-            <w:lang w:val="zh_TW" w:bidi="zh_TW"/>
-          </w:rPr>
-          <w:rPr>
-            <w:color w:val="0000EE"/>
-            <w:u w:val="single"/>
-          </w:rPr>
-          <w:t>來7:3</w:t>
-        </w:r>
-      </w:hyperlink>
-      <w:r>
-        <w:rPr>
-          <w:lang w:val="zh_TW" w:bidi="zh_TW"/>
-        </w:rPr>
-        <w:t>）。這表明麥基洗德與耶穌相似，但實際上並不是耶穌本人。</w:t>
+        <w:t>）。此類醫治見證了耶穌作為彌賽亞的身分與使命。</w:t>
       </w:r>
     </w:p>
     <w:p>
@@ -1124,19 +444,7 @@
         <w:rPr>
           <w:lang w:val="zh_TW" w:bidi="zh_TW"/>
         </w:rPr>
-        <w:t>希伯來書</w:t>
-      </w:r>
-      <w:r>
-        <w:rPr>
-          <w:lang w:val="zh_TW" w:bidi="zh_TW"/>
-        </w:rPr>
-        <w:t>，</w:t>
-      </w:r>
-      <w:r>
-        <w:rPr>
-          <w:lang w:val="zh_TW" w:bidi="zh_TW"/>
-        </w:rPr>
-        <w:t>祭司和利未人</w:t>
+        <w:t>藥物與醫療實踐</w:t>
       </w:r>
       <w:r>
         <w:rPr>
@@ -3044,12 +2352,6 @@
   </w:num>
   <w:num w:numId="13" w16cid:durableId="592781308">
     <w:abstractNumId w:val="11"/>
-  </w:num>
-  <w:num w:numId="14">
-    <w:abstractNumId w:val="3"/>
-    <w:lvlOverride w:ilvl="0">
-      <w:startOverride w:val="1"/>
-    </w:lvlOverride>
   </w:num>
   <w:numIdMacAtCleanup w:val="10"/>
 </w:numbering>

--- a/zht/docx/089.content.docx
+++ b/zht/docx/089.content.docx
@@ -149,7 +149,7 @@
         <w:rPr>
           <w:lang w:val="zh_TW" w:bidi="zh_TW"/>
         </w:rPr>
-        <w:t>long</w:t>
+        <w:t>liu</w:t>
       </w:r>
       <w:r>
         <w:rPr>
@@ -212,7 +212,7 @@
         <w:rPr>
           <w:lang w:val="zh_TW" w:bidi="zh_TW"/>
         </w:rPr>
-        <w:t>聾（形容詞），聾（名詞）</w:t>
+        <w:t>流放，放逐</w:t>
       </w:r>
       <w:r>
         <w:rPr>
@@ -231,7 +231,39 @@
         <w:rPr>
           <w:lang w:val="zh_TW" w:bidi="zh_TW"/>
         </w:rPr>
-        <w:t>無法聽見；在聖經中，此術語既指字面上身體的聽力缺陷，也指比喻上的屬靈問題。屬靈的「聾」是指那些拒絕聽取神的信息，或因缺乏屬靈生命而無法領受的人（</w:t>
+        <w:t>懲罰的一種，將人從國家或群體中排除。</w:t>
+      </w:r>
+    </w:p>
+    <w:p>
+      <w:pPr/>
+      <w:r>
+        <w:rPr>
+          <w:lang w:val="zh_TW" w:bidi="zh_TW"/>
+        </w:rPr>
+      </w:r>
+      <w:r>
+        <w:rPr>
+          <w:lang w:val="zh_TW" w:bidi="zh_TW"/>
+        </w:rPr>
+        <w:t>在聖經中，「放逐」或類似詞語多次出現：</w:t>
+      </w:r>
+    </w:p>
+    <w:p>
+      <w:pPr>
+        <w:pStyle w:val="ListBullet"/>
+        <w:spacing w:line="240" w:lineRule="auto"/>
+        <w:ind w:left="720"/>
+      </w:pPr>
+      <w:r>
+        <w:rPr>
+          <w:lang w:val="zh_TW" w:bidi="zh_TW"/>
+        </w:rPr>
+      </w:r>
+      <w:r>
+        <w:rPr>
+          <w:lang w:val="zh_TW" w:bidi="zh_TW"/>
+        </w:rPr>
+        <w:t>神審判亞當和夏娃（</w:t>
       </w:r>
       <w:hyperlink r:id="rId13">
         <w:r>
@@ -242,16 +274,34 @@
             <w:color w:val="0000EE"/>
             <w:u w:val="single"/>
           </w:rPr>
-          <w:t>以賽亞書 42:18</w:t>
+          <w:t>創3:23–24</w:t>
         </w:r>
       </w:hyperlink>
       <w:r>
         <w:rPr>
           <w:lang w:val="zh_TW" w:bidi="zh_TW"/>
         </w:rPr>
-        <w:t>）。先知以賽亞嚴正地指出了這兩類聾子的情況（比喻上的聾見於</w:t>
-      </w:r>
-      <w:hyperlink r:id="rId13">
+        <w:t>，譯註：和合本譯為打發）</w:t>
+      </w:r>
+    </w:p>
+    <w:p>
+      <w:pPr>
+        <w:pStyle w:val="ListBullet"/>
+        <w:spacing w:line="240" w:lineRule="auto"/>
+        <w:ind w:left="720"/>
+      </w:pPr>
+      <w:r>
+        <w:rPr>
+          <w:lang w:val="zh_TW" w:bidi="zh_TW"/>
+        </w:rPr>
+      </w:r>
+      <w:r>
+        <w:rPr>
+          <w:lang w:val="zh_TW" w:bidi="zh_TW"/>
+        </w:rPr>
+        <w:t>神審判該隱 （</w:t>
+      </w:r>
+      <w:hyperlink r:id="rId14">
         <w:r>
           <w:rPr>
             <w:lang w:val="zh_TW" w:bidi="zh_TW"/>
@@ -260,10 +310,34 @@
             <w:color w:val="0000EE"/>
             <w:u w:val="single"/>
           </w:rPr>
-          <w:t>賽42:18，</w:t>
+          <w:t>4:9–14</w:t>
         </w:r>
       </w:hyperlink>
-      <w:hyperlink r:id="rId14">
+      <w:r>
+        <w:rPr>
+          <w:lang w:val="zh_TW" w:bidi="zh_TW"/>
+        </w:rPr>
+        <w:t>，譯註：和合本未有譯出放逐一詞）</w:t>
+      </w:r>
+    </w:p>
+    <w:p>
+      <w:pPr>
+        <w:pStyle w:val="ListBullet"/>
+        <w:spacing w:line="240" w:lineRule="auto"/>
+        <w:ind w:left="720"/>
+      </w:pPr>
+      <w:r>
+        <w:rPr>
+          <w:lang w:val="zh_TW" w:bidi="zh_TW"/>
+        </w:rPr>
+      </w:r>
+      <w:r>
+        <w:rPr>
+          <w:lang w:val="zh_TW" w:bidi="zh_TW"/>
+        </w:rPr>
+        <w:t>押沙龍的父親把押沙龍流放（</w:t>
+      </w:r>
+      <w:hyperlink r:id="rId15">
         <w:r>
           <w:rPr>
             <w:lang w:val="zh_TW" w:bidi="zh_TW"/>
@@ -272,16 +346,10 @@
             <w:color w:val="0000EE"/>
             <w:u w:val="single"/>
           </w:rPr>
-          <w:t>43:8</w:t>
+          <w:t>撒下13:37–39，</w:t>
         </w:r>
       </w:hyperlink>
-      <w:r>
-        <w:rPr>
-          <w:lang w:val="zh_TW" w:bidi="zh_TW"/>
-        </w:rPr>
-        <w:t>；字面的聾見於</w:t>
-      </w:r>
-      <w:hyperlink r:id="rId15">
+      <w:hyperlink r:id="rId16">
         <w:r>
           <w:rPr>
             <w:lang w:val="zh_TW" w:bidi="zh_TW"/>
@@ -290,10 +358,34 @@
             <w:color w:val="0000EE"/>
             <w:u w:val="single"/>
           </w:rPr>
-          <w:t>賽29:18，</w:t>
+          <w:t>14:13–14</w:t>
         </w:r>
       </w:hyperlink>
-      <w:hyperlink r:id="rId16">
+      <w:r>
+        <w:rPr>
+          <w:lang w:val="zh_TW" w:bidi="zh_TW"/>
+        </w:rPr>
+        <w:t>，譯註：和合本譯為逃亡）</w:t>
+      </w:r>
+    </w:p>
+    <w:p>
+      <w:pPr>
+        <w:pStyle w:val="ListBullet"/>
+        <w:spacing w:line="240" w:lineRule="auto"/>
+        <w:ind w:left="720"/>
+      </w:pPr>
+      <w:r>
+        <w:rPr>
+          <w:lang w:val="zh_TW" w:bidi="zh_TW"/>
+        </w:rPr>
+      </w:r>
+      <w:r>
+        <w:rPr>
+          <w:lang w:val="zh_TW" w:bidi="zh_TW"/>
+        </w:rPr>
+        <w:t>以色列從應許之地被擄（</w:t>
+      </w:r>
+      <w:hyperlink r:id="rId17">
         <w:r>
           <w:rPr>
             <w:lang w:val="zh_TW" w:bidi="zh_TW"/>
@@ -302,16 +394,16 @@
             <w:color w:val="0000EE"/>
             <w:u w:val="single"/>
           </w:rPr>
-          <w:t>35:5</w:t>
+          <w:t>申30:1</w:t>
         </w:r>
       </w:hyperlink>
       <w:r>
         <w:rPr>
           <w:lang w:val="zh_TW" w:bidi="zh_TW"/>
         </w:rPr>
-        <w:t>）。在舊約中，雖然聾的狀況被認為是神審判的結果（</w:t>
-      </w:r>
-      <w:hyperlink r:id="rId17">
+        <w:t>；</w:t>
+      </w:r>
+      <w:hyperlink r:id="rId18">
         <w:r>
           <w:rPr>
             <w:lang w:val="zh_TW" w:bidi="zh_TW"/>
@@ -320,16 +412,16 @@
             <w:color w:val="0000EE"/>
             <w:u w:val="single"/>
           </w:rPr>
-          <w:t>彌7:16</w:t>
+          <w:t>賽11:12</w:t>
         </w:r>
       </w:hyperlink>
       <w:r>
         <w:rPr>
           <w:lang w:val="zh_TW" w:bidi="zh_TW"/>
         </w:rPr>
-        <w:t>），但咒罵聾子被認為是錯誤的行為（</w:t>
-      </w:r>
-      <w:hyperlink r:id="rId18">
+        <w:t>；</w:t>
+      </w:r>
+      <w:hyperlink r:id="rId19">
         <w:r>
           <w:rPr>
             <w:lang w:val="zh_TW" w:bidi="zh_TW"/>
@@ -338,16 +430,16 @@
             <w:color w:val="0000EE"/>
             <w:u w:val="single"/>
           </w:rPr>
-          <w:t>利19:14</w:t>
+          <w:t>耶16:15</w:t>
         </w:r>
       </w:hyperlink>
       <w:r>
         <w:rPr>
           <w:lang w:val="zh_TW" w:bidi="zh_TW"/>
         </w:rPr>
-        <w:t>）。在新約中，聾子是耶穌所醫治的人之一（</w:t>
-      </w:r>
-      <w:hyperlink r:id="rId19">
+        <w:t>；</w:t>
+      </w:r>
+      <w:hyperlink r:id="rId20">
         <w:r>
           <w:rPr>
             <w:lang w:val="zh_TW" w:bidi="zh_TW"/>
@@ -356,16 +448,30 @@
             <w:color w:val="0000EE"/>
             <w:u w:val="single"/>
           </w:rPr>
-          <w:t>太11:5</w:t>
+          <w:t>結4:13</w:t>
         </w:r>
       </w:hyperlink>
       <w:r>
         <w:rPr>
           <w:lang w:val="zh_TW" w:bidi="zh_TW"/>
         </w:rPr>
-        <w:t>；</w:t>
-      </w:r>
-      <w:hyperlink r:id="rId20">
+        <w:t>，譯註：和合本譯為追趕、趕）</w:t>
+      </w:r>
+    </w:p>
+    <w:p>
+      <w:pPr/>
+      <w:r>
+        <w:rPr>
+          <w:lang w:val="zh_TW" w:bidi="zh_TW"/>
+        </w:rPr>
+      </w:r>
+      <w:r>
+        <w:rPr>
+          <w:lang w:val="zh_TW" w:bidi="zh_TW"/>
+        </w:rPr>
+        <w:t>在以色列被擄到巴比倫期間，放逐也是懲罰之一，適用於不順服神或波斯王亞達薛西的人（</w:t>
+      </w:r>
+      <w:hyperlink r:id="rId21">
         <w:r>
           <w:rPr>
             <w:lang w:val="zh_TW" w:bidi="zh_TW"/>
@@ -374,16 +480,48 @@
             <w:color w:val="0000EE"/>
             <w:u w:val="single"/>
           </w:rPr>
-          <w:t>可7:32–37</w:t>
+          <w:t>拉7:26</w:t>
         </w:r>
       </w:hyperlink>
       <w:r>
         <w:rPr>
           <w:lang w:val="zh_TW" w:bidi="zh_TW"/>
         </w:rPr>
-        <w:t>；</w:t>
-      </w:r>
-      <w:hyperlink r:id="rId21">
+        <w:t>，譯註：和合本譯為充軍）。</w:t>
+      </w:r>
+    </w:p>
+    <w:p>
+      <w:pPr/>
+      <w:r>
+        <w:rPr>
+          <w:lang w:val="zh_TW" w:bidi="zh_TW"/>
+        </w:rPr>
+      </w:r>
+      <w:r>
+        <w:rPr>
+          <w:lang w:val="zh_TW" w:bidi="zh_TW"/>
+        </w:rPr>
+        <w:t>摩西律法規定，以色列人因各種過犯可能會被「剪除」，也就是被排除於群體之外：</w:t>
+      </w:r>
+    </w:p>
+    <w:p>
+      <w:pPr>
+        <w:pStyle w:val="ListBullet"/>
+        <w:spacing w:line="240" w:lineRule="auto"/>
+        <w:ind w:left="720"/>
+      </w:pPr>
+      <w:r>
+        <w:rPr>
+          <w:lang w:val="zh_TW" w:bidi="zh_TW"/>
+        </w:rPr>
+      </w:r>
+      <w:r>
+        <w:rPr>
+          <w:lang w:val="zh_TW" w:bidi="zh_TW"/>
+        </w:rPr>
+        <w:t>沒有給男嬰行割禮（</w:t>
+      </w:r>
+      <w:hyperlink r:id="rId22">
         <w:r>
           <w:rPr>
             <w:lang w:val="zh_TW" w:bidi="zh_TW"/>
@@ -392,16 +530,34 @@
             <w:color w:val="0000EE"/>
             <w:u w:val="single"/>
           </w:rPr>
-          <w:t>路7:22</w:t>
+          <w:t>創17:12、14</w:t>
         </w:r>
       </w:hyperlink>
       <w:r>
         <w:rPr>
           <w:lang w:val="zh_TW" w:bidi="zh_TW"/>
         </w:rPr>
-        <w:t>）。耶穌所醫治的一名癲癇男孩受到「聾啞的鬼」所折磨（</w:t>
-      </w:r>
-      <w:hyperlink r:id="rId22">
+        <w:t>）</w:t>
+      </w:r>
+    </w:p>
+    <w:p>
+      <w:pPr>
+        <w:pStyle w:val="ListBullet"/>
+        <w:spacing w:line="240" w:lineRule="auto"/>
+        <w:ind w:left="720"/>
+      </w:pPr>
+      <w:r>
+        <w:rPr>
+          <w:lang w:val="zh_TW" w:bidi="zh_TW"/>
+        </w:rPr>
+      </w:r>
+      <w:r>
+        <w:rPr>
+          <w:lang w:val="zh_TW" w:bidi="zh_TW"/>
+        </w:rPr>
+        <w:t>在逾越節期間吃有酵的餅 （</w:t>
+      </w:r>
+      <w:hyperlink r:id="rId23">
         <w:r>
           <w:rPr>
             <w:lang w:val="zh_TW" w:bidi="zh_TW"/>
@@ -410,14 +566,158 @@
             <w:color w:val="0000EE"/>
             <w:u w:val="single"/>
           </w:rPr>
-          <w:t>可9:25</w:t>
+          <w:t>出12:15</w:t>
         </w:r>
       </w:hyperlink>
       <w:r>
         <w:rPr>
           <w:lang w:val="zh_TW" w:bidi="zh_TW"/>
         </w:rPr>
-        <w:t>）。此類醫治見證了耶穌作為彌賽亞的身分與使命。</w:t>
+        <w:t>）</w:t>
+      </w:r>
+    </w:p>
+    <w:p>
+      <w:pPr>
+        <w:pStyle w:val="ListBullet"/>
+        <w:spacing w:line="240" w:lineRule="auto"/>
+        <w:ind w:left="720"/>
+      </w:pPr>
+      <w:r>
+        <w:rPr>
+          <w:lang w:val="zh_TW" w:bidi="zh_TW"/>
+        </w:rPr>
+      </w:r>
+      <w:r>
+        <w:rPr>
+          <w:lang w:val="zh_TW" w:bidi="zh_TW"/>
+        </w:rPr>
+        <w:t>獻上不潔的牲畜作供物 （</w:t>
+      </w:r>
+      <w:hyperlink r:id="rId24">
+        <w:r>
+          <w:rPr>
+            <w:lang w:val="zh_TW" w:bidi="zh_TW"/>
+          </w:rPr>
+          <w:rPr>
+            <w:color w:val="0000EE"/>
+            <w:u w:val="single"/>
+          </w:rPr>
+          <w:t>利17:1–4</w:t>
+        </w:r>
+      </w:hyperlink>
+      <w:r>
+        <w:rPr>
+          <w:lang w:val="zh_TW" w:bidi="zh_TW"/>
+        </w:rPr>
+        <w:t>）</w:t>
+      </w:r>
+    </w:p>
+    <w:p>
+      <w:pPr>
+        <w:pStyle w:val="ListBullet"/>
+        <w:spacing w:line="240" w:lineRule="auto"/>
+        <w:ind w:left="720"/>
+      </w:pPr>
+      <w:r>
+        <w:rPr>
+          <w:lang w:val="zh_TW" w:bidi="zh_TW"/>
+        </w:rPr>
+      </w:r>
+      <w:r>
+        <w:rPr>
+          <w:lang w:val="zh_TW" w:bidi="zh_TW"/>
+        </w:rPr>
+        <w:t>吃血（</w:t>
+      </w:r>
+      <w:hyperlink r:id="rId25">
+        <w:r>
+          <w:rPr>
+            <w:lang w:val="zh_TW" w:bidi="zh_TW"/>
+          </w:rPr>
+          <w:rPr>
+            <w:color w:val="0000EE"/>
+            <w:u w:val="single"/>
+          </w:rPr>
+          <w:t>利17:10</w:t>
+        </w:r>
+      </w:hyperlink>
+      <w:r>
+        <w:rPr>
+          <w:lang w:val="zh_TW" w:bidi="zh_TW"/>
+        </w:rPr>
+        <w:t>）</w:t>
+      </w:r>
+    </w:p>
+    <w:p>
+      <w:pPr>
+        <w:pStyle w:val="ListBullet"/>
+        <w:spacing w:line="240" w:lineRule="auto"/>
+        <w:ind w:left="720"/>
+      </w:pPr>
+      <w:r>
+        <w:rPr>
+          <w:lang w:val="zh_TW" w:bidi="zh_TW"/>
+        </w:rPr>
+      </w:r>
+      <w:r>
+        <w:rPr>
+          <w:lang w:val="zh_TW" w:bidi="zh_TW"/>
+        </w:rPr>
+        <w:t>故意犯罪（</w:t>
+      </w:r>
+      <w:hyperlink r:id="rId26">
+        <w:r>
+          <w:rPr>
+            <w:lang w:val="zh_TW" w:bidi="zh_TW"/>
+          </w:rPr>
+          <w:rPr>
+            <w:color w:val="0000EE"/>
+            <w:u w:val="single"/>
+          </w:rPr>
+          <w:t>民15:30–31</w:t>
+        </w:r>
+      </w:hyperlink>
+      <w:r>
+        <w:rPr>
+          <w:lang w:val="zh_TW" w:bidi="zh_TW"/>
+        </w:rPr>
+        <w:t>）</w:t>
+      </w:r>
+    </w:p>
+    <w:p>
+      <w:pPr>
+        <w:pStyle w:val="ListBullet"/>
+        <w:spacing w:line="240" w:lineRule="auto"/>
+        <w:ind w:left="720"/>
+      </w:pPr>
+      <w:r>
+        <w:rPr>
+          <w:lang w:val="zh_TW" w:bidi="zh_TW"/>
+        </w:rPr>
+      </w:r>
+      <w:r>
+        <w:rPr>
+          <w:lang w:val="zh_TW" w:bidi="zh_TW"/>
+        </w:rPr>
+        <w:t>與死人接觸後沒有進行禮儀上的潔淨（</w:t>
+      </w:r>
+      <w:hyperlink r:id="rId27">
+        <w:r>
+          <w:rPr>
+            <w:lang w:val="zh_TW" w:bidi="zh_TW"/>
+          </w:rPr>
+          <w:rPr>
+            <w:color w:val="0000EE"/>
+            <w:u w:val="single"/>
+          </w:rPr>
+          <w:t>民19:11–20</w:t>
+        </w:r>
+      </w:hyperlink>
+      <w:r>
+        <w:rPr>
+          <w:lang w:val="zh_TW" w:bidi="zh_TW"/>
+        </w:rPr>
+        <w:t>）</w:t>
       </w:r>
     </w:p>
     <w:p>
@@ -429,6 +729,130 @@
       </w:r>
       <w:r>
         <w:rPr>
+          <w:lang w:val="zh_TW" w:bidi="zh_TW"/>
+        </w:rPr>
+        <w:t>被「剪除」很可能表示同時被排除在社會與宗教生活之外（</w:t>
+      </w:r>
+      <w:hyperlink r:id="rId28">
+        <w:r>
+          <w:rPr>
+            <w:lang w:val="zh_TW" w:bidi="zh_TW"/>
+          </w:rPr>
+          <w:rPr>
+            <w:color w:val="0000EE"/>
+            <w:u w:val="single"/>
+          </w:rPr>
+          <w:t>約9:18</w:t>
+        </w:r>
+      </w:hyperlink>
+      <w:hyperlink r:id="rId29">
+        <w:r>
+          <w:rPr>
+            <w:lang w:val="zh_TW" w:bidi="zh_TW"/>
+          </w:rPr>
+          <w:rPr>
+            <w:color w:val="0000EE"/>
+            <w:u w:val="single"/>
+          </w:rPr>
+          <w:t>–</w:t>
+        </w:r>
+      </w:hyperlink>
+      <w:hyperlink r:id="rId28">
+        <w:r>
+          <w:rPr>
+            <w:lang w:val="zh_TW" w:bidi="zh_TW"/>
+          </w:rPr>
+          <w:rPr>
+            <w:color w:val="0000EE"/>
+            <w:u w:val="single"/>
+          </w:rPr>
+          <w:t>23、34</w:t>
+        </w:r>
+      </w:hyperlink>
+      <w:r>
+        <w:rPr>
+          <w:lang w:val="zh_TW" w:bidi="zh_TW"/>
+        </w:rPr>
+        <w:t>）。以色列民族曾被流放在外邦，到了被擄歸回之後，失去產業與永遠從神的百姓中被剪除，便成了正式的懲罰（</w:t>
+      </w:r>
+      <w:hyperlink r:id="rId30">
+        <w:r>
+          <w:rPr>
+            <w:lang w:val="zh_TW" w:bidi="zh_TW"/>
+          </w:rPr>
+          <w:rPr>
+            <w:color w:val="0000EE"/>
+            <w:u w:val="single"/>
+          </w:rPr>
+          <w:t>拉10:7–8</w:t>
+        </w:r>
+      </w:hyperlink>
+      <w:r>
+        <w:rPr>
+          <w:lang w:val="zh_TW" w:bidi="zh_TW"/>
+        </w:rPr>
+        <w:t>）。</w:t>
+      </w:r>
+    </w:p>
+    <w:p>
+      <w:pPr/>
+      <w:r>
+        <w:rPr>
+          <w:lang w:val="zh_TW" w:bidi="zh_TW"/>
+        </w:rPr>
+      </w:r>
+      <w:r>
+        <w:rPr>
+          <w:lang w:val="zh_TW" w:bidi="zh_TW"/>
+        </w:rPr>
+        <w:t>羅馬人與其他征服者一樣，把放逐當作懲罰的方式。例如，在皇帝克勞第時期，由於猶太人之間為了基督的事起了紛爭，克勞第將他們逐出羅馬城（</w:t>
+      </w:r>
+      <w:hyperlink r:id="rId31">
+        <w:r>
+          <w:rPr>
+            <w:lang w:val="zh_TW" w:bidi="zh_TW"/>
+          </w:rPr>
+          <w:rPr>
+            <w:color w:val="0000EE"/>
+            <w:u w:val="single"/>
+          </w:rPr>
+          <w:t>徒18:2</w:t>
+        </w:r>
+      </w:hyperlink>
+      <w:r>
+        <w:rPr>
+          <w:lang w:val="zh_TW" w:bidi="zh_TW"/>
+        </w:rPr>
+        <w:t>）。啟示錄的作者也在羅馬逼迫基督徒期間，被流放到拔摩島（</w:t>
+      </w:r>
+      <w:hyperlink r:id="rId32">
+        <w:r>
+          <w:rPr>
+            <w:lang w:val="zh_TW" w:bidi="zh_TW"/>
+          </w:rPr>
+          <w:rPr>
+            <w:color w:val="0000EE"/>
+            <w:u w:val="single"/>
+          </w:rPr>
+          <w:t>啟1:9</w:t>
+        </w:r>
+      </w:hyperlink>
+      <w:r>
+        <w:rPr>
+          <w:lang w:val="zh_TW" w:bidi="zh_TW"/>
+        </w:rPr>
+        <w:t>）。更嚴厲的放逐包括永遠不得返回某地、喪失公民權，以及財產被沒收。</w:t>
+      </w:r>
+    </w:p>
+    <w:p>
+      <w:pPr/>
+      <w:r>
+        <w:rPr>
+          <w:lang w:val="zh_TW" w:bidi="zh_TW"/>
+        </w:rPr>
+      </w:r>
+      <w:r>
+        <w:rPr>
           <w:i/>
           <w:lang w:val="zh_TW" w:bidi="zh_TW"/>
         </w:rPr>
@@ -444,7 +868,1427 @@
         <w:rPr>
           <w:lang w:val="zh_TW" w:bidi="zh_TW"/>
         </w:rPr>
-        <w:t>藥物與醫療實踐</w:t>
+        <w:t>猶太人的散居</w:t>
+      </w:r>
+      <w:r>
+        <w:rPr>
+          <w:lang w:val="zh_TW" w:bidi="zh_TW"/>
+        </w:rPr>
+        <w:t>。</w:t>
+      </w:r>
+      <w:r>
+        <w:rPr>
+          <w:lang w:val="zh_TW" w:bidi="zh_TW"/>
+        </w:rPr>
+      </w:r>
+      <w:r>
+        <w:rPr>
+          <w:lang w:val="zh_TW" w:bidi="zh_TW"/>
+        </w:rPr>
+      </w:r>
+    </w:p>
+    <w:p>
+      <w:pPr/>
+      <w:r>
+        <w:rPr>
+          <w:lang w:val="zh_TW" w:bidi="zh_TW"/>
+        </w:rPr>
+      </w:r>
+    </w:p>
+    <w:p>
+      <w:pPr>
+        <w:pStyle w:val="Heading2"/>
+      </w:pPr>
+      <w:r>
+        <w:rPr>
+          <w:lang w:val="zh_TW" w:bidi="zh_TW"/>
+        </w:rPr>
+        <w:t>流瑪</w:t>
+      </w:r>
+      <w:r>
+        <w:rPr>
+          <w:lang w:val="zh_TW" w:bidi="zh_TW"/>
+        </w:rPr>
+      </w:r>
+    </w:p>
+    <w:p>
+      <w:pPr>
+        <w:pStyle w:val="Heading2"/>
+      </w:pPr>
+      <w:r>
+        <w:rPr>
+          <w:lang w:val="zh_TW" w:bidi="zh_TW"/>
+        </w:rPr>
+        <w:t>流瑪</w:t>
+      </w:r>
+    </w:p>
+    <w:p>
+      <w:pPr/>
+      <w:r>
+        <w:rPr>
+          <w:lang w:val="zh_TW" w:bidi="zh_TW"/>
+        </w:rPr>
+      </w:r>
+      <w:r>
+        <w:rPr>
+          <w:lang w:val="zh_TW" w:bidi="zh_TW"/>
+        </w:rPr>
+        <w:t>拿鶴的妾（</w:t>
+      </w:r>
+      <w:hyperlink r:id="rId33">
+        <w:r>
+          <w:rPr>
+            <w:lang w:val="zh_TW" w:bidi="zh_TW"/>
+          </w:rPr>
+          <w:rPr>
+            <w:color w:val="0000EE"/>
+            <w:u w:val="single"/>
+          </w:rPr>
+          <w:t>創22:24</w:t>
+        </w:r>
+      </w:hyperlink>
+      <w:r>
+        <w:rPr>
+          <w:lang w:val="zh_TW" w:bidi="zh_TW"/>
+        </w:rPr>
+        <w:t>）。她的四個兒子是居住在大馬士革以北的亞蘭人的祖先。</w:t>
+      </w:r>
+      <w:r>
+        <w:rPr>
+          <w:lang w:val="zh_TW" w:bidi="zh_TW"/>
+        </w:rPr>
+      </w:r>
+      <w:r>
+        <w:rPr>
+          <w:lang w:val="zh_TW" w:bidi="zh_TW"/>
+        </w:rPr>
+      </w:r>
+    </w:p>
+    <w:p>
+      <w:pPr/>
+      <w:r>
+        <w:rPr>
+          <w:lang w:val="zh_TW" w:bidi="zh_TW"/>
+        </w:rPr>
+      </w:r>
+    </w:p>
+    <w:p>
+      <w:pPr>
+        <w:pStyle w:val="Heading2"/>
+      </w:pPr>
+      <w:r>
+        <w:rPr>
+          <w:lang w:val="zh_TW" w:bidi="zh_TW"/>
+        </w:rPr>
+        <w:t>流人血的罪</w:t>
+      </w:r>
+      <w:r>
+        <w:rPr>
+          <w:lang w:val="zh_TW" w:bidi="zh_TW"/>
+        </w:rPr>
+      </w:r>
+    </w:p>
+    <w:p>
+      <w:pPr/>
+      <w:r>
+        <w:rPr>
+          <w:lang w:val="zh_TW" w:bidi="zh_TW"/>
+        </w:rPr>
+      </w:r>
+      <w:r>
+        <w:rPr>
+          <w:lang w:val="zh_TW" w:bidi="zh_TW"/>
+        </w:rPr>
+        <w:t>「流人血的罪」指對他人的死亡負上責任。在聖經中，這術語來自一個希伯來文，意思是「血」或「流血」（</w:t>
+      </w:r>
+      <w:hyperlink r:id="rId34">
+        <w:r>
+          <w:rPr>
+            <w:lang w:val="zh_TW" w:bidi="zh_TW"/>
+          </w:rPr>
+          <w:rPr>
+            <w:color w:val="0000EE"/>
+            <w:u w:val="single"/>
+          </w:rPr>
+          <w:t>出22:2–3</w:t>
+        </w:r>
+      </w:hyperlink>
+      <w:r>
+        <w:rPr>
+          <w:lang w:val="zh_TW" w:bidi="zh_TW"/>
+        </w:rPr>
+        <w:t>；</w:t>
+      </w:r>
+      <w:hyperlink r:id="rId35">
+        <w:r>
+          <w:rPr>
+            <w:lang w:val="zh_TW" w:bidi="zh_TW"/>
+          </w:rPr>
+          <w:rPr>
+            <w:color w:val="0000EE"/>
+            <w:u w:val="single"/>
+          </w:rPr>
+          <w:t>利17:4</w:t>
+        </w:r>
+      </w:hyperlink>
+      <w:r>
+        <w:rPr>
+          <w:lang w:val="zh_TW" w:bidi="zh_TW"/>
+        </w:rPr>
+        <w:t>；</w:t>
+      </w:r>
+      <w:hyperlink r:id="rId36">
+        <w:r>
+          <w:rPr>
+            <w:lang w:val="zh_TW" w:bidi="zh_TW"/>
+          </w:rPr>
+          <w:rPr>
+            <w:color w:val="0000EE"/>
+            <w:u w:val="single"/>
+          </w:rPr>
+          <w:t>撒上25:26、33</w:t>
+        </w:r>
+      </w:hyperlink>
+      <w:r>
+        <w:rPr>
+          <w:lang w:val="zh_TW" w:bidi="zh_TW"/>
+        </w:rPr>
+        <w:t>；</w:t>
+      </w:r>
+      <w:hyperlink r:id="rId37">
+        <w:r>
+          <w:rPr>
+            <w:lang w:val="zh_TW" w:bidi="zh_TW"/>
+          </w:rPr>
+          <w:rPr>
+            <w:color w:val="0000EE"/>
+            <w:u w:val="single"/>
+          </w:rPr>
+          <w:t>何12:14</w:t>
+        </w:r>
+      </w:hyperlink>
+      <w:r>
+        <w:rPr>
+          <w:lang w:val="zh_TW" w:bidi="zh_TW"/>
+        </w:rPr>
+        <w:t>）。當一個人殺死另一個人，就被稱為「流血」，並且因令那人死亡而有罪。</w:t>
+      </w:r>
+    </w:p>
+    <w:p>
+      <w:pPr/>
+      <w:r>
+        <w:rPr>
+          <w:lang w:val="zh_TW" w:bidi="zh_TW"/>
+        </w:rPr>
+      </w:r>
+      <w:r>
+        <w:rPr>
+          <w:lang w:val="zh_TW" w:bidi="zh_TW"/>
+        </w:rPr>
+        <w:t>「流人血的罪（bloodguiltiness）」這翻譯只在</w:t>
+      </w:r>
+      <w:hyperlink r:id="rId38">
+        <w:r>
+          <w:rPr>
+            <w:lang w:val="zh_TW" w:bidi="zh_TW"/>
+          </w:rPr>
+          <w:rPr>
+            <w:color w:val="0000EE"/>
+            <w:u w:val="single"/>
+          </w:rPr>
+          <w:t>詩篇五十一篇14節</w:t>
+        </w:r>
+      </w:hyperlink>
+      <w:r>
+        <w:rPr>
+          <w:lang w:val="zh_TW" w:bidi="zh_TW"/>
+        </w:rPr>
+        <w:t>中使用。當這個希伯來文詞語以複數形式出現時，通常是指某人殺了另一個人；單數形式則可能有三種意思，分別指：</w:t>
+      </w:r>
+    </w:p>
+    <w:p>
+      <w:pPr>
+        <w:pStyle w:val="ListBullet"/>
+        <w:spacing w:line="240" w:lineRule="auto"/>
+        <w:ind w:left="720"/>
+      </w:pPr>
+      <w:r>
+        <w:rPr>
+          <w:lang w:val="zh_TW" w:bidi="zh_TW"/>
+        </w:rPr>
+      </w:r>
+      <w:r>
+        <w:rPr>
+          <w:lang w:val="zh_TW" w:bidi="zh_TW"/>
+        </w:rPr>
+        <w:t>血本身</w:t>
+      </w:r>
+    </w:p>
+    <w:p>
+      <w:pPr>
+        <w:pStyle w:val="ListBullet"/>
+        <w:spacing w:line="240" w:lineRule="auto"/>
+        <w:ind w:left="720"/>
+      </w:pPr>
+      <w:r>
+        <w:rPr>
+          <w:lang w:val="zh_TW" w:bidi="zh_TW"/>
+        </w:rPr>
+      </w:r>
+      <w:r>
+        <w:rPr>
+          <w:lang w:val="zh_TW" w:bidi="zh_TW"/>
+        </w:rPr>
+        <w:t>殺人的行動</w:t>
+      </w:r>
+    </w:p>
+    <w:p>
+      <w:pPr>
+        <w:pStyle w:val="ListBullet"/>
+        <w:spacing w:line="240" w:lineRule="auto"/>
+        <w:ind w:left="720"/>
+      </w:pPr>
+      <w:r>
+        <w:rPr>
+          <w:lang w:val="zh_TW" w:bidi="zh_TW"/>
+        </w:rPr>
+      </w:r>
+      <w:r>
+        <w:rPr>
+          <w:lang w:val="zh_TW" w:bidi="zh_TW"/>
+        </w:rPr>
+        <w:t>因殺人而有罪</w:t>
+      </w:r>
+    </w:p>
+    <w:p>
+      <w:pPr/>
+      <w:r>
+        <w:rPr>
+          <w:lang w:val="zh_TW" w:bidi="zh_TW"/>
+        </w:rPr>
+      </w:r>
+      <w:r>
+        <w:rPr>
+          <w:lang w:val="zh_TW" w:bidi="zh_TW"/>
+        </w:rPr>
+        <w:t>在整本聖經裡，我們看到殺人者必須判以死刑。在聖經時代，殺人的情況多是使人流血而發生。</w:t>
+      </w:r>
+    </w:p>
+    <w:p>
+      <w:pPr>
+        <w:pStyle w:val="Heading3"/>
+      </w:pPr>
+      <w:r>
+        <w:rPr>
+          <w:lang w:val="zh_TW" w:bidi="zh_TW"/>
+        </w:rPr>
+        <w:t>流人血的罪的種類</w:t>
+      </w:r>
+    </w:p>
+    <w:p>
+      <w:pPr/>
+      <w:r>
+        <w:rPr>
+          <w:lang w:val="zh_TW" w:bidi="zh_TW"/>
+        </w:rPr>
+      </w:r>
+      <w:r>
+        <w:rPr>
+          <w:lang w:val="zh_TW" w:bidi="zh_TW"/>
+        </w:rPr>
+        <w:t>第一種流人血的罪，是有人故意殺害另一個人。舊約聖經把這類殺害稱為「流無辜血」（</w:t>
+      </w:r>
+      <w:hyperlink r:id="rId39">
+        <w:r>
+          <w:rPr>
+            <w:lang w:val="zh_TW" w:bidi="zh_TW"/>
+          </w:rPr>
+          <w:rPr>
+            <w:color w:val="0000EE"/>
+            <w:u w:val="single"/>
+          </w:rPr>
+          <w:t>拿1:14</w:t>
+        </w:r>
+      </w:hyperlink>
+      <w:r>
+        <w:rPr>
+          <w:lang w:val="zh_TW" w:bidi="zh_TW"/>
+        </w:rPr>
+        <w:t>）。聖經解釋了當有人殺了無辜的人時會發生甚麼事，以及這樣的人應當受甚麼懲罰（</w:t>
+      </w:r>
+      <w:hyperlink r:id="rId40">
+        <w:r>
+          <w:rPr>
+            <w:lang w:val="zh_TW" w:bidi="zh_TW"/>
+          </w:rPr>
+          <w:rPr>
+            <w:color w:val="0000EE"/>
+            <w:u w:val="single"/>
+          </w:rPr>
+          <w:t>創9:6</w:t>
+        </w:r>
+      </w:hyperlink>
+      <w:r>
+        <w:rPr>
+          <w:lang w:val="zh_TW" w:bidi="zh_TW"/>
+        </w:rPr>
+        <w:t>；</w:t>
+      </w:r>
+      <w:hyperlink r:id="rId41">
+        <w:r>
+          <w:rPr>
+            <w:lang w:val="zh_TW" w:bidi="zh_TW"/>
+          </w:rPr>
+          <w:rPr>
+            <w:color w:val="0000EE"/>
+            <w:u w:val="single"/>
+          </w:rPr>
+          <w:t>申19:11–13</w:t>
+        </w:r>
+      </w:hyperlink>
+      <w:r>
+        <w:rPr>
+          <w:lang w:val="zh_TW" w:bidi="zh_TW"/>
+        </w:rPr>
+        <w:t>；</w:t>
+      </w:r>
+      <w:hyperlink r:id="rId42">
+        <w:r>
+          <w:rPr>
+            <w:lang w:val="zh_TW" w:bidi="zh_TW"/>
+          </w:rPr>
+          <w:rPr>
+            <w:color w:val="0000EE"/>
+            <w:u w:val="single"/>
+          </w:rPr>
+          <w:t>王下24:4</w:t>
+        </w:r>
+      </w:hyperlink>
+      <w:r>
+        <w:rPr>
+          <w:lang w:val="zh_TW" w:bidi="zh_TW"/>
+        </w:rPr>
+        <w:t>；</w:t>
+      </w:r>
+      <w:hyperlink r:id="rId43">
+        <w:r>
+          <w:rPr>
+            <w:lang w:val="zh_TW" w:bidi="zh_TW"/>
+          </w:rPr>
+          <w:rPr>
+            <w:color w:val="0000EE"/>
+            <w:u w:val="single"/>
+          </w:rPr>
+          <w:t>結33:6</w:t>
+        </w:r>
+      </w:hyperlink>
+      <w:r>
+        <w:rPr>
+          <w:lang w:val="zh_TW" w:bidi="zh_TW"/>
+        </w:rPr>
+        <w:t>）。根據聖經的教導，謀殺別人的人不能以贖價來逃避刑罰（</w:t>
+      </w:r>
+      <w:hyperlink r:id="rId44">
+        <w:r>
+          <w:rPr>
+            <w:lang w:val="zh_TW" w:bidi="zh_TW"/>
+          </w:rPr>
+          <w:rPr>
+            <w:color w:val="0000EE"/>
+            <w:u w:val="single"/>
+          </w:rPr>
+          <w:t>民35:31</w:t>
+        </w:r>
+      </w:hyperlink>
+      <w:r>
+        <w:rPr>
+          <w:lang w:val="zh_TW" w:bidi="zh_TW"/>
+        </w:rPr>
+        <w:t>）。</w:t>
+      </w:r>
+    </w:p>
+    <w:p>
+      <w:pPr/>
+      <w:r>
+        <w:rPr>
+          <w:lang w:val="zh_TW" w:bidi="zh_TW"/>
+        </w:rPr>
+      </w:r>
+      <w:r>
+        <w:rPr>
+          <w:lang w:val="zh_TW" w:bidi="zh_TW"/>
+        </w:rPr>
+        <w:t>另一種流人血的罪是有人誤殺他人（</w:t>
+      </w:r>
+      <w:hyperlink r:id="rId45">
+        <w:r>
+          <w:rPr>
+            <w:lang w:val="zh_TW" w:bidi="zh_TW"/>
+          </w:rPr>
+          <w:rPr>
+            <w:color w:val="0000EE"/>
+            <w:u w:val="single"/>
+          </w:rPr>
+          <w:t>民35:9–28；</w:t>
+        </w:r>
+      </w:hyperlink>
+      <w:hyperlink r:id="rId46">
+        <w:r>
+          <w:rPr>
+            <w:lang w:val="zh_TW" w:bidi="zh_TW"/>
+          </w:rPr>
+          <w:rPr>
+            <w:color w:val="0000EE"/>
+            <w:u w:val="single"/>
+          </w:rPr>
+          <w:t>申19:4–10</w:t>
+        </w:r>
+      </w:hyperlink>
+      <w:r>
+        <w:rPr>
+          <w:lang w:val="zh_TW" w:bidi="zh_TW"/>
+        </w:rPr>
+        <w:t>）。在這類情況中，造成別人死亡的人可以逃到稱為「逃城」的地方尋求保護。如果他離開逃城，死者至親中有權申冤的人就可以殺死他，而這位至親被稱為「報血仇的人」。</w:t>
+      </w:r>
+    </w:p>
+    <w:p>
+      <w:pPr/>
+      <w:r>
+        <w:rPr>
+          <w:lang w:val="zh_TW" w:bidi="zh_TW"/>
+        </w:rPr>
+      </w:r>
+      <w:r>
+        <w:rPr>
+          <w:lang w:val="zh_TW" w:bidi="zh_TW"/>
+        </w:rPr>
+        <w:t>有時候，人們會發現屍體，但沒有人知道那人是被誰殺的。在這種情況下，離屍體最近的那座城要為這死亡負責。</w:t>
+      </w:r>
+      <w:hyperlink r:id="rId47">
+        <w:r>
+          <w:rPr>
+            <w:lang w:val="zh_TW" w:bidi="zh_TW"/>
+          </w:rPr>
+          <w:rPr>
+            <w:color w:val="0000EE"/>
+            <w:u w:val="single"/>
+          </w:rPr>
+          <w:t>申命記二十一章1至9節</w:t>
+        </w:r>
+      </w:hyperlink>
+      <w:r>
+        <w:rPr>
+          <w:lang w:val="zh_TW" w:bidi="zh_TW"/>
+        </w:rPr>
+        <w:t>說明，這些城可以一種特別禮儀，來除去這項責任。</w:t>
+      </w:r>
+    </w:p>
+    <w:p>
+      <w:pPr/>
+      <w:r>
+        <w:rPr>
+          <w:lang w:val="zh_TW" w:bidi="zh_TW"/>
+        </w:rPr>
+      </w:r>
+      <w:r>
+        <w:rPr>
+          <w:lang w:val="zh_TW" w:bidi="zh_TW"/>
+        </w:rPr>
+        <w:t>在古代以色列，百姓在處理牲畜時，也可能因處理不當而犯罪（</w:t>
+      </w:r>
+      <w:hyperlink r:id="rId48">
+        <w:r>
+          <w:rPr>
+            <w:lang w:val="zh_TW" w:bidi="zh_TW"/>
+          </w:rPr>
+          <w:rPr>
+            <w:color w:val="0000EE"/>
+            <w:u w:val="single"/>
+          </w:rPr>
+          <w:t>利17:3–4、10–11</w:t>
+        </w:r>
+      </w:hyperlink>
+      <w:r>
+        <w:rPr>
+          <w:lang w:val="zh_TW" w:bidi="zh_TW"/>
+        </w:rPr>
+        <w:t>）。如果一隻牲畜殺了人，就要用石頭打死那隻牲畜（</w:t>
+      </w:r>
+      <w:hyperlink r:id="rId49">
+        <w:r>
+          <w:rPr>
+            <w:lang w:val="zh_TW" w:bidi="zh_TW"/>
+          </w:rPr>
+          <w:rPr>
+            <w:color w:val="0000EE"/>
+            <w:u w:val="single"/>
+          </w:rPr>
+          <w:t>出21:28–29</w:t>
+        </w:r>
+      </w:hyperlink>
+      <w:r>
+        <w:rPr>
+          <w:lang w:val="zh_TW" w:bidi="zh_TW"/>
+        </w:rPr>
+        <w:t>）。</w:t>
+      </w:r>
+    </w:p>
+    <w:p>
+      <w:pPr/>
+      <w:r>
+        <w:rPr>
+          <w:lang w:val="zh_TW" w:bidi="zh_TW"/>
+        </w:rPr>
+      </w:r>
+      <w:r>
+        <w:rPr>
+          <w:lang w:val="zh_TW" w:bidi="zh_TW"/>
+        </w:rPr>
+        <w:t>有些情況下，殺人不算有罪：</w:t>
+      </w:r>
+    </w:p>
+    <w:p>
+      <w:pPr>
+        <w:pStyle w:val="ListBullet"/>
+        <w:spacing w:line="240" w:lineRule="auto"/>
+        <w:ind w:left="720"/>
+      </w:pPr>
+      <w:r>
+        <w:rPr>
+          <w:lang w:val="zh_TW" w:bidi="zh_TW"/>
+        </w:rPr>
+      </w:r>
+      <w:r>
+        <w:rPr>
+          <w:lang w:val="zh_TW" w:bidi="zh_TW"/>
+        </w:rPr>
+        <w:t>保護自己（</w:t>
+      </w:r>
+      <w:hyperlink r:id="rId50">
+        <w:r>
+          <w:rPr>
+            <w:lang w:val="zh_TW" w:bidi="zh_TW"/>
+          </w:rPr>
+          <w:rPr>
+            <w:color w:val="0000EE"/>
+            <w:u w:val="single"/>
+          </w:rPr>
+          <w:t>出22:2</w:t>
+        </w:r>
+      </w:hyperlink>
+      <w:r>
+        <w:rPr>
+          <w:lang w:val="zh_TW" w:bidi="zh_TW"/>
+        </w:rPr>
+        <w:t>）</w:t>
+      </w:r>
+    </w:p>
+    <w:p>
+      <w:pPr>
+        <w:pStyle w:val="ListBullet"/>
+        <w:spacing w:line="240" w:lineRule="auto"/>
+        <w:ind w:left="720"/>
+      </w:pPr>
+      <w:r>
+        <w:rPr>
+          <w:lang w:val="zh_TW" w:bidi="zh_TW"/>
+        </w:rPr>
+      </w:r>
+      <w:r>
+        <w:rPr>
+          <w:lang w:val="zh_TW" w:bidi="zh_TW"/>
+        </w:rPr>
+        <w:t>執行合法的處決（</w:t>
+      </w:r>
+      <w:hyperlink r:id="rId51">
+        <w:r>
+          <w:rPr>
+            <w:lang w:val="zh_TW" w:bidi="zh_TW"/>
+          </w:rPr>
+          <w:rPr>
+            <w:color w:val="0000EE"/>
+            <w:u w:val="single"/>
+          </w:rPr>
+          <w:t>利20:9–16</w:t>
+        </w:r>
+      </w:hyperlink>
+      <w:r>
+        <w:rPr>
+          <w:lang w:val="zh_TW" w:bidi="zh_TW"/>
+        </w:rPr>
+        <w:t>）</w:t>
+      </w:r>
+    </w:p>
+    <w:p>
+      <w:pPr>
+        <w:pStyle w:val="ListBullet"/>
+        <w:spacing w:line="240" w:lineRule="auto"/>
+        <w:ind w:left="720"/>
+      </w:pPr>
+      <w:r>
+        <w:rPr>
+          <w:lang w:val="zh_TW" w:bidi="zh_TW"/>
+        </w:rPr>
+      </w:r>
+      <w:r>
+        <w:rPr>
+          <w:lang w:val="zh_TW" w:bidi="zh_TW"/>
+        </w:rPr>
+        <w:t>在戰爭中的殺敵（</w:t>
+      </w:r>
+      <w:hyperlink r:id="rId52">
+        <w:r>
+          <w:rPr>
+            <w:lang w:val="zh_TW" w:bidi="zh_TW"/>
+          </w:rPr>
+          <w:rPr>
+            <w:color w:val="0000EE"/>
+            <w:u w:val="single"/>
+          </w:rPr>
+          <w:t>王上2:5–6</w:t>
+        </w:r>
+      </w:hyperlink>
+      <w:r>
+        <w:rPr>
+          <w:lang w:val="zh_TW" w:bidi="zh_TW"/>
+        </w:rPr>
+        <w:t>）</w:t>
+      </w:r>
+    </w:p>
+    <w:p>
+      <w:pPr/>
+      <w:r>
+        <w:rPr>
+          <w:lang w:val="zh_TW" w:bidi="zh_TW"/>
+        </w:rPr>
+      </w:r>
+      <w:r>
+        <w:rPr>
+          <w:lang w:val="zh_TW" w:bidi="zh_TW"/>
+        </w:rPr>
+        <w:t>先知們常用「血」這個詞，來指全以色列民的罪責（</w:t>
+      </w:r>
+      <w:hyperlink r:id="rId53">
+        <w:r>
+          <w:rPr>
+            <w:lang w:val="zh_TW" w:bidi="zh_TW"/>
+          </w:rPr>
+          <w:rPr>
+            <w:color w:val="0000EE"/>
+            <w:u w:val="single"/>
+          </w:rPr>
+          <w:t>賽1:15</w:t>
+        </w:r>
+      </w:hyperlink>
+      <w:r>
+        <w:rPr>
+          <w:lang w:val="zh_TW" w:bidi="zh_TW"/>
+        </w:rPr>
+        <w:t>，</w:t>
+      </w:r>
+      <w:hyperlink r:id="rId54">
+        <w:r>
+          <w:rPr>
+            <w:lang w:val="zh_TW" w:bidi="zh_TW"/>
+          </w:rPr>
+          <w:rPr>
+            <w:color w:val="0000EE"/>
+            <w:u w:val="single"/>
+          </w:rPr>
+          <w:t>4:4；</w:t>
+        </w:r>
+      </w:hyperlink>
+      <w:hyperlink r:id="rId55">
+        <w:r>
+          <w:rPr>
+            <w:lang w:val="zh_TW" w:bidi="zh_TW"/>
+          </w:rPr>
+          <w:rPr>
+            <w:color w:val="0000EE"/>
+            <w:u w:val="single"/>
+          </w:rPr>
+          <w:t>結7:23</w:t>
+        </w:r>
+      </w:hyperlink>
+      <w:r>
+        <w:rPr>
+          <w:lang w:val="zh_TW" w:bidi="zh_TW"/>
+        </w:rPr>
+        <w:t>，</w:t>
+      </w:r>
+      <w:hyperlink r:id="rId56">
+        <w:r>
+          <w:rPr>
+            <w:lang w:val="zh_TW" w:bidi="zh_TW"/>
+          </w:rPr>
+          <w:rPr>
+            <w:color w:val="0000EE"/>
+            <w:u w:val="single"/>
+          </w:rPr>
+          <w:t>9:9；</w:t>
+        </w:r>
+      </w:hyperlink>
+      <w:hyperlink r:id="rId57">
+        <w:r>
+          <w:rPr>
+            <w:lang w:val="zh_TW" w:bidi="zh_TW"/>
+          </w:rPr>
+          <w:rPr>
+            <w:color w:val="0000EE"/>
+            <w:u w:val="single"/>
+          </w:rPr>
+          <w:t>何1:4</w:t>
+        </w:r>
+      </w:hyperlink>
+      <w:r>
+        <w:rPr>
+          <w:lang w:val="zh_TW" w:bidi="zh_TW"/>
+        </w:rPr>
+        <w:t>，</w:t>
+      </w:r>
+      <w:hyperlink r:id="rId58">
+        <w:r>
+          <w:rPr>
+            <w:lang w:val="zh_TW" w:bidi="zh_TW"/>
+          </w:rPr>
+          <w:rPr>
+            <w:color w:val="0000EE"/>
+            <w:u w:val="single"/>
+          </w:rPr>
+          <w:t>4:2</w:t>
+        </w:r>
+      </w:hyperlink>
+      <w:r>
+        <w:rPr>
+          <w:lang w:val="zh_TW" w:bidi="zh_TW"/>
+        </w:rPr>
+        <w:t>；</w:t>
+      </w:r>
+      <w:hyperlink r:id="rId59">
+        <w:r>
+          <w:rPr>
+            <w:lang w:val="zh_TW" w:bidi="zh_TW"/>
+          </w:rPr>
+          <w:rPr>
+            <w:color w:val="0000EE"/>
+            <w:u w:val="single"/>
+          </w:rPr>
+          <w:t>彌3:10；</w:t>
+        </w:r>
+      </w:hyperlink>
+      <w:hyperlink r:id="rId60">
+        <w:r>
+          <w:rPr>
+            <w:lang w:val="zh_TW" w:bidi="zh_TW"/>
+          </w:rPr>
+          <w:rPr>
+            <w:color w:val="0000EE"/>
+            <w:u w:val="single"/>
+          </w:rPr>
+          <w:t>哈2:8、12、17</w:t>
+        </w:r>
+      </w:hyperlink>
+      <w:r>
+        <w:rPr>
+          <w:lang w:val="zh_TW" w:bidi="zh_TW"/>
+        </w:rPr>
+        <w:t>）。</w:t>
+      </w:r>
+    </w:p>
+    <w:p>
+      <w:pPr/>
+      <w:r>
+        <w:rPr>
+          <w:lang w:val="zh_TW" w:bidi="zh_TW"/>
+        </w:rPr>
+      </w:r>
+      <w:r>
+        <w:rPr>
+          <w:lang w:val="zh_TW" w:bidi="zh_TW"/>
+        </w:rPr>
+        <w:t>有些罪極為嚴重，即使不涉及殺人，律法也規定要用死刑來懲罰犯罪的人（</w:t>
+      </w:r>
+      <w:hyperlink r:id="rId51">
+        <w:r>
+          <w:rPr>
+            <w:lang w:val="zh_TW" w:bidi="zh_TW"/>
+          </w:rPr>
+          <w:rPr>
+            <w:color w:val="0000EE"/>
+            <w:u w:val="single"/>
+          </w:rPr>
+          <w:t>利20:9–16</w:t>
+        </w:r>
+      </w:hyperlink>
+      <w:r>
+        <w:rPr>
+          <w:lang w:val="zh_TW" w:bidi="zh_TW"/>
+        </w:rPr>
+        <w:t>；</w:t>
+      </w:r>
+      <w:hyperlink r:id="rId61">
+        <w:r>
+          <w:rPr>
+            <w:lang w:val="zh_TW" w:bidi="zh_TW"/>
+          </w:rPr>
+          <w:rPr>
+            <w:color w:val="0000EE"/>
+            <w:u w:val="single"/>
+          </w:rPr>
+          <w:t>結8:10–13</w:t>
+        </w:r>
+      </w:hyperlink>
+      <w:r>
+        <w:rPr>
+          <w:lang w:val="zh_TW" w:bidi="zh_TW"/>
+        </w:rPr>
+        <w:t>）。這些罪包括：</w:t>
+      </w:r>
+    </w:p>
+    <w:p>
+      <w:pPr>
+        <w:pStyle w:val="ListBullet"/>
+        <w:spacing w:line="240" w:lineRule="auto"/>
+        <w:ind w:left="720"/>
+      </w:pPr>
+      <w:r>
+        <w:rPr>
+          <w:lang w:val="zh_TW" w:bidi="zh_TW"/>
+        </w:rPr>
+      </w:r>
+      <w:r>
+        <w:rPr>
+          <w:lang w:val="zh_TW" w:bidi="zh_TW"/>
+        </w:rPr>
+        <w:t>敬拜假神</w:t>
+      </w:r>
+    </w:p>
+    <w:p>
+      <w:pPr>
+        <w:pStyle w:val="ListBullet"/>
+        <w:spacing w:line="240" w:lineRule="auto"/>
+        <w:ind w:left="720"/>
+      </w:pPr>
+      <w:r>
+        <w:rPr>
+          <w:lang w:val="zh_TW" w:bidi="zh_TW"/>
+        </w:rPr>
+      </w:r>
+      <w:r>
+        <w:rPr>
+          <w:lang w:val="zh_TW" w:bidi="zh_TW"/>
+        </w:rPr>
+        <w:t>將受造物當作神（偶像）來敬拜</w:t>
+      </w:r>
+    </w:p>
+    <w:p>
+      <w:pPr>
+        <w:pStyle w:val="ListBullet"/>
+        <w:spacing w:line="240" w:lineRule="auto"/>
+        <w:ind w:left="720"/>
+      </w:pPr>
+      <w:r>
+        <w:rPr>
+          <w:lang w:val="zh_TW" w:bidi="zh_TW"/>
+        </w:rPr>
+      </w:r>
+      <w:r>
+        <w:rPr>
+          <w:lang w:val="zh_TW" w:bidi="zh_TW"/>
+        </w:rPr>
+        <w:t>在婚姻中不忠（姦淫）</w:t>
+      </w:r>
+    </w:p>
+    <w:p>
+      <w:pPr>
+        <w:pStyle w:val="ListBullet"/>
+        <w:spacing w:line="240" w:lineRule="auto"/>
+        <w:ind w:left="720"/>
+      </w:pPr>
+      <w:r>
+        <w:rPr>
+          <w:lang w:val="zh_TW" w:bidi="zh_TW"/>
+        </w:rPr>
+      </w:r>
+      <w:r>
+        <w:rPr>
+          <w:lang w:val="zh_TW" w:bidi="zh_TW"/>
+        </w:rPr>
+        <w:t>偷竊（搶奪）</w:t>
+      </w:r>
+    </w:p>
+    <w:p>
+      <w:pPr>
+        <w:pStyle w:val="ListBullet"/>
+        <w:spacing w:line="240" w:lineRule="auto"/>
+        <w:ind w:left="720"/>
+      </w:pPr>
+      <w:r>
+        <w:rPr>
+          <w:lang w:val="zh_TW" w:bidi="zh_TW"/>
+        </w:rPr>
+      </w:r>
+      <w:r>
+        <w:rPr>
+          <w:lang w:val="zh_TW" w:bidi="zh_TW"/>
+        </w:rPr>
+        <w:t>欺壓貧窮人</w:t>
+      </w:r>
+    </w:p>
+    <w:p>
+      <w:pPr>
+        <w:pStyle w:val="ListBullet"/>
+        <w:spacing w:line="240" w:lineRule="auto"/>
+        <w:ind w:left="720"/>
+      </w:pPr>
+      <w:r>
+        <w:rPr>
+          <w:lang w:val="zh_TW" w:bidi="zh_TW"/>
+        </w:rPr>
+      </w:r>
+      <w:r>
+        <w:rPr>
+          <w:lang w:val="zh_TW" w:bidi="zh_TW"/>
+        </w:rPr>
+        <w:t>違背重要的誓言</w:t>
+      </w:r>
+    </w:p>
+    <w:p>
+      <w:pPr>
+        <w:pStyle w:val="ListBullet"/>
+        <w:spacing w:line="240" w:lineRule="auto"/>
+        <w:ind w:left="720"/>
+      </w:pPr>
+      <w:r>
+        <w:rPr>
+          <w:lang w:val="zh_TW" w:bidi="zh_TW"/>
+        </w:rPr>
+      </w:r>
+      <w:r>
+        <w:rPr>
+          <w:lang w:val="zh_TW" w:bidi="zh_TW"/>
+        </w:rPr>
+        <w:t>向別人收取不公平的利息</w:t>
+      </w:r>
+    </w:p>
+    <w:p>
+      <w:pPr/>
+      <w:r>
+        <w:rPr>
+          <w:lang w:val="zh_TW" w:bidi="zh_TW"/>
+        </w:rPr>
+      </w:r>
+      <w:r>
+        <w:rPr>
+          <w:lang w:val="zh_TW" w:bidi="zh_TW"/>
+        </w:rPr>
+        <w:t>在整本聖經中，從創世記（</w:t>
+      </w:r>
+      <w:hyperlink r:id="rId62">
+        <w:r>
+          <w:rPr>
+            <w:lang w:val="zh_TW" w:bidi="zh_TW"/>
+          </w:rPr>
+          <w:rPr>
+            <w:color w:val="0000EE"/>
+            <w:u w:val="single"/>
+          </w:rPr>
+          <w:t>4:10–12</w:t>
+        </w:r>
+      </w:hyperlink>
+      <w:r>
+        <w:rPr>
+          <w:lang w:val="zh_TW" w:bidi="zh_TW"/>
+        </w:rPr>
+        <w:t>）到先知書（</w:t>
+      </w:r>
+      <w:hyperlink r:id="rId63">
+        <w:r>
+          <w:rPr>
+            <w:lang w:val="zh_TW" w:bidi="zh_TW"/>
+          </w:rPr>
+          <w:rPr>
+            <w:color w:val="0000EE"/>
+            <w:u w:val="single"/>
+          </w:rPr>
+          <w:t>賽26:21；</w:t>
+        </w:r>
+      </w:hyperlink>
+      <w:hyperlink r:id="rId64">
+        <w:r>
+          <w:rPr>
+            <w:lang w:val="zh_TW" w:bidi="zh_TW"/>
+          </w:rPr>
+          <w:rPr>
+            <w:color w:val="0000EE"/>
+            <w:u w:val="single"/>
+          </w:rPr>
+          <w:t>結24:6–9</w:t>
+        </w:r>
+      </w:hyperlink>
+      <w:r>
+        <w:rPr>
+          <w:lang w:val="zh_TW" w:bidi="zh_TW"/>
+        </w:rPr>
+        <w:t>），直至新約聖經（</w:t>
+      </w:r>
+      <w:hyperlink r:id="rId65">
+        <w:r>
+          <w:rPr>
+            <w:lang w:val="zh_TW" w:bidi="zh_TW"/>
+          </w:rPr>
+          <w:rPr>
+            <w:color w:val="0000EE"/>
+            <w:u w:val="single"/>
+          </w:rPr>
+          <w:t>啟6:10</w:t>
+        </w:r>
+      </w:hyperlink>
+      <w:r>
+        <w:rPr>
+          <w:lang w:val="zh_TW" w:bidi="zh_TW"/>
+        </w:rPr>
+        <w:t>）我們都看見神要施行公義，並且懲罰那些殺害別人的人。</w:t>
+      </w:r>
+    </w:p>
+    <w:p>
+      <w:pPr/>
+      <w:r>
+        <w:rPr>
+          <w:lang w:val="zh_TW" w:bidi="zh_TW"/>
+        </w:rPr>
+      </w:r>
+      <w:r>
+        <w:rPr>
+          <w:i/>
+          <w:lang w:val="zh_TW" w:bidi="zh_TW"/>
+        </w:rPr>
+        <w:t>另見</w:t>
+      </w:r>
+      <w:r>
+        <w:rPr>
+          <w:lang w:val="zh_TW" w:bidi="zh_TW"/>
+        </w:rPr>
+        <w:t xml:space="preserve"> </w:t>
+      </w:r>
+      <w:r>
+        <w:rPr>
+          <w:lang w:val="zh_TW" w:bidi="zh_TW"/>
+        </w:rPr>
+        <w:t>逃城；</w:t>
+      </w:r>
+      <w:r>
+        <w:rPr>
+          <w:lang w:val="zh_TW" w:bidi="zh_TW"/>
+        </w:rPr>
+        <w:t>刑法和懲罰</w:t>
+      </w:r>
+      <w:r>
+        <w:rPr>
+          <w:lang w:val="zh_TW" w:bidi="zh_TW"/>
+        </w:rPr>
+        <w:t>。</w:t>
+      </w:r>
+      <w:r>
+        <w:rPr>
+          <w:lang w:val="zh_TW" w:bidi="zh_TW"/>
+        </w:rPr>
+      </w:r>
+      <w:r>
+        <w:rPr>
+          <w:lang w:val="zh_TW" w:bidi="zh_TW"/>
+        </w:rPr>
+      </w:r>
+    </w:p>
+    <w:p>
+      <w:pPr/>
+      <w:r>
+        <w:rPr>
+          <w:lang w:val="zh_TW" w:bidi="zh_TW"/>
+        </w:rPr>
+      </w:r>
+    </w:p>
+    <w:p>
+      <w:pPr>
+        <w:pStyle w:val="Heading2"/>
+      </w:pPr>
+      <w:r>
+        <w:rPr>
+          <w:lang w:val="zh_TW" w:bidi="zh_TW"/>
+        </w:rPr>
+        <w:t>硫磺</w:t>
+      </w:r>
+      <w:r>
+        <w:rPr>
+          <w:lang w:val="zh_TW" w:bidi="zh_TW"/>
+        </w:rPr>
+      </w:r>
+    </w:p>
+    <w:p>
+      <w:pPr/>
+      <w:r>
+        <w:rPr>
+          <w:lang w:val="zh_TW" w:bidi="zh_TW"/>
+        </w:rPr>
+      </w:r>
+      <w:r>
+        <w:rPr>
+          <w:lang w:val="zh_TW" w:bidi="zh_TW"/>
+        </w:rPr>
+        <w:t>硫磺是非金屬元素硫的古老名稱，字面意思是「會燃燒的石頭」硫磺的燃點比許多其他物質低，燃燒時會產生刺鼻的二氧化硫煙霧。硫磺自然存在於火山區，例如死海谷地。</w:t>
+      </w:r>
+    </w:p>
+    <w:p>
+      <w:pPr/>
+      <w:r>
+        <w:rPr>
+          <w:lang w:val="zh_TW" w:bidi="zh_TW"/>
+        </w:rPr>
+      </w:r>
+      <w:r>
+        <w:rPr>
+          <w:lang w:val="zh_TW" w:bidi="zh_TW"/>
+        </w:rPr>
+        <w:t>在聖經中，「火與硫磺」常被用來象徵神對惡人的懲罰（</w:t>
+      </w:r>
+      <w:hyperlink r:id="rId66">
+        <w:r>
+          <w:rPr>
+            <w:lang w:val="zh_TW" w:bidi="zh_TW"/>
+          </w:rPr>
+          <w:rPr>
+            <w:color w:val="0000EE"/>
+            <w:u w:val="single"/>
+          </w:rPr>
+          <w:t>創19:24</w:t>
+        </w:r>
+      </w:hyperlink>
+      <w:r>
+        <w:rPr>
+          <w:lang w:val="zh_TW" w:bidi="zh_TW"/>
+        </w:rPr>
+        <w:t>；</w:t>
+      </w:r>
+      <w:hyperlink r:id="rId67">
+        <w:r>
+          <w:rPr>
+            <w:lang w:val="zh_TW" w:bidi="zh_TW"/>
+          </w:rPr>
+          <w:rPr>
+            <w:color w:val="0000EE"/>
+            <w:u w:val="single"/>
+          </w:rPr>
+          <w:t>申29:23</w:t>
+        </w:r>
+      </w:hyperlink>
+      <w:r>
+        <w:rPr>
+          <w:lang w:val="zh_TW" w:bidi="zh_TW"/>
+        </w:rPr>
+        <w:t>；</w:t>
+      </w:r>
+      <w:hyperlink r:id="rId68">
+        <w:r>
+          <w:rPr>
+            <w:lang w:val="zh_TW" w:bidi="zh_TW"/>
+          </w:rPr>
+          <w:rPr>
+            <w:color w:val="0000EE"/>
+            <w:u w:val="single"/>
+          </w:rPr>
+          <w:t>伯18:15</w:t>
+        </w:r>
+      </w:hyperlink>
+      <w:r>
+        <w:rPr>
+          <w:lang w:val="zh_TW" w:bidi="zh_TW"/>
+        </w:rPr>
+        <w:t>；</w:t>
+      </w:r>
+      <w:hyperlink r:id="rId69">
+        <w:r>
+          <w:rPr>
+            <w:lang w:val="zh_TW" w:bidi="zh_TW"/>
+          </w:rPr>
+          <w:rPr>
+            <w:color w:val="0000EE"/>
+            <w:u w:val="single"/>
+          </w:rPr>
+          <w:t>詩11:6</w:t>
+        </w:r>
+      </w:hyperlink>
+      <w:r>
+        <w:rPr>
+          <w:lang w:val="zh_TW" w:bidi="zh_TW"/>
+        </w:rPr>
+        <w:t>；</w:t>
+      </w:r>
+      <w:hyperlink r:id="rId70">
+        <w:r>
+          <w:rPr>
+            <w:lang w:val="zh_TW" w:bidi="zh_TW"/>
+          </w:rPr>
+          <w:rPr>
+            <w:color w:val="0000EE"/>
+            <w:u w:val="single"/>
+          </w:rPr>
+          <w:t>結38:22</w:t>
+        </w:r>
+      </w:hyperlink>
+      <w:r>
+        <w:rPr>
+          <w:lang w:val="zh_TW" w:bidi="zh_TW"/>
+        </w:rPr>
+        <w:t>；</w:t>
+      </w:r>
+      <w:hyperlink r:id="rId71">
+        <w:r>
+          <w:rPr>
+            <w:lang w:val="zh_TW" w:bidi="zh_TW"/>
+          </w:rPr>
+          <w:rPr>
+            <w:color w:val="0000EE"/>
+            <w:u w:val="single"/>
+          </w:rPr>
+          <w:t>路17:29</w:t>
+        </w:r>
+      </w:hyperlink>
+      <w:r>
+        <w:rPr>
+          <w:lang w:val="zh_TW" w:bidi="zh_TW"/>
+        </w:rPr>
+        <w:t>；</w:t>
+      </w:r>
+      <w:hyperlink r:id="rId72">
+        <w:r>
+          <w:rPr>
+            <w:lang w:val="zh_TW" w:bidi="zh_TW"/>
+          </w:rPr>
+          <w:rPr>
+            <w:color w:val="0000EE"/>
+            <w:u w:val="single"/>
+          </w:rPr>
+          <w:t>啟9:17–18</w:t>
+        </w:r>
+      </w:hyperlink>
+      <w:r>
+        <w:rPr>
+          <w:lang w:val="zh_TW" w:bidi="zh_TW"/>
+        </w:rPr>
+        <w:t>，</w:t>
+      </w:r>
+      <w:hyperlink r:id="rId73">
+        <w:r>
+          <w:rPr>
+            <w:lang w:val="zh_TW" w:bidi="zh_TW"/>
+          </w:rPr>
+          <w:rPr>
+            <w:color w:val="0000EE"/>
+            <w:u w:val="single"/>
+          </w:rPr>
+          <w:t>14:10</w:t>
+        </w:r>
+      </w:hyperlink>
+      <w:r>
+        <w:rPr>
+          <w:lang w:val="zh_TW" w:bidi="zh_TW"/>
+        </w:rPr>
+        <w:t>，</w:t>
+      </w:r>
+      <w:hyperlink r:id="rId74">
+        <w:r>
+          <w:rPr>
+            <w:lang w:val="zh_TW" w:bidi="zh_TW"/>
+          </w:rPr>
+          <w:rPr>
+            <w:color w:val="0000EE"/>
+            <w:u w:val="single"/>
+          </w:rPr>
+          <w:t>19:20</w:t>
+        </w:r>
+      </w:hyperlink>
+      <w:r>
+        <w:rPr>
+          <w:lang w:val="zh_TW" w:bidi="zh_TW"/>
+        </w:rPr>
+        <w:t>，</w:t>
+      </w:r>
+      <w:hyperlink r:id="rId75">
+        <w:r>
+          <w:rPr>
+            <w:lang w:val="zh_TW" w:bidi="zh_TW"/>
+          </w:rPr>
+          <w:rPr>
+            <w:color w:val="0000EE"/>
+            <w:u w:val="single"/>
+          </w:rPr>
+          <w:t>20:10</w:t>
+        </w:r>
+      </w:hyperlink>
+      <w:r>
+        <w:rPr>
+          <w:lang w:val="zh_TW" w:bidi="zh_TW"/>
+        </w:rPr>
+        <w:t>，</w:t>
+      </w:r>
+      <w:hyperlink r:id="rId76">
+        <w:r>
+          <w:rPr>
+            <w:lang w:val="zh_TW" w:bidi="zh_TW"/>
+          </w:rPr>
+          <w:rPr>
+            <w:color w:val="0000EE"/>
+            <w:u w:val="single"/>
+          </w:rPr>
+          <w:t>21:8</w:t>
+        </w:r>
+      </w:hyperlink>
+      <w:r>
+        <w:rPr>
+          <w:lang w:val="zh_TW" w:bidi="zh_TW"/>
+        </w:rPr>
+        <w:t>）</w:t>
+      </w:r>
+    </w:p>
+    <w:p>
+      <w:pPr/>
+      <w:r>
+        <w:rPr>
+          <w:lang w:val="zh_TW" w:bidi="zh_TW"/>
+        </w:rPr>
+      </w:r>
+      <w:r>
+        <w:rPr>
+          <w:lang w:val="zh_TW" w:bidi="zh_TW"/>
+        </w:rPr>
+        <w:t>以色列境內最後一次火山噴發，大約發生在四千年前。科學家透過放射性碳定年法推算出這時間。當時這些劇烈的火山活動，對當時居住在該地的人群造成了深遠的影響。人們將這些親身經歷編成故事，並在世世代代之間口耳相傳。</w:t>
+      </w:r>
+    </w:p>
+    <w:p>
+      <w:pPr/>
+      <w:r>
+        <w:rPr>
+          <w:lang w:val="zh_TW" w:bidi="zh_TW"/>
+        </w:rPr>
+      </w:r>
+      <w:r>
+        <w:rPr>
+          <w:i/>
+          <w:lang w:val="zh_TW" w:bidi="zh_TW"/>
+        </w:rPr>
+        <w:t>見</w:t>
+      </w:r>
+      <w:r>
+        <w:rPr>
+          <w:lang w:val="zh_TW" w:bidi="zh_TW"/>
+        </w:rPr>
+        <w:t xml:space="preserve"> </w:t>
+      </w:r>
+      <w:r>
+        <w:rPr>
+          <w:lang w:val="zh_TW" w:bidi="zh_TW"/>
+        </w:rPr>
+        <w:t>礦物和金屬</w:t>
       </w:r>
       <w:r>
         <w:rPr>

--- a/zht/docx/089.content.docx
+++ b/zht/docx/089.content.docx
@@ -149,7 +149,7 @@
         <w:rPr>
           <w:lang w:val="zh_TW" w:bidi="zh_TW"/>
         </w:rPr>
-        <w:t>liu</w:t>
+        <w:t>lin</w:t>
       </w:r>
       <w:r>
         <w:rPr>
@@ -212,7 +212,7 @@
         <w:rPr>
           <w:lang w:val="zh_TW" w:bidi="zh_TW"/>
         </w:rPr>
-        <w:t>流放，放逐</w:t>
+        <w:t>鄰舍</w:t>
       </w:r>
       <w:r>
         <w:rPr>
@@ -231,7 +231,48 @@
         <w:rPr>
           <w:lang w:val="zh_TW" w:bidi="zh_TW"/>
         </w:rPr>
-        <w:t>懲罰的一種，將人從國家或群體中排除。</w:t>
+        <w:t>在舊約時期和猶太教</w:t>
+      </w:r>
+      <w:r>
+        <w:rPr>
+          <w:lang w:val="zh_TW" w:bidi="zh_TW"/>
+        </w:rPr>
+        <w:t>晚期</w:t>
+      </w:r>
+      <w:r>
+        <w:rPr>
+          <w:lang w:val="zh_TW" w:bidi="zh_TW"/>
+        </w:rPr>
+        <w:t>，</w:t>
+      </w:r>
+      <w:r>
+        <w:rPr>
+          <w:lang w:val="zh_TW" w:bidi="zh_TW"/>
+        </w:rPr>
+        <w:t>這個概念顯然僅限於以色列人，或與神訂的盟約</w:t>
+      </w:r>
+      <w:r>
+        <w:rPr>
+          <w:lang w:val="zh_TW" w:bidi="zh_TW"/>
+        </w:rPr>
+        <w:t>群體</w:t>
+      </w:r>
+      <w:r>
+        <w:rPr>
+          <w:lang w:val="zh_TW" w:bidi="zh_TW"/>
+        </w:rPr>
+        <w:t>中之成員。然而，耶穌將這一概念擴展，使其涵蓋所有在人生旅途中遇見的人。</w:t>
+      </w:r>
+    </w:p>
+    <w:p>
+      <w:pPr>
+        <w:pStyle w:val="Heading3"/>
+      </w:pPr>
+      <w:r>
+        <w:rPr>
+          <w:lang w:val="zh_TW" w:bidi="zh_TW"/>
+        </w:rPr>
+        <w:t>在舊約中</w:t>
       </w:r>
     </w:p>
     <w:p>
@@ -245,25 +286,7 @@
         <w:rPr>
           <w:lang w:val="zh_TW" w:bidi="zh_TW"/>
         </w:rPr>
-        <w:t>在聖經中，「放逐」或類似詞語多次出現：</w:t>
-      </w:r>
-    </w:p>
-    <w:p>
-      <w:pPr>
-        <w:pStyle w:val="ListBullet"/>
-        <w:spacing w:line="240" w:lineRule="auto"/>
-        <w:ind w:left="720"/>
-      </w:pPr>
-      <w:r>
-        <w:rPr>
-          <w:lang w:val="zh_TW" w:bidi="zh_TW"/>
-        </w:rPr>
-      </w:r>
-      <w:r>
-        <w:rPr>
-          <w:lang w:val="zh_TW" w:bidi="zh_TW"/>
-        </w:rPr>
-        <w:t>神審判亞當和夏娃（</w:t>
+        <w:t>雖然舊約從未明確將「鄰舍」限制為以色列人，但這個詞通常指的是盟約中的成員，即其他以色列人（見</w:t>
       </w:r>
       <w:hyperlink r:id="rId13">
         <w:r>
@@ -274,32 +297,14 @@
             <w:color w:val="0000EE"/>
             <w:u w:val="single"/>
           </w:rPr>
-          <w:t>創3:23–24</w:t>
+          <w:t>利6:1–7</w:t>
         </w:r>
       </w:hyperlink>
       <w:r>
         <w:rPr>
           <w:lang w:val="zh_TW" w:bidi="zh_TW"/>
         </w:rPr>
-        <w:t>，譯註：和合本譯為打發）</w:t>
-      </w:r>
-    </w:p>
-    <w:p>
-      <w:pPr>
-        <w:pStyle w:val="ListBullet"/>
-        <w:spacing w:line="240" w:lineRule="auto"/>
-        <w:ind w:left="720"/>
-      </w:pPr>
-      <w:r>
-        <w:rPr>
-          <w:lang w:val="zh_TW" w:bidi="zh_TW"/>
-        </w:rPr>
-      </w:r>
-      <w:r>
-        <w:rPr>
-          <w:lang w:val="zh_TW" w:bidi="zh_TW"/>
-        </w:rPr>
-        <w:t>神審判該隱 （</w:t>
+        <w:t>，</w:t>
       </w:r>
       <w:hyperlink r:id="rId14">
         <w:r>
@@ -310,32 +315,14 @@
             <w:color w:val="0000EE"/>
             <w:u w:val="single"/>
           </w:rPr>
-          <w:t>4:9–14</w:t>
+          <w:t>19</w:t>
         </w:r>
       </w:hyperlink>
       <w:r>
         <w:rPr>
           <w:lang w:val="zh_TW" w:bidi="zh_TW"/>
         </w:rPr>
-        <w:t>，譯註：和合本未有譯出放逐一詞）</w:t>
-      </w:r>
-    </w:p>
-    <w:p>
-      <w:pPr>
-        <w:pStyle w:val="ListBullet"/>
-        <w:spacing w:line="240" w:lineRule="auto"/>
-        <w:ind w:left="720"/>
-      </w:pPr>
-      <w:r>
-        <w:rPr>
-          <w:lang w:val="zh_TW" w:bidi="zh_TW"/>
-        </w:rPr>
-      </w:r>
-      <w:r>
-        <w:rPr>
-          <w:lang w:val="zh_TW" w:bidi="zh_TW"/>
-        </w:rPr>
-        <w:t>押沙龍的父親把押沙龍流放（</w:t>
+        <w:t>；</w:t>
       </w:r>
       <w:hyperlink r:id="rId15">
         <w:r>
@@ -346,9 +333,15 @@
             <w:color w:val="0000EE"/>
             <w:u w:val="single"/>
           </w:rPr>
-          <w:t>撒下13:37–39，</w:t>
+          <w:t>申15:2–3</w:t>
         </w:r>
       </w:hyperlink>
+      <w:r>
+        <w:rPr>
+          <w:lang w:val="zh_TW" w:bidi="zh_TW"/>
+        </w:rPr>
+        <w:t>）。在</w:t>
+      </w:r>
       <w:hyperlink r:id="rId16">
         <w:r>
           <w:rPr>
@@ -358,32 +351,26 @@
             <w:color w:val="0000EE"/>
             <w:u w:val="single"/>
           </w:rPr>
-          <w:t>14:13–14</w:t>
+          <w:t>利未記十九章18節</w:t>
         </w:r>
       </w:hyperlink>
       <w:r>
         <w:rPr>
           <w:lang w:val="zh_TW" w:bidi="zh_TW"/>
         </w:rPr>
-        <w:t>，譯註：和合本譯為逃亡）</w:t>
-      </w:r>
-    </w:p>
-    <w:p>
-      <w:pPr>
-        <w:pStyle w:val="ListBullet"/>
-        <w:spacing w:line="240" w:lineRule="auto"/>
-        <w:ind w:left="720"/>
-      </w:pPr>
-      <w:r>
-        <w:rPr>
-          <w:lang w:val="zh_TW" w:bidi="zh_TW"/>
-        </w:rPr>
-      </w:r>
-      <w:r>
-        <w:rPr>
-          <w:lang w:val="zh_TW" w:bidi="zh_TW"/>
-        </w:rPr>
-        <w:t>以色列從應許之地被擄（</w:t>
+        <w:t>中，這段經文後來在新約中多次被引用，其中命令以色列人要「</w:t>
+      </w:r>
+      <w:r>
+        <w:rPr>
+          <w:lang w:val="zh_TW" w:bidi="zh_TW"/>
+        </w:rPr>
+        <w:t>愛人如己</w:t>
+      </w:r>
+      <w:r>
+        <w:rPr>
+          <w:lang w:val="zh_TW" w:bidi="zh_TW"/>
+        </w:rPr>
+        <w:t>」。然而，在</w:t>
       </w:r>
       <w:hyperlink r:id="rId17">
         <w:r>
@@ -394,16 +381,16 @@
             <w:color w:val="0000EE"/>
             <w:u w:val="single"/>
           </w:rPr>
-          <w:t>申30:1</w:t>
+          <w:t>十九章34節</w:t>
         </w:r>
       </w:hyperlink>
       <w:r>
         <w:rPr>
           <w:lang w:val="zh_TW" w:bidi="zh_TW"/>
         </w:rPr>
-        <w:t>；</w:t>
-      </w:r>
-      <w:hyperlink r:id="rId18">
+        <w:t>中，又特別指出這種愛也應該施予旅居其中的外邦人（或「寄居者」）。如果「鄰舍」（</w:t>
+      </w:r>
+      <w:hyperlink r:id="rId16">
         <w:r>
           <w:rPr>
             <w:lang w:val="zh_TW" w:bidi="zh_TW"/>
@@ -412,16 +399,16 @@
             <w:color w:val="0000EE"/>
             <w:u w:val="single"/>
           </w:rPr>
-          <w:t>賽11:12</w:t>
+          <w:t>18</w:t>
         </w:r>
       </w:hyperlink>
       <w:r>
         <w:rPr>
           <w:lang w:val="zh_TW" w:bidi="zh_TW"/>
         </w:rPr>
-        <w:t>；</w:t>
-      </w:r>
-      <w:hyperlink r:id="rId19">
+        <w:t>節）暗示了一個更廣泛的概念，如「人類」或「同胞」，那麼在第</w:t>
+      </w:r>
+      <w:hyperlink r:id="rId17">
         <w:r>
           <w:rPr>
             <w:lang w:val="zh_TW" w:bidi="zh_TW"/>
@@ -430,32 +417,26 @@
             <w:color w:val="0000EE"/>
             <w:u w:val="single"/>
           </w:rPr>
-          <w:t>耶16:15</w:t>
+          <w:t>34</w:t>
         </w:r>
       </w:hyperlink>
       <w:r>
         <w:rPr>
           <w:lang w:val="zh_TW" w:bidi="zh_TW"/>
         </w:rPr>
-        <w:t>；</w:t>
-      </w:r>
-      <w:hyperlink r:id="rId20">
-        <w:r>
-          <w:rPr>
-            <w:lang w:val="zh_TW" w:bidi="zh_TW"/>
-          </w:rPr>
-          <w:rPr>
-            <w:color w:val="0000EE"/>
-            <w:u w:val="single"/>
-          </w:rPr>
-          <w:t>結4:13</w:t>
-        </w:r>
-      </w:hyperlink>
-      <w:r>
-        <w:rPr>
-          <w:lang w:val="zh_TW" w:bidi="zh_TW"/>
-        </w:rPr>
-        <w:t>，譯註：和合本譯為追趕、趕）</w:t>
+        <w:t>節中就沒有必要再特別提及</w:t>
+      </w:r>
+      <w:r>
+        <w:rPr>
+          <w:lang w:val="zh_TW" w:bidi="zh_TW"/>
+        </w:rPr>
+        <w:t>同居的外人</w:t>
+      </w:r>
+      <w:r>
+        <w:rPr>
+          <w:lang w:val="zh_TW" w:bidi="zh_TW"/>
+        </w:rPr>
+        <w:t>。因此，「鄰舍」應當是指一個人的直接鄰居，即以色列人。</w:t>
       </w:r>
     </w:p>
     <w:p>
@@ -469,7 +450,61 @@
         <w:rPr>
           <w:lang w:val="zh_TW" w:bidi="zh_TW"/>
         </w:rPr>
-        <w:t>在以色列被擄到巴比倫期間，放逐也是懲罰之一，適用於不順服神或波斯王亞達薛西的人（</w:t>
+        <w:t>在盟約社群中，愛鄰舍包含了一些律法上明確規定的責任。人應該公平地對待鄰舍（</w:t>
+      </w:r>
+      <w:hyperlink r:id="rId18">
+        <w:r>
+          <w:rPr>
+            <w:lang w:val="zh_TW" w:bidi="zh_TW"/>
+          </w:rPr>
+          <w:rPr>
+            <w:color w:val="0000EE"/>
+            <w:u w:val="single"/>
+          </w:rPr>
+          <w:t>出22:5–15</w:t>
+        </w:r>
+      </w:hyperlink>
+      <w:r>
+        <w:rPr>
+          <w:lang w:val="zh_TW" w:bidi="zh_TW"/>
+        </w:rPr>
+        <w:t>；</w:t>
+      </w:r>
+      <w:hyperlink r:id="rId19">
+        <w:r>
+          <w:rPr>
+            <w:lang w:val="zh_TW" w:bidi="zh_TW"/>
+          </w:rPr>
+          <w:rPr>
+            <w:color w:val="0000EE"/>
+            <w:u w:val="single"/>
+          </w:rPr>
+          <w:t>利6:2–7</w:t>
+        </w:r>
+      </w:hyperlink>
+      <w:r>
+        <w:rPr>
+          <w:lang w:val="zh_TW" w:bidi="zh_TW"/>
+        </w:rPr>
+        <w:t>，</w:t>
+      </w:r>
+      <w:hyperlink r:id="rId20">
+        <w:r>
+          <w:rPr>
+            <w:lang w:val="zh_TW" w:bidi="zh_TW"/>
+          </w:rPr>
+          <w:rPr>
+            <w:color w:val="0000EE"/>
+            <w:u w:val="single"/>
+          </w:rPr>
+          <w:t>19:9–18</w:t>
+        </w:r>
+      </w:hyperlink>
+      <w:r>
+        <w:rPr>
+          <w:lang w:val="zh_TW" w:bidi="zh_TW"/>
+        </w:rPr>
+        <w:t>），尊重他（</w:t>
       </w:r>
       <w:hyperlink r:id="rId21">
         <w:r>
@@ -480,14 +515,128 @@
             <w:color w:val="0000EE"/>
             <w:u w:val="single"/>
           </w:rPr>
-          <w:t>拉7:26</w:t>
+          <w:t>出20:16</w:t>
         </w:r>
       </w:hyperlink>
       <w:r>
         <w:rPr>
           <w:lang w:val="zh_TW" w:bidi="zh_TW"/>
         </w:rPr>
-        <w:t>，譯註：和合本譯為充軍）。</w:t>
+        <w:t>）以及他的財物（</w:t>
+      </w:r>
+      <w:hyperlink r:id="rId22">
+        <w:r>
+          <w:rPr>
+            <w:lang w:val="zh_TW" w:bidi="zh_TW"/>
+          </w:rPr>
+          <w:rPr>
+            <w:color w:val="0000EE"/>
+            <w:u w:val="single"/>
+          </w:rPr>
+          <w:t>出20:17</w:t>
+        </w:r>
+      </w:hyperlink>
+      <w:r>
+        <w:rPr>
+          <w:lang w:val="zh_TW" w:bidi="zh_TW"/>
+        </w:rPr>
+        <w:t>）。為了促進盟約社群中公正和憐憫的關係，以色列人應視鄰舍為「</w:t>
+      </w:r>
+      <w:r>
+        <w:rPr>
+          <w:lang w:val="zh_TW" w:bidi="zh_TW"/>
+        </w:rPr>
+        <w:t>弟兄</w:t>
+      </w:r>
+      <w:r>
+        <w:rPr>
+          <w:lang w:val="zh_TW" w:bidi="zh_TW"/>
+        </w:rPr>
+        <w:t>」（</w:t>
+      </w:r>
+      <w:hyperlink r:id="rId23">
+        <w:r>
+          <w:rPr>
+            <w:lang w:val="zh_TW" w:bidi="zh_TW"/>
+          </w:rPr>
+          <w:rPr>
+            <w:color w:val="0000EE"/>
+            <w:u w:val="single"/>
+          </w:rPr>
+          <w:t>利25:25</w:t>
+        </w:r>
+      </w:hyperlink>
+      <w:r>
+        <w:rPr>
+          <w:lang w:val="zh_TW" w:bidi="zh_TW"/>
+        </w:rPr>
+        <w:t>；</w:t>
+      </w:r>
+      <w:hyperlink r:id="rId24">
+        <w:r>
+          <w:rPr>
+            <w:lang w:val="zh_TW" w:bidi="zh_TW"/>
+          </w:rPr>
+          <w:rPr>
+            <w:color w:val="0000EE"/>
+            <w:u w:val="single"/>
+          </w:rPr>
+          <w:t>申22:1–4</w:t>
+        </w:r>
+      </w:hyperlink>
+      <w:r>
+        <w:rPr>
+          <w:lang w:val="zh_TW" w:bidi="zh_TW"/>
+        </w:rPr>
+        <w:t>）。</w:t>
+      </w:r>
+      <w:r>
+        <w:rPr>
+          <w:lang w:val="zh_TW" w:bidi="zh_TW"/>
+        </w:rPr>
+        <w:t>對鄰舍所做的，應以同樣的方式回報</w:t>
+      </w:r>
+      <w:r>
+        <w:rPr>
+          <w:lang w:val="zh_TW" w:bidi="zh_TW"/>
+        </w:rPr>
+        <w:t>（</w:t>
+      </w:r>
+      <w:hyperlink r:id="rId25">
+        <w:r>
+          <w:rPr>
+            <w:lang w:val="zh_TW" w:bidi="zh_TW"/>
+          </w:rPr>
+          <w:rPr>
+            <w:color w:val="0000EE"/>
+            <w:u w:val="single"/>
+          </w:rPr>
+          <w:t>利24:19–23</w:t>
+        </w:r>
+      </w:hyperlink>
+      <w:r>
+        <w:rPr>
+          <w:lang w:val="zh_TW" w:bidi="zh_TW"/>
+        </w:rPr>
+        <w:t>；</w:t>
+      </w:r>
+      <w:hyperlink r:id="rId26">
+        <w:r>
+          <w:rPr>
+            <w:lang w:val="zh_TW" w:bidi="zh_TW"/>
+          </w:rPr>
+          <w:rPr>
+            <w:color w:val="0000EE"/>
+            <w:u w:val="single"/>
+          </w:rPr>
+          <w:t>申19:11–19</w:t>
+        </w:r>
+      </w:hyperlink>
+      <w:r>
+        <w:rPr>
+          <w:lang w:val="zh_TW" w:bidi="zh_TW"/>
+        </w:rPr>
+        <w:t>）。</w:t>
       </w:r>
     </w:p>
     <w:p>
@@ -501,27 +650,9 @@
         <w:rPr>
           <w:lang w:val="zh_TW" w:bidi="zh_TW"/>
         </w:rPr>
-        <w:t>摩西律法規定，以色列人因各種過犯可能會被「剪除」，也就是被排除於群體之外：</w:t>
-      </w:r>
-    </w:p>
-    <w:p>
-      <w:pPr>
-        <w:pStyle w:val="ListBullet"/>
-        <w:spacing w:line="240" w:lineRule="auto"/>
-        <w:ind w:left="720"/>
-      </w:pPr>
-      <w:r>
-        <w:rPr>
-          <w:lang w:val="zh_TW" w:bidi="zh_TW"/>
-        </w:rPr>
-      </w:r>
-      <w:r>
-        <w:rPr>
-          <w:lang w:val="zh_TW" w:bidi="zh_TW"/>
-        </w:rPr>
-        <w:t>沒有給男嬰行割禮（</w:t>
-      </w:r>
-      <w:hyperlink r:id="rId22">
+        <w:t>對待鄰舍的重要性在於，這與人跟神的關係息息相關，並且可能顯著影響人與神之間的關係（</w:t>
+      </w:r>
+      <w:hyperlink r:id="rId13">
         <w:r>
           <w:rPr>
             <w:lang w:val="zh_TW" w:bidi="zh_TW"/>
@@ -530,34 +661,16 @@
             <w:color w:val="0000EE"/>
             <w:u w:val="single"/>
           </w:rPr>
-          <w:t>創17:12、14</w:t>
+          <w:t>利6:1–7</w:t>
         </w:r>
       </w:hyperlink>
       <w:r>
         <w:rPr>
           <w:lang w:val="zh_TW" w:bidi="zh_TW"/>
         </w:rPr>
-        <w:t>）</w:t>
-      </w:r>
-    </w:p>
-    <w:p>
-      <w:pPr>
-        <w:pStyle w:val="ListBullet"/>
-        <w:spacing w:line="240" w:lineRule="auto"/>
-        <w:ind w:left="720"/>
-      </w:pPr>
-      <w:r>
-        <w:rPr>
-          <w:lang w:val="zh_TW" w:bidi="zh_TW"/>
-        </w:rPr>
-      </w:r>
-      <w:r>
-        <w:rPr>
-          <w:lang w:val="zh_TW" w:bidi="zh_TW"/>
-        </w:rPr>
-        <w:t>在逾越節期間吃有酵的餅 （</w:t>
-      </w:r>
-      <w:hyperlink r:id="rId23">
+        <w:t>，</w:t>
+      </w:r>
+      <w:hyperlink r:id="rId14">
         <w:r>
           <w:rPr>
             <w:lang w:val="zh_TW" w:bidi="zh_TW"/>
@@ -566,34 +679,16 @@
             <w:color w:val="0000EE"/>
             <w:u w:val="single"/>
           </w:rPr>
-          <w:t>出12:15</w:t>
+          <w:t>19</w:t>
         </w:r>
       </w:hyperlink>
       <w:r>
         <w:rPr>
           <w:lang w:val="zh_TW" w:bidi="zh_TW"/>
         </w:rPr>
-        <w:t>）</w:t>
-      </w:r>
-    </w:p>
-    <w:p>
-      <w:pPr>
-        <w:pStyle w:val="ListBullet"/>
-        <w:spacing w:line="240" w:lineRule="auto"/>
-        <w:ind w:left="720"/>
-      </w:pPr>
-      <w:r>
-        <w:rPr>
-          <w:lang w:val="zh_TW" w:bidi="zh_TW"/>
-        </w:rPr>
-      </w:r>
-      <w:r>
-        <w:rPr>
-          <w:lang w:val="zh_TW" w:bidi="zh_TW"/>
-        </w:rPr>
-        <w:t>獻上不潔的牲畜作供物 （</w:t>
-      </w:r>
-      <w:hyperlink r:id="rId24">
+        <w:t>，</w:t>
+      </w:r>
+      <w:hyperlink r:id="rId27">
         <w:r>
           <w:rPr>
             <w:lang w:val="zh_TW" w:bidi="zh_TW"/>
@@ -602,34 +697,16 @@
             <w:color w:val="0000EE"/>
             <w:u w:val="single"/>
           </w:rPr>
-          <w:t>利17:1–4</w:t>
+          <w:t>25:17</w:t>
         </w:r>
       </w:hyperlink>
       <w:r>
         <w:rPr>
           <w:lang w:val="zh_TW" w:bidi="zh_TW"/>
         </w:rPr>
-        <w:t>）</w:t>
-      </w:r>
-    </w:p>
-    <w:p>
-      <w:pPr>
-        <w:pStyle w:val="ListBullet"/>
-        <w:spacing w:line="240" w:lineRule="auto"/>
-        <w:ind w:left="720"/>
-      </w:pPr>
-      <w:r>
-        <w:rPr>
-          <w:lang w:val="zh_TW" w:bidi="zh_TW"/>
-        </w:rPr>
-      </w:r>
-      <w:r>
-        <w:rPr>
-          <w:lang w:val="zh_TW" w:bidi="zh_TW"/>
-        </w:rPr>
-        <w:t>吃血（</w:t>
-      </w:r>
-      <w:hyperlink r:id="rId25">
+        <w:t>；</w:t>
+      </w:r>
+      <w:hyperlink r:id="rId28">
         <w:r>
           <w:rPr>
             <w:lang w:val="zh_TW" w:bidi="zh_TW"/>
@@ -638,34 +715,16 @@
             <w:color w:val="0000EE"/>
             <w:u w:val="single"/>
           </w:rPr>
-          <w:t>利17:10</w:t>
+          <w:t>申24:10–13</w:t>
         </w:r>
       </w:hyperlink>
       <w:r>
         <w:rPr>
           <w:lang w:val="zh_TW" w:bidi="zh_TW"/>
         </w:rPr>
-        <w:t>）</w:t>
-      </w:r>
-    </w:p>
-    <w:p>
-      <w:pPr>
-        <w:pStyle w:val="ListBullet"/>
-        <w:spacing w:line="240" w:lineRule="auto"/>
-        <w:ind w:left="720"/>
-      </w:pPr>
-      <w:r>
-        <w:rPr>
-          <w:lang w:val="zh_TW" w:bidi="zh_TW"/>
-        </w:rPr>
-      </w:r>
-      <w:r>
-        <w:rPr>
-          <w:lang w:val="zh_TW" w:bidi="zh_TW"/>
-        </w:rPr>
-        <w:t>故意犯罪（</w:t>
-      </w:r>
-      <w:hyperlink r:id="rId26">
+        <w:t>；</w:t>
+      </w:r>
+      <w:hyperlink r:id="rId29">
         <w:r>
           <w:rPr>
             <w:lang w:val="zh_TW" w:bidi="zh_TW"/>
@@ -674,34 +733,28 @@
             <w:color w:val="0000EE"/>
             <w:u w:val="single"/>
           </w:rPr>
-          <w:t>民15:30–31</w:t>
+          <w:t>詩12</w:t>
         </w:r>
       </w:hyperlink>
       <w:r>
         <w:rPr>
           <w:lang w:val="zh_TW" w:bidi="zh_TW"/>
         </w:rPr>
-        <w:t>）</w:t>
-      </w:r>
-    </w:p>
-    <w:p>
-      <w:pPr>
-        <w:pStyle w:val="ListBullet"/>
-        <w:spacing w:line="240" w:lineRule="auto"/>
-        <w:ind w:left="720"/>
-      </w:pPr>
-      <w:r>
-        <w:rPr>
-          <w:lang w:val="zh_TW" w:bidi="zh_TW"/>
-        </w:rPr>
-      </w:r>
-      <w:r>
-        <w:rPr>
-          <w:lang w:val="zh_TW" w:bidi="zh_TW"/>
-        </w:rPr>
-        <w:t>與死人接觸後沒有進行禮儀上的潔淨（</w:t>
-      </w:r>
-      <w:hyperlink r:id="rId27">
+        <w:t>）。神曾</w:t>
+      </w:r>
+      <w:r>
+        <w:rPr>
+          <w:lang w:val="zh_TW" w:bidi="zh_TW"/>
+        </w:rPr>
+        <w:t>以</w:t>
+      </w:r>
+      <w:r>
+        <w:rPr>
+          <w:lang w:val="zh_TW" w:bidi="zh_TW"/>
+        </w:rPr>
+        <w:t>憐憫對待以色列人，因此他們也應當以同樣的愛來對待鄰舍（</w:t>
+      </w:r>
+      <w:hyperlink r:id="rId30">
         <w:r>
           <w:rPr>
             <w:lang w:val="zh_TW" w:bidi="zh_TW"/>
@@ -710,14 +763,32 @@
             <w:color w:val="0000EE"/>
             <w:u w:val="single"/>
           </w:rPr>
-          <w:t>民19:11–20</w:t>
+          <w:t>出22:21</w:t>
         </w:r>
       </w:hyperlink>
       <w:r>
         <w:rPr>
           <w:lang w:val="zh_TW" w:bidi="zh_TW"/>
         </w:rPr>
-        <w:t>）</w:t>
+        <w:t>；</w:t>
+      </w:r>
+      <w:hyperlink r:id="rId31">
+        <w:r>
+          <w:rPr>
+            <w:lang w:val="zh_TW" w:bidi="zh_TW"/>
+          </w:rPr>
+          <w:rPr>
+            <w:color w:val="0000EE"/>
+            <w:u w:val="single"/>
+          </w:rPr>
+          <w:t>利25:35–38</w:t>
+        </w:r>
+      </w:hyperlink>
+      <w:r>
+        <w:rPr>
+          <w:lang w:val="zh_TW" w:bidi="zh_TW"/>
+        </w:rPr>
+        <w:t>）。</w:t>
       </w:r>
     </w:p>
     <w:p>
@@ -731,9 +802,9 @@
         <w:rPr>
           <w:lang w:val="zh_TW" w:bidi="zh_TW"/>
         </w:rPr>
-        <w:t>被「剪除」很可能表示同時被排除在社會與宗教生活之外（</w:t>
-      </w:r>
-      <w:hyperlink r:id="rId28">
+        <w:t>當這些責任被忽視時，隨之而來的是社會的崩潰或國家的動盪（</w:t>
+      </w:r>
+      <w:hyperlink r:id="rId32">
         <w:r>
           <w:rPr>
             <w:lang w:val="zh_TW" w:bidi="zh_TW"/>
@@ -742,10 +813,16 @@
             <w:color w:val="0000EE"/>
             <w:u w:val="single"/>
           </w:rPr>
-          <w:t>約9:18</w:t>
+          <w:t>申28:15–68</w:t>
         </w:r>
       </w:hyperlink>
-      <w:hyperlink r:id="rId29">
+      <w:r>
+        <w:rPr>
+          <w:lang w:val="zh_TW" w:bidi="zh_TW"/>
+        </w:rPr>
+        <w:t>；</w:t>
+      </w:r>
+      <w:hyperlink r:id="rId33">
         <w:r>
           <w:rPr>
             <w:lang w:val="zh_TW" w:bidi="zh_TW"/>
@@ -754,10 +831,16 @@
             <w:color w:val="0000EE"/>
             <w:u w:val="single"/>
           </w:rPr>
-          <w:t>–</w:t>
+          <w:t>何4:1–3</w:t>
         </w:r>
       </w:hyperlink>
-      <w:hyperlink r:id="rId28">
+      <w:r>
+        <w:rPr>
+          <w:lang w:val="zh_TW" w:bidi="zh_TW"/>
+        </w:rPr>
+        <w:t>；</w:t>
+      </w:r>
+      <w:hyperlink r:id="rId34">
         <w:r>
           <w:rPr>
             <w:lang w:val="zh_TW" w:bidi="zh_TW"/>
@@ -766,16 +849,16 @@
             <w:color w:val="0000EE"/>
             <w:u w:val="single"/>
           </w:rPr>
-          <w:t>23、34</w:t>
+          <w:t>摩2:6–7</w:t>
         </w:r>
       </w:hyperlink>
       <w:r>
         <w:rPr>
           <w:lang w:val="zh_TW" w:bidi="zh_TW"/>
         </w:rPr>
-        <w:t>）。以色列民族曾被流放在外邦，到了被擄歸回之後，失去產業與永遠從神的百姓中被剪除，便成了正式的懲罰（</w:t>
-      </w:r>
-      <w:hyperlink r:id="rId30">
+        <w:t>），這也顯示了鄰舍關係在盟約社群中的重要性。以色列人經常忽視對鄰舍的愛，特別是對有需要的鄰舍，而這正是導致他們受神懲罰而被擄的重要原因之一（</w:t>
+      </w:r>
+      <w:hyperlink r:id="rId35">
         <w:r>
           <w:rPr>
             <w:lang w:val="zh_TW" w:bidi="zh_TW"/>
@@ -784,14 +867,169 @@
             <w:color w:val="0000EE"/>
             <w:u w:val="single"/>
           </w:rPr>
-          <w:t>拉10:7–8</w:t>
+          <w:t>耶5:7–9</w:t>
         </w:r>
       </w:hyperlink>
       <w:r>
         <w:rPr>
           <w:lang w:val="zh_TW" w:bidi="zh_TW"/>
         </w:rPr>
-        <w:t>）。</w:t>
+        <w:t>，</w:t>
+      </w:r>
+      <w:hyperlink r:id="rId36">
+        <w:r>
+          <w:rPr>
+            <w:lang w:val="zh_TW" w:bidi="zh_TW"/>
+          </w:rPr>
+          <w:rPr>
+            <w:color w:val="0000EE"/>
+            <w:u w:val="single"/>
+          </w:rPr>
+          <w:t>7:1–15</w:t>
+        </w:r>
+      </w:hyperlink>
+      <w:r>
+        <w:rPr>
+          <w:lang w:val="zh_TW" w:bidi="zh_TW"/>
+        </w:rPr>
+        <w:t>，</w:t>
+      </w:r>
+      <w:hyperlink r:id="rId37">
+        <w:r>
+          <w:rPr>
+            <w:lang w:val="zh_TW" w:bidi="zh_TW"/>
+          </w:rPr>
+          <w:rPr>
+            <w:color w:val="0000EE"/>
+            <w:u w:val="single"/>
+          </w:rPr>
+          <w:t>9:2–9</w:t>
+        </w:r>
+      </w:hyperlink>
+      <w:r>
+        <w:rPr>
+          <w:lang w:val="zh_TW" w:bidi="zh_TW"/>
+        </w:rPr>
+        <w:t>；</w:t>
+      </w:r>
+      <w:hyperlink r:id="rId33">
+        <w:r>
+          <w:rPr>
+            <w:lang w:val="zh_TW" w:bidi="zh_TW"/>
+          </w:rPr>
+          <w:rPr>
+            <w:color w:val="0000EE"/>
+            <w:u w:val="single"/>
+          </w:rPr>
+          <w:t>何4:1–3</w:t>
+        </w:r>
+      </w:hyperlink>
+      <w:r>
+        <w:rPr>
+          <w:lang w:val="zh_TW" w:bidi="zh_TW"/>
+        </w:rPr>
+        <w:t>；</w:t>
+      </w:r>
+      <w:hyperlink r:id="rId34">
+        <w:r>
+          <w:rPr>
+            <w:lang w:val="zh_TW" w:bidi="zh_TW"/>
+          </w:rPr>
+          <w:rPr>
+            <w:color w:val="0000EE"/>
+            <w:u w:val="single"/>
+          </w:rPr>
+          <w:t>摩2:6–7</w:t>
+        </w:r>
+      </w:hyperlink>
+      <w:r>
+        <w:rPr>
+          <w:lang w:val="zh_TW" w:bidi="zh_TW"/>
+        </w:rPr>
+        <w:t>，</w:t>
+      </w:r>
+      <w:hyperlink r:id="rId38">
+        <w:r>
+          <w:rPr>
+            <w:lang w:val="zh_TW" w:bidi="zh_TW"/>
+          </w:rPr>
+          <w:rPr>
+            <w:color w:val="0000EE"/>
+            <w:u w:val="single"/>
+          </w:rPr>
+          <w:t>5:10–13</w:t>
+        </w:r>
+      </w:hyperlink>
+      <w:r>
+        <w:rPr>
+          <w:lang w:val="zh_TW" w:bidi="zh_TW"/>
+        </w:rPr>
+        <w:t>，</w:t>
+      </w:r>
+      <w:hyperlink r:id="rId39">
+        <w:r>
+          <w:rPr>
+            <w:lang w:val="zh_TW" w:bidi="zh_TW"/>
+          </w:rPr>
+          <w:rPr>
+            <w:color w:val="0000EE"/>
+            <w:u w:val="single"/>
+          </w:rPr>
+          <w:t>8:4–6</w:t>
+        </w:r>
+      </w:hyperlink>
+      <w:r>
+        <w:rPr>
+          <w:lang w:val="zh_TW" w:bidi="zh_TW"/>
+        </w:rPr>
+        <w:t>）。然而，以色列人也曾盼望，在彌賽亞的時代，這種真正的鄰舍之愛能夠實現（</w:t>
+      </w:r>
+      <w:hyperlink r:id="rId40">
+        <w:r>
+          <w:rPr>
+            <w:lang w:val="zh_TW" w:bidi="zh_TW"/>
+          </w:rPr>
+          <w:rPr>
+            <w:color w:val="0000EE"/>
+            <w:u w:val="single"/>
+          </w:rPr>
+          <w:t>耶31:34</w:t>
+        </w:r>
+      </w:hyperlink>
+      <w:r>
+        <w:rPr>
+          <w:lang w:val="zh_TW" w:bidi="zh_TW"/>
+        </w:rPr>
+        <w:t>；</w:t>
+      </w:r>
+      <w:hyperlink r:id="rId41">
+        <w:r>
+          <w:rPr>
+            <w:lang w:val="zh_TW" w:bidi="zh_TW"/>
+          </w:rPr>
+          <w:rPr>
+            <w:color w:val="0000EE"/>
+            <w:u w:val="single"/>
+          </w:rPr>
+          <w:t>亞3:10</w:t>
+        </w:r>
+      </w:hyperlink>
+      <w:r>
+        <w:rPr>
+          <w:lang w:val="zh_TW" w:bidi="zh_TW"/>
+        </w:rPr>
+        <w:t>），這也顯示出這種愛在舊約時代的盟約社群中常常被忽略。</w:t>
+      </w:r>
+    </w:p>
+    <w:p>
+      <w:pPr>
+        <w:pStyle w:val="Heading3"/>
+      </w:pPr>
+      <w:r>
+        <w:rPr>
+          <w:lang w:val="zh_TW" w:bidi="zh_TW"/>
+        </w:rPr>
+        <w:t>在晚期猶太教中</w:t>
       </w:r>
     </w:p>
     <w:p>
@@ -805,9 +1043,9 @@
         <w:rPr>
           <w:lang w:val="zh_TW" w:bidi="zh_TW"/>
         </w:rPr>
-        <w:t>羅馬人與其他征服者一樣，把放逐當作懲罰的方式。例如，在皇帝克勞第時期，由於猶太人之間為了基督的事起了紛爭，克勞第將他們逐出羅馬城（</w:t>
-      </w:r>
-      <w:hyperlink r:id="rId31">
+        <w:t>在被擄歸回後，以色列人認識到，神的祝福在某種程度上取決於人們是否彼此實踐公義和愛（</w:t>
+      </w:r>
+      <w:hyperlink r:id="rId42">
         <w:r>
           <w:rPr>
             <w:lang w:val="zh_TW" w:bidi="zh_TW"/>
@@ -816,16 +1054,64 @@
             <w:color w:val="0000EE"/>
             <w:u w:val="single"/>
           </w:rPr>
-          <w:t>徒18:2</w:t>
+          <w:t>亞8:14–17</w:t>
         </w:r>
       </w:hyperlink>
       <w:r>
         <w:rPr>
           <w:lang w:val="zh_TW" w:bidi="zh_TW"/>
         </w:rPr>
-        <w:t>）。啟示錄的作者也在羅馬逼迫基督徒期間，被流放到拔摩島（</w:t>
-      </w:r>
-      <w:hyperlink r:id="rId32">
+        <w:t>）。然而，對於「鄰舍」的定義仍然存在爭議。有以下幾個因素表明，在這個時期，「鄰舍」僅限於以色列人和改信猶太教的人（改信猶太教的外邦人）。從拉比文獻中可以看出，撒馬利亞人及居住在以色列地的外邦人，通常不被視為「鄰舍」，因此也不值得被愛。在昆蘭的猶太愛色尼派（Jewish Essene community at Qumran）社</w:t>
+      </w:r>
+      <w:r>
+        <w:rPr>
+          <w:lang w:val="zh_TW" w:bidi="zh_TW"/>
+        </w:rPr>
+        <w:t>群</w:t>
+      </w:r>
+      <w:r>
+        <w:rPr>
+          <w:lang w:val="zh_TW" w:bidi="zh_TW"/>
+        </w:rPr>
+        <w:t>內，</w:t>
+      </w:r>
+      <w:r>
+        <w:rPr>
+          <w:lang w:val="zh_TW" w:bidi="zh_TW"/>
+        </w:rPr>
+        <w:t>被尊重和公平對待的「鄰舍」僅限於社群成員</w:t>
+      </w:r>
+      <w:r>
+        <w:rPr>
+          <w:lang w:val="zh_TW" w:bidi="zh_TW"/>
+        </w:rPr>
+        <w:t>。最後，當耶穌</w:t>
+      </w:r>
+      <w:r>
+        <w:rPr>
+          <w:lang w:val="zh_TW" w:bidi="zh_TW"/>
+        </w:rPr>
+        <w:t>提到，</w:t>
+      </w:r>
+      <w:r>
+        <w:rPr>
+          <w:lang w:val="zh_TW" w:bidi="zh_TW"/>
+        </w:rPr>
+        <w:t>「</w:t>
+      </w:r>
+      <w:r>
+        <w:rPr>
+          <w:lang w:val="zh_TW" w:bidi="zh_TW"/>
+        </w:rPr>
+        <w:t>你們聽見有話說：『當愛你的鄰舍，恨你的仇敵。』</w:t>
+      </w:r>
+      <w:r>
+        <w:rPr>
+          <w:lang w:val="zh_TW" w:bidi="zh_TW"/>
+        </w:rPr>
+        <w:t>」（</w:t>
+      </w:r>
+      <w:hyperlink r:id="rId43">
         <w:r>
           <w:rPr>
             <w:lang w:val="zh_TW" w:bidi="zh_TW"/>
@@ -834,14 +1120,55 @@
             <w:color w:val="0000EE"/>
             <w:u w:val="single"/>
           </w:rPr>
-          <w:t>啟1:9</w:t>
+          <w:t>太5:43</w:t>
         </w:r>
       </w:hyperlink>
       <w:r>
         <w:rPr>
           <w:lang w:val="zh_TW" w:bidi="zh_TW"/>
         </w:rPr>
-        <w:t>）。更嚴厲的放逐包括永遠不得返回某地、喪失公民權，以及財產被沒收。</w:t>
+        <w:t>）時，衪只是引用了部份舊約（</w:t>
+      </w:r>
+      <w:hyperlink r:id="rId16">
+        <w:r>
+          <w:rPr>
+            <w:lang w:val="zh_TW" w:bidi="zh_TW"/>
+          </w:rPr>
+          <w:rPr>
+            <w:color w:val="0000EE"/>
+            <w:u w:val="single"/>
+          </w:rPr>
+          <w:t>利19:18</w:t>
+        </w:r>
+      </w:hyperlink>
+      <w:r>
+        <w:rPr>
+          <w:lang w:val="zh_TW" w:bidi="zh_TW"/>
+        </w:rPr>
+        <w:t>——「</w:t>
+      </w:r>
+      <w:r>
+        <w:rPr>
+          <w:lang w:val="zh_TW" w:bidi="zh_TW"/>
+        </w:rPr>
+        <w:t>要愛人如己</w:t>
+      </w:r>
+      <w:r>
+        <w:rPr>
+          <w:lang w:val="zh_TW" w:bidi="zh_TW"/>
+        </w:rPr>
+        <w:t>」）。而最後的片語「恨你的仇敵」則反映了當時猶太人的普遍觀念，即神只要求他們愛自己的同胞，而不必愛那些被視為「敵人」的外族人。</w:t>
+      </w:r>
+    </w:p>
+    <w:p>
+      <w:pPr>
+        <w:pStyle w:val="Heading3"/>
+      </w:pPr>
+      <w:r>
+        <w:rPr>
+          <w:lang w:val="zh_TW" w:bidi="zh_TW"/>
+        </w:rPr>
+        <w:t>在新約中</w:t>
       </w:r>
     </w:p>
     <w:p>
@@ -853,38 +1180,51 @@
       </w:r>
       <w:r>
         <w:rPr>
-          <w:i/>
-          <w:lang w:val="zh_TW" w:bidi="zh_TW"/>
-        </w:rPr>
-        <w:t>另見</w:t>
-      </w:r>
-      <w:r>
-        <w:rPr>
-          <w:lang w:val="zh_TW" w:bidi="zh_TW"/>
-        </w:rPr>
-        <w:t xml:space="preserve"> </w:t>
-      </w:r>
-      <w:r>
-        <w:rPr>
-          <w:lang w:val="zh_TW" w:bidi="zh_TW"/>
-        </w:rPr>
-        <w:t>猶太人的散居</w:t>
-      </w:r>
-      <w:r>
-        <w:rPr>
-          <w:lang w:val="zh_TW" w:bidi="zh_TW"/>
-        </w:rPr>
-        <w:t>。</w:t>
-      </w:r>
-      <w:r>
-        <w:rPr>
-          <w:lang w:val="zh_TW" w:bidi="zh_TW"/>
-        </w:rPr>
-      </w:r>
-      <w:r>
-        <w:rPr>
-          <w:lang w:val="zh_TW" w:bidi="zh_TW"/>
-        </w:rPr>
+          <w:lang w:val="zh_TW" w:bidi="zh_TW"/>
+        </w:rPr>
+        <w:t>耶穌對「鄰舍」的理解與當時猶太人的觀念大相逕庭，祂消除了對鄰舍之愛的限制。</w:t>
+      </w:r>
+      <w:r>
+        <w:rPr>
+          <w:lang w:val="zh_TW" w:bidi="zh_TW"/>
+        </w:rPr>
+        <w:t>與那些將愛狹義套用在同胞身上的人不同</w:t>
+      </w:r>
+      <w:r>
+        <w:rPr>
+          <w:lang w:val="zh_TW" w:bidi="zh_TW"/>
+        </w:rPr>
+        <w:t>，耶穌主張將對愛鄰舍的義務擴展到</w:t>
+      </w:r>
+      <w:r>
+        <w:rPr>
+          <w:lang w:val="zh_TW" w:bidi="zh_TW"/>
+        </w:rPr>
+        <w:t>仇敵</w:t>
+      </w:r>
+      <w:r>
+        <w:rPr>
+          <w:lang w:val="zh_TW" w:bidi="zh_TW"/>
+        </w:rPr>
+        <w:t>身上（</w:t>
+      </w:r>
+      <w:hyperlink r:id="rId44">
+        <w:r>
+          <w:rPr>
+            <w:lang w:val="zh_TW" w:bidi="zh_TW"/>
+          </w:rPr>
+          <w:rPr>
+            <w:color w:val="0000EE"/>
+            <w:u w:val="single"/>
+          </w:rPr>
+          <w:t>太5:43–48</w:t>
+        </w:r>
+      </w:hyperlink>
+      <w:r>
+        <w:rPr>
+          <w:lang w:val="zh_TW" w:bidi="zh_TW"/>
+        </w:rPr>
+        <w:t>），如此一來，祂完全消除了鄰舍與仇敵之間的區別。</w:t>
       </w:r>
     </w:p>
     <w:p>
@@ -894,32 +1234,137 @@
           <w:lang w:val="zh_TW" w:bidi="zh_TW"/>
         </w:rPr>
       </w:r>
-    </w:p>
-    <w:p>
-      <w:pPr>
-        <w:pStyle w:val="Heading2"/>
-      </w:pPr>
-      <w:r>
-        <w:rPr>
-          <w:lang w:val="zh_TW" w:bidi="zh_TW"/>
-        </w:rPr>
-        <w:t>流瑪</w:t>
-      </w:r>
-      <w:r>
-        <w:rPr>
-          <w:lang w:val="zh_TW" w:bidi="zh_TW"/>
-        </w:rPr>
-      </w:r>
-    </w:p>
-    <w:p>
-      <w:pPr>
-        <w:pStyle w:val="Heading2"/>
-      </w:pPr>
-      <w:r>
-        <w:rPr>
-          <w:lang w:val="zh_TW" w:bidi="zh_TW"/>
-        </w:rPr>
-        <w:t>流瑪</w:t>
+      <w:r>
+        <w:rPr>
+          <w:lang w:val="zh_TW" w:bidi="zh_TW"/>
+        </w:rPr>
+        <w:t>在另一個場合中，</w:t>
+      </w:r>
+      <w:r>
+        <w:rPr>
+          <w:lang w:val="zh_TW" w:bidi="zh_TW"/>
+        </w:rPr>
+        <w:t>一個</w:t>
+      </w:r>
+      <w:r>
+        <w:rPr>
+          <w:lang w:val="zh_TW" w:bidi="zh_TW"/>
+        </w:rPr>
+        <w:t>文士問耶穌什麼是神賜下的最大誡命（</w:t>
+      </w:r>
+      <w:hyperlink r:id="rId45">
+        <w:r>
+          <w:rPr>
+            <w:lang w:val="zh_TW" w:bidi="zh_TW"/>
+          </w:rPr>
+          <w:rPr>
+            <w:color w:val="0000EE"/>
+            <w:u w:val="single"/>
+          </w:rPr>
+          <w:t>可12:28–31）</w:t>
+        </w:r>
+      </w:hyperlink>
+      <w:r>
+        <w:rPr>
+          <w:lang w:val="zh_TW" w:bidi="zh_TW"/>
+        </w:rPr>
+        <w:t>。</w:t>
+      </w:r>
+      <w:r>
+        <w:rPr>
+          <w:lang w:val="zh_TW" w:bidi="zh_TW"/>
+        </w:rPr>
+        <w:t>耶穌回應時</w:t>
+      </w:r>
+      <w:r>
+        <w:rPr>
+          <w:lang w:val="zh_TW" w:bidi="zh_TW"/>
+        </w:rPr>
+        <w:t>引用了</w:t>
+      </w:r>
+      <w:hyperlink r:id="rId46">
+        <w:r>
+          <w:rPr>
+            <w:lang w:val="zh_TW" w:bidi="zh_TW"/>
+          </w:rPr>
+          <w:rPr>
+            <w:color w:val="0000EE"/>
+            <w:u w:val="single"/>
+          </w:rPr>
+          <w:t>申命記六章5節</w:t>
+        </w:r>
+      </w:hyperlink>
+      <w:r>
+        <w:rPr>
+          <w:lang w:val="zh_TW" w:bidi="zh_TW"/>
+        </w:rPr>
+        <w:t>，關於神的本質以及人</w:t>
+      </w:r>
+      <w:r>
+        <w:rPr>
+          <w:lang w:val="zh_TW" w:bidi="zh_TW"/>
+        </w:rPr>
+        <w:t>應</w:t>
+      </w:r>
+      <w:r>
+        <w:rPr>
+          <w:lang w:val="zh_TW" w:bidi="zh_TW"/>
+        </w:rPr>
+        <w:t>盡心、盡性和盡力愛神的義務。而值得注意的是，耶穌並沒有止步於此，而是將此與第二條誡命，即「愛人如己」（</w:t>
+      </w:r>
+      <w:hyperlink r:id="rId16">
+        <w:r>
+          <w:rPr>
+            <w:lang w:val="zh_TW" w:bidi="zh_TW"/>
+          </w:rPr>
+          <w:rPr>
+            <w:color w:val="0000EE"/>
+            <w:u w:val="single"/>
+          </w:rPr>
+          <w:t>利19:18）</w:t>
+        </w:r>
+      </w:hyperlink>
+      <w:r>
+        <w:rPr>
+          <w:lang w:val="zh_TW" w:bidi="zh_TW"/>
+        </w:rPr>
+        <w:t>，連結起來。一些學者認為，這種將愛神和愛鄰舍緊密聯繫在一起的教導起源於耶穌。如果耶穌是第一個將這兩個誡命聯繫在一起的人（見</w:t>
+      </w:r>
+      <w:hyperlink r:id="rId47">
+        <w:r>
+          <w:rPr>
+            <w:lang w:val="zh_TW" w:bidi="zh_TW"/>
+          </w:rPr>
+          <w:rPr>
+            <w:color w:val="0000EE"/>
+            <w:u w:val="single"/>
+          </w:rPr>
+          <w:t>太22:37</w:t>
+        </w:r>
+      </w:hyperlink>
+      <w:r>
+        <w:rPr>
+          <w:lang w:val="zh_TW" w:bidi="zh_TW"/>
+        </w:rPr>
+        <w:t>；</w:t>
+      </w:r>
+      <w:hyperlink r:id="rId48">
+        <w:r>
+          <w:rPr>
+            <w:lang w:val="zh_TW" w:bidi="zh_TW"/>
+          </w:rPr>
+          <w:rPr>
+            <w:color w:val="0000EE"/>
+            <w:u w:val="single"/>
+          </w:rPr>
+          <w:t>可12:29–31</w:t>
+        </w:r>
+      </w:hyperlink>
+      <w:r>
+        <w:rPr>
+          <w:lang w:val="zh_TW" w:bidi="zh_TW"/>
+        </w:rPr>
+        <w:t>），這便揭示了我們的主對這兩項義務關係的理解；真正的愛鄰舍源於對神的愛，反之亦然，對神的愛與在愛中滿足鄰舍的需求是不可分割的。</w:t>
       </w:r>
     </w:p>
     <w:p>
@@ -933,9 +1378,9 @@
         <w:rPr>
           <w:lang w:val="zh_TW" w:bidi="zh_TW"/>
         </w:rPr>
-        <w:t>拿鶴的妾（</w:t>
-      </w:r>
-      <w:hyperlink r:id="rId33">
+        <w:t>在耶穌的時代，辯論的焦點不是如何正確地對待鄰舍，而是誰才是真正的鄰舍。一位律法師問了耶穌這個問題（</w:t>
+      </w:r>
+      <w:hyperlink r:id="rId49">
         <w:r>
           <w:rPr>
             <w:lang w:val="zh_TW" w:bidi="zh_TW"/>
@@ -944,24 +1389,68 @@
             <w:color w:val="0000EE"/>
             <w:u w:val="single"/>
           </w:rPr>
-          <w:t>創22:24</w:t>
+          <w:t>路10:29</w:t>
         </w:r>
       </w:hyperlink>
       <w:r>
         <w:rPr>
           <w:lang w:val="zh_TW" w:bidi="zh_TW"/>
         </w:rPr>
-        <w:t>）。她的四個兒子是居住在大馬士革以北的亞蘭人的祖先。</w:t>
-      </w:r>
-      <w:r>
-        <w:rPr>
-          <w:lang w:val="zh_TW" w:bidi="zh_TW"/>
-        </w:rPr>
-      </w:r>
-      <w:r>
-        <w:rPr>
-          <w:lang w:val="zh_TW" w:bidi="zh_TW"/>
-        </w:rPr>
+        <w:t>）。耶穌讚揚這位律法師，因為他清楚理解</w:t>
+      </w:r>
+      <w:r>
+        <w:rPr>
+          <w:lang w:val="zh_TW" w:bidi="zh_TW"/>
+        </w:rPr>
+        <w:t>得到永生</w:t>
+      </w:r>
+      <w:r>
+        <w:rPr>
+          <w:lang w:val="zh_TW" w:bidi="zh_TW"/>
+        </w:rPr>
+        <w:t>所需的條件，即</w:t>
+      </w:r>
+      <w:r>
+        <w:rPr>
+          <w:lang w:val="zh_TW" w:bidi="zh_TW"/>
+        </w:rPr>
+        <w:t>愛神和愛鄰舍</w:t>
+      </w:r>
+      <w:r>
+        <w:rPr>
+          <w:lang w:val="zh_TW" w:bidi="zh_TW"/>
+        </w:rPr>
+        <w:t>。路加卻暗示，這位律法師提出的進一步限制性問題是為了「顯明自己有理」，也就是</w:t>
+      </w:r>
+      <w:r>
+        <w:rPr>
+          <w:lang w:val="zh_TW" w:bidi="zh_TW"/>
+        </w:rPr>
+        <w:t>為自己同胞有限的愛的行為辯護</w:t>
+      </w:r>
+      <w:r>
+        <w:rPr>
+          <w:lang w:val="zh_TW" w:bidi="zh_TW"/>
+        </w:rPr>
+        <w:t>。耶穌選擇不直接回答，而是用一個比喻來回應，就是我們耳熟能詳好撒馬利亞人的比喻（</w:t>
+      </w:r>
+      <w:hyperlink r:id="rId50">
+        <w:r>
+          <w:rPr>
+            <w:lang w:val="zh_TW" w:bidi="zh_TW"/>
+          </w:rPr>
+          <w:rPr>
+            <w:color w:val="0000EE"/>
+            <w:u w:val="single"/>
+          </w:rPr>
+          <w:t>30–35</w:t>
+        </w:r>
+      </w:hyperlink>
+      <w:r>
+        <w:rPr>
+          <w:lang w:val="zh_TW" w:bidi="zh_TW"/>
+        </w:rPr>
+        <w:t>節）。</w:t>
       </w:r>
     </w:p>
     <w:p>
@@ -971,21 +1460,89 @@
           <w:lang w:val="zh_TW" w:bidi="zh_TW"/>
         </w:rPr>
       </w:r>
-    </w:p>
-    <w:p>
-      <w:pPr>
-        <w:pStyle w:val="Heading2"/>
-      </w:pPr>
-      <w:r>
-        <w:rPr>
-          <w:lang w:val="zh_TW" w:bidi="zh_TW"/>
-        </w:rPr>
-        <w:t>流人血的罪</w:t>
-      </w:r>
-      <w:r>
-        <w:rPr>
-          <w:lang w:val="zh_TW" w:bidi="zh_TW"/>
-        </w:rPr>
+      <w:r>
+        <w:rPr>
+          <w:lang w:val="zh_TW" w:bidi="zh_TW"/>
+        </w:rPr>
+        <w:t>為了讓這位律法師看到他的問題是何等短視</w:t>
+      </w:r>
+      <w:r>
+        <w:rPr>
+          <w:lang w:val="zh_TW" w:bidi="zh_TW"/>
+        </w:rPr>
+        <w:t>和</w:t>
+      </w:r>
+      <w:r>
+        <w:rPr>
+          <w:lang w:val="zh_TW" w:bidi="zh_TW"/>
+        </w:rPr>
+        <w:t>可悲，耶穌講述了一個日常的故事：一個人行走在從耶路撒冷到耶利哥的道路上，因這條路常有強盜出沒，十分危險。這名旅行者被搶劫、剝光</w:t>
+      </w:r>
+      <w:r>
+        <w:rPr>
+          <w:lang w:val="zh_TW" w:bidi="zh_TW"/>
+        </w:rPr>
+        <w:t>衣服</w:t>
+      </w:r>
+      <w:r>
+        <w:rPr>
+          <w:lang w:val="zh_TW" w:bidi="zh_TW"/>
+        </w:rPr>
+        <w:t>、毆打，</w:t>
+      </w:r>
+      <w:r>
+        <w:rPr>
+          <w:lang w:val="zh_TW" w:bidi="zh_TW"/>
+        </w:rPr>
+        <w:t>並在半死狀態被丟下</w:t>
+      </w:r>
+      <w:r>
+        <w:rPr>
+          <w:lang w:val="zh_TW" w:bidi="zh_TW"/>
+        </w:rPr>
+        <w:t>。</w:t>
+      </w:r>
+      <w:r>
+        <w:rPr>
+          <w:lang w:val="zh_TW" w:bidi="zh_TW"/>
+        </w:rPr>
+        <w:t>到這裡</w:t>
+      </w:r>
+      <w:r>
+        <w:rPr>
+          <w:lang w:val="zh_TW" w:bidi="zh_TW"/>
+        </w:rPr>
+        <w:t>，律法師可能以為耶穌是在舉例說明誰是「鄰舍」，就是一位需要幫助的猶太同胞。然而，耶穌接著介紹了兩個人物，一位祭司和一</w:t>
+      </w:r>
+      <w:r>
+        <w:rPr>
+          <w:lang w:val="zh_TW" w:bidi="zh_TW"/>
+        </w:rPr>
+        <w:t>個</w:t>
+      </w:r>
+      <w:r>
+        <w:rPr>
+          <w:lang w:val="zh_TW" w:bidi="zh_TW"/>
+        </w:rPr>
+        <w:t>利未人，他們在學術討論誰是神要他們去愛的鄰舍。律法師無疑會預期這些律法師以正確的方式對待受害者。相反，當祭司和利未人看到需要幫助的人時，他們卻選擇從另一邊走過。由於這些律法師無法確定受害者是死了還是奄奄一息，又不想冒不潔的風險，他們便繞過，從而違反了律法師剛剛指出最大的誡命（</w:t>
+      </w:r>
+      <w:hyperlink r:id="rId51">
+        <w:r>
+          <w:rPr>
+            <w:lang w:val="zh_TW" w:bidi="zh_TW"/>
+          </w:rPr>
+          <w:rPr>
+            <w:color w:val="0000EE"/>
+            <w:u w:val="single"/>
+          </w:rPr>
+          <w:t>10:25–28</w:t>
+        </w:r>
+      </w:hyperlink>
+      <w:r>
+        <w:rPr>
+          <w:lang w:val="zh_TW" w:bidi="zh_TW"/>
+        </w:rPr>
+        <w:t>）。</w:t>
       </w:r>
     </w:p>
     <w:p>
@@ -999,9 +1556,87 @@
         <w:rPr>
           <w:lang w:val="zh_TW" w:bidi="zh_TW"/>
         </w:rPr>
-        <w:t>「流人血的罪」指對他人的死亡負上責任。在聖經中，這術語來自一個希伯來文，意思是「血」或「流血」（</w:t>
-      </w:r>
-      <w:hyperlink r:id="rId34">
+        <w:t>這時，</w:t>
+      </w:r>
+      <w:r>
+        <w:rPr>
+          <w:lang w:val="zh_TW" w:bidi="zh_TW"/>
+        </w:rPr>
+        <w:t>一位撒馬利亞人</w:t>
+      </w:r>
+      <w:r>
+        <w:rPr>
+          <w:lang w:val="zh_TW" w:bidi="zh_TW"/>
+        </w:rPr>
+        <w:t>出現了——</w:t>
+      </w:r>
+      <w:r>
+        <w:rPr>
+          <w:lang w:val="zh_TW" w:bidi="zh_TW"/>
+        </w:rPr>
+        <w:t>一個被猶太人特別鄙視的種族。</w:t>
+      </w:r>
+      <w:r>
+        <w:rPr>
+          <w:lang w:val="zh_TW" w:bidi="zh_TW"/>
+        </w:rPr>
+        <w:t>猶太宗教權威視撒馬利亞人為異端</w:t>
+      </w:r>
+      <w:r>
+        <w:rPr>
+          <w:lang w:val="zh_TW" w:bidi="zh_TW"/>
+        </w:rPr>
+        <w:t>，在</w:t>
+      </w:r>
+      <w:r>
+        <w:rPr>
+          <w:lang w:val="zh_TW" w:bidi="zh_TW"/>
+        </w:rPr>
+        <w:t>拉比圈子中，</w:t>
+      </w:r>
+      <w:r>
+        <w:rPr>
+          <w:lang w:val="zh_TW" w:bidi="zh_TW"/>
+        </w:rPr>
+        <w:t>撒馬利亞人</w:t>
+      </w:r>
+      <w:r>
+        <w:rPr>
+          <w:lang w:val="zh_TW" w:bidi="zh_TW"/>
+        </w:rPr>
+        <w:t>不被視為</w:t>
+      </w:r>
+      <w:r>
+        <w:rPr>
+          <w:lang w:val="zh_TW" w:bidi="zh_TW"/>
+        </w:rPr>
+        <w:t>「鄰舍」，因此不值得被愛。事實上，</w:t>
+      </w:r>
+      <w:r>
+        <w:rPr>
+          <w:lang w:val="zh_TW" w:bidi="zh_TW"/>
+        </w:rPr>
+        <w:t>前</w:t>
+      </w:r>
+      <w:r>
+        <w:rPr>
+          <w:lang w:val="zh_TW" w:bidi="zh_TW"/>
+        </w:rPr>
+        <w:t>幾個世紀</w:t>
+      </w:r>
+      <w:r>
+        <w:rPr>
+          <w:lang w:val="zh_TW" w:bidi="zh_TW"/>
+        </w:rPr>
+        <w:t>中，</w:t>
+      </w:r>
+      <w:r>
+        <w:rPr>
+          <w:lang w:val="zh_TW" w:bidi="zh_TW"/>
+        </w:rPr>
+        <w:t>許多撒馬利亞人被猶太統治者屠殺，兩族之間明顯存在敵意（見</w:t>
+      </w:r>
+      <w:hyperlink r:id="rId52">
         <w:r>
           <w:rPr>
             <w:lang w:val="zh_TW" w:bidi="zh_TW"/>
@@ -1010,16 +1645,40 @@
             <w:color w:val="0000EE"/>
             <w:u w:val="single"/>
           </w:rPr>
-          <w:t>出22:2–3</w:t>
+          <w:t>約4:9</w:t>
         </w:r>
       </w:hyperlink>
       <w:r>
         <w:rPr>
           <w:lang w:val="zh_TW" w:bidi="zh_TW"/>
         </w:rPr>
-        <w:t>；</w:t>
-      </w:r>
-      <w:hyperlink r:id="rId35">
+        <w:t>）。當律法師聽到這個比喻時，他本來預期祭司和利未人會公正地對待受害者，</w:t>
+      </w:r>
+      <w:r>
+        <w:rPr>
+          <w:lang w:val="zh_TW" w:bidi="zh_TW"/>
+        </w:rPr>
+        <w:t>但他一定驚訝於一個被憎恨的撒馬利亞人，竟然會表現出憐憫，從而履行了最大的誡命</w:t>
+      </w:r>
+      <w:r>
+        <w:rPr>
+          <w:lang w:val="zh_TW" w:bidi="zh_TW"/>
+        </w:rPr>
+        <w:t>。耶穌</w:t>
+      </w:r>
+      <w:r>
+        <w:rPr>
+          <w:lang w:val="zh_TW" w:bidi="zh_TW"/>
+        </w:rPr>
+        <w:t>特</w:t>
+      </w:r>
+      <w:r>
+        <w:rPr>
+          <w:lang w:val="zh_TW" w:bidi="zh_TW"/>
+        </w:rPr>
+        <w:t>意詳細描述了撒馬利亞人的憐憫（立即處理傷口、運送到旅店、在那裡照顧受害者，以及在離開時支付他人照顧的費用，</w:t>
+      </w:r>
+      <w:hyperlink r:id="rId53">
         <w:r>
           <w:rPr>
             <w:lang w:val="zh_TW" w:bidi="zh_TW"/>
@@ -1028,16 +1687,64 @@
             <w:color w:val="0000EE"/>
             <w:u w:val="single"/>
           </w:rPr>
-          <w:t>利17:4</w:t>
+          <w:t>路10:34–35</w:t>
         </w:r>
       </w:hyperlink>
       <w:r>
         <w:rPr>
           <w:lang w:val="zh_TW" w:bidi="zh_TW"/>
         </w:rPr>
-        <w:t>；</w:t>
-      </w:r>
-      <w:hyperlink r:id="rId36">
+        <w:t>），以</w:t>
+      </w:r>
+      <w:r>
+        <w:rPr>
+          <w:lang w:val="zh_TW" w:bidi="zh_TW"/>
+        </w:rPr>
+        <w:t>致律法師無疑會認為撒馬利亞人的愛是真誠的</w:t>
+      </w:r>
+      <w:r>
+        <w:rPr>
+          <w:lang w:val="zh_TW" w:bidi="zh_TW"/>
+        </w:rPr>
+        <w:t>。</w:t>
+      </w:r>
+      <w:r>
+        <w:rPr>
+          <w:lang w:val="zh_TW" w:bidi="zh_TW"/>
+        </w:rPr>
+        <w:t>這個故事的諷刺之處在於</w:t>
+      </w:r>
+      <w:r>
+        <w:rPr>
+          <w:lang w:val="zh_TW" w:bidi="zh_TW"/>
+        </w:rPr>
+        <w:t>，一個不被猶太人</w:t>
+      </w:r>
+      <w:r>
+        <w:rPr>
+          <w:lang w:val="zh_TW" w:bidi="zh_TW"/>
+        </w:rPr>
+        <w:t>視為</w:t>
+      </w:r>
+      <w:r>
+        <w:rPr>
+          <w:lang w:val="zh_TW" w:bidi="zh_TW"/>
+        </w:rPr>
+        <w:t>值得被稱為「鄰舍」的人，</w:t>
+      </w:r>
+      <w:r>
+        <w:rPr>
+          <w:lang w:val="zh_TW" w:bidi="zh_TW"/>
+        </w:rPr>
+        <w:t>正是那個對受害者表現出「鄰舍」之愛的人</w:t>
+      </w:r>
+      <w:r>
+        <w:rPr>
+          <w:lang w:val="zh_TW" w:bidi="zh_TW"/>
+        </w:rPr>
+        <w:t>（</w:t>
+      </w:r>
+      <w:hyperlink r:id="rId54">
         <w:r>
           <w:rPr>
             <w:lang w:val="zh_TW" w:bidi="zh_TW"/>
@@ -1046,32 +1753,14 @@
             <w:color w:val="0000EE"/>
             <w:u w:val="single"/>
           </w:rPr>
-          <w:t>撒上25:26、33</w:t>
+          <w:t>36–37節</w:t>
         </w:r>
       </w:hyperlink>
       <w:r>
         <w:rPr>
           <w:lang w:val="zh_TW" w:bidi="zh_TW"/>
         </w:rPr>
-        <w:t>；</w:t>
-      </w:r>
-      <w:hyperlink r:id="rId37">
-        <w:r>
-          <w:rPr>
-            <w:lang w:val="zh_TW" w:bidi="zh_TW"/>
-          </w:rPr>
-          <w:rPr>
-            <w:color w:val="0000EE"/>
-            <w:u w:val="single"/>
-          </w:rPr>
-          <w:t>何12:14</w:t>
-        </w:r>
-      </w:hyperlink>
-      <w:r>
-        <w:rPr>
-          <w:lang w:val="zh_TW" w:bidi="zh_TW"/>
-        </w:rPr>
-        <w:t>）。當一個人殺死另一個人，就被稱為「流血」，並且因令那人死亡而有罪。</w:t>
+        <w:t>）。</w:t>
       </w:r>
     </w:p>
     <w:p>
@@ -1085,9 +1774,9 @@
         <w:rPr>
           <w:lang w:val="zh_TW" w:bidi="zh_TW"/>
         </w:rPr>
-        <w:t>「流人血的罪（bloodguiltiness）」這翻譯只在</w:t>
-      </w:r>
-      <w:hyperlink r:id="rId38">
+        <w:t>這個比喻，就像在</w:t>
+      </w:r>
+      <w:hyperlink r:id="rId44">
         <w:r>
           <w:rPr>
             <w:lang w:val="zh_TW" w:bidi="zh_TW"/>
@@ -1096,68 +1785,26 @@
             <w:color w:val="0000EE"/>
             <w:u w:val="single"/>
           </w:rPr>
-          <w:t>詩篇五十一篇14節</w:t>
+          <w:t>馬太福音五章43至48節</w:t>
         </w:r>
       </w:hyperlink>
       <w:r>
         <w:rPr>
           <w:lang w:val="zh_TW" w:bidi="zh_TW"/>
         </w:rPr>
-        <w:t>中使用。當這個希伯來文詞語以複數形式出現時，通常是指某人殺了另一個人；單數形式則可能有三種意思，分別指：</w:t>
-      </w:r>
-    </w:p>
-    <w:p>
-      <w:pPr>
-        <w:pStyle w:val="ListBullet"/>
-        <w:spacing w:line="240" w:lineRule="auto"/>
-        <w:ind w:left="720"/>
-      </w:pPr>
-      <w:r>
-        <w:rPr>
-          <w:lang w:val="zh_TW" w:bidi="zh_TW"/>
-        </w:rPr>
-      </w:r>
-      <w:r>
-        <w:rPr>
-          <w:lang w:val="zh_TW" w:bidi="zh_TW"/>
-        </w:rPr>
-        <w:t>血本身</w:t>
-      </w:r>
-    </w:p>
-    <w:p>
-      <w:pPr>
-        <w:pStyle w:val="ListBullet"/>
-        <w:spacing w:line="240" w:lineRule="auto"/>
-        <w:ind w:left="720"/>
-      </w:pPr>
-      <w:r>
-        <w:rPr>
-          <w:lang w:val="zh_TW" w:bidi="zh_TW"/>
-        </w:rPr>
-      </w:r>
-      <w:r>
-        <w:rPr>
-          <w:lang w:val="zh_TW" w:bidi="zh_TW"/>
-        </w:rPr>
-        <w:t>殺人的行動</w:t>
-      </w:r>
-    </w:p>
-    <w:p>
-      <w:pPr>
-        <w:pStyle w:val="ListBullet"/>
-        <w:spacing w:line="240" w:lineRule="auto"/>
-        <w:ind w:left="720"/>
-      </w:pPr>
-      <w:r>
-        <w:rPr>
-          <w:lang w:val="zh_TW" w:bidi="zh_TW"/>
-        </w:rPr>
-      </w:r>
-      <w:r>
-        <w:rPr>
-          <w:lang w:val="zh_TW" w:bidi="zh_TW"/>
-        </w:rPr>
-        <w:t>因殺人而有罪</w:t>
+        <w:t>中的陳述一樣，揭示了耶穌對「鄰舍」的理解以及「愛鄰舍」的要求。</w:t>
+      </w:r>
+      <w:r>
+        <w:rPr>
+          <w:lang w:val="zh_TW" w:bidi="zh_TW"/>
+        </w:rPr>
+        <w:t>耶穌對誰有資格成為神命令去愛的鄰舍，沒有設限</w:t>
+      </w:r>
+      <w:r>
+        <w:rPr>
+          <w:lang w:val="zh_TW" w:bidi="zh_TW"/>
+        </w:rPr>
+        <w:t>。</w:t>
       </w:r>
     </w:p>
     <w:p>
@@ -1171,34 +1818,21 @@
         <w:rPr>
           <w:lang w:val="zh_TW" w:bidi="zh_TW"/>
         </w:rPr>
-        <w:t>在整本聖經裡，我們看到殺人者必須判以死刑。在聖經時代，殺人的情況多是使人流血而發生。</w:t>
-      </w:r>
-    </w:p>
-    <w:p>
-      <w:pPr>
-        <w:pStyle w:val="Heading3"/>
-      </w:pPr>
-      <w:r>
-        <w:rPr>
-          <w:lang w:val="zh_TW" w:bidi="zh_TW"/>
-        </w:rPr>
-        <w:t>流人血的罪的種類</w:t>
-      </w:r>
-    </w:p>
-    <w:p>
-      <w:pPr/>
-      <w:r>
-        <w:rPr>
-          <w:lang w:val="zh_TW" w:bidi="zh_TW"/>
-        </w:rPr>
-      </w:r>
-      <w:r>
-        <w:rPr>
-          <w:lang w:val="zh_TW" w:bidi="zh_TW"/>
-        </w:rPr>
-        <w:t>第一種流人血的罪，是有人故意殺害另一個人。舊約聖經把這類殺害稱為「流無辜血」（</w:t>
-      </w:r>
-      <w:hyperlink r:id="rId39">
+        <w:t>耶穌強而有力的教導——關於愛鄰舍及其與愛神直接關係——在初代教會中也有類似的強調。在兩個不同場合中，保羅稱愛鄰舍</w:t>
+      </w:r>
+      <w:r>
+        <w:rPr>
+          <w:lang w:val="zh_TW" w:bidi="zh_TW"/>
+        </w:rPr>
+        <w:t>完全了律法</w:t>
+      </w:r>
+      <w:r>
+        <w:rPr>
+          <w:lang w:val="zh_TW" w:bidi="zh_TW"/>
+        </w:rPr>
+        <w:t>（</w:t>
+      </w:r>
+      <w:hyperlink r:id="rId55">
         <w:r>
           <w:rPr>
             <w:lang w:val="zh_TW" w:bidi="zh_TW"/>
@@ -1207,16 +1841,16 @@
             <w:color w:val="0000EE"/>
             <w:u w:val="single"/>
           </w:rPr>
-          <w:t>拿1:14</w:t>
+          <w:t>羅13:8–10</w:t>
         </w:r>
       </w:hyperlink>
       <w:r>
         <w:rPr>
           <w:lang w:val="zh_TW" w:bidi="zh_TW"/>
         </w:rPr>
-        <w:t>）。聖經解釋了當有人殺了無辜的人時會發生甚麼事，以及這樣的人應當受甚麼懲罰（</w:t>
-      </w:r>
-      <w:hyperlink r:id="rId40">
+        <w:t>；</w:t>
+      </w:r>
+      <w:hyperlink r:id="rId56">
         <w:r>
           <w:rPr>
             <w:lang w:val="zh_TW" w:bidi="zh_TW"/>
@@ -1225,16 +1859,16 @@
             <w:color w:val="0000EE"/>
             <w:u w:val="single"/>
           </w:rPr>
-          <w:t>創9:6</w:t>
+          <w:t>加5:14</w:t>
         </w:r>
       </w:hyperlink>
       <w:r>
         <w:rPr>
           <w:lang w:val="zh_TW" w:bidi="zh_TW"/>
         </w:rPr>
-        <w:t>；</w:t>
-      </w:r>
-      <w:hyperlink r:id="rId41">
+        <w:t>），而雅各則將這誡命稱為「至尊的律法」（</w:t>
+      </w:r>
+      <w:hyperlink r:id="rId57">
         <w:r>
           <w:rPr>
             <w:lang w:val="zh_TW" w:bidi="zh_TW"/>
@@ -1243,1058 +1877,14 @@
             <w:color w:val="0000EE"/>
             <w:u w:val="single"/>
           </w:rPr>
-          <w:t>申19:11–13</w:t>
+          <w:t>雅2:8</w:t>
         </w:r>
       </w:hyperlink>
       <w:r>
         <w:rPr>
           <w:lang w:val="zh_TW" w:bidi="zh_TW"/>
         </w:rPr>
-        <w:t>；</w:t>
-      </w:r>
-      <w:hyperlink r:id="rId42">
-        <w:r>
-          <w:rPr>
-            <w:lang w:val="zh_TW" w:bidi="zh_TW"/>
-          </w:rPr>
-          <w:rPr>
-            <w:color w:val="0000EE"/>
-            <w:u w:val="single"/>
-          </w:rPr>
-          <w:t>王下24:4</w:t>
-        </w:r>
-      </w:hyperlink>
-      <w:r>
-        <w:rPr>
-          <w:lang w:val="zh_TW" w:bidi="zh_TW"/>
-        </w:rPr>
-        <w:t>；</w:t>
-      </w:r>
-      <w:hyperlink r:id="rId43">
-        <w:r>
-          <w:rPr>
-            <w:lang w:val="zh_TW" w:bidi="zh_TW"/>
-          </w:rPr>
-          <w:rPr>
-            <w:color w:val="0000EE"/>
-            <w:u w:val="single"/>
-          </w:rPr>
-          <w:t>結33:6</w:t>
-        </w:r>
-      </w:hyperlink>
-      <w:r>
-        <w:rPr>
-          <w:lang w:val="zh_TW" w:bidi="zh_TW"/>
-        </w:rPr>
-        <w:t>）。根據聖經的教導，謀殺別人的人不能以贖價來逃避刑罰（</w:t>
-      </w:r>
-      <w:hyperlink r:id="rId44">
-        <w:r>
-          <w:rPr>
-            <w:lang w:val="zh_TW" w:bidi="zh_TW"/>
-          </w:rPr>
-          <w:rPr>
-            <w:color w:val="0000EE"/>
-            <w:u w:val="single"/>
-          </w:rPr>
-          <w:t>民35:31</w:t>
-        </w:r>
-      </w:hyperlink>
-      <w:r>
-        <w:rPr>
-          <w:lang w:val="zh_TW" w:bidi="zh_TW"/>
-        </w:rPr>
         <w:t>）。</w:t>
-      </w:r>
-    </w:p>
-    <w:p>
-      <w:pPr/>
-      <w:r>
-        <w:rPr>
-          <w:lang w:val="zh_TW" w:bidi="zh_TW"/>
-        </w:rPr>
-      </w:r>
-      <w:r>
-        <w:rPr>
-          <w:lang w:val="zh_TW" w:bidi="zh_TW"/>
-        </w:rPr>
-        <w:t>另一種流人血的罪是有人誤殺他人（</w:t>
-      </w:r>
-      <w:hyperlink r:id="rId45">
-        <w:r>
-          <w:rPr>
-            <w:lang w:val="zh_TW" w:bidi="zh_TW"/>
-          </w:rPr>
-          <w:rPr>
-            <w:color w:val="0000EE"/>
-            <w:u w:val="single"/>
-          </w:rPr>
-          <w:t>民35:9–28；</w:t>
-        </w:r>
-      </w:hyperlink>
-      <w:hyperlink r:id="rId46">
-        <w:r>
-          <w:rPr>
-            <w:lang w:val="zh_TW" w:bidi="zh_TW"/>
-          </w:rPr>
-          <w:rPr>
-            <w:color w:val="0000EE"/>
-            <w:u w:val="single"/>
-          </w:rPr>
-          <w:t>申19:4–10</w:t>
-        </w:r>
-      </w:hyperlink>
-      <w:r>
-        <w:rPr>
-          <w:lang w:val="zh_TW" w:bidi="zh_TW"/>
-        </w:rPr>
-        <w:t>）。在這類情況中，造成別人死亡的人可以逃到稱為「逃城」的地方尋求保護。如果他離開逃城，死者至親中有權申冤的人就可以殺死他，而這位至親被稱為「報血仇的人」。</w:t>
-      </w:r>
-    </w:p>
-    <w:p>
-      <w:pPr/>
-      <w:r>
-        <w:rPr>
-          <w:lang w:val="zh_TW" w:bidi="zh_TW"/>
-        </w:rPr>
-      </w:r>
-      <w:r>
-        <w:rPr>
-          <w:lang w:val="zh_TW" w:bidi="zh_TW"/>
-        </w:rPr>
-        <w:t>有時候，人們會發現屍體，但沒有人知道那人是被誰殺的。在這種情況下，離屍體最近的那座城要為這死亡負責。</w:t>
-      </w:r>
-      <w:hyperlink r:id="rId47">
-        <w:r>
-          <w:rPr>
-            <w:lang w:val="zh_TW" w:bidi="zh_TW"/>
-          </w:rPr>
-          <w:rPr>
-            <w:color w:val="0000EE"/>
-            <w:u w:val="single"/>
-          </w:rPr>
-          <w:t>申命記二十一章1至9節</w:t>
-        </w:r>
-      </w:hyperlink>
-      <w:r>
-        <w:rPr>
-          <w:lang w:val="zh_TW" w:bidi="zh_TW"/>
-        </w:rPr>
-        <w:t>說明，這些城可以一種特別禮儀，來除去這項責任。</w:t>
-      </w:r>
-    </w:p>
-    <w:p>
-      <w:pPr/>
-      <w:r>
-        <w:rPr>
-          <w:lang w:val="zh_TW" w:bidi="zh_TW"/>
-        </w:rPr>
-      </w:r>
-      <w:r>
-        <w:rPr>
-          <w:lang w:val="zh_TW" w:bidi="zh_TW"/>
-        </w:rPr>
-        <w:t>在古代以色列，百姓在處理牲畜時，也可能因處理不當而犯罪（</w:t>
-      </w:r>
-      <w:hyperlink r:id="rId48">
-        <w:r>
-          <w:rPr>
-            <w:lang w:val="zh_TW" w:bidi="zh_TW"/>
-          </w:rPr>
-          <w:rPr>
-            <w:color w:val="0000EE"/>
-            <w:u w:val="single"/>
-          </w:rPr>
-          <w:t>利17:3–4、10–11</w:t>
-        </w:r>
-      </w:hyperlink>
-      <w:r>
-        <w:rPr>
-          <w:lang w:val="zh_TW" w:bidi="zh_TW"/>
-        </w:rPr>
-        <w:t>）。如果一隻牲畜殺了人，就要用石頭打死那隻牲畜（</w:t>
-      </w:r>
-      <w:hyperlink r:id="rId49">
-        <w:r>
-          <w:rPr>
-            <w:lang w:val="zh_TW" w:bidi="zh_TW"/>
-          </w:rPr>
-          <w:rPr>
-            <w:color w:val="0000EE"/>
-            <w:u w:val="single"/>
-          </w:rPr>
-          <w:t>出21:28–29</w:t>
-        </w:r>
-      </w:hyperlink>
-      <w:r>
-        <w:rPr>
-          <w:lang w:val="zh_TW" w:bidi="zh_TW"/>
-        </w:rPr>
-        <w:t>）。</w:t>
-      </w:r>
-    </w:p>
-    <w:p>
-      <w:pPr/>
-      <w:r>
-        <w:rPr>
-          <w:lang w:val="zh_TW" w:bidi="zh_TW"/>
-        </w:rPr>
-      </w:r>
-      <w:r>
-        <w:rPr>
-          <w:lang w:val="zh_TW" w:bidi="zh_TW"/>
-        </w:rPr>
-        <w:t>有些情況下，殺人不算有罪：</w:t>
-      </w:r>
-    </w:p>
-    <w:p>
-      <w:pPr>
-        <w:pStyle w:val="ListBullet"/>
-        <w:spacing w:line="240" w:lineRule="auto"/>
-        <w:ind w:left="720"/>
-      </w:pPr>
-      <w:r>
-        <w:rPr>
-          <w:lang w:val="zh_TW" w:bidi="zh_TW"/>
-        </w:rPr>
-      </w:r>
-      <w:r>
-        <w:rPr>
-          <w:lang w:val="zh_TW" w:bidi="zh_TW"/>
-        </w:rPr>
-        <w:t>保護自己（</w:t>
-      </w:r>
-      <w:hyperlink r:id="rId50">
-        <w:r>
-          <w:rPr>
-            <w:lang w:val="zh_TW" w:bidi="zh_TW"/>
-          </w:rPr>
-          <w:rPr>
-            <w:color w:val="0000EE"/>
-            <w:u w:val="single"/>
-          </w:rPr>
-          <w:t>出22:2</w:t>
-        </w:r>
-      </w:hyperlink>
-      <w:r>
-        <w:rPr>
-          <w:lang w:val="zh_TW" w:bidi="zh_TW"/>
-        </w:rPr>
-        <w:t>）</w:t>
-      </w:r>
-    </w:p>
-    <w:p>
-      <w:pPr>
-        <w:pStyle w:val="ListBullet"/>
-        <w:spacing w:line="240" w:lineRule="auto"/>
-        <w:ind w:left="720"/>
-      </w:pPr>
-      <w:r>
-        <w:rPr>
-          <w:lang w:val="zh_TW" w:bidi="zh_TW"/>
-        </w:rPr>
-      </w:r>
-      <w:r>
-        <w:rPr>
-          <w:lang w:val="zh_TW" w:bidi="zh_TW"/>
-        </w:rPr>
-        <w:t>執行合法的處決（</w:t>
-      </w:r>
-      <w:hyperlink r:id="rId51">
-        <w:r>
-          <w:rPr>
-            <w:lang w:val="zh_TW" w:bidi="zh_TW"/>
-          </w:rPr>
-          <w:rPr>
-            <w:color w:val="0000EE"/>
-            <w:u w:val="single"/>
-          </w:rPr>
-          <w:t>利20:9–16</w:t>
-        </w:r>
-      </w:hyperlink>
-      <w:r>
-        <w:rPr>
-          <w:lang w:val="zh_TW" w:bidi="zh_TW"/>
-        </w:rPr>
-        <w:t>）</w:t>
-      </w:r>
-    </w:p>
-    <w:p>
-      <w:pPr>
-        <w:pStyle w:val="ListBullet"/>
-        <w:spacing w:line="240" w:lineRule="auto"/>
-        <w:ind w:left="720"/>
-      </w:pPr>
-      <w:r>
-        <w:rPr>
-          <w:lang w:val="zh_TW" w:bidi="zh_TW"/>
-        </w:rPr>
-      </w:r>
-      <w:r>
-        <w:rPr>
-          <w:lang w:val="zh_TW" w:bidi="zh_TW"/>
-        </w:rPr>
-        <w:t>在戰爭中的殺敵（</w:t>
-      </w:r>
-      <w:hyperlink r:id="rId52">
-        <w:r>
-          <w:rPr>
-            <w:lang w:val="zh_TW" w:bidi="zh_TW"/>
-          </w:rPr>
-          <w:rPr>
-            <w:color w:val="0000EE"/>
-            <w:u w:val="single"/>
-          </w:rPr>
-          <w:t>王上2:5–6</w:t>
-        </w:r>
-      </w:hyperlink>
-      <w:r>
-        <w:rPr>
-          <w:lang w:val="zh_TW" w:bidi="zh_TW"/>
-        </w:rPr>
-        <w:t>）</w:t>
-      </w:r>
-    </w:p>
-    <w:p>
-      <w:pPr/>
-      <w:r>
-        <w:rPr>
-          <w:lang w:val="zh_TW" w:bidi="zh_TW"/>
-        </w:rPr>
-      </w:r>
-      <w:r>
-        <w:rPr>
-          <w:lang w:val="zh_TW" w:bidi="zh_TW"/>
-        </w:rPr>
-        <w:t>先知們常用「血」這個詞，來指全以色列民的罪責（</w:t>
-      </w:r>
-      <w:hyperlink r:id="rId53">
-        <w:r>
-          <w:rPr>
-            <w:lang w:val="zh_TW" w:bidi="zh_TW"/>
-          </w:rPr>
-          <w:rPr>
-            <w:color w:val="0000EE"/>
-            <w:u w:val="single"/>
-          </w:rPr>
-          <w:t>賽1:15</w:t>
-        </w:r>
-      </w:hyperlink>
-      <w:r>
-        <w:rPr>
-          <w:lang w:val="zh_TW" w:bidi="zh_TW"/>
-        </w:rPr>
-        <w:t>，</w:t>
-      </w:r>
-      <w:hyperlink r:id="rId54">
-        <w:r>
-          <w:rPr>
-            <w:lang w:val="zh_TW" w:bidi="zh_TW"/>
-          </w:rPr>
-          <w:rPr>
-            <w:color w:val="0000EE"/>
-            <w:u w:val="single"/>
-          </w:rPr>
-          <w:t>4:4；</w:t>
-        </w:r>
-      </w:hyperlink>
-      <w:hyperlink r:id="rId55">
-        <w:r>
-          <w:rPr>
-            <w:lang w:val="zh_TW" w:bidi="zh_TW"/>
-          </w:rPr>
-          <w:rPr>
-            <w:color w:val="0000EE"/>
-            <w:u w:val="single"/>
-          </w:rPr>
-          <w:t>結7:23</w:t>
-        </w:r>
-      </w:hyperlink>
-      <w:r>
-        <w:rPr>
-          <w:lang w:val="zh_TW" w:bidi="zh_TW"/>
-        </w:rPr>
-        <w:t>，</w:t>
-      </w:r>
-      <w:hyperlink r:id="rId56">
-        <w:r>
-          <w:rPr>
-            <w:lang w:val="zh_TW" w:bidi="zh_TW"/>
-          </w:rPr>
-          <w:rPr>
-            <w:color w:val="0000EE"/>
-            <w:u w:val="single"/>
-          </w:rPr>
-          <w:t>9:9；</w:t>
-        </w:r>
-      </w:hyperlink>
-      <w:hyperlink r:id="rId57">
-        <w:r>
-          <w:rPr>
-            <w:lang w:val="zh_TW" w:bidi="zh_TW"/>
-          </w:rPr>
-          <w:rPr>
-            <w:color w:val="0000EE"/>
-            <w:u w:val="single"/>
-          </w:rPr>
-          <w:t>何1:4</w:t>
-        </w:r>
-      </w:hyperlink>
-      <w:r>
-        <w:rPr>
-          <w:lang w:val="zh_TW" w:bidi="zh_TW"/>
-        </w:rPr>
-        <w:t>，</w:t>
-      </w:r>
-      <w:hyperlink r:id="rId58">
-        <w:r>
-          <w:rPr>
-            <w:lang w:val="zh_TW" w:bidi="zh_TW"/>
-          </w:rPr>
-          <w:rPr>
-            <w:color w:val="0000EE"/>
-            <w:u w:val="single"/>
-          </w:rPr>
-          <w:t>4:2</w:t>
-        </w:r>
-      </w:hyperlink>
-      <w:r>
-        <w:rPr>
-          <w:lang w:val="zh_TW" w:bidi="zh_TW"/>
-        </w:rPr>
-        <w:t>；</w:t>
-      </w:r>
-      <w:hyperlink r:id="rId59">
-        <w:r>
-          <w:rPr>
-            <w:lang w:val="zh_TW" w:bidi="zh_TW"/>
-          </w:rPr>
-          <w:rPr>
-            <w:color w:val="0000EE"/>
-            <w:u w:val="single"/>
-          </w:rPr>
-          <w:t>彌3:10；</w:t>
-        </w:r>
-      </w:hyperlink>
-      <w:hyperlink r:id="rId60">
-        <w:r>
-          <w:rPr>
-            <w:lang w:val="zh_TW" w:bidi="zh_TW"/>
-          </w:rPr>
-          <w:rPr>
-            <w:color w:val="0000EE"/>
-            <w:u w:val="single"/>
-          </w:rPr>
-          <w:t>哈2:8、12、17</w:t>
-        </w:r>
-      </w:hyperlink>
-      <w:r>
-        <w:rPr>
-          <w:lang w:val="zh_TW" w:bidi="zh_TW"/>
-        </w:rPr>
-        <w:t>）。</w:t>
-      </w:r>
-    </w:p>
-    <w:p>
-      <w:pPr/>
-      <w:r>
-        <w:rPr>
-          <w:lang w:val="zh_TW" w:bidi="zh_TW"/>
-        </w:rPr>
-      </w:r>
-      <w:r>
-        <w:rPr>
-          <w:lang w:val="zh_TW" w:bidi="zh_TW"/>
-        </w:rPr>
-        <w:t>有些罪極為嚴重，即使不涉及殺人，律法也規定要用死刑來懲罰犯罪的人（</w:t>
-      </w:r>
-      <w:hyperlink r:id="rId51">
-        <w:r>
-          <w:rPr>
-            <w:lang w:val="zh_TW" w:bidi="zh_TW"/>
-          </w:rPr>
-          <w:rPr>
-            <w:color w:val="0000EE"/>
-            <w:u w:val="single"/>
-          </w:rPr>
-          <w:t>利20:9–16</w:t>
-        </w:r>
-      </w:hyperlink>
-      <w:r>
-        <w:rPr>
-          <w:lang w:val="zh_TW" w:bidi="zh_TW"/>
-        </w:rPr>
-        <w:t>；</w:t>
-      </w:r>
-      <w:hyperlink r:id="rId61">
-        <w:r>
-          <w:rPr>
-            <w:lang w:val="zh_TW" w:bidi="zh_TW"/>
-          </w:rPr>
-          <w:rPr>
-            <w:color w:val="0000EE"/>
-            <w:u w:val="single"/>
-          </w:rPr>
-          <w:t>結8:10–13</w:t>
-        </w:r>
-      </w:hyperlink>
-      <w:r>
-        <w:rPr>
-          <w:lang w:val="zh_TW" w:bidi="zh_TW"/>
-        </w:rPr>
-        <w:t>）。這些罪包括：</w:t>
-      </w:r>
-    </w:p>
-    <w:p>
-      <w:pPr>
-        <w:pStyle w:val="ListBullet"/>
-        <w:spacing w:line="240" w:lineRule="auto"/>
-        <w:ind w:left="720"/>
-      </w:pPr>
-      <w:r>
-        <w:rPr>
-          <w:lang w:val="zh_TW" w:bidi="zh_TW"/>
-        </w:rPr>
-      </w:r>
-      <w:r>
-        <w:rPr>
-          <w:lang w:val="zh_TW" w:bidi="zh_TW"/>
-        </w:rPr>
-        <w:t>敬拜假神</w:t>
-      </w:r>
-    </w:p>
-    <w:p>
-      <w:pPr>
-        <w:pStyle w:val="ListBullet"/>
-        <w:spacing w:line="240" w:lineRule="auto"/>
-        <w:ind w:left="720"/>
-      </w:pPr>
-      <w:r>
-        <w:rPr>
-          <w:lang w:val="zh_TW" w:bidi="zh_TW"/>
-        </w:rPr>
-      </w:r>
-      <w:r>
-        <w:rPr>
-          <w:lang w:val="zh_TW" w:bidi="zh_TW"/>
-        </w:rPr>
-        <w:t>將受造物當作神（偶像）來敬拜</w:t>
-      </w:r>
-    </w:p>
-    <w:p>
-      <w:pPr>
-        <w:pStyle w:val="ListBullet"/>
-        <w:spacing w:line="240" w:lineRule="auto"/>
-        <w:ind w:left="720"/>
-      </w:pPr>
-      <w:r>
-        <w:rPr>
-          <w:lang w:val="zh_TW" w:bidi="zh_TW"/>
-        </w:rPr>
-      </w:r>
-      <w:r>
-        <w:rPr>
-          <w:lang w:val="zh_TW" w:bidi="zh_TW"/>
-        </w:rPr>
-        <w:t>在婚姻中不忠（姦淫）</w:t>
-      </w:r>
-    </w:p>
-    <w:p>
-      <w:pPr>
-        <w:pStyle w:val="ListBullet"/>
-        <w:spacing w:line="240" w:lineRule="auto"/>
-        <w:ind w:left="720"/>
-      </w:pPr>
-      <w:r>
-        <w:rPr>
-          <w:lang w:val="zh_TW" w:bidi="zh_TW"/>
-        </w:rPr>
-      </w:r>
-      <w:r>
-        <w:rPr>
-          <w:lang w:val="zh_TW" w:bidi="zh_TW"/>
-        </w:rPr>
-        <w:t>偷竊（搶奪）</w:t>
-      </w:r>
-    </w:p>
-    <w:p>
-      <w:pPr>
-        <w:pStyle w:val="ListBullet"/>
-        <w:spacing w:line="240" w:lineRule="auto"/>
-        <w:ind w:left="720"/>
-      </w:pPr>
-      <w:r>
-        <w:rPr>
-          <w:lang w:val="zh_TW" w:bidi="zh_TW"/>
-        </w:rPr>
-      </w:r>
-      <w:r>
-        <w:rPr>
-          <w:lang w:val="zh_TW" w:bidi="zh_TW"/>
-        </w:rPr>
-        <w:t>欺壓貧窮人</w:t>
-      </w:r>
-    </w:p>
-    <w:p>
-      <w:pPr>
-        <w:pStyle w:val="ListBullet"/>
-        <w:spacing w:line="240" w:lineRule="auto"/>
-        <w:ind w:left="720"/>
-      </w:pPr>
-      <w:r>
-        <w:rPr>
-          <w:lang w:val="zh_TW" w:bidi="zh_TW"/>
-        </w:rPr>
-      </w:r>
-      <w:r>
-        <w:rPr>
-          <w:lang w:val="zh_TW" w:bidi="zh_TW"/>
-        </w:rPr>
-        <w:t>違背重要的誓言</w:t>
-      </w:r>
-    </w:p>
-    <w:p>
-      <w:pPr>
-        <w:pStyle w:val="ListBullet"/>
-        <w:spacing w:line="240" w:lineRule="auto"/>
-        <w:ind w:left="720"/>
-      </w:pPr>
-      <w:r>
-        <w:rPr>
-          <w:lang w:val="zh_TW" w:bidi="zh_TW"/>
-        </w:rPr>
-      </w:r>
-      <w:r>
-        <w:rPr>
-          <w:lang w:val="zh_TW" w:bidi="zh_TW"/>
-        </w:rPr>
-        <w:t>向別人收取不公平的利息</w:t>
-      </w:r>
-    </w:p>
-    <w:p>
-      <w:pPr/>
-      <w:r>
-        <w:rPr>
-          <w:lang w:val="zh_TW" w:bidi="zh_TW"/>
-        </w:rPr>
-      </w:r>
-      <w:r>
-        <w:rPr>
-          <w:lang w:val="zh_TW" w:bidi="zh_TW"/>
-        </w:rPr>
-        <w:t>在整本聖經中，從創世記（</w:t>
-      </w:r>
-      <w:hyperlink r:id="rId62">
-        <w:r>
-          <w:rPr>
-            <w:lang w:val="zh_TW" w:bidi="zh_TW"/>
-          </w:rPr>
-          <w:rPr>
-            <w:color w:val="0000EE"/>
-            <w:u w:val="single"/>
-          </w:rPr>
-          <w:t>4:10–12</w:t>
-        </w:r>
-      </w:hyperlink>
-      <w:r>
-        <w:rPr>
-          <w:lang w:val="zh_TW" w:bidi="zh_TW"/>
-        </w:rPr>
-        <w:t>）到先知書（</w:t>
-      </w:r>
-      <w:hyperlink r:id="rId63">
-        <w:r>
-          <w:rPr>
-            <w:lang w:val="zh_TW" w:bidi="zh_TW"/>
-          </w:rPr>
-          <w:rPr>
-            <w:color w:val="0000EE"/>
-            <w:u w:val="single"/>
-          </w:rPr>
-          <w:t>賽26:21；</w:t>
-        </w:r>
-      </w:hyperlink>
-      <w:hyperlink r:id="rId64">
-        <w:r>
-          <w:rPr>
-            <w:lang w:val="zh_TW" w:bidi="zh_TW"/>
-          </w:rPr>
-          <w:rPr>
-            <w:color w:val="0000EE"/>
-            <w:u w:val="single"/>
-          </w:rPr>
-          <w:t>結24:6–9</w:t>
-        </w:r>
-      </w:hyperlink>
-      <w:r>
-        <w:rPr>
-          <w:lang w:val="zh_TW" w:bidi="zh_TW"/>
-        </w:rPr>
-        <w:t>），直至新約聖經（</w:t>
-      </w:r>
-      <w:hyperlink r:id="rId65">
-        <w:r>
-          <w:rPr>
-            <w:lang w:val="zh_TW" w:bidi="zh_TW"/>
-          </w:rPr>
-          <w:rPr>
-            <w:color w:val="0000EE"/>
-            <w:u w:val="single"/>
-          </w:rPr>
-          <w:t>啟6:10</w:t>
-        </w:r>
-      </w:hyperlink>
-      <w:r>
-        <w:rPr>
-          <w:lang w:val="zh_TW" w:bidi="zh_TW"/>
-        </w:rPr>
-        <w:t>）我們都看見神要施行公義，並且懲罰那些殺害別人的人。</w:t>
-      </w:r>
-    </w:p>
-    <w:p>
-      <w:pPr/>
-      <w:r>
-        <w:rPr>
-          <w:lang w:val="zh_TW" w:bidi="zh_TW"/>
-        </w:rPr>
-      </w:r>
-      <w:r>
-        <w:rPr>
-          <w:i/>
-          <w:lang w:val="zh_TW" w:bidi="zh_TW"/>
-        </w:rPr>
-        <w:t>另見</w:t>
-      </w:r>
-      <w:r>
-        <w:rPr>
-          <w:lang w:val="zh_TW" w:bidi="zh_TW"/>
-        </w:rPr>
-        <w:t xml:space="preserve"> </w:t>
-      </w:r>
-      <w:r>
-        <w:rPr>
-          <w:lang w:val="zh_TW" w:bidi="zh_TW"/>
-        </w:rPr>
-        <w:t>逃城；</w:t>
-      </w:r>
-      <w:r>
-        <w:rPr>
-          <w:lang w:val="zh_TW" w:bidi="zh_TW"/>
-        </w:rPr>
-        <w:t>刑法和懲罰</w:t>
-      </w:r>
-      <w:r>
-        <w:rPr>
-          <w:lang w:val="zh_TW" w:bidi="zh_TW"/>
-        </w:rPr>
-        <w:t>。</w:t>
-      </w:r>
-      <w:r>
-        <w:rPr>
-          <w:lang w:val="zh_TW" w:bidi="zh_TW"/>
-        </w:rPr>
-      </w:r>
-      <w:r>
-        <w:rPr>
-          <w:lang w:val="zh_TW" w:bidi="zh_TW"/>
-        </w:rPr>
-      </w:r>
-    </w:p>
-    <w:p>
-      <w:pPr/>
-      <w:r>
-        <w:rPr>
-          <w:lang w:val="zh_TW" w:bidi="zh_TW"/>
-        </w:rPr>
-      </w:r>
-    </w:p>
-    <w:p>
-      <w:pPr>
-        <w:pStyle w:val="Heading2"/>
-      </w:pPr>
-      <w:r>
-        <w:rPr>
-          <w:lang w:val="zh_TW" w:bidi="zh_TW"/>
-        </w:rPr>
-        <w:t>硫磺</w:t>
-      </w:r>
-      <w:r>
-        <w:rPr>
-          <w:lang w:val="zh_TW" w:bidi="zh_TW"/>
-        </w:rPr>
-      </w:r>
-    </w:p>
-    <w:p>
-      <w:pPr/>
-      <w:r>
-        <w:rPr>
-          <w:lang w:val="zh_TW" w:bidi="zh_TW"/>
-        </w:rPr>
-      </w:r>
-      <w:r>
-        <w:rPr>
-          <w:lang w:val="zh_TW" w:bidi="zh_TW"/>
-        </w:rPr>
-        <w:t>硫磺是非金屬元素硫的古老名稱，字面意思是「會燃燒的石頭」硫磺的燃點比許多其他物質低，燃燒時會產生刺鼻的二氧化硫煙霧。硫磺自然存在於火山區，例如死海谷地。</w:t>
-      </w:r>
-    </w:p>
-    <w:p>
-      <w:pPr/>
-      <w:r>
-        <w:rPr>
-          <w:lang w:val="zh_TW" w:bidi="zh_TW"/>
-        </w:rPr>
-      </w:r>
-      <w:r>
-        <w:rPr>
-          <w:lang w:val="zh_TW" w:bidi="zh_TW"/>
-        </w:rPr>
-        <w:t>在聖經中，「火與硫磺」常被用來象徵神對惡人的懲罰（</w:t>
-      </w:r>
-      <w:hyperlink r:id="rId66">
-        <w:r>
-          <w:rPr>
-            <w:lang w:val="zh_TW" w:bidi="zh_TW"/>
-          </w:rPr>
-          <w:rPr>
-            <w:color w:val="0000EE"/>
-            <w:u w:val="single"/>
-          </w:rPr>
-          <w:t>創19:24</w:t>
-        </w:r>
-      </w:hyperlink>
-      <w:r>
-        <w:rPr>
-          <w:lang w:val="zh_TW" w:bidi="zh_TW"/>
-        </w:rPr>
-        <w:t>；</w:t>
-      </w:r>
-      <w:hyperlink r:id="rId67">
-        <w:r>
-          <w:rPr>
-            <w:lang w:val="zh_TW" w:bidi="zh_TW"/>
-          </w:rPr>
-          <w:rPr>
-            <w:color w:val="0000EE"/>
-            <w:u w:val="single"/>
-          </w:rPr>
-          <w:t>申29:23</w:t>
-        </w:r>
-      </w:hyperlink>
-      <w:r>
-        <w:rPr>
-          <w:lang w:val="zh_TW" w:bidi="zh_TW"/>
-        </w:rPr>
-        <w:t>；</w:t>
-      </w:r>
-      <w:hyperlink r:id="rId68">
-        <w:r>
-          <w:rPr>
-            <w:lang w:val="zh_TW" w:bidi="zh_TW"/>
-          </w:rPr>
-          <w:rPr>
-            <w:color w:val="0000EE"/>
-            <w:u w:val="single"/>
-          </w:rPr>
-          <w:t>伯18:15</w:t>
-        </w:r>
-      </w:hyperlink>
-      <w:r>
-        <w:rPr>
-          <w:lang w:val="zh_TW" w:bidi="zh_TW"/>
-        </w:rPr>
-        <w:t>；</w:t>
-      </w:r>
-      <w:hyperlink r:id="rId69">
-        <w:r>
-          <w:rPr>
-            <w:lang w:val="zh_TW" w:bidi="zh_TW"/>
-          </w:rPr>
-          <w:rPr>
-            <w:color w:val="0000EE"/>
-            <w:u w:val="single"/>
-          </w:rPr>
-          <w:t>詩11:6</w:t>
-        </w:r>
-      </w:hyperlink>
-      <w:r>
-        <w:rPr>
-          <w:lang w:val="zh_TW" w:bidi="zh_TW"/>
-        </w:rPr>
-        <w:t>；</w:t>
-      </w:r>
-      <w:hyperlink r:id="rId70">
-        <w:r>
-          <w:rPr>
-            <w:lang w:val="zh_TW" w:bidi="zh_TW"/>
-          </w:rPr>
-          <w:rPr>
-            <w:color w:val="0000EE"/>
-            <w:u w:val="single"/>
-          </w:rPr>
-          <w:t>結38:22</w:t>
-        </w:r>
-      </w:hyperlink>
-      <w:r>
-        <w:rPr>
-          <w:lang w:val="zh_TW" w:bidi="zh_TW"/>
-        </w:rPr>
-        <w:t>；</w:t>
-      </w:r>
-      <w:hyperlink r:id="rId71">
-        <w:r>
-          <w:rPr>
-            <w:lang w:val="zh_TW" w:bidi="zh_TW"/>
-          </w:rPr>
-          <w:rPr>
-            <w:color w:val="0000EE"/>
-            <w:u w:val="single"/>
-          </w:rPr>
-          <w:t>路17:29</w:t>
-        </w:r>
-      </w:hyperlink>
-      <w:r>
-        <w:rPr>
-          <w:lang w:val="zh_TW" w:bidi="zh_TW"/>
-        </w:rPr>
-        <w:t>；</w:t>
-      </w:r>
-      <w:hyperlink r:id="rId72">
-        <w:r>
-          <w:rPr>
-            <w:lang w:val="zh_TW" w:bidi="zh_TW"/>
-          </w:rPr>
-          <w:rPr>
-            <w:color w:val="0000EE"/>
-            <w:u w:val="single"/>
-          </w:rPr>
-          <w:t>啟9:17–18</w:t>
-        </w:r>
-      </w:hyperlink>
-      <w:r>
-        <w:rPr>
-          <w:lang w:val="zh_TW" w:bidi="zh_TW"/>
-        </w:rPr>
-        <w:t>，</w:t>
-      </w:r>
-      <w:hyperlink r:id="rId73">
-        <w:r>
-          <w:rPr>
-            <w:lang w:val="zh_TW" w:bidi="zh_TW"/>
-          </w:rPr>
-          <w:rPr>
-            <w:color w:val="0000EE"/>
-            <w:u w:val="single"/>
-          </w:rPr>
-          <w:t>14:10</w:t>
-        </w:r>
-      </w:hyperlink>
-      <w:r>
-        <w:rPr>
-          <w:lang w:val="zh_TW" w:bidi="zh_TW"/>
-        </w:rPr>
-        <w:t>，</w:t>
-      </w:r>
-      <w:hyperlink r:id="rId74">
-        <w:r>
-          <w:rPr>
-            <w:lang w:val="zh_TW" w:bidi="zh_TW"/>
-          </w:rPr>
-          <w:rPr>
-            <w:color w:val="0000EE"/>
-            <w:u w:val="single"/>
-          </w:rPr>
-          <w:t>19:20</w:t>
-        </w:r>
-      </w:hyperlink>
-      <w:r>
-        <w:rPr>
-          <w:lang w:val="zh_TW" w:bidi="zh_TW"/>
-        </w:rPr>
-        <w:t>，</w:t>
-      </w:r>
-      <w:hyperlink r:id="rId75">
-        <w:r>
-          <w:rPr>
-            <w:lang w:val="zh_TW" w:bidi="zh_TW"/>
-          </w:rPr>
-          <w:rPr>
-            <w:color w:val="0000EE"/>
-            <w:u w:val="single"/>
-          </w:rPr>
-          <w:t>20:10</w:t>
-        </w:r>
-      </w:hyperlink>
-      <w:r>
-        <w:rPr>
-          <w:lang w:val="zh_TW" w:bidi="zh_TW"/>
-        </w:rPr>
-        <w:t>，</w:t>
-      </w:r>
-      <w:hyperlink r:id="rId76">
-        <w:r>
-          <w:rPr>
-            <w:lang w:val="zh_TW" w:bidi="zh_TW"/>
-          </w:rPr>
-          <w:rPr>
-            <w:color w:val="0000EE"/>
-            <w:u w:val="single"/>
-          </w:rPr>
-          <w:t>21:8</w:t>
-        </w:r>
-      </w:hyperlink>
-      <w:r>
-        <w:rPr>
-          <w:lang w:val="zh_TW" w:bidi="zh_TW"/>
-        </w:rPr>
-        <w:t>）</w:t>
-      </w:r>
-    </w:p>
-    <w:p>
-      <w:pPr/>
-      <w:r>
-        <w:rPr>
-          <w:lang w:val="zh_TW" w:bidi="zh_TW"/>
-        </w:rPr>
-      </w:r>
-      <w:r>
-        <w:rPr>
-          <w:lang w:val="zh_TW" w:bidi="zh_TW"/>
-        </w:rPr>
-        <w:t>以色列境內最後一次火山噴發，大約發生在四千年前。科學家透過放射性碳定年法推算出這時間。當時這些劇烈的火山活動，對當時居住在該地的人群造成了深遠的影響。人們將這些親身經歷編成故事，並在世世代代之間口耳相傳。</w:t>
-      </w:r>
-    </w:p>
-    <w:p>
-      <w:pPr/>
-      <w:r>
-        <w:rPr>
-          <w:lang w:val="zh_TW" w:bidi="zh_TW"/>
-        </w:rPr>
-      </w:r>
-      <w:r>
-        <w:rPr>
-          <w:i/>
-          <w:lang w:val="zh_TW" w:bidi="zh_TW"/>
-        </w:rPr>
-        <w:t>見</w:t>
-      </w:r>
-      <w:r>
-        <w:rPr>
-          <w:lang w:val="zh_TW" w:bidi="zh_TW"/>
-        </w:rPr>
-        <w:t xml:space="preserve"> </w:t>
-      </w:r>
-      <w:r>
-        <w:rPr>
-          <w:lang w:val="zh_TW" w:bidi="zh_TW"/>
-        </w:rPr>
-        <w:t>礦物和金屬</w:t>
-      </w:r>
-      <w:r>
-        <w:rPr>
-          <w:lang w:val="zh_TW" w:bidi="zh_TW"/>
-        </w:rPr>
-        <w:t>。</w:t>
       </w:r>
       <w:r>
         <w:rPr>

--- a/zht/docx/089.content.docx
+++ b/zht/docx/089.content.docx
@@ -19,7 +19,7 @@
         <w:rPr>
           <w:lang w:val="zh_TW" w:bidi="zh_TW"/>
         </w:rPr>
-        <w:t>Resource: Tyndale Open Bible Dictionary</w:t>
+        <w:t>Resource: Aquifer Open Bible Dictionary</w:t>
       </w:r>
       <w:r>
         <w:rPr>
@@ -112,7 +112,7 @@
         <w:rPr>
           <w:lang w:val="zh_TW" w:bidi="zh_TW"/>
         </w:rPr>
-        <w:t>Tyndale Open Bible Dictionary</w:t>
+        <w:t>Aquifer Open Bible Dictionary</w:t>
       </w:r>
     </w:p>
     <w:p>

--- a/zht/docx/089.content.docx
+++ b/zht/docx/089.content.docx
@@ -149,7 +149,7 @@
         <w:rPr>
           <w:lang w:val="zh_TW" w:bidi="zh_TW"/>
         </w:rPr>
-        <w:t>lin</w:t>
+        <w:t>liang</w:t>
       </w:r>
       <w:r>
         <w:rPr>
@@ -212,7 +212,7 @@
         <w:rPr>
           <w:lang w:val="zh_TW" w:bidi="zh_TW"/>
         </w:rPr>
-        <w:t>鄰舍</w:t>
+        <w:t>良心</w:t>
       </w:r>
       <w:r>
         <w:rPr>
@@ -231,48 +231,7 @@
         <w:rPr>
           <w:lang w:val="zh_TW" w:bidi="zh_TW"/>
         </w:rPr>
-        <w:t>在舊約時期和猶太教</w:t>
-      </w:r>
-      <w:r>
-        <w:rPr>
-          <w:lang w:val="zh_TW" w:bidi="zh_TW"/>
-        </w:rPr>
-        <w:t>晚期</w:t>
-      </w:r>
-      <w:r>
-        <w:rPr>
-          <w:lang w:val="zh_TW" w:bidi="zh_TW"/>
-        </w:rPr>
-        <w:t>，</w:t>
-      </w:r>
-      <w:r>
-        <w:rPr>
-          <w:lang w:val="zh_TW" w:bidi="zh_TW"/>
-        </w:rPr>
-        <w:t>這個概念顯然僅限於以色列人，或與神訂的盟約</w:t>
-      </w:r>
-      <w:r>
-        <w:rPr>
-          <w:lang w:val="zh_TW" w:bidi="zh_TW"/>
-        </w:rPr>
-        <w:t>群體</w:t>
-      </w:r>
-      <w:r>
-        <w:rPr>
-          <w:lang w:val="zh_TW" w:bidi="zh_TW"/>
-        </w:rPr>
-        <w:t>中之成員。然而，耶穌將這一概念擴展，使其涵蓋所有在人生旅途中遇見的人。</w:t>
-      </w:r>
-    </w:p>
-    <w:p>
-      <w:pPr>
-        <w:pStyle w:val="Heading3"/>
-      </w:pPr>
-      <w:r>
-        <w:rPr>
-          <w:lang w:val="zh_TW" w:bidi="zh_TW"/>
-        </w:rPr>
-        <w:t>在舊約中</w:t>
+        <w:t>這個術語指自我覺察或自我認知。良心判斷一個人所做或將要做的事是否符合自己的道德標準，也使人察覺自己做錯的事。</w:t>
       </w:r>
     </w:p>
     <w:p>
@@ -286,7 +245,7 @@
         <w:rPr>
           <w:lang w:val="zh_TW" w:bidi="zh_TW"/>
         </w:rPr>
-        <w:t>雖然舊約從未明確將「鄰舍」限制為以色列人，但這個詞通常指的是盟約中的成員，即其他以色列人（見</w:t>
+        <w:t>英文詞語conscience以及對應的希臘文，都有「具有知識」的意思。在舊約聖經中，亞當和夏娃因犯罪而感到羞愧，並躲避神，因為他們的良心判定他們違背神是錯的（</w:t>
       </w:r>
       <w:hyperlink r:id="rId13">
         <w:r>
@@ -297,14 +256,14 @@
             <w:color w:val="0000EE"/>
             <w:u w:val="single"/>
           </w:rPr>
-          <w:t>利6:1–7</w:t>
+          <w:t>創3:8–10</w:t>
         </w:r>
       </w:hyperlink>
       <w:r>
         <w:rPr>
           <w:lang w:val="zh_TW" w:bidi="zh_TW"/>
         </w:rPr>
-        <w:t>，</w:t>
+        <w:t>）。人能分辨是非，本屬正常之事。「人的靈是耶和華的燈， 鑒察人的心腹」（</w:t>
       </w:r>
       <w:hyperlink r:id="rId14">
         <w:r>
@@ -315,14 +274,39 @@
             <w:color w:val="0000EE"/>
             <w:u w:val="single"/>
           </w:rPr>
-          <w:t>19</w:t>
+          <w:t>箴20:27</w:t>
         </w:r>
       </w:hyperlink>
       <w:r>
         <w:rPr>
           <w:lang w:val="zh_TW" w:bidi="zh_TW"/>
         </w:rPr>
-        <w:t>；</w:t>
+        <w:t>）。因此，良心是神所賜的恩賜，使人能知道事情是善是惡。</w:t>
+      </w:r>
+    </w:p>
+    <w:p>
+      <w:pPr>
+        <w:pStyle w:val="Heading3"/>
+      </w:pPr>
+      <w:r>
+        <w:rPr>
+          <w:lang w:val="zh_TW" w:bidi="zh_TW"/>
+        </w:rPr>
+        <w:t>新約聖經中的「良心」是甚麼意思？</w:t>
+      </w:r>
+    </w:p>
+    <w:p>
+      <w:pPr/>
+      <w:r>
+        <w:rPr>
+          <w:lang w:val="zh_TW" w:bidi="zh_TW"/>
+        </w:rPr>
+      </w:r>
+      <w:r>
+        <w:rPr>
+          <w:lang w:val="zh_TW" w:bidi="zh_TW"/>
+        </w:rPr>
+        <w:t>在新約聖經中，「良心」一詞出現32次（某英文譯本，譯註：良心於和合本出現28次），特別常見於使徒保羅的書信裡。保羅在他的書卷中，指良心會判定過去甚麼是對的，也會判定將來甚麼是對的。即使不知道神律法的人，也能行出律法所要求的事，這顯明律法的要求已「刻在他們心裡」（</w:t>
       </w:r>
       <w:hyperlink r:id="rId15">
         <w:r>
@@ -333,14 +317,14 @@
             <w:color w:val="0000EE"/>
             <w:u w:val="single"/>
           </w:rPr>
-          <w:t>申15:2–3</w:t>
+          <w:t>羅2:14–15</w:t>
         </w:r>
       </w:hyperlink>
       <w:r>
         <w:rPr>
           <w:lang w:val="zh_TW" w:bidi="zh_TW"/>
         </w:rPr>
-        <w:t>）。在</w:t>
+        <w:t>）。保羅也說，每個人都「必須順服」在上掌權的，既為了免受神的刑罰，也是「因為良心」的緣故（</w:t>
       </w:r>
       <w:hyperlink r:id="rId16">
         <w:r>
@@ -351,26 +335,28 @@
             <w:color w:val="0000EE"/>
             <w:u w:val="single"/>
           </w:rPr>
-          <w:t>利未記十九章18節</w:t>
+          <w:t>13:5</w:t>
         </w:r>
       </w:hyperlink>
       <w:r>
         <w:rPr>
           <w:lang w:val="zh_TW" w:bidi="zh_TW"/>
         </w:rPr>
-        <w:t>中，這段經文後來在新約中多次被引用，其中命令以色列人要「</w:t>
-      </w:r>
-      <w:r>
-        <w:rPr>
-          <w:lang w:val="zh_TW" w:bidi="zh_TW"/>
-        </w:rPr>
-        <w:t>愛人如己</w:t>
-      </w:r>
-      <w:r>
-        <w:rPr>
-          <w:lang w:val="zh_TW" w:bidi="zh_TW"/>
-        </w:rPr>
-        <w:t>」。然而，在</w:t>
+        <w:t>）。這樣的教導假定良心能使人明白，順服是行義所必須的。</w:t>
+      </w:r>
+    </w:p>
+    <w:p>
+      <w:pPr/>
+      <w:r>
+        <w:rPr>
+          <w:lang w:val="zh_TW" w:bidi="zh_TW"/>
+        </w:rPr>
+      </w:r>
+      <w:r>
+        <w:rPr>
+          <w:lang w:val="zh_TW" w:bidi="zh_TW"/>
+        </w:rPr>
+        <w:t>良知亦會認可、判定或裁決某人是否無辜，與讓人意識到自己犯錯同樣重要。保羅說：「我雖不覺得自己有錯」（</w:t>
       </w:r>
       <w:hyperlink r:id="rId17">
         <w:r>
@@ -381,76 +367,14 @@
             <w:color w:val="0000EE"/>
             <w:u w:val="single"/>
           </w:rPr>
-          <w:t>十九章34節</w:t>
+          <w:t>林前4:4</w:t>
         </w:r>
       </w:hyperlink>
       <w:r>
         <w:rPr>
           <w:lang w:val="zh_TW" w:bidi="zh_TW"/>
         </w:rPr>
-        <w:t>中，又特別指出這種愛也應該施予旅居其中的外邦人（或「寄居者」）。如果「鄰舍」（</w:t>
-      </w:r>
-      <w:hyperlink r:id="rId16">
-        <w:r>
-          <w:rPr>
-            <w:lang w:val="zh_TW" w:bidi="zh_TW"/>
-          </w:rPr>
-          <w:rPr>
-            <w:color w:val="0000EE"/>
-            <w:u w:val="single"/>
-          </w:rPr>
-          <w:t>18</w:t>
-        </w:r>
-      </w:hyperlink>
-      <w:r>
-        <w:rPr>
-          <w:lang w:val="zh_TW" w:bidi="zh_TW"/>
-        </w:rPr>
-        <w:t>節）暗示了一個更廣泛的概念，如「人類」或「同胞」，那麼在第</w:t>
-      </w:r>
-      <w:hyperlink r:id="rId17">
-        <w:r>
-          <w:rPr>
-            <w:lang w:val="zh_TW" w:bidi="zh_TW"/>
-          </w:rPr>
-          <w:rPr>
-            <w:color w:val="0000EE"/>
-            <w:u w:val="single"/>
-          </w:rPr>
-          <w:t>34</w:t>
-        </w:r>
-      </w:hyperlink>
-      <w:r>
-        <w:rPr>
-          <w:lang w:val="zh_TW" w:bidi="zh_TW"/>
-        </w:rPr>
-        <w:t>節中就沒有必要再特別提及</w:t>
-      </w:r>
-      <w:r>
-        <w:rPr>
-          <w:lang w:val="zh_TW" w:bidi="zh_TW"/>
-        </w:rPr>
-        <w:t>同居的外人</w:t>
-      </w:r>
-      <w:r>
-        <w:rPr>
-          <w:lang w:val="zh_TW" w:bidi="zh_TW"/>
-        </w:rPr>
-        <w:t>。因此，「鄰舍」應當是指一個人的直接鄰居，即以色列人。</w:t>
-      </w:r>
-    </w:p>
-    <w:p>
-      <w:pPr/>
-      <w:r>
-        <w:rPr>
-          <w:lang w:val="zh_TW" w:bidi="zh_TW"/>
-        </w:rPr>
-      </w:r>
-      <w:r>
-        <w:rPr>
-          <w:lang w:val="zh_TW" w:bidi="zh_TW"/>
-        </w:rPr>
-        <w:t>在盟約社群中，愛鄰舍包含了一些律法上明確規定的責任。人應該公平地對待鄰舍（</w:t>
+        <w:t>）。然而，良心既不能完美地判定是非，也不能充分指引一個人。保羅接著說：「卻也不能因此得以稱義；但判斷我的乃是主。」保羅在另一段經文說，他的良心證明他所說的是實話。他將良心認可之事與聖靈聯繫起來（</w:t>
       </w:r>
       <w:hyperlink r:id="rId18">
         <w:r>
@@ -461,14 +385,14 @@
             <w:color w:val="0000EE"/>
             <w:u w:val="single"/>
           </w:rPr>
-          <w:t>出22:5–15</w:t>
+          <w:t>羅9:1</w:t>
         </w:r>
       </w:hyperlink>
       <w:r>
         <w:rPr>
           <w:lang w:val="zh_TW" w:bidi="zh_TW"/>
         </w:rPr>
-        <w:t>；</w:t>
+        <w:t>；參</w:t>
       </w:r>
       <w:hyperlink r:id="rId19">
         <w:r>
@@ -479,14 +403,28 @@
             <w:color w:val="0000EE"/>
             <w:u w:val="single"/>
           </w:rPr>
-          <w:t>利6:2–7</w:t>
+          <w:t>林後1:12</w:t>
         </w:r>
       </w:hyperlink>
       <w:r>
         <w:rPr>
           <w:lang w:val="zh_TW" w:bidi="zh_TW"/>
         </w:rPr>
-        <w:t>，</w:t>
+        <w:t>），但他並沒有詳細說明兩者之間的關係。</w:t>
+      </w:r>
+    </w:p>
+    <w:p>
+      <w:pPr/>
+      <w:r>
+        <w:rPr>
+          <w:lang w:val="zh_TW" w:bidi="zh_TW"/>
+        </w:rPr>
+      </w:r>
+      <w:r>
+        <w:rPr>
+          <w:lang w:val="zh_TW" w:bidi="zh_TW"/>
+        </w:rPr>
+        <w:t>保羅為自己的事工，向哥林多教會辯護，要求他們憑著其判斷，看看他的行為是對是錯。他們應該能藉著自己的良心來作判斷（</w:t>
       </w:r>
       <w:hyperlink r:id="rId20">
         <w:r>
@@ -497,14 +435,14 @@
             <w:color w:val="0000EE"/>
             <w:u w:val="single"/>
           </w:rPr>
-          <w:t>19:9–18</w:t>
+          <w:t>林後4:1–2</w:t>
         </w:r>
       </w:hyperlink>
       <w:r>
         <w:rPr>
           <w:lang w:val="zh_TW" w:bidi="zh_TW"/>
         </w:rPr>
-        <w:t>），尊重他（</w:t>
+        <w:t>）。保羅深信，神知道驅使他行事的動機，所以他盼望哥林多人也能藉著良心認出，這動機是出於「敬畏主」（</w:t>
       </w:r>
       <w:hyperlink r:id="rId21">
         <w:r>
@@ -515,14 +453,14 @@
             <w:color w:val="0000EE"/>
             <w:u w:val="single"/>
           </w:rPr>
-          <w:t>出20:16</w:t>
+          <w:t>5:11</w:t>
         </w:r>
       </w:hyperlink>
       <w:r>
         <w:rPr>
           <w:lang w:val="zh_TW" w:bidi="zh_TW"/>
         </w:rPr>
-        <w:t>）以及他的財物（</w:t>
+        <w:t>）。保羅寫信給提摩太時，把「無虧的良心」與「無偽的信心」相提並論（</w:t>
       </w:r>
       <w:hyperlink r:id="rId22">
         <w:r>
@@ -533,26 +471,14 @@
             <w:color w:val="0000EE"/>
             <w:u w:val="single"/>
           </w:rPr>
-          <w:t>出20:17</w:t>
+          <w:t>提前1:5</w:t>
         </w:r>
       </w:hyperlink>
       <w:r>
         <w:rPr>
           <w:lang w:val="zh_TW" w:bidi="zh_TW"/>
         </w:rPr>
-        <w:t>）。為了促進盟約社群中公正和憐憫的關係，以色列人應視鄰舍為「</w:t>
-      </w:r>
-      <w:r>
-        <w:rPr>
-          <w:lang w:val="zh_TW" w:bidi="zh_TW"/>
-        </w:rPr>
-        <w:t>弟兄</w:t>
-      </w:r>
-      <w:r>
-        <w:rPr>
-          <w:lang w:val="zh_TW" w:bidi="zh_TW"/>
-        </w:rPr>
-        <w:t>」（</w:t>
+        <w:t>）。當人不再照著基督信仰而活，他們的良心就可能「如同被熱鐵烙慣了一般」。這表示他們因不斷行惡，無法再分辨對錯（</w:t>
       </w:r>
       <w:hyperlink r:id="rId23">
         <w:r>
@@ -563,14 +489,28 @@
             <w:color w:val="0000EE"/>
             <w:u w:val="single"/>
           </w:rPr>
-          <w:t>利25:25</w:t>
+          <w:t>4:2</w:t>
         </w:r>
       </w:hyperlink>
       <w:r>
         <w:rPr>
           <w:lang w:val="zh_TW" w:bidi="zh_TW"/>
         </w:rPr>
-        <w:t>；</w:t>
+        <w:t>）。</w:t>
+      </w:r>
+    </w:p>
+    <w:p>
+      <w:pPr/>
+      <w:r>
+        <w:rPr>
+          <w:lang w:val="zh_TW" w:bidi="zh_TW"/>
+        </w:rPr>
+      </w:r>
+      <w:r>
+        <w:rPr>
+          <w:lang w:val="zh_TW" w:bidi="zh_TW"/>
+        </w:rPr>
+        <w:t>保羅在哥林多前書，回答可否吃祭偶像之物的問題。他談到良心如何判斷人過去與將來的行為（</w:t>
       </w:r>
       <w:hyperlink r:id="rId24">
         <w:r>
@@ -581,26 +521,14 @@
             <w:color w:val="0000EE"/>
             <w:u w:val="single"/>
           </w:rPr>
-          <w:t>申22:1–4</w:t>
+          <w:t>林前8–10章</w:t>
         </w:r>
       </w:hyperlink>
       <w:r>
         <w:rPr>
           <w:lang w:val="zh_TW" w:bidi="zh_TW"/>
         </w:rPr>
-        <w:t>）。</w:t>
-      </w:r>
-      <w:r>
-        <w:rPr>
-          <w:lang w:val="zh_TW" w:bidi="zh_TW"/>
-        </w:rPr>
-        <w:t>對鄰舍所做的，應以同樣的方式回報</w:t>
-      </w:r>
-      <w:r>
-        <w:rPr>
-          <w:lang w:val="zh_TW" w:bidi="zh_TW"/>
-        </w:rPr>
-        <w:t>（</w:t>
+        <w:t>）。有哥林多信徒良心「軟弱」，因為他們認為吃祭過偶像的食物是錯的（</w:t>
       </w:r>
       <w:hyperlink r:id="rId25">
         <w:r>
@@ -611,14 +539,14 @@
             <w:color w:val="0000EE"/>
             <w:u w:val="single"/>
           </w:rPr>
-          <w:t>利24:19–23</w:t>
+          <w:t>林前8:7</w:t>
         </w:r>
       </w:hyperlink>
       <w:r>
         <w:rPr>
           <w:lang w:val="zh_TW" w:bidi="zh_TW"/>
         </w:rPr>
-        <w:t>；</w:t>
+        <w:t>）。他們並不知道一切食物都可以吃，都是「潔淨」的（</w:t>
       </w:r>
       <w:hyperlink r:id="rId26">
         <w:r>
@@ -629,1255 +557,7 @@
             <w:color w:val="0000EE"/>
             <w:u w:val="single"/>
           </w:rPr>
-          <w:t>申19:11–19</w:t>
-        </w:r>
-      </w:hyperlink>
-      <w:r>
-        <w:rPr>
-          <w:lang w:val="zh_TW" w:bidi="zh_TW"/>
-        </w:rPr>
-        <w:t>）。</w:t>
-      </w:r>
-    </w:p>
-    <w:p>
-      <w:pPr/>
-      <w:r>
-        <w:rPr>
-          <w:lang w:val="zh_TW" w:bidi="zh_TW"/>
-        </w:rPr>
-      </w:r>
-      <w:r>
-        <w:rPr>
-          <w:lang w:val="zh_TW" w:bidi="zh_TW"/>
-        </w:rPr>
-        <w:t>對待鄰舍的重要性在於，這與人跟神的關係息息相關，並且可能顯著影響人與神之間的關係（</w:t>
-      </w:r>
-      <w:hyperlink r:id="rId13">
-        <w:r>
-          <w:rPr>
-            <w:lang w:val="zh_TW" w:bidi="zh_TW"/>
-          </w:rPr>
-          <w:rPr>
-            <w:color w:val="0000EE"/>
-            <w:u w:val="single"/>
-          </w:rPr>
-          <w:t>利6:1–7</w:t>
-        </w:r>
-      </w:hyperlink>
-      <w:r>
-        <w:rPr>
-          <w:lang w:val="zh_TW" w:bidi="zh_TW"/>
-        </w:rPr>
-        <w:t>，</w:t>
-      </w:r>
-      <w:hyperlink r:id="rId14">
-        <w:r>
-          <w:rPr>
-            <w:lang w:val="zh_TW" w:bidi="zh_TW"/>
-          </w:rPr>
-          <w:rPr>
-            <w:color w:val="0000EE"/>
-            <w:u w:val="single"/>
-          </w:rPr>
-          <w:t>19</w:t>
-        </w:r>
-      </w:hyperlink>
-      <w:r>
-        <w:rPr>
-          <w:lang w:val="zh_TW" w:bidi="zh_TW"/>
-        </w:rPr>
-        <w:t>，</w:t>
-      </w:r>
-      <w:hyperlink r:id="rId27">
-        <w:r>
-          <w:rPr>
-            <w:lang w:val="zh_TW" w:bidi="zh_TW"/>
-          </w:rPr>
-          <w:rPr>
-            <w:color w:val="0000EE"/>
-            <w:u w:val="single"/>
-          </w:rPr>
-          <w:t>25:17</w:t>
-        </w:r>
-      </w:hyperlink>
-      <w:r>
-        <w:rPr>
-          <w:lang w:val="zh_TW" w:bidi="zh_TW"/>
-        </w:rPr>
-        <w:t>；</w:t>
-      </w:r>
-      <w:hyperlink r:id="rId28">
-        <w:r>
-          <w:rPr>
-            <w:lang w:val="zh_TW" w:bidi="zh_TW"/>
-          </w:rPr>
-          <w:rPr>
-            <w:color w:val="0000EE"/>
-            <w:u w:val="single"/>
-          </w:rPr>
-          <w:t>申24:10–13</w:t>
-        </w:r>
-      </w:hyperlink>
-      <w:r>
-        <w:rPr>
-          <w:lang w:val="zh_TW" w:bidi="zh_TW"/>
-        </w:rPr>
-        <w:t>；</w:t>
-      </w:r>
-      <w:hyperlink r:id="rId29">
-        <w:r>
-          <w:rPr>
-            <w:lang w:val="zh_TW" w:bidi="zh_TW"/>
-          </w:rPr>
-          <w:rPr>
-            <w:color w:val="0000EE"/>
-            <w:u w:val="single"/>
-          </w:rPr>
-          <w:t>詩12</w:t>
-        </w:r>
-      </w:hyperlink>
-      <w:r>
-        <w:rPr>
-          <w:lang w:val="zh_TW" w:bidi="zh_TW"/>
-        </w:rPr>
-        <w:t>）。神曾</w:t>
-      </w:r>
-      <w:r>
-        <w:rPr>
-          <w:lang w:val="zh_TW" w:bidi="zh_TW"/>
-        </w:rPr>
-        <w:t>以</w:t>
-      </w:r>
-      <w:r>
-        <w:rPr>
-          <w:lang w:val="zh_TW" w:bidi="zh_TW"/>
-        </w:rPr>
-        <w:t>憐憫對待以色列人，因此他們也應當以同樣的愛來對待鄰舍（</w:t>
-      </w:r>
-      <w:hyperlink r:id="rId30">
-        <w:r>
-          <w:rPr>
-            <w:lang w:val="zh_TW" w:bidi="zh_TW"/>
-          </w:rPr>
-          <w:rPr>
-            <w:color w:val="0000EE"/>
-            <w:u w:val="single"/>
-          </w:rPr>
-          <w:t>出22:21</w:t>
-        </w:r>
-      </w:hyperlink>
-      <w:r>
-        <w:rPr>
-          <w:lang w:val="zh_TW" w:bidi="zh_TW"/>
-        </w:rPr>
-        <w:t>；</w:t>
-      </w:r>
-      <w:hyperlink r:id="rId31">
-        <w:r>
-          <w:rPr>
-            <w:lang w:val="zh_TW" w:bidi="zh_TW"/>
-          </w:rPr>
-          <w:rPr>
-            <w:color w:val="0000EE"/>
-            <w:u w:val="single"/>
-          </w:rPr>
-          <w:t>利25:35–38</w:t>
-        </w:r>
-      </w:hyperlink>
-      <w:r>
-        <w:rPr>
-          <w:lang w:val="zh_TW" w:bidi="zh_TW"/>
-        </w:rPr>
-        <w:t>）。</w:t>
-      </w:r>
-    </w:p>
-    <w:p>
-      <w:pPr/>
-      <w:r>
-        <w:rPr>
-          <w:lang w:val="zh_TW" w:bidi="zh_TW"/>
-        </w:rPr>
-      </w:r>
-      <w:r>
-        <w:rPr>
-          <w:lang w:val="zh_TW" w:bidi="zh_TW"/>
-        </w:rPr>
-        <w:t>當這些責任被忽視時，隨之而來的是社會的崩潰或國家的動盪（</w:t>
-      </w:r>
-      <w:hyperlink r:id="rId32">
-        <w:r>
-          <w:rPr>
-            <w:lang w:val="zh_TW" w:bidi="zh_TW"/>
-          </w:rPr>
-          <w:rPr>
-            <w:color w:val="0000EE"/>
-            <w:u w:val="single"/>
-          </w:rPr>
-          <w:t>申28:15–68</w:t>
-        </w:r>
-      </w:hyperlink>
-      <w:r>
-        <w:rPr>
-          <w:lang w:val="zh_TW" w:bidi="zh_TW"/>
-        </w:rPr>
-        <w:t>；</w:t>
-      </w:r>
-      <w:hyperlink r:id="rId33">
-        <w:r>
-          <w:rPr>
-            <w:lang w:val="zh_TW" w:bidi="zh_TW"/>
-          </w:rPr>
-          <w:rPr>
-            <w:color w:val="0000EE"/>
-            <w:u w:val="single"/>
-          </w:rPr>
-          <w:t>何4:1–3</w:t>
-        </w:r>
-      </w:hyperlink>
-      <w:r>
-        <w:rPr>
-          <w:lang w:val="zh_TW" w:bidi="zh_TW"/>
-        </w:rPr>
-        <w:t>；</w:t>
-      </w:r>
-      <w:hyperlink r:id="rId34">
-        <w:r>
-          <w:rPr>
-            <w:lang w:val="zh_TW" w:bidi="zh_TW"/>
-          </w:rPr>
-          <w:rPr>
-            <w:color w:val="0000EE"/>
-            <w:u w:val="single"/>
-          </w:rPr>
-          <w:t>摩2:6–7</w:t>
-        </w:r>
-      </w:hyperlink>
-      <w:r>
-        <w:rPr>
-          <w:lang w:val="zh_TW" w:bidi="zh_TW"/>
-        </w:rPr>
-        <w:t>），這也顯示了鄰舍關係在盟約社群中的重要性。以色列人經常忽視對鄰舍的愛，特別是對有需要的鄰舍，而這正是導致他們受神懲罰而被擄的重要原因之一（</w:t>
-      </w:r>
-      <w:hyperlink r:id="rId35">
-        <w:r>
-          <w:rPr>
-            <w:lang w:val="zh_TW" w:bidi="zh_TW"/>
-          </w:rPr>
-          <w:rPr>
-            <w:color w:val="0000EE"/>
-            <w:u w:val="single"/>
-          </w:rPr>
-          <w:t>耶5:7–9</w:t>
-        </w:r>
-      </w:hyperlink>
-      <w:r>
-        <w:rPr>
-          <w:lang w:val="zh_TW" w:bidi="zh_TW"/>
-        </w:rPr>
-        <w:t>，</w:t>
-      </w:r>
-      <w:hyperlink r:id="rId36">
-        <w:r>
-          <w:rPr>
-            <w:lang w:val="zh_TW" w:bidi="zh_TW"/>
-          </w:rPr>
-          <w:rPr>
-            <w:color w:val="0000EE"/>
-            <w:u w:val="single"/>
-          </w:rPr>
-          <w:t>7:1–15</w:t>
-        </w:r>
-      </w:hyperlink>
-      <w:r>
-        <w:rPr>
-          <w:lang w:val="zh_TW" w:bidi="zh_TW"/>
-        </w:rPr>
-        <w:t>，</w:t>
-      </w:r>
-      <w:hyperlink r:id="rId37">
-        <w:r>
-          <w:rPr>
-            <w:lang w:val="zh_TW" w:bidi="zh_TW"/>
-          </w:rPr>
-          <w:rPr>
-            <w:color w:val="0000EE"/>
-            <w:u w:val="single"/>
-          </w:rPr>
-          <w:t>9:2–9</w:t>
-        </w:r>
-      </w:hyperlink>
-      <w:r>
-        <w:rPr>
-          <w:lang w:val="zh_TW" w:bidi="zh_TW"/>
-        </w:rPr>
-        <w:t>；</w:t>
-      </w:r>
-      <w:hyperlink r:id="rId33">
-        <w:r>
-          <w:rPr>
-            <w:lang w:val="zh_TW" w:bidi="zh_TW"/>
-          </w:rPr>
-          <w:rPr>
-            <w:color w:val="0000EE"/>
-            <w:u w:val="single"/>
-          </w:rPr>
-          <w:t>何4:1–3</w:t>
-        </w:r>
-      </w:hyperlink>
-      <w:r>
-        <w:rPr>
-          <w:lang w:val="zh_TW" w:bidi="zh_TW"/>
-        </w:rPr>
-        <w:t>；</w:t>
-      </w:r>
-      <w:hyperlink r:id="rId34">
-        <w:r>
-          <w:rPr>
-            <w:lang w:val="zh_TW" w:bidi="zh_TW"/>
-          </w:rPr>
-          <w:rPr>
-            <w:color w:val="0000EE"/>
-            <w:u w:val="single"/>
-          </w:rPr>
-          <w:t>摩2:6–7</w:t>
-        </w:r>
-      </w:hyperlink>
-      <w:r>
-        <w:rPr>
-          <w:lang w:val="zh_TW" w:bidi="zh_TW"/>
-        </w:rPr>
-        <w:t>，</w:t>
-      </w:r>
-      <w:hyperlink r:id="rId38">
-        <w:r>
-          <w:rPr>
-            <w:lang w:val="zh_TW" w:bidi="zh_TW"/>
-          </w:rPr>
-          <w:rPr>
-            <w:color w:val="0000EE"/>
-            <w:u w:val="single"/>
-          </w:rPr>
-          <w:t>5:10–13</w:t>
-        </w:r>
-      </w:hyperlink>
-      <w:r>
-        <w:rPr>
-          <w:lang w:val="zh_TW" w:bidi="zh_TW"/>
-        </w:rPr>
-        <w:t>，</w:t>
-      </w:r>
-      <w:hyperlink r:id="rId39">
-        <w:r>
-          <w:rPr>
-            <w:lang w:val="zh_TW" w:bidi="zh_TW"/>
-          </w:rPr>
-          <w:rPr>
-            <w:color w:val="0000EE"/>
-            <w:u w:val="single"/>
-          </w:rPr>
-          <w:t>8:4–6</w:t>
-        </w:r>
-      </w:hyperlink>
-      <w:r>
-        <w:rPr>
-          <w:lang w:val="zh_TW" w:bidi="zh_TW"/>
-        </w:rPr>
-        <w:t>）。然而，以色列人也曾盼望，在彌賽亞的時代，這種真正的鄰舍之愛能夠實現（</w:t>
-      </w:r>
-      <w:hyperlink r:id="rId40">
-        <w:r>
-          <w:rPr>
-            <w:lang w:val="zh_TW" w:bidi="zh_TW"/>
-          </w:rPr>
-          <w:rPr>
-            <w:color w:val="0000EE"/>
-            <w:u w:val="single"/>
-          </w:rPr>
-          <w:t>耶31:34</w:t>
-        </w:r>
-      </w:hyperlink>
-      <w:r>
-        <w:rPr>
-          <w:lang w:val="zh_TW" w:bidi="zh_TW"/>
-        </w:rPr>
-        <w:t>；</w:t>
-      </w:r>
-      <w:hyperlink r:id="rId41">
-        <w:r>
-          <w:rPr>
-            <w:lang w:val="zh_TW" w:bidi="zh_TW"/>
-          </w:rPr>
-          <w:rPr>
-            <w:color w:val="0000EE"/>
-            <w:u w:val="single"/>
-          </w:rPr>
-          <w:t>亞3:10</w:t>
-        </w:r>
-      </w:hyperlink>
-      <w:r>
-        <w:rPr>
-          <w:lang w:val="zh_TW" w:bidi="zh_TW"/>
-        </w:rPr>
-        <w:t>），這也顯示出這種愛在舊約時代的盟約社群中常常被忽略。</w:t>
-      </w:r>
-    </w:p>
-    <w:p>
-      <w:pPr>
-        <w:pStyle w:val="Heading3"/>
-      </w:pPr>
-      <w:r>
-        <w:rPr>
-          <w:lang w:val="zh_TW" w:bidi="zh_TW"/>
-        </w:rPr>
-        <w:t>在晚期猶太教中</w:t>
-      </w:r>
-    </w:p>
-    <w:p>
-      <w:pPr/>
-      <w:r>
-        <w:rPr>
-          <w:lang w:val="zh_TW" w:bidi="zh_TW"/>
-        </w:rPr>
-      </w:r>
-      <w:r>
-        <w:rPr>
-          <w:lang w:val="zh_TW" w:bidi="zh_TW"/>
-        </w:rPr>
-        <w:t>在被擄歸回後，以色列人認識到，神的祝福在某種程度上取決於人們是否彼此實踐公義和愛（</w:t>
-      </w:r>
-      <w:hyperlink r:id="rId42">
-        <w:r>
-          <w:rPr>
-            <w:lang w:val="zh_TW" w:bidi="zh_TW"/>
-          </w:rPr>
-          <w:rPr>
-            <w:color w:val="0000EE"/>
-            <w:u w:val="single"/>
-          </w:rPr>
-          <w:t>亞8:14–17</w:t>
-        </w:r>
-      </w:hyperlink>
-      <w:r>
-        <w:rPr>
-          <w:lang w:val="zh_TW" w:bidi="zh_TW"/>
-        </w:rPr>
-        <w:t>）。然而，對於「鄰舍」的定義仍然存在爭議。有以下幾個因素表明，在這個時期，「鄰舍」僅限於以色列人和改信猶太教的人（改信猶太教的外邦人）。從拉比文獻中可以看出，撒馬利亞人及居住在以色列地的外邦人，通常不被視為「鄰舍」，因此也不值得被愛。在昆蘭的猶太愛色尼派（Jewish Essene community at Qumran）社</w:t>
-      </w:r>
-      <w:r>
-        <w:rPr>
-          <w:lang w:val="zh_TW" w:bidi="zh_TW"/>
-        </w:rPr>
-        <w:t>群</w:t>
-      </w:r>
-      <w:r>
-        <w:rPr>
-          <w:lang w:val="zh_TW" w:bidi="zh_TW"/>
-        </w:rPr>
-        <w:t>內，</w:t>
-      </w:r>
-      <w:r>
-        <w:rPr>
-          <w:lang w:val="zh_TW" w:bidi="zh_TW"/>
-        </w:rPr>
-        <w:t>被尊重和公平對待的「鄰舍」僅限於社群成員</w:t>
-      </w:r>
-      <w:r>
-        <w:rPr>
-          <w:lang w:val="zh_TW" w:bidi="zh_TW"/>
-        </w:rPr>
-        <w:t>。最後，當耶穌</w:t>
-      </w:r>
-      <w:r>
-        <w:rPr>
-          <w:lang w:val="zh_TW" w:bidi="zh_TW"/>
-        </w:rPr>
-        <w:t>提到，</w:t>
-      </w:r>
-      <w:r>
-        <w:rPr>
-          <w:lang w:val="zh_TW" w:bidi="zh_TW"/>
-        </w:rPr>
-        <w:t>「</w:t>
-      </w:r>
-      <w:r>
-        <w:rPr>
-          <w:lang w:val="zh_TW" w:bidi="zh_TW"/>
-        </w:rPr>
-        <w:t>你們聽見有話說：『當愛你的鄰舍，恨你的仇敵。』</w:t>
-      </w:r>
-      <w:r>
-        <w:rPr>
-          <w:lang w:val="zh_TW" w:bidi="zh_TW"/>
-        </w:rPr>
-        <w:t>」（</w:t>
-      </w:r>
-      <w:hyperlink r:id="rId43">
-        <w:r>
-          <w:rPr>
-            <w:lang w:val="zh_TW" w:bidi="zh_TW"/>
-          </w:rPr>
-          <w:rPr>
-            <w:color w:val="0000EE"/>
-            <w:u w:val="single"/>
-          </w:rPr>
-          <w:t>太5:43</w:t>
-        </w:r>
-      </w:hyperlink>
-      <w:r>
-        <w:rPr>
-          <w:lang w:val="zh_TW" w:bidi="zh_TW"/>
-        </w:rPr>
-        <w:t>）時，衪只是引用了部份舊約（</w:t>
-      </w:r>
-      <w:hyperlink r:id="rId16">
-        <w:r>
-          <w:rPr>
-            <w:lang w:val="zh_TW" w:bidi="zh_TW"/>
-          </w:rPr>
-          <w:rPr>
-            <w:color w:val="0000EE"/>
-            <w:u w:val="single"/>
-          </w:rPr>
-          <w:t>利19:18</w:t>
-        </w:r>
-      </w:hyperlink>
-      <w:r>
-        <w:rPr>
-          <w:lang w:val="zh_TW" w:bidi="zh_TW"/>
-        </w:rPr>
-        <w:t>——「</w:t>
-      </w:r>
-      <w:r>
-        <w:rPr>
-          <w:lang w:val="zh_TW" w:bidi="zh_TW"/>
-        </w:rPr>
-        <w:t>要愛人如己</w:t>
-      </w:r>
-      <w:r>
-        <w:rPr>
-          <w:lang w:val="zh_TW" w:bidi="zh_TW"/>
-        </w:rPr>
-        <w:t>」）。而最後的片語「恨你的仇敵」則反映了當時猶太人的普遍觀念，即神只要求他們愛自己的同胞，而不必愛那些被視為「敵人」的外族人。</w:t>
-      </w:r>
-    </w:p>
-    <w:p>
-      <w:pPr>
-        <w:pStyle w:val="Heading3"/>
-      </w:pPr>
-      <w:r>
-        <w:rPr>
-          <w:lang w:val="zh_TW" w:bidi="zh_TW"/>
-        </w:rPr>
-        <w:t>在新約中</w:t>
-      </w:r>
-    </w:p>
-    <w:p>
-      <w:pPr/>
-      <w:r>
-        <w:rPr>
-          <w:lang w:val="zh_TW" w:bidi="zh_TW"/>
-        </w:rPr>
-      </w:r>
-      <w:r>
-        <w:rPr>
-          <w:lang w:val="zh_TW" w:bidi="zh_TW"/>
-        </w:rPr>
-        <w:t>耶穌對「鄰舍」的理解與當時猶太人的觀念大相逕庭，祂消除了對鄰舍之愛的限制。</w:t>
-      </w:r>
-      <w:r>
-        <w:rPr>
-          <w:lang w:val="zh_TW" w:bidi="zh_TW"/>
-        </w:rPr>
-        <w:t>與那些將愛狹義套用在同胞身上的人不同</w:t>
-      </w:r>
-      <w:r>
-        <w:rPr>
-          <w:lang w:val="zh_TW" w:bidi="zh_TW"/>
-        </w:rPr>
-        <w:t>，耶穌主張將對愛鄰舍的義務擴展到</w:t>
-      </w:r>
-      <w:r>
-        <w:rPr>
-          <w:lang w:val="zh_TW" w:bidi="zh_TW"/>
-        </w:rPr>
-        <w:t>仇敵</w:t>
-      </w:r>
-      <w:r>
-        <w:rPr>
-          <w:lang w:val="zh_TW" w:bidi="zh_TW"/>
-        </w:rPr>
-        <w:t>身上（</w:t>
-      </w:r>
-      <w:hyperlink r:id="rId44">
-        <w:r>
-          <w:rPr>
-            <w:lang w:val="zh_TW" w:bidi="zh_TW"/>
-          </w:rPr>
-          <w:rPr>
-            <w:color w:val="0000EE"/>
-            <w:u w:val="single"/>
-          </w:rPr>
-          <w:t>太5:43–48</w:t>
-        </w:r>
-      </w:hyperlink>
-      <w:r>
-        <w:rPr>
-          <w:lang w:val="zh_TW" w:bidi="zh_TW"/>
-        </w:rPr>
-        <w:t>），如此一來，祂完全消除了鄰舍與仇敵之間的區別。</w:t>
-      </w:r>
-    </w:p>
-    <w:p>
-      <w:pPr/>
-      <w:r>
-        <w:rPr>
-          <w:lang w:val="zh_TW" w:bidi="zh_TW"/>
-        </w:rPr>
-      </w:r>
-      <w:r>
-        <w:rPr>
-          <w:lang w:val="zh_TW" w:bidi="zh_TW"/>
-        </w:rPr>
-        <w:t>在另一個場合中，</w:t>
-      </w:r>
-      <w:r>
-        <w:rPr>
-          <w:lang w:val="zh_TW" w:bidi="zh_TW"/>
-        </w:rPr>
-        <w:t>一個</w:t>
-      </w:r>
-      <w:r>
-        <w:rPr>
-          <w:lang w:val="zh_TW" w:bidi="zh_TW"/>
-        </w:rPr>
-        <w:t>文士問耶穌什麼是神賜下的最大誡命（</w:t>
-      </w:r>
-      <w:hyperlink r:id="rId45">
-        <w:r>
-          <w:rPr>
-            <w:lang w:val="zh_TW" w:bidi="zh_TW"/>
-          </w:rPr>
-          <w:rPr>
-            <w:color w:val="0000EE"/>
-            <w:u w:val="single"/>
-          </w:rPr>
-          <w:t>可12:28–31）</w:t>
-        </w:r>
-      </w:hyperlink>
-      <w:r>
-        <w:rPr>
-          <w:lang w:val="zh_TW" w:bidi="zh_TW"/>
-        </w:rPr>
-        <w:t>。</w:t>
-      </w:r>
-      <w:r>
-        <w:rPr>
-          <w:lang w:val="zh_TW" w:bidi="zh_TW"/>
-        </w:rPr>
-        <w:t>耶穌回應時</w:t>
-      </w:r>
-      <w:r>
-        <w:rPr>
-          <w:lang w:val="zh_TW" w:bidi="zh_TW"/>
-        </w:rPr>
-        <w:t>引用了</w:t>
-      </w:r>
-      <w:hyperlink r:id="rId46">
-        <w:r>
-          <w:rPr>
-            <w:lang w:val="zh_TW" w:bidi="zh_TW"/>
-          </w:rPr>
-          <w:rPr>
-            <w:color w:val="0000EE"/>
-            <w:u w:val="single"/>
-          </w:rPr>
-          <w:t>申命記六章5節</w:t>
-        </w:r>
-      </w:hyperlink>
-      <w:r>
-        <w:rPr>
-          <w:lang w:val="zh_TW" w:bidi="zh_TW"/>
-        </w:rPr>
-        <w:t>，關於神的本質以及人</w:t>
-      </w:r>
-      <w:r>
-        <w:rPr>
-          <w:lang w:val="zh_TW" w:bidi="zh_TW"/>
-        </w:rPr>
-        <w:t>應</w:t>
-      </w:r>
-      <w:r>
-        <w:rPr>
-          <w:lang w:val="zh_TW" w:bidi="zh_TW"/>
-        </w:rPr>
-        <w:t>盡心、盡性和盡力愛神的義務。而值得注意的是，耶穌並沒有止步於此，而是將此與第二條誡命，即「愛人如己」（</w:t>
-      </w:r>
-      <w:hyperlink r:id="rId16">
-        <w:r>
-          <w:rPr>
-            <w:lang w:val="zh_TW" w:bidi="zh_TW"/>
-          </w:rPr>
-          <w:rPr>
-            <w:color w:val="0000EE"/>
-            <w:u w:val="single"/>
-          </w:rPr>
-          <w:t>利19:18）</w:t>
-        </w:r>
-      </w:hyperlink>
-      <w:r>
-        <w:rPr>
-          <w:lang w:val="zh_TW" w:bidi="zh_TW"/>
-        </w:rPr>
-        <w:t>，連結起來。一些學者認為，這種將愛神和愛鄰舍緊密聯繫在一起的教導起源於耶穌。如果耶穌是第一個將這兩個誡命聯繫在一起的人（見</w:t>
-      </w:r>
-      <w:hyperlink r:id="rId47">
-        <w:r>
-          <w:rPr>
-            <w:lang w:val="zh_TW" w:bidi="zh_TW"/>
-          </w:rPr>
-          <w:rPr>
-            <w:color w:val="0000EE"/>
-            <w:u w:val="single"/>
-          </w:rPr>
-          <w:t>太22:37</w:t>
-        </w:r>
-      </w:hyperlink>
-      <w:r>
-        <w:rPr>
-          <w:lang w:val="zh_TW" w:bidi="zh_TW"/>
-        </w:rPr>
-        <w:t>；</w:t>
-      </w:r>
-      <w:hyperlink r:id="rId48">
-        <w:r>
-          <w:rPr>
-            <w:lang w:val="zh_TW" w:bidi="zh_TW"/>
-          </w:rPr>
-          <w:rPr>
-            <w:color w:val="0000EE"/>
-            <w:u w:val="single"/>
-          </w:rPr>
-          <w:t>可12:29–31</w:t>
-        </w:r>
-      </w:hyperlink>
-      <w:r>
-        <w:rPr>
-          <w:lang w:val="zh_TW" w:bidi="zh_TW"/>
-        </w:rPr>
-        <w:t>），這便揭示了我們的主對這兩項義務關係的理解；真正的愛鄰舍源於對神的愛，反之亦然，對神的愛與在愛中滿足鄰舍的需求是不可分割的。</w:t>
-      </w:r>
-    </w:p>
-    <w:p>
-      <w:pPr/>
-      <w:r>
-        <w:rPr>
-          <w:lang w:val="zh_TW" w:bidi="zh_TW"/>
-        </w:rPr>
-      </w:r>
-      <w:r>
-        <w:rPr>
-          <w:lang w:val="zh_TW" w:bidi="zh_TW"/>
-        </w:rPr>
-        <w:t>在耶穌的時代，辯論的焦點不是如何正確地對待鄰舍，而是誰才是真正的鄰舍。一位律法師問了耶穌這個問題（</w:t>
-      </w:r>
-      <w:hyperlink r:id="rId49">
-        <w:r>
-          <w:rPr>
-            <w:lang w:val="zh_TW" w:bidi="zh_TW"/>
-          </w:rPr>
-          <w:rPr>
-            <w:color w:val="0000EE"/>
-            <w:u w:val="single"/>
-          </w:rPr>
-          <w:t>路10:29</w:t>
-        </w:r>
-      </w:hyperlink>
-      <w:r>
-        <w:rPr>
-          <w:lang w:val="zh_TW" w:bidi="zh_TW"/>
-        </w:rPr>
-        <w:t>）。耶穌讚揚這位律法師，因為他清楚理解</w:t>
-      </w:r>
-      <w:r>
-        <w:rPr>
-          <w:lang w:val="zh_TW" w:bidi="zh_TW"/>
-        </w:rPr>
-        <w:t>得到永生</w:t>
-      </w:r>
-      <w:r>
-        <w:rPr>
-          <w:lang w:val="zh_TW" w:bidi="zh_TW"/>
-        </w:rPr>
-        <w:t>所需的條件，即</w:t>
-      </w:r>
-      <w:r>
-        <w:rPr>
-          <w:lang w:val="zh_TW" w:bidi="zh_TW"/>
-        </w:rPr>
-        <w:t>愛神和愛鄰舍</w:t>
-      </w:r>
-      <w:r>
-        <w:rPr>
-          <w:lang w:val="zh_TW" w:bidi="zh_TW"/>
-        </w:rPr>
-        <w:t>。路加卻暗示，這位律法師提出的進一步限制性問題是為了「顯明自己有理」，也就是</w:t>
-      </w:r>
-      <w:r>
-        <w:rPr>
-          <w:lang w:val="zh_TW" w:bidi="zh_TW"/>
-        </w:rPr>
-        <w:t>為自己同胞有限的愛的行為辯護</w:t>
-      </w:r>
-      <w:r>
-        <w:rPr>
-          <w:lang w:val="zh_TW" w:bidi="zh_TW"/>
-        </w:rPr>
-        <w:t>。耶穌選擇不直接回答，而是用一個比喻來回應，就是我們耳熟能詳好撒馬利亞人的比喻（</w:t>
-      </w:r>
-      <w:hyperlink r:id="rId50">
-        <w:r>
-          <w:rPr>
-            <w:lang w:val="zh_TW" w:bidi="zh_TW"/>
-          </w:rPr>
-          <w:rPr>
-            <w:color w:val="0000EE"/>
-            <w:u w:val="single"/>
-          </w:rPr>
-          <w:t>30–35</w:t>
-        </w:r>
-      </w:hyperlink>
-      <w:r>
-        <w:rPr>
-          <w:lang w:val="zh_TW" w:bidi="zh_TW"/>
-        </w:rPr>
-        <w:t>節）。</w:t>
-      </w:r>
-    </w:p>
-    <w:p>
-      <w:pPr/>
-      <w:r>
-        <w:rPr>
-          <w:lang w:val="zh_TW" w:bidi="zh_TW"/>
-        </w:rPr>
-      </w:r>
-      <w:r>
-        <w:rPr>
-          <w:lang w:val="zh_TW" w:bidi="zh_TW"/>
-        </w:rPr>
-        <w:t>為了讓這位律法師看到他的問題是何等短視</w:t>
-      </w:r>
-      <w:r>
-        <w:rPr>
-          <w:lang w:val="zh_TW" w:bidi="zh_TW"/>
-        </w:rPr>
-        <w:t>和</w:t>
-      </w:r>
-      <w:r>
-        <w:rPr>
-          <w:lang w:val="zh_TW" w:bidi="zh_TW"/>
-        </w:rPr>
-        <w:t>可悲，耶穌講述了一個日常的故事：一個人行走在從耶路撒冷到耶利哥的道路上，因這條路常有強盜出沒，十分危險。這名旅行者被搶劫、剝光</w:t>
-      </w:r>
-      <w:r>
-        <w:rPr>
-          <w:lang w:val="zh_TW" w:bidi="zh_TW"/>
-        </w:rPr>
-        <w:t>衣服</w:t>
-      </w:r>
-      <w:r>
-        <w:rPr>
-          <w:lang w:val="zh_TW" w:bidi="zh_TW"/>
-        </w:rPr>
-        <w:t>、毆打，</w:t>
-      </w:r>
-      <w:r>
-        <w:rPr>
-          <w:lang w:val="zh_TW" w:bidi="zh_TW"/>
-        </w:rPr>
-        <w:t>並在半死狀態被丟下</w:t>
-      </w:r>
-      <w:r>
-        <w:rPr>
-          <w:lang w:val="zh_TW" w:bidi="zh_TW"/>
-        </w:rPr>
-        <w:t>。</w:t>
-      </w:r>
-      <w:r>
-        <w:rPr>
-          <w:lang w:val="zh_TW" w:bidi="zh_TW"/>
-        </w:rPr>
-        <w:t>到這裡</w:t>
-      </w:r>
-      <w:r>
-        <w:rPr>
-          <w:lang w:val="zh_TW" w:bidi="zh_TW"/>
-        </w:rPr>
-        <w:t>，律法師可能以為耶穌是在舉例說明誰是「鄰舍」，就是一位需要幫助的猶太同胞。然而，耶穌接著介紹了兩個人物，一位祭司和一</w:t>
-      </w:r>
-      <w:r>
-        <w:rPr>
-          <w:lang w:val="zh_TW" w:bidi="zh_TW"/>
-        </w:rPr>
-        <w:t>個</w:t>
-      </w:r>
-      <w:r>
-        <w:rPr>
-          <w:lang w:val="zh_TW" w:bidi="zh_TW"/>
-        </w:rPr>
-        <w:t>利未人，他們在學術討論誰是神要他們去愛的鄰舍。律法師無疑會預期這些律法師以正確的方式對待受害者。相反，當祭司和利未人看到需要幫助的人時，他們卻選擇從另一邊走過。由於這些律法師無法確定受害者是死了還是奄奄一息，又不想冒不潔的風險，他們便繞過，從而違反了律法師剛剛指出最大的誡命（</w:t>
-      </w:r>
-      <w:hyperlink r:id="rId51">
-        <w:r>
-          <w:rPr>
-            <w:lang w:val="zh_TW" w:bidi="zh_TW"/>
-          </w:rPr>
-          <w:rPr>
-            <w:color w:val="0000EE"/>
-            <w:u w:val="single"/>
-          </w:rPr>
-          <w:t>10:25–28</w:t>
-        </w:r>
-      </w:hyperlink>
-      <w:r>
-        <w:rPr>
-          <w:lang w:val="zh_TW" w:bidi="zh_TW"/>
-        </w:rPr>
-        <w:t>）。</w:t>
-      </w:r>
-    </w:p>
-    <w:p>
-      <w:pPr/>
-      <w:r>
-        <w:rPr>
-          <w:lang w:val="zh_TW" w:bidi="zh_TW"/>
-        </w:rPr>
-      </w:r>
-      <w:r>
-        <w:rPr>
-          <w:lang w:val="zh_TW" w:bidi="zh_TW"/>
-        </w:rPr>
-        <w:t>這時，</w:t>
-      </w:r>
-      <w:r>
-        <w:rPr>
-          <w:lang w:val="zh_TW" w:bidi="zh_TW"/>
-        </w:rPr>
-        <w:t>一位撒馬利亞人</w:t>
-      </w:r>
-      <w:r>
-        <w:rPr>
-          <w:lang w:val="zh_TW" w:bidi="zh_TW"/>
-        </w:rPr>
-        <w:t>出現了——</w:t>
-      </w:r>
-      <w:r>
-        <w:rPr>
-          <w:lang w:val="zh_TW" w:bidi="zh_TW"/>
-        </w:rPr>
-        <w:t>一個被猶太人特別鄙視的種族。</w:t>
-      </w:r>
-      <w:r>
-        <w:rPr>
-          <w:lang w:val="zh_TW" w:bidi="zh_TW"/>
-        </w:rPr>
-        <w:t>猶太宗教權威視撒馬利亞人為異端</w:t>
-      </w:r>
-      <w:r>
-        <w:rPr>
-          <w:lang w:val="zh_TW" w:bidi="zh_TW"/>
-        </w:rPr>
-        <w:t>，在</w:t>
-      </w:r>
-      <w:r>
-        <w:rPr>
-          <w:lang w:val="zh_TW" w:bidi="zh_TW"/>
-        </w:rPr>
-        <w:t>拉比圈子中，</w:t>
-      </w:r>
-      <w:r>
-        <w:rPr>
-          <w:lang w:val="zh_TW" w:bidi="zh_TW"/>
-        </w:rPr>
-        <w:t>撒馬利亞人</w:t>
-      </w:r>
-      <w:r>
-        <w:rPr>
-          <w:lang w:val="zh_TW" w:bidi="zh_TW"/>
-        </w:rPr>
-        <w:t>不被視為</w:t>
-      </w:r>
-      <w:r>
-        <w:rPr>
-          <w:lang w:val="zh_TW" w:bidi="zh_TW"/>
-        </w:rPr>
-        <w:t>「鄰舍」，因此不值得被愛。事實上，</w:t>
-      </w:r>
-      <w:r>
-        <w:rPr>
-          <w:lang w:val="zh_TW" w:bidi="zh_TW"/>
-        </w:rPr>
-        <w:t>前</w:t>
-      </w:r>
-      <w:r>
-        <w:rPr>
-          <w:lang w:val="zh_TW" w:bidi="zh_TW"/>
-        </w:rPr>
-        <w:t>幾個世紀</w:t>
-      </w:r>
-      <w:r>
-        <w:rPr>
-          <w:lang w:val="zh_TW" w:bidi="zh_TW"/>
-        </w:rPr>
-        <w:t>中，</w:t>
-      </w:r>
-      <w:r>
-        <w:rPr>
-          <w:lang w:val="zh_TW" w:bidi="zh_TW"/>
-        </w:rPr>
-        <w:t>許多撒馬利亞人被猶太統治者屠殺，兩族之間明顯存在敵意（見</w:t>
-      </w:r>
-      <w:hyperlink r:id="rId52">
-        <w:r>
-          <w:rPr>
-            <w:lang w:val="zh_TW" w:bidi="zh_TW"/>
-          </w:rPr>
-          <w:rPr>
-            <w:color w:val="0000EE"/>
-            <w:u w:val="single"/>
-          </w:rPr>
-          <w:t>約4:9</w:t>
-        </w:r>
-      </w:hyperlink>
-      <w:r>
-        <w:rPr>
-          <w:lang w:val="zh_TW" w:bidi="zh_TW"/>
-        </w:rPr>
-        <w:t>）。當律法師聽到這個比喻時，他本來預期祭司和利未人會公正地對待受害者，</w:t>
-      </w:r>
-      <w:r>
-        <w:rPr>
-          <w:lang w:val="zh_TW" w:bidi="zh_TW"/>
-        </w:rPr>
-        <w:t>但他一定驚訝於一個被憎恨的撒馬利亞人，竟然會表現出憐憫，從而履行了最大的誡命</w:t>
-      </w:r>
-      <w:r>
-        <w:rPr>
-          <w:lang w:val="zh_TW" w:bidi="zh_TW"/>
-        </w:rPr>
-        <w:t>。耶穌</w:t>
-      </w:r>
-      <w:r>
-        <w:rPr>
-          <w:lang w:val="zh_TW" w:bidi="zh_TW"/>
-        </w:rPr>
-        <w:t>特</w:t>
-      </w:r>
-      <w:r>
-        <w:rPr>
-          <w:lang w:val="zh_TW" w:bidi="zh_TW"/>
-        </w:rPr>
-        <w:t>意詳細描述了撒馬利亞人的憐憫（立即處理傷口、運送到旅店、在那裡照顧受害者，以及在離開時支付他人照顧的費用，</w:t>
-      </w:r>
-      <w:hyperlink r:id="rId53">
-        <w:r>
-          <w:rPr>
-            <w:lang w:val="zh_TW" w:bidi="zh_TW"/>
-          </w:rPr>
-          <w:rPr>
-            <w:color w:val="0000EE"/>
-            <w:u w:val="single"/>
-          </w:rPr>
-          <w:t>路10:34–35</w:t>
-        </w:r>
-      </w:hyperlink>
-      <w:r>
-        <w:rPr>
-          <w:lang w:val="zh_TW" w:bidi="zh_TW"/>
-        </w:rPr>
-        <w:t>），以</w:t>
-      </w:r>
-      <w:r>
-        <w:rPr>
-          <w:lang w:val="zh_TW" w:bidi="zh_TW"/>
-        </w:rPr>
-        <w:t>致律法師無疑會認為撒馬利亞人的愛是真誠的</w:t>
-      </w:r>
-      <w:r>
-        <w:rPr>
-          <w:lang w:val="zh_TW" w:bidi="zh_TW"/>
-        </w:rPr>
-        <w:t>。</w:t>
-      </w:r>
-      <w:r>
-        <w:rPr>
-          <w:lang w:val="zh_TW" w:bidi="zh_TW"/>
-        </w:rPr>
-        <w:t>這個故事的諷刺之處在於</w:t>
-      </w:r>
-      <w:r>
-        <w:rPr>
-          <w:lang w:val="zh_TW" w:bidi="zh_TW"/>
-        </w:rPr>
-        <w:t>，一個不被猶太人</w:t>
-      </w:r>
-      <w:r>
-        <w:rPr>
-          <w:lang w:val="zh_TW" w:bidi="zh_TW"/>
-        </w:rPr>
-        <w:t>視為</w:t>
-      </w:r>
-      <w:r>
-        <w:rPr>
-          <w:lang w:val="zh_TW" w:bidi="zh_TW"/>
-        </w:rPr>
-        <w:t>值得被稱為「鄰舍」的人，</w:t>
-      </w:r>
-      <w:r>
-        <w:rPr>
-          <w:lang w:val="zh_TW" w:bidi="zh_TW"/>
-        </w:rPr>
-        <w:t>正是那個對受害者表現出「鄰舍」之愛的人</w:t>
-      </w:r>
-      <w:r>
-        <w:rPr>
-          <w:lang w:val="zh_TW" w:bidi="zh_TW"/>
-        </w:rPr>
-        <w:t>（</w:t>
-      </w:r>
-      <w:hyperlink r:id="rId54">
-        <w:r>
-          <w:rPr>
-            <w:lang w:val="zh_TW" w:bidi="zh_TW"/>
-          </w:rPr>
-          <w:rPr>
-            <w:color w:val="0000EE"/>
-            <w:u w:val="single"/>
-          </w:rPr>
-          <w:t>36–37節</w:t>
-        </w:r>
-      </w:hyperlink>
-      <w:r>
-        <w:rPr>
-          <w:lang w:val="zh_TW" w:bidi="zh_TW"/>
-        </w:rPr>
-        <w:t>）。</w:t>
-      </w:r>
-    </w:p>
-    <w:p>
-      <w:pPr/>
-      <w:r>
-        <w:rPr>
-          <w:lang w:val="zh_TW" w:bidi="zh_TW"/>
-        </w:rPr>
-      </w:r>
-      <w:r>
-        <w:rPr>
-          <w:lang w:val="zh_TW" w:bidi="zh_TW"/>
-        </w:rPr>
-        <w:t>這個比喻，就像在</w:t>
-      </w:r>
-      <w:hyperlink r:id="rId44">
-        <w:r>
-          <w:rPr>
-            <w:lang w:val="zh_TW" w:bidi="zh_TW"/>
-          </w:rPr>
-          <w:rPr>
-            <w:color w:val="0000EE"/>
-            <w:u w:val="single"/>
-          </w:rPr>
-          <w:t>馬太福音五章43至48節</w:t>
-        </w:r>
-      </w:hyperlink>
-      <w:r>
-        <w:rPr>
-          <w:lang w:val="zh_TW" w:bidi="zh_TW"/>
-        </w:rPr>
-        <w:t>中的陳述一樣，揭示了耶穌對「鄰舍」的理解以及「愛鄰舍」的要求。</w:t>
-      </w:r>
-      <w:r>
-        <w:rPr>
-          <w:lang w:val="zh_TW" w:bidi="zh_TW"/>
-        </w:rPr>
-        <w:t>耶穌對誰有資格成為神命令去愛的鄰舍，沒有設限</w:t>
-      </w:r>
-      <w:r>
-        <w:rPr>
-          <w:lang w:val="zh_TW" w:bidi="zh_TW"/>
-        </w:rPr>
-        <w:t>。</w:t>
-      </w:r>
-    </w:p>
-    <w:p>
-      <w:pPr/>
-      <w:r>
-        <w:rPr>
-          <w:lang w:val="zh_TW" w:bidi="zh_TW"/>
-        </w:rPr>
-      </w:r>
-      <w:r>
-        <w:rPr>
-          <w:lang w:val="zh_TW" w:bidi="zh_TW"/>
-        </w:rPr>
-        <w:t>耶穌強而有力的教導——關於愛鄰舍及其與愛神直接關係——在初代教會中也有類似的強調。在兩個不同場合中，保羅稱愛鄰舍</w:t>
-      </w:r>
-      <w:r>
-        <w:rPr>
-          <w:lang w:val="zh_TW" w:bidi="zh_TW"/>
-        </w:rPr>
-        <w:t>完全了律法</w:t>
-      </w:r>
-      <w:r>
-        <w:rPr>
-          <w:lang w:val="zh_TW" w:bidi="zh_TW"/>
-        </w:rPr>
-        <w:t>（</w:t>
-      </w:r>
-      <w:hyperlink r:id="rId55">
-        <w:r>
-          <w:rPr>
-            <w:lang w:val="zh_TW" w:bidi="zh_TW"/>
-          </w:rPr>
-          <w:rPr>
-            <w:color w:val="0000EE"/>
-            <w:u w:val="single"/>
-          </w:rPr>
-          <w:t>羅13:8–10</w:t>
-        </w:r>
-      </w:hyperlink>
-      <w:r>
-        <w:rPr>
-          <w:lang w:val="zh_TW" w:bidi="zh_TW"/>
-        </w:rPr>
-        <w:t>；</w:t>
-      </w:r>
-      <w:hyperlink r:id="rId56">
-        <w:r>
-          <w:rPr>
-            <w:lang w:val="zh_TW" w:bidi="zh_TW"/>
-          </w:rPr>
-          <w:rPr>
-            <w:color w:val="0000EE"/>
-            <w:u w:val="single"/>
-          </w:rPr>
-          <w:t>加5:14</w:t>
-        </w:r>
-      </w:hyperlink>
-      <w:r>
-        <w:rPr>
-          <w:lang w:val="zh_TW" w:bidi="zh_TW"/>
-        </w:rPr>
-        <w:t>），而雅各則將這誡命稱為「至尊的律法」（</w:t>
-      </w:r>
-      <w:hyperlink r:id="rId57">
-        <w:r>
-          <w:rPr>
-            <w:lang w:val="zh_TW" w:bidi="zh_TW"/>
-          </w:rPr>
-          <w:rPr>
-            <w:color w:val="0000EE"/>
-            <w:u w:val="single"/>
-          </w:rPr>
-          <w:t>雅2:8</w:t>
+          <w:t>羅14:20</w:t>
         </w:r>
       </w:hyperlink>
       <w:r>

--- a/zht/docx/089.content.docx
+++ b/zht/docx/089.content.docx
@@ -149,7 +149,7 @@
         <w:rPr>
           <w:lang w:val="zh_TW" w:bidi="zh_TW"/>
         </w:rPr>
-        <w:t>liang</w:t>
+        <w:t>li</w:t>
       </w:r>
       <w:r>
         <w:rPr>
@@ -212,7 +212,7 @@
         <w:rPr>
           <w:lang w:val="zh_TW" w:bidi="zh_TW"/>
         </w:rPr>
-        <w:t>良心</w:t>
+        <w:t>黎巴嫩</w:t>
       </w:r>
       <w:r>
         <w:rPr>
@@ -231,7 +231,36 @@
         <w:rPr>
           <w:lang w:val="zh_TW" w:bidi="zh_TW"/>
         </w:rPr>
-        <w:t>這個術語指自我覺察或自我認知。良心判斷一個人所做或將要做的事是否符合自己的道德標準，也使人察覺自己做錯的事。</w:t>
+        <w:t>聖經中僅在舊約中提到的地區，但其中的城市，包括泰爾和西頓，在新約中也有所提及。黎巴嫩通常指的是兩條平行的山脈，從靠近泰爾的地區開始，沿著地中海海岸向東北延伸。這兩條山脈分別為西面的黎巴嫩山脈和東面的外黎巴嫩山脈。黎巴嫩這個名字源自希伯來文詞根l-b-n，意思是「白色」，可能是指這些山脈的白色石灰岩或覆蓋山頂長達六個月的積雪（</w:t>
+      </w:r>
+      <w:hyperlink r:id="rId13">
+        <w:r>
+          <w:rPr>
+            <w:lang w:val="zh_TW" w:bidi="zh_TW"/>
+          </w:rPr>
+          <w:rPr>
+            <w:color w:val="0000EE"/>
+            <w:u w:val="single"/>
+          </w:rPr>
+          <w:t>耶18:14</w:t>
+        </w:r>
+      </w:hyperlink>
+      <w:r>
+        <w:rPr>
+          <w:lang w:val="zh_TW" w:bidi="zh_TW"/>
+        </w:rPr>
+        <w:t>）。</w:t>
+      </w:r>
+    </w:p>
+    <w:p>
+      <w:pPr>
+        <w:pStyle w:val="Heading3"/>
+      </w:pPr>
+      <w:r>
+        <w:rPr>
+          <w:lang w:val="zh_TW" w:bidi="zh_TW"/>
+        </w:rPr>
+        <w:t>地理</w:t>
       </w:r>
     </w:p>
     <w:p>
@@ -245,25 +274,7 @@
         <w:rPr>
           <w:lang w:val="zh_TW" w:bidi="zh_TW"/>
         </w:rPr>
-        <w:t>英文詞語conscience以及對應的希臘文，都有「具有知識」的意思。在舊約聖經中，亞當和夏娃因犯罪而感到羞愧，並躲避神，因為他們的良心判定他們違背神是錯的（</w:t>
-      </w:r>
-      <w:hyperlink r:id="rId13">
-        <w:r>
-          <w:rPr>
-            <w:lang w:val="zh_TW" w:bidi="zh_TW"/>
-          </w:rPr>
-          <w:rPr>
-            <w:color w:val="0000EE"/>
-            <w:u w:val="single"/>
-          </w:rPr>
-          <w:t>創3:8–10</w:t>
-        </w:r>
-      </w:hyperlink>
-      <w:r>
-        <w:rPr>
-          <w:lang w:val="zh_TW" w:bidi="zh_TW"/>
-        </w:rPr>
-        <w:t>）。人能分辨是非，本屬正常之事。「人的靈是耶和華的燈， 鑒察人的心腹」（</w:t>
+        <w:t>黎巴嫩山脈在南端與加利利北部的山丘連接，外黎巴嫩山脈中的赫門山（西連、示尼珥）尤為顯著，海拔達9,230英尺（2,813.3米）。這兩條山脈之間隔著一條寬闊的山谷，即黎巴嫩山谷（</w:t>
       </w:r>
       <w:hyperlink r:id="rId14">
         <w:r>
@@ -274,14 +285,130 @@
             <w:color w:val="0000EE"/>
             <w:u w:val="single"/>
           </w:rPr>
-          <w:t>箴20:27</w:t>
-        </w:r>
-      </w:hyperlink>
-      <w:r>
-        <w:rPr>
-          <w:lang w:val="zh_TW" w:bidi="zh_TW"/>
-        </w:rPr>
-        <w:t>）。因此，良心是神所賜的恩賜，使人能知道事情是善是惡。</w:t>
+          <w:t>書11:17</w:t>
+        </w:r>
+      </w:hyperlink>
+      <w:r>
+        <w:rPr>
+          <w:lang w:val="zh_TW" w:bidi="zh_TW"/>
+        </w:rPr>
+        <w:t>）或「哈馬口」（</w:t>
+      </w:r>
+      <w:hyperlink r:id="rId15">
+        <w:r>
+          <w:rPr>
+            <w:lang w:val="zh_TW" w:bidi="zh_TW"/>
+          </w:rPr>
+          <w:rPr>
+            <w:color w:val="0000EE"/>
+            <w:u w:val="single"/>
+          </w:rPr>
+          <w:t>民34:8</w:t>
+        </w:r>
+      </w:hyperlink>
+      <w:r>
+        <w:rPr>
+          <w:lang w:val="zh_TW" w:bidi="zh_TW"/>
+        </w:rPr>
+        <w:t>），即現代的貝卡谷地（Beqa’a）。</w:t>
+      </w:r>
+    </w:p>
+    <w:p>
+      <w:pPr/>
+      <w:r>
+        <w:rPr>
+          <w:lang w:val="zh_TW" w:bidi="zh_TW"/>
+        </w:rPr>
+      </w:r>
+      <w:r>
+        <w:rPr>
+          <w:lang w:val="zh_TW" w:bidi="zh_TW"/>
+        </w:rPr>
+        <w:t>黎巴嫩山脈南段與加利利山丘之間隔著一道深峽，利塔尼河（Litani River）從此處流過，並在泰爾以北注入地中海。其上游沿著貝卡谷地向東北延伸，幾乎到達巴力貝克（Baalbek）。黎巴嫩山脈約長100英里（160.9公里），北端延伸至東西向的奈赫爾卡比爾山谷（Nahr el-Kebir），並由一系列山峰構成。南部有里罕山（Gebel Rihan）、托馬特山（Tomat）和尼哈山（Gebel Niha），海拔介於5,350至6,230英尺（1,636.7至1,898.9米）之間，位於西頓以東。中部有巴魯克山（Gebel Baruk）、庫尼耶賽山（Gebel Kuneiyiseh）和蘇寧山（Gebel Sunnin），海拔分別為7,220英尺、6,890英尺和8,530英尺（2,200.7米、2,100.1米和2,599.9米），位於貝魯特以東。再往北，位於的黎波里以東的是庫爾內特薩烏達（Qurnet es-Sauda），海拔達9,840英尺（2,999.2米），以及庫爾內特阿魯巴（Qurnet Aruba），海拔約7,320英尺（2,231.1米）。</w:t>
+      </w:r>
+    </w:p>
+    <w:p>
+      <w:pPr/>
+      <w:r>
+        <w:rPr>
+          <w:lang w:val="zh_TW" w:bidi="zh_TW"/>
+        </w:rPr>
+      </w:r>
+      <w:r>
+        <w:rPr>
+          <w:lang w:val="zh_TW" w:bidi="zh_TW"/>
+        </w:rPr>
+        <w:t>這些高山將來自地中海的雨水困住，為山區及其下方的沿海地帶提供充足的降雨；而山脈之外的降雨則減少。腓尼基人在這些山脈與大海之間的沿海地帶繁榮發展，並建立了像泰爾、撒勒法、西頓、貝魯特（Berytus）、比布魯斯（迦巴勒）和的黎波里等城。沿海地區有多處山脈的延伸地帶，海岸公路需要穿過或繞過這些延伸地。例如貝魯特以北的納赫爾·卡勒布（Nahr el-Kelb）的岬角就是一個典型的例子。</w:t>
+      </w:r>
+    </w:p>
+    <w:p>
+      <w:pPr/>
+      <w:r>
+        <w:rPr>
+          <w:lang w:val="zh_TW" w:bidi="zh_TW"/>
+        </w:rPr>
+      </w:r>
+      <w:r>
+        <w:rPr>
+          <w:lang w:val="zh_TW" w:bidi="zh_TW"/>
+        </w:rPr>
+        <w:t>黎巴嫩山脈的東側是貝卡谷地。</w:t>
+      </w:r>
+      <w:r>
+        <w:rPr>
+          <w:lang w:val="zh_TW" w:bidi="zh_TW"/>
+        </w:rPr>
+        <w:t>奧龍特斯河畔（</w:t>
+      </w:r>
+      <w:r>
+        <w:rPr>
+          <w:lang w:val="zh_TW" w:bidi="zh_TW"/>
+        </w:rPr>
+        <w:t>Orontes River</w:t>
+      </w:r>
+      <w:r>
+        <w:rPr>
+          <w:lang w:val="zh_TW" w:bidi="zh_TW"/>
+        </w:rPr>
+        <w:t>）</w:t>
+      </w:r>
+      <w:r>
+        <w:rPr>
+          <w:lang w:val="zh_TW" w:bidi="zh_TW"/>
+        </w:rPr>
+        <w:t>發源於這個谷地的北部，向北流入地中海，位於古烏加里特（Ugarit）的北部。這整個谷地地區在古典文學中被稱為敘利亞中空地區。它是羅馬人的「糧倉」。</w:t>
+      </w:r>
+    </w:p>
+    <w:p>
+      <w:pPr/>
+      <w:r>
+        <w:rPr>
+          <w:lang w:val="zh_TW" w:bidi="zh_TW"/>
+        </w:rPr>
+      </w:r>
+      <w:r>
+        <w:rPr>
+          <w:lang w:val="zh_TW" w:bidi="zh_TW"/>
+        </w:rPr>
+        <w:t>在貝卡谷地的東邊是外黎巴嫩山脈，巴拉達河（Barada River）在此發源並向東流向大馬士革的肥沃綠洲。山脈南部的赫門山，腓尼基人稱之為西連，亞摩利人稱之為示尼珥（</w:t>
+      </w:r>
+      <w:hyperlink r:id="rId16">
+        <w:r>
+          <w:rPr>
+            <w:lang w:val="zh_TW" w:bidi="zh_TW"/>
+          </w:rPr>
+          <w:rPr>
+            <w:color w:val="0000EE"/>
+            <w:u w:val="single"/>
+          </w:rPr>
+          <w:t>申3:9</w:t>
+        </w:r>
+      </w:hyperlink>
+      <w:r>
+        <w:rPr>
+          <w:lang w:val="zh_TW" w:bidi="zh_TW"/>
+        </w:rPr>
+        <w:t>）。</w:t>
       </w:r>
     </w:p>
     <w:p>
@@ -292,7 +419,7 @@
         <w:rPr>
           <w:lang w:val="zh_TW" w:bidi="zh_TW"/>
         </w:rPr>
-        <w:t>新約聖經中的「良心」是甚麼意思？</w:t>
+        <w:t>資源</w:t>
       </w:r>
     </w:p>
     <w:p>
@@ -306,43 +433,55 @@
         <w:rPr>
           <w:lang w:val="zh_TW" w:bidi="zh_TW"/>
         </w:rPr>
-        <w:t>在新約聖經中，「良心」一詞出現32次（某英文譯本，譯註：良心於和合本出現28次），特別常見於使徒保羅的書信裡。保羅在他的書卷中，指良心會判定過去甚麼是對的，也會判定將來甚麼是對的。即使不知道神律法的人，也能行出律法所要求的事，這顯明律法的要求已「刻在他們心裡」（</w:t>
-      </w:r>
-      <w:hyperlink r:id="rId15">
-        <w:r>
-          <w:rPr>
-            <w:lang w:val="zh_TW" w:bidi="zh_TW"/>
-          </w:rPr>
-          <w:rPr>
-            <w:color w:val="0000EE"/>
-            <w:u w:val="single"/>
-          </w:rPr>
-          <w:t>羅2:14–15</w:t>
-        </w:r>
-      </w:hyperlink>
-      <w:r>
-        <w:rPr>
-          <w:lang w:val="zh_TW" w:bidi="zh_TW"/>
-        </w:rPr>
-        <w:t>）。保羅也說，每個人都「必須順服」在上掌權的，既為了免受神的刑罰，也是「因為良心」的緣故（</w:t>
-      </w:r>
-      <w:hyperlink r:id="rId16">
-        <w:r>
-          <w:rPr>
-            <w:lang w:val="zh_TW" w:bidi="zh_TW"/>
-          </w:rPr>
-          <w:rPr>
-            <w:color w:val="0000EE"/>
-            <w:u w:val="single"/>
-          </w:rPr>
-          <w:t>13:5</w:t>
-        </w:r>
-      </w:hyperlink>
-      <w:r>
-        <w:rPr>
-          <w:lang w:val="zh_TW" w:bidi="zh_TW"/>
-        </w:rPr>
-        <w:t>）。這樣的教導假定良心能使人明白，順服是行義所必須的。</w:t>
+        <w:t>黎巴嫩在古代以其豐富的杉木和松樹森林而聞名。沿海地區、貝卡谷地和山坡較低處適合種植橄欖樹、果樹和葡萄樹，並能耕種一些穀物。海中有一種腹足綱軟體動物，可以用來製取紅色或紫色染料。「腓尼基人」這個名字源自希臘文phoinos，即紅紫色。約公元前1500年，烏加列已經可以製造紫色染料的羊毛。腓尼基人幾個世紀來壟斷了這個產業。以色列人用大量的紫色染料來製作會幕的幔子（</w:t>
+      </w:r>
+      <w:hyperlink r:id="rId17">
+        <w:r>
+          <w:rPr>
+            <w:lang w:val="zh_TW" w:bidi="zh_TW"/>
+          </w:rPr>
+          <w:rPr>
+            <w:color w:val="0000EE"/>
+            <w:u w:val="single"/>
+          </w:rPr>
+          <w:t>出26章</w:t>
+        </w:r>
+      </w:hyperlink>
+      <w:r>
+        <w:rPr>
+          <w:lang w:val="zh_TW" w:bidi="zh_TW"/>
+        </w:rPr>
+        <w:t>）和祭司的衣服（</w:t>
+      </w:r>
+      <w:hyperlink r:id="rId18">
+        <w:r>
+          <w:rPr>
+            <w:lang w:val="zh_TW" w:bidi="zh_TW"/>
+          </w:rPr>
+          <w:rPr>
+            <w:color w:val="0000EE"/>
+            <w:u w:val="single"/>
+          </w:rPr>
+          <w:t>出28:4–6，</w:t>
+        </w:r>
+      </w:hyperlink>
+      <w:hyperlink r:id="rId19">
+        <w:r>
+          <w:rPr>
+            <w:lang w:val="zh_TW" w:bidi="zh_TW"/>
+          </w:rPr>
+          <w:rPr>
+            <w:color w:val="0000EE"/>
+            <w:u w:val="single"/>
+          </w:rPr>
+          <w:t>39:1、28–29</w:t>
+        </w:r>
+      </w:hyperlink>
+      <w:r>
+        <w:rPr>
+          <w:lang w:val="zh_TW" w:bidi="zh_TW"/>
+        </w:rPr>
+        <w:t>），他們的染料可能就是從腓尼基人那裡購得的。</w:t>
       </w:r>
     </w:p>
     <w:p>
@@ -356,36 +495,2389 @@
         <w:rPr>
           <w:lang w:val="zh_TW" w:bidi="zh_TW"/>
         </w:rPr>
-        <w:t>良知亦會認可、判定或裁決某人是否無辜，與讓人意識到自己犯錯同樣重要。保羅說：「我雖不覺得自己有錯」（</w:t>
-      </w:r>
-      <w:hyperlink r:id="rId17">
-        <w:r>
-          <w:rPr>
-            <w:lang w:val="zh_TW" w:bidi="zh_TW"/>
-          </w:rPr>
-          <w:rPr>
-            <w:color w:val="0000EE"/>
-            <w:u w:val="single"/>
-          </w:rPr>
-          <w:t>林前4:4</w:t>
-        </w:r>
-      </w:hyperlink>
-      <w:r>
-        <w:rPr>
-          <w:lang w:val="zh_TW" w:bidi="zh_TW"/>
-        </w:rPr>
-        <w:t>）。然而，良心既不能完美地判定是非，也不能充分指引一個人。保羅接著說：「卻也不能因此得以稱義；但判斷我的乃是主。」保羅在另一段經文說，他的良心證明他所說的是實話。他將良心認可之事與聖靈聯繫起來（</w:t>
-      </w:r>
-      <w:hyperlink r:id="rId18">
-        <w:r>
-          <w:rPr>
-            <w:lang w:val="zh_TW" w:bidi="zh_TW"/>
-          </w:rPr>
-          <w:rPr>
-            <w:color w:val="0000EE"/>
-            <w:u w:val="single"/>
-          </w:rPr>
-          <w:t>羅9:1</w:t>
+        <w:t>所羅門王與腓尼基建立了重要的貿易關係。為建造耶路撒冷的聖殿，他從泰爾王希蘭一世那裡取得了柏木和松木（</w:t>
+      </w:r>
+      <w:hyperlink r:id="rId20">
+        <w:r>
+          <w:rPr>
+            <w:lang w:val="zh_TW" w:bidi="zh_TW"/>
+          </w:rPr>
+          <w:rPr>
+            <w:color w:val="0000EE"/>
+            <w:u w:val="single"/>
+          </w:rPr>
+          <w:t>王上5:6、9、14</w:t>
+        </w:r>
+      </w:hyperlink>
+      <w:r>
+        <w:rPr>
+          <w:lang w:val="zh_TW" w:bidi="zh_TW"/>
+        </w:rPr>
+        <w:t>，</w:t>
+      </w:r>
+      <w:hyperlink r:id="rId21">
+        <w:r>
+          <w:rPr>
+            <w:lang w:val="zh_TW" w:bidi="zh_TW"/>
+          </w:rPr>
+          <w:rPr>
+            <w:color w:val="0000EE"/>
+            <w:u w:val="single"/>
+          </w:rPr>
+          <w:t>7:2</w:t>
+        </w:r>
+      </w:hyperlink>
+      <w:r>
+        <w:rPr>
+          <w:lang w:val="zh_TW" w:bidi="zh_TW"/>
+        </w:rPr>
+        <w:t>，</w:t>
+      </w:r>
+      <w:hyperlink r:id="rId22">
+        <w:r>
+          <w:rPr>
+            <w:lang w:val="zh_TW" w:bidi="zh_TW"/>
+          </w:rPr>
+          <w:rPr>
+            <w:color w:val="0000EE"/>
+            <w:u w:val="single"/>
+          </w:rPr>
+          <w:t>10:17、21</w:t>
+        </w:r>
+      </w:hyperlink>
+      <w:r>
+        <w:rPr>
+          <w:lang w:val="zh_TW" w:bidi="zh_TW"/>
+        </w:rPr>
+        <w:t>；</w:t>
+      </w:r>
+      <w:hyperlink r:id="rId23">
+        <w:r>
+          <w:rPr>
+            <w:lang w:val="zh_TW" w:bidi="zh_TW"/>
+          </w:rPr>
+          <w:rPr>
+            <w:color w:val="0000EE"/>
+            <w:u w:val="single"/>
+          </w:rPr>
+          <w:t>代下2:8、16</w:t>
+        </w:r>
+      </w:hyperlink>
+      <w:r>
+        <w:rPr>
+          <w:lang w:val="zh_TW" w:bidi="zh_TW"/>
+        </w:rPr>
+        <w:t>）。所羅門用麥子和橄欖油支付這些木材（</w:t>
+      </w:r>
+      <w:hyperlink r:id="rId24">
+        <w:r>
+          <w:rPr>
+            <w:lang w:val="zh_TW" w:bidi="zh_TW"/>
+          </w:rPr>
+          <w:rPr>
+            <w:color w:val="0000EE"/>
+            <w:u w:val="single"/>
+          </w:rPr>
+          <w:t>王上5:11</w:t>
+        </w:r>
+      </w:hyperlink>
+      <w:r>
+        <w:rPr>
+          <w:lang w:val="zh_TW" w:bidi="zh_TW"/>
+        </w:rPr>
+        <w:t>）。這些樹木被海運漂浮到所羅門的領土內，再從那裡運到耶路撒冷。黎巴嫩和外黎巴嫩的杉木和松木為推羅提供了造船的木材（</w:t>
+      </w:r>
+      <w:hyperlink r:id="rId25">
+        <w:r>
+          <w:rPr>
+            <w:lang w:val="zh_TW" w:bidi="zh_TW"/>
+          </w:rPr>
+          <w:rPr>
+            <w:color w:val="0000EE"/>
+            <w:u w:val="single"/>
+          </w:rPr>
+          <w:t>結27:5</w:t>
+        </w:r>
+      </w:hyperlink>
+      <w:r>
+        <w:rPr>
+          <w:lang w:val="zh_TW" w:bidi="zh_TW"/>
+        </w:rPr>
+        <w:t>），為埃及提供了聖船和家具，並為重建耶路撒冷的第二聖殿提供了木材（</w:t>
+      </w:r>
+      <w:hyperlink r:id="rId26">
+        <w:r>
+          <w:rPr>
+            <w:lang w:val="zh_TW" w:bidi="zh_TW"/>
+          </w:rPr>
+          <w:rPr>
+            <w:color w:val="0000EE"/>
+            <w:u w:val="single"/>
+          </w:rPr>
+          <w:t>拉3:7</w:t>
+        </w:r>
+      </w:hyperlink>
+      <w:r>
+        <w:rPr>
+          <w:lang w:val="zh_TW" w:bidi="zh_TW"/>
+        </w:rPr>
+        <w:t>）。</w:t>
+      </w:r>
+    </w:p>
+    <w:p>
+      <w:pPr/>
+      <w:r>
+        <w:rPr>
+          <w:lang w:val="zh_TW" w:bidi="zh_TW"/>
+        </w:rPr>
+      </w:r>
+      <w:r>
+        <w:rPr>
+          <w:lang w:val="zh_TW" w:bidi="zh_TW"/>
+        </w:rPr>
+        <w:t>腓尼基人從黎巴嫩的港口與許多國進行貿易。他們掌握了造船技術，並將船隻用於和平與戰爭中。</w:t>
+      </w:r>
+      <w:hyperlink r:id="rId27">
+        <w:r>
+          <w:rPr>
+            <w:lang w:val="zh_TW" w:bidi="zh_TW"/>
+          </w:rPr>
+          <w:rPr>
+            <w:color w:val="0000EE"/>
+            <w:u w:val="single"/>
+          </w:rPr>
+          <w:t>以西結書第二十七章</w:t>
+        </w:r>
+      </w:hyperlink>
+      <w:r>
+        <w:rPr>
+          <w:lang w:val="zh_TW" w:bidi="zh_TW"/>
+        </w:rPr>
+        <w:t>中生動地描述了來自泰爾、西頓、迦巴勒和亞發的商人的貿易活動，詳細說明了他們貿易的範圍和性質。</w:t>
+      </w:r>
+    </w:p>
+    <w:p>
+      <w:pPr>
+        <w:pStyle w:val="Heading3"/>
+      </w:pPr>
+      <w:r>
+        <w:rPr>
+          <w:lang w:val="zh_TW" w:bidi="zh_TW"/>
+        </w:rPr>
+        <w:t>歷史</w:t>
+      </w:r>
+    </w:p>
+    <w:p>
+      <w:pPr/>
+      <w:r>
+        <w:rPr>
+          <w:lang w:val="zh_TW" w:bidi="zh_TW"/>
+        </w:rPr>
+      </w:r>
+      <w:r>
+        <w:rPr>
+          <w:lang w:val="zh_TW" w:bidi="zh_TW"/>
+        </w:rPr>
+        <w:t>早在埃及第四王朝時期（約公元前2600年），黎巴嫩地區就引起了埃及人的興趣，法老斯努夫（Snofru）從黎巴嫩取得了40艘船載的杉木。迦巴勒在第十二王朝時期（約公元前1980–1800年）受到埃及的影響，埃及人用金飾交換黎巴嫩的杉木。在第十八王朝（約公元前1552–1306年）期間，埃及征服了敘利亞，記錄中經常提到杉木被作為貢品帶回。後來，拉美西斯十一世（Ramses XI）的一位使者文阿蒙（Wenamon）曾以高價購得杉木（約公元前1100年）。</w:t>
+      </w:r>
+    </w:p>
+    <w:p>
+      <w:pPr/>
+      <w:r>
+        <w:rPr>
+          <w:lang w:val="zh_TW" w:bidi="zh_TW"/>
+        </w:rPr>
+      </w:r>
+      <w:r>
+        <w:rPr>
+          <w:lang w:val="zh_TW" w:bidi="zh_TW"/>
+        </w:rPr>
+        <w:t>當埃及的勢力衰退時，亞述人控制了該地區，並從</w:t>
+      </w:r>
+      <w:r>
+        <w:rPr>
+          <w:lang w:val="zh_TW" w:bidi="zh_TW"/>
+        </w:rPr>
+        <w:t>提革拉毗列色</w:t>
+      </w:r>
+      <w:r>
+        <w:rPr>
+          <w:lang w:val="zh_TW" w:bidi="zh_TW"/>
+        </w:rPr>
+        <w:t>一世（Tiglath-pileser I，約公元前1100年）開始，將大量的杉木作為貢品。尼布甲尼撒和巴比倫國同樣控制了黎巴嫩，並運走大量杉木來建造神廟和宮殿。以賽亞書（</w:t>
+      </w:r>
+      <w:hyperlink r:id="rId28">
+        <w:r>
+          <w:rPr>
+            <w:lang w:val="zh_TW" w:bidi="zh_TW"/>
+          </w:rPr>
+          <w:rPr>
+            <w:color w:val="0000EE"/>
+            <w:u w:val="single"/>
+          </w:rPr>
+          <w:t>賽14:8</w:t>
+        </w:r>
+      </w:hyperlink>
+      <w:r>
+        <w:rPr>
+          <w:lang w:val="zh_TW" w:bidi="zh_TW"/>
+        </w:rPr>
+        <w:t>）和哈巴谷書（</w:t>
+      </w:r>
+      <w:hyperlink r:id="rId29">
+        <w:r>
+          <w:rPr>
+            <w:lang w:val="zh_TW" w:bidi="zh_TW"/>
+          </w:rPr>
+          <w:rPr>
+            <w:color w:val="0000EE"/>
+            <w:u w:val="single"/>
+          </w:rPr>
+          <w:t>哈2:17</w:t>
+        </w:r>
+      </w:hyperlink>
+      <w:r>
+        <w:rPr>
+          <w:lang w:val="zh_TW" w:bidi="zh_TW"/>
+        </w:rPr>
+        <w:t>）都提到過黎巴嫩森林的被破壞。在後來的幾個世紀裡，黎巴嫩先後被波斯人、希臘人和羅馬人統治。</w:t>
+      </w:r>
+    </w:p>
+    <w:p>
+      <w:pPr/>
+      <w:r>
+        <w:rPr>
+          <w:lang w:val="zh_TW" w:bidi="zh_TW"/>
+        </w:rPr>
+      </w:r>
+      <w:r>
+        <w:rPr>
+          <w:lang w:val="zh_TW" w:bidi="zh_TW"/>
+        </w:rPr>
+        <w:t>在新約時代，泰爾和西頓的城通常被一起提及（</w:t>
+      </w:r>
+      <w:hyperlink r:id="rId30">
+        <w:r>
+          <w:rPr>
+            <w:lang w:val="zh_TW" w:bidi="zh_TW"/>
+          </w:rPr>
+          <w:rPr>
+            <w:color w:val="0000EE"/>
+            <w:u w:val="single"/>
+          </w:rPr>
+          <w:t>太15:21</w:t>
+        </w:r>
+      </w:hyperlink>
+      <w:r>
+        <w:rPr>
+          <w:lang w:val="zh_TW" w:bidi="zh_TW"/>
+        </w:rPr>
+        <w:t>；</w:t>
+      </w:r>
+      <w:hyperlink r:id="rId31">
+        <w:r>
+          <w:rPr>
+            <w:lang w:val="zh_TW" w:bidi="zh_TW"/>
+          </w:rPr>
+          <w:rPr>
+            <w:color w:val="0000EE"/>
+            <w:u w:val="single"/>
+          </w:rPr>
+          <w:t>可3:8</w:t>
+        </w:r>
+      </w:hyperlink>
+      <w:r>
+        <w:rPr>
+          <w:lang w:val="zh_TW" w:bidi="zh_TW"/>
+        </w:rPr>
+        <w:t>，</w:t>
+      </w:r>
+      <w:hyperlink r:id="rId32">
+        <w:r>
+          <w:rPr>
+            <w:lang w:val="zh_TW" w:bidi="zh_TW"/>
+          </w:rPr>
+          <w:rPr>
+            <w:color w:val="0000EE"/>
+            <w:u w:val="single"/>
+          </w:rPr>
+          <w:t>7:24、31</w:t>
+        </w:r>
+      </w:hyperlink>
+      <w:r>
+        <w:rPr>
+          <w:lang w:val="zh_TW" w:bidi="zh_TW"/>
+        </w:rPr>
+        <w:t>；</w:t>
+      </w:r>
+      <w:hyperlink r:id="rId33">
+        <w:r>
+          <w:rPr>
+            <w:lang w:val="zh_TW" w:bidi="zh_TW"/>
+          </w:rPr>
+          <w:rPr>
+            <w:color w:val="0000EE"/>
+            <w:u w:val="single"/>
+          </w:rPr>
+          <w:t>路6:17</w:t>
+        </w:r>
+      </w:hyperlink>
+      <w:r>
+        <w:rPr>
+          <w:lang w:val="zh_TW" w:bidi="zh_TW"/>
+        </w:rPr>
+        <w:t>，</w:t>
+      </w:r>
+      <w:hyperlink r:id="rId34">
+        <w:r>
+          <w:rPr>
+            <w:lang w:val="zh_TW" w:bidi="zh_TW"/>
+          </w:rPr>
+          <w:rPr>
+            <w:color w:val="0000EE"/>
+            <w:u w:val="single"/>
+          </w:rPr>
+          <w:t>10:13–14</w:t>
+        </w:r>
+      </w:hyperlink>
+      <w:r>
+        <w:rPr>
+          <w:lang w:val="zh_TW" w:bidi="zh_TW"/>
+        </w:rPr>
+        <w:t>；</w:t>
+      </w:r>
+      <w:hyperlink r:id="rId35">
+        <w:r>
+          <w:rPr>
+            <w:lang w:val="zh_TW" w:bidi="zh_TW"/>
+          </w:rPr>
+          <w:rPr>
+            <w:color w:val="0000EE"/>
+            <w:u w:val="single"/>
+          </w:rPr>
+          <w:t>徒12:20</w:t>
+        </w:r>
+      </w:hyperlink>
+      <w:r>
+        <w:rPr>
+          <w:lang w:val="zh_TW" w:bidi="zh_TW"/>
+        </w:rPr>
+        <w:t>），但有時也分別提及（</w:t>
+      </w:r>
+      <w:hyperlink r:id="rId36">
+        <w:r>
+          <w:rPr>
+            <w:lang w:val="zh_TW" w:bidi="zh_TW"/>
+          </w:rPr>
+          <w:rPr>
+            <w:color w:val="0000EE"/>
+            <w:u w:val="single"/>
+          </w:rPr>
+          <w:t>徒21:3、7</w:t>
+        </w:r>
+      </w:hyperlink>
+      <w:r>
+        <w:rPr>
+          <w:lang w:val="zh_TW" w:bidi="zh_TW"/>
+        </w:rPr>
+        <w:t>）。</w:t>
+      </w:r>
+      <w:hyperlink r:id="rId37">
+        <w:r>
+          <w:rPr>
+            <w:lang w:val="zh_TW" w:bidi="zh_TW"/>
+          </w:rPr>
+          <w:rPr>
+            <w:color w:val="0000EE"/>
+            <w:u w:val="single"/>
+          </w:rPr>
+          <w:t>馬可福音七章26節</w:t>
+        </w:r>
+      </w:hyperlink>
+      <w:r>
+        <w:rPr>
+          <w:lang w:val="zh_TW" w:bidi="zh_TW"/>
+        </w:rPr>
+        <w:t>中提到的一位希臘婦人是敘利亞腓尼基人。耶穌在祂事工期間曾在這些地區講道。在聖經詩歌中，黎巴嫩的高大香柏樹象徵著威嚴和力量（</w:t>
+      </w:r>
+      <w:hyperlink r:id="rId38">
+        <w:r>
+          <w:rPr>
+            <w:lang w:val="zh_TW" w:bidi="zh_TW"/>
+          </w:rPr>
+          <w:rPr>
+            <w:color w:val="0000EE"/>
+            <w:u w:val="single"/>
+          </w:rPr>
+          <w:t>士9:15</w:t>
+        </w:r>
+      </w:hyperlink>
+      <w:r>
+        <w:rPr>
+          <w:lang w:val="zh_TW" w:bidi="zh_TW"/>
+        </w:rPr>
+        <w:t>；</w:t>
+      </w:r>
+      <w:hyperlink r:id="rId39">
+        <w:r>
+          <w:rPr>
+            <w:lang w:val="zh_TW" w:bidi="zh_TW"/>
+          </w:rPr>
+          <w:rPr>
+            <w:color w:val="0000EE"/>
+            <w:u w:val="single"/>
+          </w:rPr>
+          <w:t>王下14:9</w:t>
+        </w:r>
+      </w:hyperlink>
+      <w:r>
+        <w:rPr>
+          <w:lang w:val="zh_TW" w:bidi="zh_TW"/>
+        </w:rPr>
+        <w:t>；</w:t>
+      </w:r>
+      <w:hyperlink r:id="rId40">
+        <w:r>
+          <w:rPr>
+            <w:lang w:val="zh_TW" w:bidi="zh_TW"/>
+          </w:rPr>
+          <w:rPr>
+            <w:color w:val="0000EE"/>
+            <w:u w:val="single"/>
+          </w:rPr>
+          <w:t>詩92:12</w:t>
+        </w:r>
+      </w:hyperlink>
+      <w:r>
+        <w:rPr>
+          <w:lang w:val="zh_TW" w:bidi="zh_TW"/>
+        </w:rPr>
+        <w:t>，</w:t>
+      </w:r>
+      <w:hyperlink r:id="rId41">
+        <w:r>
+          <w:rPr>
+            <w:lang w:val="zh_TW" w:bidi="zh_TW"/>
+          </w:rPr>
+          <w:rPr>
+            <w:color w:val="0000EE"/>
+            <w:u w:val="single"/>
+          </w:rPr>
+          <w:t>104:16</w:t>
+        </w:r>
+      </w:hyperlink>
+      <w:r>
+        <w:rPr>
+          <w:lang w:val="zh_TW" w:bidi="zh_TW"/>
+        </w:rPr>
+        <w:t>；</w:t>
+      </w:r>
+      <w:hyperlink r:id="rId42">
+        <w:r>
+          <w:rPr>
+            <w:lang w:val="zh_TW" w:bidi="zh_TW"/>
+          </w:rPr>
+          <w:rPr>
+            <w:color w:val="0000EE"/>
+            <w:u w:val="single"/>
+          </w:rPr>
+          <w:t>賽35:2</w:t>
+        </w:r>
+      </w:hyperlink>
+      <w:r>
+        <w:rPr>
+          <w:lang w:val="zh_TW" w:bidi="zh_TW"/>
+        </w:rPr>
+        <w:t>，</w:t>
+      </w:r>
+      <w:hyperlink r:id="rId43">
+        <w:r>
+          <w:rPr>
+            <w:lang w:val="zh_TW" w:bidi="zh_TW"/>
+          </w:rPr>
+          <w:rPr>
+            <w:color w:val="0000EE"/>
+            <w:u w:val="single"/>
+          </w:rPr>
+          <w:t>60:13</w:t>
+        </w:r>
+      </w:hyperlink>
+      <w:r>
+        <w:rPr>
+          <w:lang w:val="zh_TW" w:bidi="zh_TW"/>
+        </w:rPr>
+        <w:t>）。它們也象徵著終將在神的震怒下被摧毀的世上驕傲（</w:t>
+      </w:r>
+      <w:hyperlink r:id="rId44">
+        <w:r>
+          <w:rPr>
+            <w:lang w:val="zh_TW" w:bidi="zh_TW"/>
+          </w:rPr>
+          <w:rPr>
+            <w:color w:val="0000EE"/>
+            <w:u w:val="single"/>
+          </w:rPr>
+          <w:t>詩29:5</w:t>
+        </w:r>
+      </w:hyperlink>
+      <w:r>
+        <w:rPr>
+          <w:lang w:val="zh_TW" w:bidi="zh_TW"/>
+        </w:rPr>
+        <w:t>；</w:t>
+      </w:r>
+      <w:hyperlink r:id="rId45">
+        <w:r>
+          <w:rPr>
+            <w:lang w:val="zh_TW" w:bidi="zh_TW"/>
+          </w:rPr>
+          <w:rPr>
+            <w:color w:val="0000EE"/>
+            <w:u w:val="single"/>
+          </w:rPr>
+          <w:t>賽2:13</w:t>
+        </w:r>
+      </w:hyperlink>
+      <w:r>
+        <w:rPr>
+          <w:lang w:val="zh_TW" w:bidi="zh_TW"/>
+        </w:rPr>
+        <w:t>，</w:t>
+      </w:r>
+      <w:hyperlink r:id="rId46">
+        <w:r>
+          <w:rPr>
+            <w:lang w:val="zh_TW" w:bidi="zh_TW"/>
+          </w:rPr>
+          <w:rPr>
+            <w:color w:val="0000EE"/>
+            <w:u w:val="single"/>
+          </w:rPr>
+          <w:t>10:34</w:t>
+        </w:r>
+      </w:hyperlink>
+      <w:r>
+        <w:rPr>
+          <w:lang w:val="zh_TW" w:bidi="zh_TW"/>
+        </w:rPr>
+        <w:t>；</w:t>
+      </w:r>
+      <w:hyperlink r:id="rId47">
+        <w:r>
+          <w:rPr>
+            <w:lang w:val="zh_TW" w:bidi="zh_TW"/>
+          </w:rPr>
+          <w:rPr>
+            <w:color w:val="0000EE"/>
+            <w:u w:val="single"/>
+          </w:rPr>
+          <w:t>耶22:6</w:t>
+        </w:r>
+      </w:hyperlink>
+      <w:r>
+        <w:rPr>
+          <w:lang w:val="zh_TW" w:bidi="zh_TW"/>
+        </w:rPr>
+        <w:t>；</w:t>
+      </w:r>
+      <w:hyperlink r:id="rId48">
+        <w:r>
+          <w:rPr>
+            <w:lang w:val="zh_TW" w:bidi="zh_TW"/>
+          </w:rPr>
+          <w:rPr>
+            <w:color w:val="0000EE"/>
+            <w:u w:val="single"/>
+          </w:rPr>
+          <w:t>結31:3</w:t>
+        </w:r>
+      </w:hyperlink>
+      <w:r>
+        <w:rPr>
+          <w:lang w:val="zh_TW" w:bidi="zh_TW"/>
+        </w:rPr>
+        <w:t>）。</w:t>
+      </w:r>
+      <w:r>
+        <w:rPr>
+          <w:lang w:val="zh_TW" w:bidi="zh_TW"/>
+        </w:rPr>
+      </w:r>
+      <w:r>
+        <w:rPr>
+          <w:lang w:val="zh_TW" w:bidi="zh_TW"/>
+        </w:rPr>
+      </w:r>
+    </w:p>
+    <w:p>
+      <w:pPr/>
+      <w:r>
+        <w:rPr>
+          <w:lang w:val="zh_TW" w:bidi="zh_TW"/>
+        </w:rPr>
+      </w:r>
+    </w:p>
+    <w:p>
+      <w:pPr>
+        <w:pStyle w:val="Heading2"/>
+      </w:pPr>
+      <w:r>
+        <w:rPr>
+          <w:lang w:val="zh_TW" w:bidi="zh_TW"/>
+        </w:rPr>
+        <w:t>利都是族，利都是人</w:t>
+      </w:r>
+      <w:r>
+        <w:rPr>
+          <w:lang w:val="zh_TW" w:bidi="zh_TW"/>
+        </w:rPr>
+      </w:r>
+    </w:p>
+    <w:p>
+      <w:pPr/>
+      <w:r>
+        <w:rPr>
+          <w:lang w:val="zh_TW" w:bidi="zh_TW"/>
+        </w:rPr>
+      </w:r>
+      <w:r>
+        <w:rPr>
+          <w:lang w:val="zh_TW" w:bidi="zh_TW"/>
+        </w:rPr>
+        <w:t>源於底但三個兒子中的第二位的部族。底但是亞伯拉罕與基土拉的後裔，出自約珊的家系（</w:t>
+      </w:r>
+      <w:hyperlink r:id="rId49">
+        <w:r>
+          <w:rPr>
+            <w:lang w:val="zh_TW" w:bidi="zh_TW"/>
+          </w:rPr>
+          <w:rPr>
+            <w:color w:val="0000EE"/>
+            <w:u w:val="single"/>
+          </w:rPr>
+          <w:t>創25:3</w:t>
+        </w:r>
+      </w:hyperlink>
+      <w:r>
+        <w:rPr>
+          <w:lang w:val="zh_TW" w:bidi="zh_TW"/>
+        </w:rPr>
+        <w:t>）。有些學者認為，這個部族後來定居在阿拉伯的北部地區。</w:t>
+      </w:r>
+      <w:r>
+        <w:rPr>
+          <w:lang w:val="zh_TW" w:bidi="zh_TW"/>
+        </w:rPr>
+      </w:r>
+      <w:r>
+        <w:rPr>
+          <w:lang w:val="zh_TW" w:bidi="zh_TW"/>
+        </w:rPr>
+      </w:r>
+    </w:p>
+    <w:p>
+      <w:pPr/>
+      <w:r>
+        <w:rPr>
+          <w:lang w:val="zh_TW" w:bidi="zh_TW"/>
+        </w:rPr>
+      </w:r>
+    </w:p>
+    <w:p>
+      <w:pPr>
+        <w:pStyle w:val="Heading2"/>
+      </w:pPr>
+      <w:r>
+        <w:rPr>
+          <w:lang w:val="zh_TW" w:bidi="zh_TW"/>
+        </w:rPr>
+        <w:t>利乏音</w:t>
+      </w:r>
+      <w:r>
+        <w:rPr>
+          <w:lang w:val="zh_TW" w:bidi="zh_TW"/>
+        </w:rPr>
+      </w:r>
+    </w:p>
+    <w:p>
+      <w:pPr>
+        <w:pStyle w:val="ListNumber"/>
+        <w:numPr>
+          <w:ilvl w:val="0"/>
+          <w:numId w:val="14"/>
+        </w:numPr>
+        <w:spacing w:line="240" w:lineRule="auto"/>
+        <w:ind w:left="720"/>
+      </w:pPr>
+      <w:r>
+        <w:rPr>
+          <w:lang w:val="zh_TW" w:bidi="zh_TW"/>
+        </w:rPr>
+      </w:r>
+      <w:r>
+        <w:rPr>
+          <w:lang w:val="zh_TW" w:bidi="zh_TW"/>
+        </w:rPr>
+        <w:t>在舊約聖經的幾處經文中，</w:t>
+      </w:r>
+      <w:r>
+        <w:rPr>
+          <w:i/>
+          <w:lang w:val="zh_TW" w:bidi="zh_TW"/>
+        </w:rPr>
+        <w:t>利乏音</w:t>
+      </w:r>
+      <w:r>
+        <w:rPr>
+          <w:lang w:val="zh_TW" w:bidi="zh_TW"/>
+        </w:rPr>
+        <w:t>指的是住在死人之地</w:t>
+      </w:r>
+      <w:r>
+        <w:rPr>
+          <w:lang w:val="zh_TW" w:bidi="zh_TW"/>
+        </w:rPr>
+        <w:t>——</w:t>
+      </w:r>
+      <w:r>
+        <w:rPr>
+          <w:i/>
+          <w:lang w:val="zh_TW" w:bidi="zh_TW"/>
+        </w:rPr>
+        <w:t>陰間（Sheol）</w:t>
+      </w:r>
+      <w:r>
+        <w:rPr>
+          <w:lang w:val="zh_TW" w:bidi="zh_TW"/>
+        </w:rPr>
+        <w:t>——中死去之人</w:t>
+      </w:r>
+      <w:r>
+        <w:rPr>
+          <w:lang w:val="zh_TW" w:bidi="zh_TW"/>
+        </w:rPr>
+        <w:t>的靈魂（</w:t>
+      </w:r>
+      <w:hyperlink r:id="rId50">
+        <w:r>
+          <w:rPr>
+            <w:lang w:val="zh_TW" w:bidi="zh_TW"/>
+          </w:rPr>
+          <w:rPr>
+            <w:color w:val="0000EE"/>
+            <w:u w:val="single"/>
+          </w:rPr>
+          <w:t>箴2:18</w:t>
+        </w:r>
+      </w:hyperlink>
+      <w:r>
+        <w:rPr>
+          <w:lang w:val="zh_TW" w:bidi="zh_TW"/>
+        </w:rPr>
+        <w:t>，</w:t>
+      </w:r>
+      <w:hyperlink r:id="rId51">
+        <w:r>
+          <w:rPr>
+            <w:lang w:val="zh_TW" w:bidi="zh_TW"/>
+          </w:rPr>
+          <w:rPr>
+            <w:color w:val="0000EE"/>
+            <w:u w:val="single"/>
+          </w:rPr>
+          <w:t>9:18</w:t>
+        </w:r>
+      </w:hyperlink>
+      <w:r>
+        <w:rPr>
+          <w:lang w:val="zh_TW" w:bidi="zh_TW"/>
+        </w:rPr>
+        <w:t>，</w:t>
+      </w:r>
+      <w:hyperlink r:id="rId52">
+        <w:r>
+          <w:rPr>
+            <w:lang w:val="zh_TW" w:bidi="zh_TW"/>
+          </w:rPr>
+          <w:rPr>
+            <w:color w:val="0000EE"/>
+            <w:u w:val="single"/>
+          </w:rPr>
+          <w:t>21:16</w:t>
+        </w:r>
+      </w:hyperlink>
+      <w:r>
+        <w:rPr>
+          <w:lang w:val="zh_TW" w:bidi="zh_TW"/>
+        </w:rPr>
+        <w:t>）。陰間裡的利乏音受苦（</w:t>
+      </w:r>
+      <w:hyperlink r:id="rId53">
+        <w:r>
+          <w:rPr>
+            <w:lang w:val="zh_TW" w:bidi="zh_TW"/>
+          </w:rPr>
+          <w:rPr>
+            <w:color w:val="0000EE"/>
+            <w:u w:val="single"/>
+          </w:rPr>
+          <w:t>伯26:5</w:t>
+        </w:r>
+      </w:hyperlink>
+      <w:r>
+        <w:rPr>
+          <w:lang w:val="zh_TW" w:bidi="zh_TW"/>
+        </w:rPr>
+        <w:t>），他們與神隔絕（</w:t>
+      </w:r>
+      <w:hyperlink r:id="rId54">
+        <w:r>
+          <w:rPr>
+            <w:lang w:val="zh_TW" w:bidi="zh_TW"/>
+          </w:rPr>
+          <w:rPr>
+            <w:color w:val="0000EE"/>
+            <w:u w:val="single"/>
+          </w:rPr>
+          <w:t>詩88:10–12</w:t>
+        </w:r>
+      </w:hyperlink>
+      <w:r>
+        <w:rPr>
+          <w:lang w:val="zh_TW" w:bidi="zh_TW"/>
+        </w:rPr>
+        <w:t>），也與所有活著的人隔絕（</w:t>
+      </w:r>
+      <w:hyperlink r:id="rId55">
+        <w:r>
+          <w:rPr>
+            <w:lang w:val="zh_TW" w:bidi="zh_TW"/>
+          </w:rPr>
+          <w:rPr>
+            <w:color w:val="0000EE"/>
+            <w:u w:val="single"/>
+          </w:rPr>
+          <w:t>賽26:14</w:t>
+        </w:r>
+      </w:hyperlink>
+      <w:r>
+        <w:rPr>
+          <w:lang w:val="zh_TW" w:bidi="zh_TW"/>
+        </w:rPr>
+        <w:t>）。他們軟弱無力，像影子一樣，不像活著的人那樣強壯（</w:t>
+      </w:r>
+      <w:hyperlink r:id="rId56">
+        <w:r>
+          <w:rPr>
+            <w:lang w:val="zh_TW" w:bidi="zh_TW"/>
+          </w:rPr>
+          <w:rPr>
+            <w:color w:val="0000EE"/>
+            <w:u w:val="single"/>
+          </w:rPr>
+          <w:t>賽14:9</w:t>
+        </w:r>
+      </w:hyperlink>
+      <w:r>
+        <w:rPr>
+          <w:lang w:val="zh_TW" w:bidi="zh_TW"/>
+        </w:rPr>
+        <w:t>）。</w:t>
+      </w:r>
+    </w:p>
+    <w:p>
+      <w:pPr>
+        <w:pStyle w:val="ListNumber"/>
+        <w:spacing w:line="240" w:lineRule="auto"/>
+        <w:ind w:left="720"/>
+      </w:pPr>
+      <w:r>
+        <w:rPr>
+          <w:lang w:val="zh_TW" w:bidi="zh_TW"/>
+        </w:rPr>
+      </w:r>
+      <w:r>
+        <w:rPr>
+          <w:i/>
+          <w:lang w:val="zh_TW" w:bidi="zh_TW"/>
+        </w:rPr>
+        <w:t>利乏音</w:t>
+      </w:r>
+      <w:r>
+        <w:rPr>
+          <w:lang w:val="zh_TW" w:bidi="zh_TW"/>
+        </w:rPr>
+        <w:t>這個詞也用來描述一群在亞伯拉罕時代，住在迦南地、身材非常高大強壯的人。他們和蘇西人、以米人、何利人等其它古代族群一起，被基大老瑪和他的盟軍打敗（</w:t>
+      </w:r>
+      <w:hyperlink r:id="rId57">
+        <w:r>
+          <w:rPr>
+            <w:lang w:val="zh_TW" w:bidi="zh_TW"/>
+          </w:rPr>
+          <w:rPr>
+            <w:color w:val="0000EE"/>
+            <w:u w:val="single"/>
+          </w:rPr>
+          <w:t>創14:5</w:t>
+        </w:r>
+      </w:hyperlink>
+      <w:r>
+        <w:rPr>
+          <w:lang w:val="zh_TW" w:bidi="zh_TW"/>
+        </w:rPr>
+        <w:t>）。當耶和華應許要把那塊土地賜給亞伯拉罕後裔的時候，他們是當時住在巴勒斯坦的九個民族之一（</w:t>
+      </w:r>
+      <w:hyperlink r:id="rId58">
+        <w:r>
+          <w:rPr>
+            <w:lang w:val="zh_TW" w:bidi="zh_TW"/>
+          </w:rPr>
+          <w:rPr>
+            <w:color w:val="0000EE"/>
+            <w:u w:val="single"/>
+          </w:rPr>
+          <w:t>創15:20</w:t>
+        </w:r>
+      </w:hyperlink>
+      <w:r>
+        <w:rPr>
+          <w:lang w:val="zh_TW" w:bidi="zh_TW"/>
+        </w:rPr>
+        <w:t>）。</w:t>
+        <w:br/>
+      </w:r>
+      <w:r>
+        <w:rPr>
+          <w:lang w:val="zh_TW" w:bidi="zh_TW"/>
+        </w:rPr>
+        <w:t>其它民族對他們有不同的稱呼。摩押人稱他們為以米人，亞捫人則稱他們為散送冥。這些族群跟另一群巨人亞衲人一樣，體型都非常巨大且高大（</w:t>
+      </w:r>
+      <w:hyperlink r:id="rId59">
+        <w:r>
+          <w:rPr>
+            <w:lang w:val="zh_TW" w:bidi="zh_TW"/>
+          </w:rPr>
+          <w:rPr>
+            <w:color w:val="0000EE"/>
+            <w:u w:val="single"/>
+          </w:rPr>
+          <w:t>申2:11</w:t>
+        </w:r>
+      </w:hyperlink>
+      <w:r>
+        <w:rPr>
+          <w:lang w:val="zh_TW" w:bidi="zh_TW"/>
+        </w:rPr>
+        <w:t>、</w:t>
+      </w:r>
+      <w:hyperlink r:id="rId59">
+        <w:r>
+          <w:rPr>
+            <w:lang w:val="zh_TW" w:bidi="zh_TW"/>
+          </w:rPr>
+          <w:rPr>
+            <w:color w:val="0000EE"/>
+            <w:u w:val="single"/>
+          </w:rPr>
+          <w:t>20</w:t>
+        </w:r>
+      </w:hyperlink>
+      <w:r>
+        <w:rPr>
+          <w:lang w:val="zh_TW" w:bidi="zh_TW"/>
+        </w:rPr>
+        <w:t>）。</w:t>
+        <w:br/>
+      </w:r>
+      <w:r>
+        <w:rPr>
+          <w:lang w:val="zh_TW" w:bidi="zh_TW"/>
+        </w:rPr>
+        <w:t>巴珊王噩是已知最後一位利乏音人的王。以色列人在摩西的領導下打敗了他，並奪取了他的土地（</w:t>
+      </w:r>
+      <w:hyperlink r:id="rId60">
+        <w:r>
+          <w:rPr>
+            <w:lang w:val="zh_TW" w:bidi="zh_TW"/>
+          </w:rPr>
+          <w:rPr>
+            <w:color w:val="0000EE"/>
+            <w:u w:val="single"/>
+          </w:rPr>
+          <w:t>申3:11</w:t>
+        </w:r>
+      </w:hyperlink>
+      <w:r>
+        <w:rPr>
+          <w:lang w:val="zh_TW" w:bidi="zh_TW"/>
+        </w:rPr>
+        <w:t>；</w:t>
+      </w:r>
+      <w:hyperlink r:id="rId61">
+        <w:r>
+          <w:rPr>
+            <w:lang w:val="zh_TW" w:bidi="zh_TW"/>
+          </w:rPr>
+          <w:rPr>
+            <w:color w:val="0000EE"/>
+            <w:u w:val="single"/>
+          </w:rPr>
+          <w:t>書12:4</w:t>
+        </w:r>
+      </w:hyperlink>
+      <w:r>
+        <w:rPr>
+          <w:lang w:val="zh_TW" w:bidi="zh_TW"/>
+        </w:rPr>
+        <w:t>，</w:t>
+      </w:r>
+      <w:hyperlink r:id="rId62">
+        <w:r>
+          <w:rPr>
+            <w:lang w:val="zh_TW" w:bidi="zh_TW"/>
+          </w:rPr>
+          <w:rPr>
+            <w:color w:val="0000EE"/>
+            <w:u w:val="single"/>
+          </w:rPr>
+          <w:t>13:12</w:t>
+        </w:r>
+      </w:hyperlink>
+      <w:r>
+        <w:rPr>
+          <w:lang w:val="zh_TW" w:bidi="zh_TW"/>
+        </w:rPr>
+        <w:t>）。後來有些與非利士人一同作戰的巨人，可能也是出自利乏音人的後代（</w:t>
+      </w:r>
+      <w:hyperlink r:id="rId63">
+        <w:r>
+          <w:rPr>
+            <w:lang w:val="zh_TW" w:bidi="zh_TW"/>
+          </w:rPr>
+          <w:rPr>
+            <w:color w:val="0000EE"/>
+            <w:u w:val="single"/>
+          </w:rPr>
+          <w:t>撒下21</w:t>
+        </w:r>
+      </w:hyperlink>
+      <w:r>
+        <w:rPr>
+          <w:lang w:val="zh_TW" w:bidi="zh_TW"/>
+        </w:rPr>
+        <w:t>；</w:t>
+      </w:r>
+      <w:hyperlink r:id="rId64">
+        <w:r>
+          <w:rPr>
+            <w:lang w:val="zh_TW" w:bidi="zh_TW"/>
+          </w:rPr>
+          <w:rPr>
+            <w:color w:val="0000EE"/>
+            <w:u w:val="single"/>
+          </w:rPr>
+          <w:t>代上20</w:t>
+        </w:r>
+      </w:hyperlink>
+      <w:r>
+        <w:rPr>
+          <w:lang w:val="zh_TW" w:bidi="zh_TW"/>
+        </w:rPr>
+        <w:t>）。</w:t>
+        <w:br/>
+      </w:r>
+      <w:r>
+        <w:rPr>
+          <w:i/>
+          <w:lang w:val="zh_TW" w:bidi="zh_TW"/>
+        </w:rPr>
+        <w:t>另見</w:t>
+      </w:r>
+      <w:r>
+        <w:rPr>
+          <w:lang w:val="zh_TW" w:bidi="zh_TW"/>
+        </w:rPr>
+        <w:t>巨人</w:t>
+      </w:r>
+      <w:r>
+        <w:rPr>
+          <w:lang w:val="zh_TW" w:bidi="zh_TW"/>
+        </w:rPr>
+        <w:t>。</w:t>
+      </w:r>
+      <w:r>
+        <w:rPr>
+          <w:lang w:val="zh_TW" w:bidi="zh_TW"/>
+        </w:rPr>
+      </w:r>
+      <w:r>
+        <w:rPr>
+          <w:lang w:val="zh_TW" w:bidi="zh_TW"/>
+        </w:rPr>
+      </w:r>
+    </w:p>
+    <w:p>
+      <w:pPr/>
+      <w:r>
+        <w:rPr>
+          <w:lang w:val="zh_TW" w:bidi="zh_TW"/>
+        </w:rPr>
+      </w:r>
+    </w:p>
+    <w:p>
+      <w:pPr>
+        <w:pStyle w:val="Heading2"/>
+      </w:pPr>
+      <w:r>
+        <w:rPr>
+          <w:lang w:val="zh_TW" w:bidi="zh_TW"/>
+        </w:rPr>
+        <w:t>利法</w:t>
+      </w:r>
+      <w:r>
+        <w:rPr>
+          <w:lang w:val="zh_TW" w:bidi="zh_TW"/>
+        </w:rPr>
+      </w:r>
+    </w:p>
+    <w:p>
+      <w:pPr/>
+      <w:r>
+        <w:rPr>
+          <w:lang w:val="zh_TW" w:bidi="zh_TW"/>
+        </w:rPr>
+      </w:r>
+      <w:r>
+        <w:rPr>
+          <w:lang w:val="zh_TW" w:bidi="zh_TW"/>
+        </w:rPr>
+        <w:t>他是歌篾的兒子，也是亞實基拿和陀迦瑪的兄弟；他們是挪亞經由雅弗</w:t>
+      </w:r>
+      <w:r>
+        <w:rPr>
+          <w:lang w:val="zh_TW" w:bidi="zh_TW"/>
+        </w:rPr>
+        <w:t>這一支系</w:t>
+      </w:r>
+      <w:r>
+        <w:rPr>
+          <w:lang w:val="zh_TW" w:bidi="zh_TW"/>
+        </w:rPr>
+        <w:t>所出的非閃族後裔（</w:t>
+      </w:r>
+      <w:hyperlink r:id="rId65">
+        <w:r>
+          <w:rPr>
+            <w:lang w:val="zh_TW" w:bidi="zh_TW"/>
+          </w:rPr>
+          <w:rPr>
+            <w:color w:val="0000EE"/>
+            <w:u w:val="single"/>
+          </w:rPr>
+          <w:t>創10:3</w:t>
+        </w:r>
+      </w:hyperlink>
+      <w:r>
+        <w:rPr>
+          <w:lang w:val="zh_TW" w:bidi="zh_TW"/>
+        </w:rPr>
+        <w:t>）。一段在</w:t>
+      </w:r>
+      <w:hyperlink r:id="rId66">
+        <w:r>
+          <w:rPr>
+            <w:lang w:val="zh_TW" w:bidi="zh_TW"/>
+          </w:rPr>
+          <w:rPr>
+            <w:color w:val="0000EE"/>
+            <w:u w:val="single"/>
+          </w:rPr>
+          <w:t>歷代志上一章6節</w:t>
+        </w:r>
+      </w:hyperlink>
+      <w:r>
+        <w:rPr>
+          <w:lang w:val="zh_TW" w:bidi="zh_TW"/>
+        </w:rPr>
+        <w:t>的平行經文，將利法（Riphath）誤讀為低法（Diphath），這無疑是後來抄寫員的拼寫錯誤且未曾被修正。</w:t>
+      </w:r>
+      <w:r>
+        <w:rPr>
+          <w:lang w:val="zh_TW" w:bidi="zh_TW"/>
+        </w:rPr>
+      </w:r>
+      <w:r>
+        <w:rPr>
+          <w:lang w:val="zh_TW" w:bidi="zh_TW"/>
+        </w:rPr>
+      </w:r>
+    </w:p>
+    <w:p>
+      <w:pPr/>
+      <w:r>
+        <w:rPr>
+          <w:lang w:val="zh_TW" w:bidi="zh_TW"/>
+        </w:rPr>
+      </w:r>
+    </w:p>
+    <w:p>
+      <w:pPr>
+        <w:pStyle w:val="Heading2"/>
+      </w:pPr>
+      <w:r>
+        <w:rPr>
+          <w:lang w:val="zh_TW" w:bidi="zh_TW"/>
+        </w:rPr>
+        <w:t>利哈比人</w:t>
+      </w:r>
+      <w:r>
+        <w:rPr>
+          <w:lang w:val="zh_TW" w:bidi="zh_TW"/>
+        </w:rPr>
+      </w:r>
+    </w:p>
+    <w:p>
+      <w:pPr/>
+      <w:r>
+        <w:rPr>
+          <w:lang w:val="zh_TW" w:bidi="zh_TW"/>
+        </w:rPr>
+      </w:r>
+      <w:r>
+        <w:rPr>
+          <w:lang w:val="zh_TW" w:bidi="zh_TW"/>
+        </w:rPr>
+        <w:t>與埃及相關的幾個族群之一（</w:t>
+      </w:r>
+      <w:hyperlink r:id="rId67">
+        <w:r>
+          <w:rPr>
+            <w:lang w:val="zh_TW" w:bidi="zh_TW"/>
+          </w:rPr>
+          <w:rPr>
+            <w:color w:val="0000EE"/>
+            <w:u w:val="single"/>
+          </w:rPr>
+          <w:t>創10:13</w:t>
+        </w:r>
+      </w:hyperlink>
+      <w:r>
+        <w:rPr>
+          <w:lang w:val="zh_TW" w:bidi="zh_TW"/>
+        </w:rPr>
+        <w:t>；</w:t>
+      </w:r>
+      <w:hyperlink r:id="rId68">
+        <w:r>
+          <w:rPr>
+            <w:lang w:val="zh_TW" w:bidi="zh_TW"/>
+          </w:rPr>
+          <w:rPr>
+            <w:color w:val="0000EE"/>
+            <w:u w:val="single"/>
+          </w:rPr>
+          <w:t>代上1:11</w:t>
+        </w:r>
+      </w:hyperlink>
+      <w:r>
+        <w:rPr>
+          <w:lang w:val="zh_TW" w:bidi="zh_TW"/>
+        </w:rPr>
+        <w:t>）。利哈比人可能是埃及附近某個身分未明的族群。許多學者（且很可能是正確的）認為他們與「路比人」（Lubim，即利比亞人）為同一族群。聖經中常見路比人與埃及結盟作戰的記載（</w:t>
+      </w:r>
+      <w:hyperlink r:id="rId69">
+        <w:r>
+          <w:rPr>
+            <w:lang w:val="zh_TW" w:bidi="zh_TW"/>
+          </w:rPr>
+          <w:rPr>
+            <w:color w:val="0000EE"/>
+            <w:u w:val="single"/>
+          </w:rPr>
+          <w:t>但11:43</w:t>
+        </w:r>
+      </w:hyperlink>
+      <w:r>
+        <w:rPr>
+          <w:lang w:val="zh_TW" w:bidi="zh_TW"/>
+        </w:rPr>
+        <w:t>；</w:t>
+      </w:r>
+      <w:hyperlink r:id="rId70">
+        <w:r>
+          <w:rPr>
+            <w:lang w:val="zh_TW" w:bidi="zh_TW"/>
+          </w:rPr>
+          <w:rPr>
+            <w:color w:val="0000EE"/>
+            <w:u w:val="single"/>
+          </w:rPr>
+          <w:t>鴻3:9</w:t>
+        </w:r>
+      </w:hyperlink>
+      <w:r>
+        <w:rPr>
+          <w:lang w:val="zh_TW" w:bidi="zh_TW"/>
+        </w:rPr>
+        <w:t>）。有時埃及和這個群體聯合起來對抗以色列人，例如在羅波安和亞撒的時代（</w:t>
+      </w:r>
+      <w:hyperlink r:id="rId71">
+        <w:r>
+          <w:rPr>
+            <w:lang w:val="zh_TW" w:bidi="zh_TW"/>
+          </w:rPr>
+          <w:rPr>
+            <w:color w:val="0000EE"/>
+            <w:u w:val="single"/>
+          </w:rPr>
+          <w:t>代下12:3</w:t>
+        </w:r>
+      </w:hyperlink>
+      <w:r>
+        <w:rPr>
+          <w:lang w:val="zh_TW" w:bidi="zh_TW"/>
+        </w:rPr>
+        <w:t>，</w:t>
+      </w:r>
+      <w:hyperlink r:id="rId72">
+        <w:r>
+          <w:rPr>
+            <w:lang w:val="zh_TW" w:bidi="zh_TW"/>
+          </w:rPr>
+          <w:rPr>
+            <w:color w:val="0000EE"/>
+            <w:u w:val="single"/>
+          </w:rPr>
+          <w:t>16:8</w:t>
+        </w:r>
+      </w:hyperlink>
+      <w:r>
+        <w:rPr>
+          <w:lang w:val="zh_TW" w:bidi="zh_TW"/>
+        </w:rPr>
+        <w:t>）。</w:t>
+      </w:r>
+      <w:r>
+        <w:rPr>
+          <w:lang w:val="zh_TW" w:bidi="zh_TW"/>
+        </w:rPr>
+      </w:r>
+      <w:r>
+        <w:rPr>
+          <w:lang w:val="zh_TW" w:bidi="zh_TW"/>
+        </w:rPr>
+      </w:r>
+    </w:p>
+    <w:p>
+      <w:pPr/>
+      <w:r>
+        <w:rPr>
+          <w:lang w:val="zh_TW" w:bidi="zh_TW"/>
+        </w:rPr>
+      </w:r>
+    </w:p>
+    <w:p>
+      <w:pPr>
+        <w:pStyle w:val="Heading2"/>
+      </w:pPr>
+      <w:r>
+        <w:rPr>
+          <w:lang w:val="zh_TW" w:bidi="zh_TW"/>
+        </w:rPr>
+        <w:t>利河伯</w:t>
+      </w:r>
+      <w:r>
+        <w:rPr>
+          <w:lang w:val="zh_TW" w:bidi="zh_TW"/>
+        </w:rPr>
+      </w:r>
+    </w:p>
+    <w:p>
+      <w:pPr>
+        <w:pStyle w:val="ListNumber"/>
+        <w:numPr>
+          <w:ilvl w:val="0"/>
+          <w:numId w:val="15"/>
+        </w:numPr>
+        <w:spacing w:line="240" w:lineRule="auto"/>
+        <w:ind w:left="720"/>
+      </w:pPr>
+      <w:r>
+        <w:rPr>
+          <w:lang w:val="zh_TW" w:bidi="zh_TW"/>
+        </w:rPr>
+      </w:r>
+      <w:r>
+        <w:rPr>
+          <w:lang w:val="zh_TW" w:bidi="zh_TW"/>
+        </w:rPr>
+        <w:t>有些譯本將其譯為「Rehoboth-Ir（利河伯）」。在</w:t>
+      </w:r>
+      <w:hyperlink r:id="rId73">
+        <w:r>
+          <w:rPr>
+            <w:lang w:val="zh_TW" w:bidi="zh_TW"/>
+          </w:rPr>
+          <w:rPr>
+            <w:color w:val="0000EE"/>
+            <w:u w:val="single"/>
+          </w:rPr>
+          <w:t>創世記十章11節</w:t>
+        </w:r>
+      </w:hyperlink>
+      <w:r>
+        <w:rPr>
+          <w:lang w:val="zh_TW" w:bidi="zh_TW"/>
+        </w:rPr>
+        <w:t>中，這是一座由寧錄建造的城市。</w:t>
+      </w:r>
+      <w:r>
+        <w:rPr>
+          <w:i/>
+          <w:lang w:val="zh_TW" w:bidi="zh_TW"/>
+        </w:rPr>
+        <w:t>見</w:t>
+      </w:r>
+      <w:r>
+        <w:rPr>
+          <w:lang w:val="zh_TW" w:bidi="zh_TW"/>
+        </w:rPr>
+        <w:t>利河伯</w:t>
+      </w:r>
+      <w:r>
+        <w:rPr>
+          <w:lang w:val="zh_TW" w:bidi="zh_TW"/>
+        </w:rPr>
+        <w:t>。</w:t>
+      </w:r>
+    </w:p>
+    <w:p>
+      <w:pPr>
+        <w:pStyle w:val="ListNumber"/>
+        <w:spacing w:line="240" w:lineRule="auto"/>
+        <w:ind w:left="720"/>
+      </w:pPr>
+      <w:r>
+        <w:rPr>
+          <w:lang w:val="zh_TW" w:bidi="zh_TW"/>
+        </w:rPr>
+      </w:r>
+      <w:r>
+        <w:rPr>
+          <w:lang w:val="zh_TW" w:bidi="zh_TW"/>
+        </w:rPr>
+        <w:t>以撒挖掘的第三口井之所在地 （</w:t>
+      </w:r>
+      <w:hyperlink r:id="rId74">
+        <w:r>
+          <w:rPr>
+            <w:lang w:val="zh_TW" w:bidi="zh_TW"/>
+          </w:rPr>
+          <w:rPr>
+            <w:color w:val="0000EE"/>
+            <w:u w:val="single"/>
+          </w:rPr>
+          <w:t>創26:22</w:t>
+        </w:r>
+      </w:hyperlink>
+      <w:r>
+        <w:rPr>
+          <w:lang w:val="zh_TW" w:bidi="zh_TW"/>
+        </w:rPr>
+        <w:t>）。這一次，亞比米勒和基拉耳的牧人沒有對此井提出要求，於是以撒將這口井起名為「寬闊之地」或「空間」。這口井位於別是巴西南約20英里（32.2公里）處。</w:t>
+      </w:r>
+    </w:p>
+    <w:p>
+      <w:pPr>
+        <w:pStyle w:val="ListNumber"/>
+        <w:spacing w:line="240" w:lineRule="auto"/>
+        <w:ind w:left="720"/>
+      </w:pPr>
+      <w:r>
+        <w:rPr>
+          <w:lang w:val="zh_TW" w:bidi="zh_TW"/>
+        </w:rPr>
+      </w:r>
+      <w:r>
+        <w:rPr>
+          <w:lang w:val="zh_TW" w:bidi="zh_TW"/>
+        </w:rPr>
+        <w:t>以東的統治者</w:t>
+      </w:r>
+      <w:r>
+        <w:rPr>
+          <w:lang w:val="zh_TW" w:bidi="zh_TW"/>
+        </w:rPr>
+        <w:t>——</w:t>
+      </w:r>
+      <w:r>
+        <w:rPr>
+          <w:lang w:val="zh_TW" w:bidi="zh_TW"/>
+        </w:rPr>
+        <w:t>掃羅的家鄉（</w:t>
+      </w:r>
+      <w:hyperlink r:id="rId75">
+        <w:r>
+          <w:rPr>
+            <w:lang w:val="zh_TW" w:bidi="zh_TW"/>
+          </w:rPr>
+          <w:rPr>
+            <w:color w:val="0000EE"/>
+            <w:u w:val="single"/>
+          </w:rPr>
+          <w:t>創36:37</w:t>
+        </w:r>
+      </w:hyperlink>
+      <w:r>
+        <w:rPr>
+          <w:lang w:val="zh_TW" w:bidi="zh_TW"/>
+        </w:rPr>
+        <w:t>；</w:t>
+      </w:r>
+      <w:hyperlink r:id="rId76">
+        <w:r>
+          <w:rPr>
+            <w:lang w:val="zh_TW" w:bidi="zh_TW"/>
+          </w:rPr>
+          <w:rPr>
+            <w:color w:val="0000EE"/>
+            <w:u w:val="single"/>
+          </w:rPr>
+          <w:t>代上1:48</w:t>
+        </w:r>
+      </w:hyperlink>
+      <w:r>
+        <w:rPr>
+          <w:lang w:val="zh_TW" w:bidi="zh_TW"/>
+        </w:rPr>
+        <w:t>）。聖經將此地標記為「在河邊」，指的是幼發拉底河。因此，有些譯本會在文本中加入「幼發拉底」一詞。</w:t>
+      </w:r>
+      <w:r>
+        <w:rPr>
+          <w:lang w:val="zh_TW" w:bidi="zh_TW"/>
+        </w:rPr>
+      </w:r>
+      <w:r>
+        <w:rPr>
+          <w:lang w:val="zh_TW" w:bidi="zh_TW"/>
+        </w:rPr>
+      </w:r>
+    </w:p>
+    <w:p>
+      <w:pPr/>
+      <w:r>
+        <w:rPr>
+          <w:lang w:val="zh_TW" w:bidi="zh_TW"/>
+        </w:rPr>
+      </w:r>
+    </w:p>
+    <w:p>
+      <w:pPr>
+        <w:pStyle w:val="Heading2"/>
+      </w:pPr>
+      <w:r>
+        <w:rPr>
+          <w:lang w:val="zh_TW" w:bidi="zh_TW"/>
+        </w:rPr>
+        <w:t>利河伯</w:t>
+      </w:r>
+      <w:r>
+        <w:rPr>
+          <w:lang w:val="zh_TW" w:bidi="zh_TW"/>
+        </w:rPr>
+      </w:r>
+    </w:p>
+    <w:p>
+      <w:pPr/>
+      <w:r>
+        <w:rPr>
+          <w:lang w:val="zh_TW" w:bidi="zh_TW"/>
+        </w:rPr>
+      </w:r>
+      <w:r>
+        <w:rPr>
+          <w:lang w:val="zh_TW" w:bidi="zh_TW"/>
+        </w:rPr>
+        <w:t>這名字的意思是「城市的寬闊之地」。這是獵人寧錄（Nimrod；有些譯本指「亞述（Asshur）」）在亞述建造的第二座城市（</w:t>
+      </w:r>
+      <w:hyperlink r:id="rId73">
+        <w:r>
+          <w:rPr>
+            <w:lang w:val="zh_TW" w:bidi="zh_TW"/>
+          </w:rPr>
+          <w:rPr>
+            <w:color w:val="0000EE"/>
+            <w:u w:val="single"/>
+          </w:rPr>
+          <w:t>創10:11</w:t>
+        </w:r>
+      </w:hyperlink>
+      <w:r>
+        <w:rPr>
+          <w:lang w:val="zh_TW" w:bidi="zh_TW"/>
+        </w:rPr>
+        <w:t>；有些譯本譯為Rehoboth</w:t>
+      </w:r>
+      <w:r>
+        <w:rPr>
+          <w:lang w:val="zh_TW" w:bidi="zh_TW"/>
+        </w:rPr>
+        <w:t>〔</w:t>
+      </w:r>
+      <w:r>
+        <w:rPr>
+          <w:lang w:val="zh_TW" w:bidi="zh_TW"/>
+        </w:rPr>
+        <w:t>利河伯</w:t>
+      </w:r>
+      <w:r>
+        <w:rPr>
+          <w:lang w:val="zh_TW" w:bidi="zh_TW"/>
+        </w:rPr>
+        <w:t>〕</w:t>
+      </w:r>
+      <w:r>
+        <w:rPr>
+          <w:lang w:val="zh_TW" w:bidi="zh_TW"/>
+        </w:rPr>
+        <w:t>）。而</w:t>
+      </w:r>
+      <w:r>
+        <w:rPr>
+          <w:lang w:val="zh_TW" w:bidi="zh_TW"/>
+        </w:rPr>
+        <w:t>對於它是否是一個獨立的市鎮（尼尼微的郊區），或者——由於該城鎮的名稱未在亞述文獻中被提及——是否只是尼尼微城內的開放廣場或寬闊街道，學界意見不一。</w:t>
+      </w:r>
+      <w:r>
+        <w:rPr>
+          <w:lang w:val="zh_TW" w:bidi="zh_TW"/>
+        </w:rPr>
+      </w:r>
+      <w:r>
+        <w:rPr>
+          <w:lang w:val="zh_TW" w:bidi="zh_TW"/>
+        </w:rPr>
+      </w:r>
+    </w:p>
+    <w:p>
+      <w:pPr/>
+      <w:r>
+        <w:rPr>
+          <w:lang w:val="zh_TW" w:bidi="zh_TW"/>
+        </w:rPr>
+      </w:r>
+    </w:p>
+    <w:p>
+      <w:pPr>
+        <w:pStyle w:val="Heading2"/>
+      </w:pPr>
+      <w:r>
+        <w:rPr>
+          <w:lang w:val="zh_TW" w:bidi="zh_TW"/>
+        </w:rPr>
+        <w:t>利未（人名）</w:t>
+      </w:r>
+      <w:r>
+        <w:rPr>
+          <w:lang w:val="zh_TW" w:bidi="zh_TW"/>
+        </w:rPr>
+      </w:r>
+    </w:p>
+    <w:p>
+      <w:pPr>
+        <w:pStyle w:val="ListNumber"/>
+        <w:numPr>
+          <w:ilvl w:val="0"/>
+          <w:numId w:val="16"/>
+        </w:numPr>
+        <w:spacing w:line="240" w:lineRule="auto"/>
+        <w:ind w:left="720"/>
+      </w:pPr>
+      <w:r>
+        <w:rPr>
+          <w:lang w:val="zh_TW" w:bidi="zh_TW"/>
+        </w:rPr>
+      </w:r>
+      <w:r>
+        <w:rPr>
+          <w:lang w:val="zh_TW" w:bidi="zh_TW"/>
+        </w:rPr>
+        <w:t>雅各從利亞所生的第三個兒子（</w:t>
+      </w:r>
+      <w:hyperlink r:id="rId77">
+        <w:r>
+          <w:rPr>
+            <w:lang w:val="zh_TW" w:bidi="zh_TW"/>
+          </w:rPr>
+          <w:rPr>
+            <w:color w:val="0000EE"/>
+            <w:u w:val="single"/>
+          </w:rPr>
+          <w:t>創29:34</w:t>
+        </w:r>
+      </w:hyperlink>
+      <w:r>
+        <w:rPr>
+          <w:lang w:val="zh_TW" w:bidi="zh_TW"/>
+        </w:rPr>
+        <w:t>）。這個名稱詞源不詳。利未的名字與在示劍發生的悲劇有關，當時利未和西緬因妹妹底拿被赫人示劍侵犯，憤而為她雪恥，並將該城一切男丁殘忍的殺死。雅各譴責該行為，臨死前宣告了利未的審判（</w:t>
+      </w:r>
+      <w:hyperlink r:id="rId78">
+        <w:r>
+          <w:rPr>
+            <w:lang w:val="zh_TW" w:bidi="zh_TW"/>
+          </w:rPr>
+          <w:rPr>
+            <w:color w:val="0000EE"/>
+            <w:u w:val="single"/>
+          </w:rPr>
+          <w:t>49:5–7</w:t>
+        </w:r>
+      </w:hyperlink>
+      <w:r>
+        <w:rPr>
+          <w:lang w:val="zh_TW" w:bidi="zh_TW"/>
+        </w:rPr>
+        <w:t>）。照他的話說，利未的後裔要散住在眾支派中間。</w:t>
+        <w:br/>
+      </w:r>
+      <w:r>
+        <w:rPr>
+          <w:lang w:val="zh_TW" w:bidi="zh_TW"/>
+        </w:rPr>
+        <w:t>利未支派由利未的三個兒子組成：革順、哥轄和米拉利。摩西、亞倫和米利暗的族系皆源自哥轄（</w:t>
+      </w:r>
+      <w:hyperlink r:id="rId79">
+        <w:r>
+          <w:rPr>
+            <w:lang w:val="zh_TW" w:bidi="zh_TW"/>
+          </w:rPr>
+          <w:rPr>
+            <w:color w:val="0000EE"/>
+            <w:u w:val="single"/>
+          </w:rPr>
+          <w:t>出6:16</w:t>
+        </w:r>
+      </w:hyperlink>
+      <w:r>
+        <w:rPr>
+          <w:lang w:val="zh_TW" w:bidi="zh_TW"/>
+        </w:rPr>
+        <w:t>）。利未人在何烈山下金牛犢事件中對耶和華保持忠心 。他們因此獲賞，能在會幕（</w:t>
+      </w:r>
+      <w:hyperlink r:id="rId80">
+        <w:r>
+          <w:rPr>
+            <w:lang w:val="zh_TW" w:bidi="zh_TW"/>
+          </w:rPr>
+          <w:rPr>
+            <w:color w:val="0000EE"/>
+            <w:u w:val="single"/>
+          </w:rPr>
+          <w:t>32</w:t>
+        </w:r>
+      </w:hyperlink>
+      <w:r>
+        <w:rPr>
+          <w:lang w:val="zh_TW" w:bidi="zh_TW"/>
+        </w:rPr>
+        <w:t>章）內與周圍以及後來的聖殿內特別供職。</w:t>
+        <w:br/>
+      </w:r>
+      <w:r>
+        <w:rPr>
+          <w:i/>
+          <w:lang w:val="zh_TW" w:bidi="zh_TW"/>
+        </w:rPr>
+        <w:t>另見</w:t>
+      </w:r>
+      <w:r>
+        <w:rPr>
+          <w:lang w:val="zh_TW" w:bidi="zh_TW"/>
+        </w:rPr>
+        <w:t>利未支派</w:t>
+      </w:r>
+      <w:r>
+        <w:rPr>
+          <w:lang w:val="zh_TW" w:bidi="zh_TW"/>
+        </w:rPr>
+        <w:t>。</w:t>
+      </w:r>
+    </w:p>
+    <w:p>
+      <w:pPr>
+        <w:pStyle w:val="ListNumber"/>
+        <w:spacing w:line="240" w:lineRule="auto"/>
+        <w:ind w:left="720"/>
+      </w:pPr>
+      <w:r>
+        <w:rPr>
+          <w:lang w:val="zh_TW" w:bidi="zh_TW"/>
+        </w:rPr>
+      </w:r>
+      <w:r>
+        <w:rPr>
+          <w:lang w:val="zh_TW" w:bidi="zh_TW"/>
+        </w:rPr>
+        <w:t>迦百農的稅吏（</w:t>
+      </w:r>
+      <w:hyperlink r:id="rId81">
+        <w:r>
+          <w:rPr>
+            <w:lang w:val="zh_TW" w:bidi="zh_TW"/>
+          </w:rPr>
+          <w:rPr>
+            <w:color w:val="0000EE"/>
+            <w:u w:val="single"/>
+          </w:rPr>
+          <w:t>可2:14</w:t>
+        </w:r>
+      </w:hyperlink>
+      <w:r>
+        <w:rPr>
+          <w:lang w:val="zh_TW" w:bidi="zh_TW"/>
+        </w:rPr>
+        <w:t>）；又稱馬太的十二門徒之一（</w:t>
+      </w:r>
+      <w:hyperlink r:id="rId81">
+        <w:r>
+          <w:rPr>
+            <w:lang w:val="zh_TW" w:bidi="zh_TW"/>
+          </w:rPr>
+          <w:rPr>
+            <w:color w:val="0000EE"/>
+            <w:u w:val="single"/>
+          </w:rPr>
+          <w:t>可2:14</w:t>
+        </w:r>
+      </w:hyperlink>
+      <w:r>
+        <w:rPr>
+          <w:lang w:val="zh_TW" w:bidi="zh_TW"/>
+        </w:rPr>
+        <w:t xml:space="preserve">； </w:t>
+      </w:r>
+      <w:hyperlink r:id="rId82">
+        <w:r>
+          <w:rPr>
+            <w:lang w:val="zh_TW" w:bidi="zh_TW"/>
+          </w:rPr>
+          <w:rPr>
+            <w:color w:val="0000EE"/>
+            <w:u w:val="single"/>
+          </w:rPr>
+          <w:t>路5:27</w:t>
+        </w:r>
+      </w:hyperlink>
+      <w:r>
+        <w:rPr>
+          <w:lang w:val="zh_TW" w:bidi="zh_TW"/>
+        </w:rPr>
+        <w:t>；參見</w:t>
+      </w:r>
+      <w:hyperlink r:id="rId83">
+        <w:r>
+          <w:rPr>
+            <w:lang w:val="zh_TW" w:bidi="zh_TW"/>
+          </w:rPr>
+          <w:rPr>
+            <w:color w:val="0000EE"/>
+            <w:u w:val="single"/>
+          </w:rPr>
+          <w:t>太9:9</w:t>
+        </w:r>
+      </w:hyperlink>
+      <w:r>
+        <w:rPr>
+          <w:lang w:val="zh_TW" w:bidi="zh_TW"/>
+        </w:rPr>
+        <w:t>）</w:t>
+      </w:r>
+      <w:r>
+        <w:rPr>
+          <w:i/>
+          <w:lang w:val="zh_TW" w:bidi="zh_TW"/>
+        </w:rPr>
+        <w:t>見</w:t>
+      </w:r>
+      <w:r>
+        <w:rPr>
+          <w:lang w:val="zh_TW" w:bidi="zh_TW"/>
+        </w:rPr>
+        <w:t>馬太（人名）</w:t>
+      </w:r>
+      <w:r>
+        <w:rPr>
+          <w:lang w:val="zh_TW" w:bidi="zh_TW"/>
+        </w:rPr>
+        <w:t>。</w:t>
+      </w:r>
+    </w:p>
+    <w:p>
+      <w:pPr>
+        <w:pStyle w:val="ListNumber"/>
+        <w:spacing w:line="240" w:lineRule="auto"/>
+        <w:ind w:left="720"/>
+      </w:pPr>
+      <w:r>
+        <w:rPr>
+          <w:lang w:val="zh_TW" w:bidi="zh_TW"/>
+        </w:rPr>
+      </w:r>
+      <w:r>
+        <w:rPr>
+          <w:lang w:val="zh_TW" w:bidi="zh_TW"/>
+        </w:rPr>
+        <w:t>麥基的兒子並耶穌的祖先（</w:t>
+      </w:r>
+      <w:hyperlink r:id="rId84">
+        <w:r>
+          <w:rPr>
+            <w:lang w:val="zh_TW" w:bidi="zh_TW"/>
+          </w:rPr>
+          <w:rPr>
+            <w:color w:val="0000EE"/>
+            <w:u w:val="single"/>
+          </w:rPr>
+          <w:t>路3:24</w:t>
+        </w:r>
+      </w:hyperlink>
+      <w:r>
+        <w:rPr>
+          <w:lang w:val="zh_TW" w:bidi="zh_TW"/>
+        </w:rPr>
+        <w:t>）。</w:t>
+      </w:r>
+      <w:r>
+        <w:rPr>
+          <w:i/>
+          <w:lang w:val="zh_TW" w:bidi="zh_TW"/>
+        </w:rPr>
+        <w:t>見</w:t>
+      </w:r>
+      <w:r>
+        <w:rPr>
+          <w:lang w:val="zh_TW" w:bidi="zh_TW"/>
+        </w:rPr>
+        <w:t>耶穌基督的家譜</w:t>
+      </w:r>
+      <w:r>
+        <w:rPr>
+          <w:lang w:val="zh_TW" w:bidi="zh_TW"/>
+        </w:rPr>
+        <w:t>。</w:t>
+      </w:r>
+    </w:p>
+    <w:p>
+      <w:pPr>
+        <w:pStyle w:val="ListNumber"/>
+        <w:spacing w:line="240" w:lineRule="auto"/>
+        <w:ind w:left="720"/>
+      </w:pPr>
+      <w:r>
+        <w:rPr>
+          <w:lang w:val="zh_TW" w:bidi="zh_TW"/>
+        </w:rPr>
+      </w:r>
+      <w:r>
+        <w:rPr>
+          <w:lang w:val="zh_TW" w:bidi="zh_TW"/>
+        </w:rPr>
+        <w:t>西緬的兒子並耶穌的祖先（</w:t>
+      </w:r>
+      <w:hyperlink r:id="rId85">
+        <w:r>
+          <w:rPr>
+            <w:lang w:val="zh_TW" w:bidi="zh_TW"/>
+          </w:rPr>
+          <w:rPr>
+            <w:color w:val="0000EE"/>
+            <w:u w:val="single"/>
+          </w:rPr>
+          <w:t>路3:30</w:t>
+        </w:r>
+      </w:hyperlink>
+      <w:r>
+        <w:rPr>
+          <w:lang w:val="zh_TW" w:bidi="zh_TW"/>
+        </w:rPr>
+        <w:t>）。</w:t>
+      </w:r>
+      <w:r>
+        <w:rPr>
+          <w:i/>
+          <w:lang w:val="zh_TW" w:bidi="zh_TW"/>
+        </w:rPr>
+        <w:t>見</w:t>
+      </w:r>
+      <w:r>
+        <w:rPr>
+          <w:lang w:val="zh_TW" w:bidi="zh_TW"/>
+        </w:rPr>
+        <w:t>耶穌基督的家譜</w:t>
+      </w:r>
+      <w:r>
+        <w:rPr>
+          <w:lang w:val="zh_TW" w:bidi="zh_TW"/>
+        </w:rPr>
+        <w:t>。</w:t>
+      </w:r>
+      <w:r>
+        <w:rPr>
+          <w:lang w:val="zh_TW" w:bidi="zh_TW"/>
+        </w:rPr>
+      </w:r>
+      <w:r>
+        <w:rPr>
+          <w:lang w:val="zh_TW" w:bidi="zh_TW"/>
+        </w:rPr>
+      </w:r>
+    </w:p>
+    <w:p>
+      <w:pPr/>
+      <w:r>
+        <w:rPr>
+          <w:lang w:val="zh_TW" w:bidi="zh_TW"/>
+        </w:rPr>
+      </w:r>
+    </w:p>
+    <w:p>
+      <w:pPr>
+        <w:pStyle w:val="Heading2"/>
+      </w:pPr>
+      <w:r>
+        <w:rPr>
+          <w:lang w:val="zh_TW" w:bidi="zh_TW"/>
+        </w:rPr>
+        <w:t>利未支派</w:t>
+      </w:r>
+      <w:r>
+        <w:rPr>
+          <w:lang w:val="zh_TW" w:bidi="zh_TW"/>
+        </w:rPr>
+      </w:r>
+    </w:p>
+    <w:p>
+      <w:pPr>
+        <w:pStyle w:val="Heading3"/>
+      </w:pPr>
+      <w:r>
+        <w:rPr>
+          <w:lang w:val="zh_TW" w:bidi="zh_TW"/>
+        </w:rPr>
+        <w:t>利未支派的起源</w:t>
+      </w:r>
+    </w:p>
+    <w:p>
+      <w:pPr/>
+      <w:r>
+        <w:rPr>
+          <w:lang w:val="zh_TW" w:bidi="zh_TW"/>
+        </w:rPr>
+      </w:r>
+      <w:r>
+        <w:rPr>
+          <w:lang w:val="zh_TW" w:bidi="zh_TW"/>
+        </w:rPr>
+        <w:t>利未人是以色列眾支派之一。利未支派的名字來自利亞和雅各的第三個兒子利未（</w:t>
+      </w:r>
+      <w:hyperlink r:id="rId77">
+        <w:r>
+          <w:rPr>
+            <w:lang w:val="zh_TW" w:bidi="zh_TW"/>
+          </w:rPr>
+          <w:rPr>
+            <w:color w:val="0000EE"/>
+            <w:u w:val="single"/>
+          </w:rPr>
+          <w:t>創29:34</w:t>
+        </w:r>
+      </w:hyperlink>
+      <w:r>
+        <w:rPr>
+          <w:lang w:val="zh_TW" w:bidi="zh_TW"/>
+        </w:rPr>
+        <w:t>）。利未這個名字的意思是「聯合」。利亞希望自己為雅各生了三個兒子之後，雅各會更親近她、與她聯合。這種聯合的概念也出現在</w:t>
+      </w:r>
+      <w:hyperlink r:id="rId86">
+        <w:r>
+          <w:rPr>
+            <w:lang w:val="zh_TW" w:bidi="zh_TW"/>
+          </w:rPr>
+          <w:rPr>
+            <w:color w:val="0000EE"/>
+            <w:u w:val="single"/>
+          </w:rPr>
+          <w:t>民數記十八章2節</w:t>
+        </w:r>
+      </w:hyperlink>
+      <w:r>
+        <w:rPr>
+          <w:lang w:val="zh_TW" w:bidi="zh_TW"/>
+        </w:rPr>
+        <w:t>，那裡描述利未支派「聯合」亞倫，一同事奉。</w:t>
+      </w:r>
+    </w:p>
+    <w:p>
+      <w:pPr/>
+      <w:r>
+        <w:rPr>
+          <w:lang w:val="zh_TW" w:bidi="zh_TW"/>
+        </w:rPr>
+      </w:r>
+      <w:r>
+        <w:rPr>
+          <w:lang w:val="zh_TW" w:bidi="zh_TW"/>
+        </w:rPr>
+        <w:t>聖經第一次詳細提到利未，是在示劍發生的暴力事件中。當時，利未和西緬為了替妹妹底拿遭玷辱一事報仇，殺了城中的居民（</w:t>
+      </w:r>
+      <w:hyperlink r:id="rId87">
+        <w:r>
+          <w:rPr>
+            <w:lang w:val="zh_TW" w:bidi="zh_TW"/>
+          </w:rPr>
+          <w:rPr>
+            <w:color w:val="0000EE"/>
+            <w:u w:val="single"/>
+          </w:rPr>
+          <w:t>創34:25–29</w:t>
+        </w:r>
+      </w:hyperlink>
+      <w:r>
+        <w:rPr>
+          <w:lang w:val="zh_TW" w:bidi="zh_TW"/>
+        </w:rPr>
+        <w:t>）。因此，父親雅各責備他們（</w:t>
+      </w:r>
+      <w:hyperlink r:id="rId88">
+        <w:r>
+          <w:rPr>
+            <w:lang w:val="zh_TW" w:bidi="zh_TW"/>
+          </w:rPr>
+          <w:rPr>
+            <w:color w:val="0000EE"/>
+            <w:u w:val="single"/>
+          </w:rPr>
+          <w:t>創34:30</w:t>
+        </w:r>
+      </w:hyperlink>
+      <w:r>
+        <w:rPr>
+          <w:lang w:val="zh_TW" w:bidi="zh_TW"/>
+        </w:rPr>
+        <w:t>），雅各臨終時也咒詛他們，預言他們的後裔將分散在以色列中（</w:t>
+      </w:r>
+      <w:hyperlink r:id="rId78">
+        <w:r>
+          <w:rPr>
+            <w:lang w:val="zh_TW" w:bidi="zh_TW"/>
+          </w:rPr>
+          <w:rPr>
+            <w:color w:val="0000EE"/>
+            <w:u w:val="single"/>
+          </w:rPr>
+          <w:t>49:5–7</w:t>
+        </w:r>
+      </w:hyperlink>
+      <w:r>
+        <w:rPr>
+          <w:lang w:val="zh_TW" w:bidi="zh_TW"/>
+        </w:rPr>
+        <w:t>）。然而，儘管利未支派受到咒詛，後來仍成為神所揀選的祭司支派；至於西緬支派，後來則逐漸併入猶大支派之中。</w:t>
+      </w:r>
+    </w:p>
+    <w:p>
+      <w:pPr>
+        <w:pStyle w:val="Heading3"/>
+      </w:pPr>
+      <w:r>
+        <w:rPr>
+          <w:lang w:val="zh_TW" w:bidi="zh_TW"/>
+        </w:rPr>
+        <w:t>利未人的特殊角色</w:t>
+      </w:r>
+    </w:p>
+    <w:p>
+      <w:pPr/>
+      <w:r>
+        <w:rPr>
+          <w:lang w:val="zh_TW" w:bidi="zh_TW"/>
+        </w:rPr>
+      </w:r>
+      <w:r>
+        <w:rPr>
+          <w:lang w:val="zh_TW" w:bidi="zh_TW"/>
+        </w:rPr>
+        <w:t>起初，利未支派和其它支派一樣，並沒有特殊的宗教職分（</w:t>
+      </w:r>
+      <w:hyperlink r:id="rId89">
+        <w:r>
+          <w:rPr>
+            <w:lang w:val="zh_TW" w:bidi="zh_TW"/>
+          </w:rPr>
+          <w:rPr>
+            <w:color w:val="0000EE"/>
+            <w:u w:val="single"/>
+          </w:rPr>
+          <w:t>出2:1</w:t>
+        </w:r>
+      </w:hyperlink>
+      <w:r>
+        <w:rPr>
+          <w:lang w:val="zh_TW" w:bidi="zh_TW"/>
+        </w:rPr>
+        <w:t>）。然而，以色列人在金牛犢事件中悖逆神時，利未人表明了他們對神的忠心（</w:t>
+      </w:r>
+      <w:hyperlink r:id="rId90">
+        <w:r>
+          <w:rPr>
+            <w:lang w:val="zh_TW" w:bidi="zh_TW"/>
+          </w:rPr>
+          <w:rPr>
+            <w:color w:val="0000EE"/>
+            <w:u w:val="single"/>
+          </w:rPr>
+          <w:t>出32:25–29</w:t>
+        </w:r>
+      </w:hyperlink>
+      <w:r>
+        <w:rPr>
+          <w:lang w:val="zh_TW" w:bidi="zh_TW"/>
+        </w:rPr>
+        <w:t>）。神因他們的忠心，「與利未立約」（</w:t>
+      </w:r>
+      <w:hyperlink r:id="rId91">
+        <w:r>
+          <w:rPr>
+            <w:lang w:val="zh_TW" w:bidi="zh_TW"/>
+          </w:rPr>
+          <w:rPr>
+            <w:color w:val="0000EE"/>
+            <w:u w:val="single"/>
+          </w:rPr>
+          <w:t>民18:19</w:t>
+        </w:r>
+      </w:hyperlink>
+      <w:r>
+        <w:rPr>
+          <w:lang w:val="zh_TW" w:bidi="zh_TW"/>
+        </w:rPr>
+        <w:t>），並把他們分別出來承擔祭司職分（</w:t>
+      </w:r>
+      <w:hyperlink r:id="rId92">
+        <w:r>
+          <w:rPr>
+            <w:lang w:val="zh_TW" w:bidi="zh_TW"/>
+          </w:rPr>
+          <w:rPr>
+            <w:color w:val="0000EE"/>
+            <w:u w:val="single"/>
+          </w:rPr>
+          <w:t>民3:11–13</w:t>
+        </w:r>
+      </w:hyperlink>
+      <w:r>
+        <w:rPr>
+          <w:lang w:val="zh_TW" w:bidi="zh_TW"/>
+        </w:rPr>
+        <w:t>）。從此，利未人要在以色列中擔任祭司和宗教領袖。利未支派不像其它支派那樣分得特定的地業；耶和華自己要作他們的產業（</w:t>
+      </w:r>
+      <w:hyperlink r:id="rId93">
+        <w:r>
+          <w:rPr>
+            <w:lang w:val="zh_TW" w:bidi="zh_TW"/>
+          </w:rPr>
+          <w:rPr>
+            <w:color w:val="0000EE"/>
+            <w:u w:val="single"/>
+          </w:rPr>
+          <w:t>民18:20</w:t>
+        </w:r>
+      </w:hyperlink>
+      <w:r>
+        <w:rPr>
+          <w:lang w:val="zh_TW" w:bidi="zh_TW"/>
+        </w:rPr>
+        <w:t>）。不過，神仍賜給他們48座城，其中包括六座逃城；這些城分散在以色列各地（</w:t>
+      </w:r>
+      <w:hyperlink r:id="rId94">
+        <w:r>
+          <w:rPr>
+            <w:lang w:val="zh_TW" w:bidi="zh_TW"/>
+          </w:rPr>
+          <w:rPr>
+            <w:color w:val="0000EE"/>
+            <w:u w:val="single"/>
+          </w:rPr>
+          <w:t>書21:1–42</w:t>
+        </w:r>
+      </w:hyperlink>
+      <w:r>
+        <w:rPr>
+          <w:lang w:val="zh_TW" w:bidi="zh_TW"/>
+        </w:rPr>
+        <w:t>）。</w:t>
+      </w:r>
+    </w:p>
+    <w:p>
+      <w:pPr/>
+      <w:r>
+        <w:rPr>
+          <w:lang w:val="zh_TW" w:bidi="zh_TW"/>
+        </w:rPr>
+      </w:r>
+      <w:r>
+        <w:rPr>
+          <w:lang w:val="zh_TW" w:bidi="zh_TW"/>
+        </w:rPr>
+        <w:t>由於利未支派沒有自己的地業，因此他們要像寡婦、孤兒和寄居者一樣，依靠百姓所獻的禮物和十分之一來維生（</w:t>
+      </w:r>
+      <w:hyperlink r:id="rId95">
+        <w:r>
+          <w:rPr>
+            <w:lang w:val="zh_TW" w:bidi="zh_TW"/>
+          </w:rPr>
+          <w:rPr>
+            <w:color w:val="0000EE"/>
+            <w:u w:val="single"/>
+          </w:rPr>
+          <w:t>民18:21</w:t>
+        </w:r>
+      </w:hyperlink>
+      <w:r>
+        <w:rPr>
+          <w:lang w:val="zh_TW" w:bidi="zh_TW"/>
+        </w:rPr>
+        <w:t>），供應他們的生活所需，是神百姓的責任（</w:t>
+      </w:r>
+      <w:hyperlink r:id="rId96">
+        <w:r>
+          <w:rPr>
+            <w:lang w:val="zh_TW" w:bidi="zh_TW"/>
+          </w:rPr>
+          <w:rPr>
+            <w:color w:val="0000EE"/>
+            <w:u w:val="single"/>
+          </w:rPr>
+          <w:t>申14:29</w:t>
+        </w:r>
+      </w:hyperlink>
+      <w:r>
+        <w:rPr>
+          <w:lang w:val="zh_TW" w:bidi="zh_TW"/>
+        </w:rPr>
+        <w:t>）。因為利未是屬於神的支派，所以約押在替大衛數點百姓時，不願把利未人計算在內（</w:t>
+      </w:r>
+      <w:hyperlink r:id="rId97">
+        <w:r>
+          <w:rPr>
+            <w:lang w:val="zh_TW" w:bidi="zh_TW"/>
+          </w:rPr>
+          <w:rPr>
+            <w:color w:val="0000EE"/>
+            <w:u w:val="single"/>
+          </w:rPr>
+          <w:t>代上21:6</w:t>
         </w:r>
       </w:hyperlink>
       <w:r>
@@ -394,23 +2886,88 @@
         </w:rPr>
         <w:t>；參</w:t>
       </w:r>
-      <w:hyperlink r:id="rId19">
-        <w:r>
-          <w:rPr>
-            <w:lang w:val="zh_TW" w:bidi="zh_TW"/>
-          </w:rPr>
-          <w:rPr>
-            <w:color w:val="0000EE"/>
-            <w:u w:val="single"/>
-          </w:rPr>
-          <w:t>林後1:12</w:t>
-        </w:r>
-      </w:hyperlink>
-      <w:r>
-        <w:rPr>
-          <w:lang w:val="zh_TW" w:bidi="zh_TW"/>
-        </w:rPr>
-        <w:t>），但他並沒有詳細說明兩者之間的關係。</w:t>
+      <w:hyperlink r:id="rId98">
+        <w:r>
+          <w:rPr>
+            <w:lang w:val="zh_TW" w:bidi="zh_TW"/>
+          </w:rPr>
+          <w:rPr>
+            <w:color w:val="0000EE"/>
+            <w:u w:val="single"/>
+          </w:rPr>
+          <w:t>民1:49</w:t>
+        </w:r>
+      </w:hyperlink>
+      <w:r>
+        <w:rPr>
+          <w:lang w:val="zh_TW" w:bidi="zh_TW"/>
+        </w:rPr>
+        <w:t>）。除了宗教職分方面的事奉之外，利未人不參與爭戰（</w:t>
+      </w:r>
+      <w:hyperlink r:id="rId99">
+        <w:r>
+          <w:rPr>
+            <w:lang w:val="zh_TW" w:bidi="zh_TW"/>
+          </w:rPr>
+          <w:rPr>
+            <w:color w:val="0000EE"/>
+            <w:u w:val="single"/>
+          </w:rPr>
+          <w:t>代下20:21</w:t>
+        </w:r>
+      </w:hyperlink>
+      <w:r>
+        <w:rPr>
+          <w:lang w:val="zh_TW" w:bidi="zh_TW"/>
+        </w:rPr>
+        <w:t>）。他們負責看守和管理會幕（</w:t>
+      </w:r>
+      <w:hyperlink r:id="rId100">
+        <w:r>
+          <w:rPr>
+            <w:lang w:val="zh_TW" w:bidi="zh_TW"/>
+          </w:rPr>
+          <w:rPr>
+            <w:color w:val="0000EE"/>
+            <w:u w:val="single"/>
+          </w:rPr>
+          <w:t>民1:50–53</w:t>
+        </w:r>
+      </w:hyperlink>
+      <w:r>
+        <w:rPr>
+          <w:lang w:val="zh_TW" w:bidi="zh_TW"/>
+        </w:rPr>
+        <w:t>），後來則負責聖殿的事務（</w:t>
+      </w:r>
+      <w:hyperlink r:id="rId101">
+        <w:r>
+          <w:rPr>
+            <w:lang w:val="zh_TW" w:bidi="zh_TW"/>
+          </w:rPr>
+          <w:rPr>
+            <w:color w:val="0000EE"/>
+            <w:u w:val="single"/>
+          </w:rPr>
+          <w:t>代上23:25–32</w:t>
+        </w:r>
+      </w:hyperlink>
+      <w:r>
+        <w:rPr>
+          <w:lang w:val="zh_TW" w:bidi="zh_TW"/>
+        </w:rPr>
+        <w:t>）。</w:t>
+      </w:r>
+    </w:p>
+    <w:p>
+      <w:pPr>
+        <w:pStyle w:val="Heading3"/>
+      </w:pPr>
+      <w:r>
+        <w:rPr>
+          <w:lang w:val="zh_TW" w:bidi="zh_TW"/>
+        </w:rPr>
+        <w:t>職責與責任</w:t>
       </w:r>
     </w:p>
     <w:p>
@@ -424,72 +2981,104 @@
         <w:rPr>
           <w:lang w:val="zh_TW" w:bidi="zh_TW"/>
         </w:rPr>
-        <w:t>保羅為自己的事工，向哥林多教會辯護，要求他們憑著其判斷，看看他的行為是對是錯。他們應該能藉著自己的良心來作判斷（</w:t>
-      </w:r>
-      <w:hyperlink r:id="rId20">
-        <w:r>
-          <w:rPr>
-            <w:lang w:val="zh_TW" w:bidi="zh_TW"/>
-          </w:rPr>
-          <w:rPr>
-            <w:color w:val="0000EE"/>
-            <w:u w:val="single"/>
-          </w:rPr>
-          <w:t>林後4:1–2</w:t>
-        </w:r>
-      </w:hyperlink>
-      <w:r>
-        <w:rPr>
-          <w:lang w:val="zh_TW" w:bidi="zh_TW"/>
-        </w:rPr>
-        <w:t>）。保羅深信，神知道驅使他行事的動機，所以他盼望哥林多人也能藉著良心認出，這動機是出於「敬畏主」（</w:t>
-      </w:r>
-      <w:hyperlink r:id="rId21">
-        <w:r>
-          <w:rPr>
-            <w:lang w:val="zh_TW" w:bidi="zh_TW"/>
-          </w:rPr>
-          <w:rPr>
-            <w:color w:val="0000EE"/>
-            <w:u w:val="single"/>
-          </w:rPr>
-          <w:t>5:11</w:t>
-        </w:r>
-      </w:hyperlink>
-      <w:r>
-        <w:rPr>
-          <w:lang w:val="zh_TW" w:bidi="zh_TW"/>
-        </w:rPr>
-        <w:t>）。保羅寫信給提摩太時，把「無虧的良心」與「無偽的信心」相提並論（</w:t>
-      </w:r>
-      <w:hyperlink r:id="rId22">
-        <w:r>
-          <w:rPr>
-            <w:lang w:val="zh_TW" w:bidi="zh_TW"/>
-          </w:rPr>
-          <w:rPr>
-            <w:color w:val="0000EE"/>
-            <w:u w:val="single"/>
-          </w:rPr>
-          <w:t>提前1:5</w:t>
-        </w:r>
-      </w:hyperlink>
-      <w:r>
-        <w:rPr>
-          <w:lang w:val="zh_TW" w:bidi="zh_TW"/>
-        </w:rPr>
-        <w:t>）。當人不再照著基督信仰而活，他們的良心就可能「如同被熱鐵烙慣了一般」。這表示他們因不斷行惡，無法再分辨對錯（</w:t>
-      </w:r>
-      <w:hyperlink r:id="rId23">
-        <w:r>
-          <w:rPr>
-            <w:lang w:val="zh_TW" w:bidi="zh_TW"/>
-          </w:rPr>
-          <w:rPr>
-            <w:color w:val="0000EE"/>
-            <w:u w:val="single"/>
-          </w:rPr>
-          <w:t>4:2</w:t>
+        <w:t>聖經清楚區分利未支派中的三個層級：</w:t>
+      </w:r>
+    </w:p>
+    <w:p>
+      <w:pPr>
+        <w:pStyle w:val="ListBullet"/>
+        <w:spacing w:line="240" w:lineRule="auto"/>
+        <w:ind w:left="720"/>
+      </w:pPr>
+      <w:r>
+        <w:rPr>
+          <w:lang w:val="zh_TW" w:bidi="zh_TW"/>
+        </w:rPr>
+      </w:r>
+      <w:r>
+        <w:rPr>
+          <w:lang w:val="zh_TW" w:bidi="zh_TW"/>
+        </w:rPr>
+        <w:t>大祭司，</w:t>
+      </w:r>
+    </w:p>
+    <w:p>
+      <w:pPr>
+        <w:pStyle w:val="ListBullet"/>
+        <w:spacing w:line="240" w:lineRule="auto"/>
+        <w:ind w:left="720"/>
+      </w:pPr>
+      <w:r>
+        <w:rPr>
+          <w:lang w:val="zh_TW" w:bidi="zh_TW"/>
+        </w:rPr>
+      </w:r>
+      <w:r>
+        <w:rPr>
+          <w:lang w:val="zh_TW" w:bidi="zh_TW"/>
+        </w:rPr>
+        <w:t>其他祭司，以及</w:t>
+      </w:r>
+    </w:p>
+    <w:p>
+      <w:pPr>
+        <w:pStyle w:val="ListBullet"/>
+        <w:spacing w:line="240" w:lineRule="auto"/>
+        <w:ind w:left="720"/>
+      </w:pPr>
+      <w:r>
+        <w:rPr>
+          <w:lang w:val="zh_TW" w:bidi="zh_TW"/>
+        </w:rPr>
+      </w:r>
+      <w:r>
+        <w:rPr>
+          <w:lang w:val="zh_TW" w:bidi="zh_TW"/>
+        </w:rPr>
+        <w:t>負責較次要職務的利未人。</w:t>
+      </w:r>
+    </w:p>
+    <w:p>
+      <w:pPr/>
+      <w:r>
+        <w:rPr>
+          <w:lang w:val="zh_TW" w:bidi="zh_TW"/>
+        </w:rPr>
+      </w:r>
+      <w:r>
+        <w:rPr>
+          <w:lang w:val="zh_TW" w:bidi="zh_TW"/>
+        </w:rPr>
+        <w:t>早期，他們負責搬運和安置會幕（</w:t>
+      </w:r>
+      <w:hyperlink r:id="rId102">
+        <w:r>
+          <w:rPr>
+            <w:lang w:val="zh_TW" w:bidi="zh_TW"/>
+          </w:rPr>
+          <w:rPr>
+            <w:color w:val="0000EE"/>
+            <w:u w:val="single"/>
+          </w:rPr>
+          <w:t>民1:50–51</w:t>
+        </w:r>
+      </w:hyperlink>
+      <w:r>
+        <w:rPr>
+          <w:lang w:val="zh_TW" w:bidi="zh_TW"/>
+        </w:rPr>
+        <w:t>），也承擔其它職務。後來，他們又擔任守門人和樂師（</w:t>
+      </w:r>
+      <w:hyperlink r:id="rId103">
+        <w:r>
+          <w:rPr>
+            <w:lang w:val="zh_TW" w:bidi="zh_TW"/>
+          </w:rPr>
+          <w:rPr>
+            <w:color w:val="0000EE"/>
+            <w:u w:val="single"/>
+          </w:rPr>
+          <w:t>代上16:42</w:t>
         </w:r>
       </w:hyperlink>
       <w:r>
@@ -498,6 +3087,60 @@
         </w:rPr>
         <w:t>）。</w:t>
       </w:r>
+      <w:hyperlink r:id="rId104">
+        <w:r>
+          <w:rPr>
+            <w:lang w:val="zh_TW" w:bidi="zh_TW"/>
+          </w:rPr>
+          <w:rPr>
+            <w:color w:val="0000EE"/>
+            <w:u w:val="single"/>
+          </w:rPr>
+          <w:t>申命記三十三章8至11節</w:t>
+        </w:r>
+      </w:hyperlink>
+      <w:r>
+        <w:rPr>
+          <w:lang w:val="zh_TW" w:bidi="zh_TW"/>
+        </w:rPr>
+        <w:t>列出了利未人的職責。在那段經文中，屬靈上的幫助和教導與祭司職分同樣重要。因此，約沙法派遣他們教導律法，也就不足為奇了（</w:t>
+      </w:r>
+      <w:hyperlink r:id="rId105">
+        <w:r>
+          <w:rPr>
+            <w:lang w:val="zh_TW" w:bidi="zh_TW"/>
+          </w:rPr>
+          <w:rPr>
+            <w:color w:val="0000EE"/>
+            <w:u w:val="single"/>
+          </w:rPr>
+          <w:t>代下17:7–9</w:t>
+        </w:r>
+      </w:hyperlink>
+      <w:r>
+        <w:rPr>
+          <w:lang w:val="zh_TW" w:bidi="zh_TW"/>
+        </w:rPr>
+        <w:t>）。不過，一般人通常只是把他們視為祭司（</w:t>
+      </w:r>
+      <w:hyperlink r:id="rId106">
+        <w:r>
+          <w:rPr>
+            <w:lang w:val="zh_TW" w:bidi="zh_TW"/>
+          </w:rPr>
+          <w:rPr>
+            <w:color w:val="0000EE"/>
+            <w:u w:val="single"/>
+          </w:rPr>
+          <w:t>士17:13</w:t>
+        </w:r>
+      </w:hyperlink>
+      <w:r>
+        <w:rPr>
+          <w:lang w:val="zh_TW" w:bidi="zh_TW"/>
+        </w:rPr>
+        <w:t>）。</w:t>
+      </w:r>
     </w:p>
     <w:p>
       <w:pPr/>
@@ -510,54 +3153,408 @@
         <w:rPr>
           <w:lang w:val="zh_TW" w:bidi="zh_TW"/>
         </w:rPr>
-        <w:t>保羅在哥林多前書，回答可否吃祭偶像之物的問題。他談到良心如何判斷人過去與將來的行為（</w:t>
-      </w:r>
-      <w:hyperlink r:id="rId24">
-        <w:r>
-          <w:rPr>
-            <w:lang w:val="zh_TW" w:bidi="zh_TW"/>
-          </w:rPr>
-          <w:rPr>
-            <w:color w:val="0000EE"/>
-            <w:u w:val="single"/>
-          </w:rPr>
-          <w:t>林前8–10章</w:t>
-        </w:r>
-      </w:hyperlink>
-      <w:r>
-        <w:rPr>
-          <w:lang w:val="zh_TW" w:bidi="zh_TW"/>
-        </w:rPr>
-        <w:t>）。有哥林多信徒良心「軟弱」，因為他們認為吃祭過偶像的食物是錯的（</w:t>
-      </w:r>
-      <w:hyperlink r:id="rId25">
-        <w:r>
-          <w:rPr>
-            <w:lang w:val="zh_TW" w:bidi="zh_TW"/>
-          </w:rPr>
-          <w:rPr>
-            <w:color w:val="0000EE"/>
-            <w:u w:val="single"/>
-          </w:rPr>
-          <w:t>林前8:7</w:t>
-        </w:r>
-      </w:hyperlink>
-      <w:r>
-        <w:rPr>
-          <w:lang w:val="zh_TW" w:bidi="zh_TW"/>
-        </w:rPr>
-        <w:t>）。他們並不知道一切食物都可以吃，都是「潔淨」的（</w:t>
-      </w:r>
-      <w:hyperlink r:id="rId26">
-        <w:r>
-          <w:rPr>
-            <w:lang w:val="zh_TW" w:bidi="zh_TW"/>
-          </w:rPr>
-          <w:rPr>
-            <w:color w:val="0000EE"/>
-            <w:u w:val="single"/>
-          </w:rPr>
-          <w:t>羅14:20</w:t>
+        <w:t>利未人作為宗教領袖和教師，在以色列歷史中一直扮演著重要的角色。</w:t>
+      </w:r>
+      <w:hyperlink r:id="rId107">
+        <w:r>
+          <w:rPr>
+            <w:lang w:val="zh_TW" w:bidi="zh_TW"/>
+          </w:rPr>
+          <w:rPr>
+            <w:color w:val="0000EE"/>
+            <w:u w:val="single"/>
+          </w:rPr>
+          <w:t>耶利米書三十三章20至26節</w:t>
+        </w:r>
+      </w:hyperlink>
+      <w:r>
+        <w:rPr>
+          <w:lang w:val="zh_TW" w:bidi="zh_TW"/>
+        </w:rPr>
+        <w:t>和</w:t>
+      </w:r>
+      <w:hyperlink r:id="rId108">
+        <w:r>
+          <w:rPr>
+            <w:lang w:val="zh_TW" w:bidi="zh_TW"/>
+          </w:rPr>
+          <w:rPr>
+            <w:color w:val="0000EE"/>
+            <w:u w:val="single"/>
+          </w:rPr>
+          <w:t>瑪拉基書三章3至4節</w:t>
+        </w:r>
+      </w:hyperlink>
+      <w:r>
+        <w:rPr>
+          <w:lang w:val="zh_TW" w:bidi="zh_TW"/>
+        </w:rPr>
+        <w:t>都提到神與利未所立長久的約。巴比倫被擄歸回後，利未支派的人也歸回耶路撒冷（</w:t>
+      </w:r>
+      <w:hyperlink r:id="rId109">
+        <w:r>
+          <w:rPr>
+            <w:lang w:val="zh_TW" w:bidi="zh_TW"/>
+          </w:rPr>
+          <w:rPr>
+            <w:color w:val="0000EE"/>
+            <w:u w:val="single"/>
+          </w:rPr>
+          <w:t>拉2:36–42</w:t>
+        </w:r>
+      </w:hyperlink>
+      <w:r>
+        <w:rPr>
+          <w:lang w:val="zh_TW" w:bidi="zh_TW"/>
+        </w:rPr>
+        <w:t>），其中祭司家族的人所佔比例特別高。</w:t>
+      </w:r>
+    </w:p>
+    <w:p>
+      <w:pPr>
+        <w:pStyle w:val="Heading3"/>
+      </w:pPr>
+      <w:r>
+        <w:rPr>
+          <w:lang w:val="zh_TW" w:bidi="zh_TW"/>
+        </w:rPr>
+        <w:t>新約聖經中的利未人</w:t>
+      </w:r>
+    </w:p>
+    <w:p>
+      <w:pPr/>
+      <w:r>
+        <w:rPr>
+          <w:lang w:val="zh_TW" w:bidi="zh_TW"/>
+        </w:rPr>
+      </w:r>
+      <w:r>
+        <w:rPr>
+          <w:lang w:val="zh_TW" w:bidi="zh_TW"/>
+        </w:rPr>
+        <w:t>在新約聖經中，早期教會的重要人物巴拿巴是一位利未人（</w:t>
+      </w:r>
+      <w:hyperlink r:id="rId110">
+        <w:r>
+          <w:rPr>
+            <w:lang w:val="zh_TW" w:bidi="zh_TW"/>
+          </w:rPr>
+          <w:rPr>
+            <w:color w:val="0000EE"/>
+            <w:u w:val="single"/>
+          </w:rPr>
+          <w:t>徒4:36</w:t>
+        </w:r>
+      </w:hyperlink>
+      <w:r>
+        <w:rPr>
+          <w:lang w:val="zh_TW" w:bidi="zh_TW"/>
+        </w:rPr>
+        <w:t>）。即使到了今天，猶太人當中的姓氏利未（Levy），往往仍表示其家族自稱源自利未支派。</w:t>
+      </w:r>
+    </w:p>
+    <w:p>
+      <w:pPr/>
+      <w:r>
+        <w:rPr>
+          <w:lang w:val="zh_TW" w:bidi="zh_TW"/>
+        </w:rPr>
+      </w:r>
+      <w:r>
+        <w:rPr>
+          <w:i/>
+          <w:lang w:val="zh_TW" w:bidi="zh_TW"/>
+        </w:rPr>
+        <w:t>另見</w:t>
+      </w:r>
+      <w:r>
+        <w:rPr>
+          <w:lang w:val="zh_TW" w:bidi="zh_TW"/>
+        </w:rPr>
+        <w:t xml:space="preserve"> </w:t>
+      </w:r>
+      <w:r>
+        <w:rPr>
+          <w:lang w:val="zh_TW" w:bidi="zh_TW"/>
+        </w:rPr>
+        <w:t>祭司和利未人</w:t>
+      </w:r>
+      <w:r>
+        <w:rPr>
+          <w:lang w:val="zh_TW" w:bidi="zh_TW"/>
+        </w:rPr>
+        <w:t>。</w:t>
+      </w:r>
+      <w:r>
+        <w:rPr>
+          <w:lang w:val="zh_TW" w:bidi="zh_TW"/>
+        </w:rPr>
+      </w:r>
+      <w:r>
+        <w:rPr>
+          <w:lang w:val="zh_TW" w:bidi="zh_TW"/>
+        </w:rPr>
+      </w:r>
+    </w:p>
+    <w:p>
+      <w:pPr/>
+      <w:r>
+        <w:rPr>
+          <w:lang w:val="zh_TW" w:bidi="zh_TW"/>
+        </w:rPr>
+      </w:r>
+    </w:p>
+    <w:p>
+      <w:pPr>
+        <w:pStyle w:val="Heading2"/>
+      </w:pPr>
+      <w:r>
+        <w:rPr>
+          <w:lang w:val="zh_TW" w:bidi="zh_TW"/>
+        </w:rPr>
+        <w:t>利烏米族，利烏米人</w:t>
+      </w:r>
+      <w:r>
+        <w:rPr>
+          <w:lang w:val="zh_TW" w:bidi="zh_TW"/>
+        </w:rPr>
+      </w:r>
+    </w:p>
+    <w:p>
+      <w:pPr/>
+      <w:r>
+        <w:rPr>
+          <w:lang w:val="zh_TW" w:bidi="zh_TW"/>
+        </w:rPr>
+      </w:r>
+      <w:r>
+        <w:rPr>
+          <w:lang w:val="zh_TW" w:bidi="zh_TW"/>
+        </w:rPr>
+        <w:t>這是源於由底但三個兒子中的第三位的部族。底但是亞伯拉罕與基土拉的後裔，出自約珊的家系（</w:t>
+      </w:r>
+      <w:hyperlink r:id="rId49">
+        <w:r>
+          <w:rPr>
+            <w:lang w:val="zh_TW" w:bidi="zh_TW"/>
+          </w:rPr>
+          <w:rPr>
+            <w:color w:val="0000EE"/>
+            <w:u w:val="single"/>
+          </w:rPr>
+          <w:t>創25:3</w:t>
+        </w:r>
+      </w:hyperlink>
+      <w:r>
+        <w:rPr>
+          <w:lang w:val="zh_TW" w:bidi="zh_TW"/>
+        </w:rPr>
+        <w:t>）。這個部族很可能定居在阿拉伯的北部地區。</w:t>
+      </w:r>
+      <w:r>
+        <w:rPr>
+          <w:lang w:val="zh_TW" w:bidi="zh_TW"/>
+        </w:rPr>
+      </w:r>
+      <w:r>
+        <w:rPr>
+          <w:lang w:val="zh_TW" w:bidi="zh_TW"/>
+        </w:rPr>
+      </w:r>
+    </w:p>
+    <w:p>
+      <w:pPr/>
+      <w:r>
+        <w:rPr>
+          <w:lang w:val="zh_TW" w:bidi="zh_TW"/>
+        </w:rPr>
+      </w:r>
+    </w:p>
+    <w:p>
+      <w:pPr>
+        <w:pStyle w:val="Heading2"/>
+      </w:pPr>
+      <w:r>
+        <w:rPr>
+          <w:lang w:val="zh_TW" w:bidi="zh_TW"/>
+        </w:rPr>
+        <w:t>利鮮</w:t>
+      </w:r>
+      <w:r>
+        <w:rPr>
+          <w:lang w:val="zh_TW" w:bidi="zh_TW"/>
+        </w:rPr>
+      </w:r>
+    </w:p>
+    <w:p>
+      <w:pPr/>
+      <w:r>
+        <w:rPr>
+          <w:lang w:val="zh_TW" w:bidi="zh_TW"/>
+        </w:rPr>
+      </w:r>
+      <w:r>
+        <w:rPr>
+          <w:lang w:val="zh_TW" w:bidi="zh_TW"/>
+        </w:rPr>
+        <w:t>這是由寧錄在尼尼微和迦拉之間建造的城市（</w:t>
+      </w:r>
+      <w:hyperlink r:id="rId111">
+        <w:r>
+          <w:rPr>
+            <w:lang w:val="zh_TW" w:bidi="zh_TW"/>
+          </w:rPr>
+          <w:rPr>
+            <w:color w:val="0000EE"/>
+            <w:u w:val="single"/>
+          </w:rPr>
+          <w:t>創10:12</w:t>
+        </w:r>
+      </w:hyperlink>
+      <w:r>
+        <w:rPr>
+          <w:lang w:val="zh_TW" w:bidi="zh_TW"/>
+        </w:rPr>
+        <w:t>）。它是被稱為「那大城」之建築群的一部分，且可能是在尼尼微的一個郊區。一些解經家認為，它是位於尼尼微和迦拉之間的一處水利設施。</w:t>
+      </w:r>
+      <w:r>
+        <w:rPr>
+          <w:lang w:val="zh_TW" w:bidi="zh_TW"/>
+        </w:rPr>
+      </w:r>
+      <w:r>
+        <w:rPr>
+          <w:lang w:val="zh_TW" w:bidi="zh_TW"/>
+        </w:rPr>
+      </w:r>
+    </w:p>
+    <w:p>
+      <w:pPr/>
+      <w:r>
+        <w:rPr>
+          <w:lang w:val="zh_TW" w:bidi="zh_TW"/>
+        </w:rPr>
+      </w:r>
+    </w:p>
+    <w:p>
+      <w:pPr>
+        <w:pStyle w:val="Heading2"/>
+      </w:pPr>
+      <w:r>
+        <w:rPr>
+          <w:lang w:val="zh_TW" w:bidi="zh_TW"/>
+        </w:rPr>
+        <w:t>利亞</w:t>
+      </w:r>
+      <w:r>
+        <w:rPr>
+          <w:lang w:val="zh_TW" w:bidi="zh_TW"/>
+        </w:rPr>
+      </w:r>
+    </w:p>
+    <w:p>
+      <w:pPr/>
+      <w:r>
+        <w:rPr>
+          <w:lang w:val="zh_TW" w:bidi="zh_TW"/>
+        </w:rPr>
+      </w:r>
+      <w:r>
+        <w:rPr>
+          <w:lang w:val="zh_TW" w:bidi="zh_TW"/>
+        </w:rPr>
+        <w:t>利亞是拉班的女兒和拉結的姐姐。</w:t>
+      </w:r>
+    </w:p>
+    <w:p>
+      <w:pPr/>
+      <w:r>
+        <w:rPr>
+          <w:lang w:val="zh_TW" w:bidi="zh_TW"/>
+        </w:rPr>
+      </w:r>
+      <w:r>
+        <w:rPr>
+          <w:lang w:val="zh_TW" w:bidi="zh_TW"/>
+        </w:rPr>
+        <w:t>她是雅各的妻子，而雅各曾欺騙他的父親以撒，使以撒把原本給以掃的祝福給了他（</w:t>
+      </w:r>
+      <w:hyperlink r:id="rId112">
+        <w:r>
+          <w:rPr>
+            <w:lang w:val="zh_TW" w:bidi="zh_TW"/>
+          </w:rPr>
+          <w:rPr>
+            <w:color w:val="0000EE"/>
+            <w:u w:val="single"/>
+          </w:rPr>
+          <w:t>創27:5–40</w:t>
+        </w:r>
+      </w:hyperlink>
+      <w:r>
+        <w:rPr>
+          <w:lang w:val="zh_TW" w:bidi="zh_TW"/>
+        </w:rPr>
+        <w:t>）。雅各為了躲避以掃的怒氣並娶妻（</w:t>
+      </w:r>
+      <w:hyperlink r:id="rId113">
+        <w:r>
+          <w:rPr>
+            <w:lang w:val="zh_TW" w:bidi="zh_TW"/>
+          </w:rPr>
+          <w:rPr>
+            <w:color w:val="0000EE"/>
+            <w:u w:val="single"/>
+          </w:rPr>
+          <w:t>創27:46–28:2</w:t>
+        </w:r>
+      </w:hyperlink>
+      <w:r>
+        <w:rPr>
+          <w:lang w:val="zh_TW" w:bidi="zh_TW"/>
+        </w:rPr>
+        <w:t>），而前往他在美索不達米亞的母舅拉班那裡（</w:t>
+      </w:r>
+      <w:hyperlink r:id="rId114">
+        <w:r>
+          <w:rPr>
+            <w:lang w:val="zh_TW" w:bidi="zh_TW"/>
+          </w:rPr>
+          <w:rPr>
+            <w:color w:val="0000EE"/>
+            <w:u w:val="single"/>
+          </w:rPr>
+          <w:t>創27:43，</w:t>
+        </w:r>
+      </w:hyperlink>
+      <w:hyperlink r:id="rId115">
+        <w:r>
+          <w:rPr>
+            <w:lang w:val="zh_TW" w:bidi="zh_TW"/>
+          </w:rPr>
+          <w:rPr>
+            <w:color w:val="0000EE"/>
+            <w:u w:val="single"/>
+          </w:rPr>
+          <w:t>28:2</w:t>
+        </w:r>
+      </w:hyperlink>
+      <w:r>
+        <w:rPr>
+          <w:lang w:val="zh_TW" w:bidi="zh_TW"/>
+        </w:rPr>
+        <w:t>）。他愛上了拉班的小女兒拉結，並答應為拉班工作七年，以娶她為妻（</w:t>
+      </w:r>
+      <w:hyperlink r:id="rId116">
+        <w:r>
+          <w:rPr>
+            <w:lang w:val="zh_TW" w:bidi="zh_TW"/>
+          </w:rPr>
+          <w:rPr>
+            <w:color w:val="0000EE"/>
+            <w:u w:val="single"/>
+          </w:rPr>
+          <w:t>創29:17–18</w:t>
         </w:r>
       </w:hyperlink>
       <w:r>
@@ -565,6 +3562,753 @@
           <w:lang w:val="zh_TW" w:bidi="zh_TW"/>
         </w:rPr>
         <w:t>）。</w:t>
+      </w:r>
+    </w:p>
+    <w:p>
+      <w:pPr/>
+      <w:r>
+        <w:rPr>
+          <w:lang w:val="zh_TW" w:bidi="zh_TW"/>
+        </w:rPr>
+      </w:r>
+      <w:r>
+        <w:rPr>
+          <w:lang w:val="zh_TW" w:bidi="zh_TW"/>
+        </w:rPr>
+        <w:t>到成親的時候，拉班欺騙雅各，把年長的女兒利亞嫁給他，而不是拉結（</w:t>
+      </w:r>
+      <w:hyperlink r:id="rId117">
+        <w:r>
+          <w:rPr>
+            <w:lang w:val="zh_TW" w:bidi="zh_TW"/>
+          </w:rPr>
+          <w:rPr>
+            <w:color w:val="0000EE"/>
+            <w:u w:val="single"/>
+          </w:rPr>
+          <w:t>創29:21–25</w:t>
+        </w:r>
+      </w:hyperlink>
+      <w:r>
+        <w:rPr>
+          <w:lang w:val="zh_TW" w:bidi="zh_TW"/>
+        </w:rPr>
+        <w:t>）。拉班辯稱，必須先讓大女兒出嫁（</w:t>
+      </w:r>
+      <w:hyperlink r:id="rId118">
+        <w:r>
+          <w:rPr>
+            <w:lang w:val="zh_TW" w:bidi="zh_TW"/>
+          </w:rPr>
+          <w:rPr>
+            <w:color w:val="0000EE"/>
+            <w:u w:val="single"/>
+          </w:rPr>
+          <w:t>創29:26</w:t>
+        </w:r>
+      </w:hyperlink>
+      <w:r>
+        <w:rPr>
+          <w:lang w:val="zh_TW" w:bidi="zh_TW"/>
+        </w:rPr>
+        <w:t>）。經文形容利亞「眼睛沒有神氣」，拉結卻「生得美貌俊秀」（</w:t>
+      </w:r>
+      <w:hyperlink r:id="rId119">
+        <w:r>
+          <w:rPr>
+            <w:lang w:val="zh_TW" w:bidi="zh_TW"/>
+          </w:rPr>
+          <w:rPr>
+            <w:color w:val="0000EE"/>
+            <w:u w:val="single"/>
+          </w:rPr>
+          <w:t>創29:17</w:t>
+        </w:r>
+      </w:hyperlink>
+      <w:r>
+        <w:rPr>
+          <w:lang w:val="zh_TW" w:bidi="zh_TW"/>
+        </w:rPr>
+        <w:t>）。</w:t>
+      </w:r>
+    </w:p>
+    <w:p>
+      <w:pPr/>
+      <w:r>
+        <w:rPr>
+          <w:lang w:val="zh_TW" w:bidi="zh_TW"/>
+        </w:rPr>
+      </w:r>
+      <w:r>
+        <w:rPr>
+          <w:lang w:val="zh_TW" w:bidi="zh_TW"/>
+        </w:rPr>
+        <w:t>雅各為了娶他深愛的拉結，再為拉班工作七年（</w:t>
+      </w:r>
+      <w:hyperlink r:id="rId120">
+        <w:r>
+          <w:rPr>
+            <w:lang w:val="zh_TW" w:bidi="zh_TW"/>
+          </w:rPr>
+          <w:rPr>
+            <w:color w:val="0000EE"/>
+            <w:u w:val="single"/>
+          </w:rPr>
+          <w:t>創29:20</w:t>
+        </w:r>
+      </w:hyperlink>
+      <w:r>
+        <w:rPr>
+          <w:lang w:val="zh_TW" w:bidi="zh_TW"/>
+        </w:rPr>
+        <w:t>）。利亞不像拉結那樣得寵，但她在拉結還沒有生子以前，已經生了六個兒子和一個女兒（</w:t>
+      </w:r>
+      <w:hyperlink r:id="rId121">
+        <w:r>
+          <w:rPr>
+            <w:lang w:val="zh_TW" w:bidi="zh_TW"/>
+          </w:rPr>
+          <w:rPr>
+            <w:color w:val="0000EE"/>
+            <w:u w:val="single"/>
+          </w:rPr>
+          <w:t>創29:31–30:22</w:t>
+        </w:r>
+      </w:hyperlink>
+      <w:r>
+        <w:rPr>
+          <w:lang w:val="zh_TW" w:bidi="zh_TW"/>
+        </w:rPr>
+        <w:t>）：</w:t>
+      </w:r>
+    </w:p>
+    <w:p>
+      <w:pPr>
+        <w:pStyle w:val="ListNumber"/>
+        <w:numPr>
+          <w:ilvl w:val="0"/>
+          <w:numId w:val="17"/>
+        </w:numPr>
+        <w:spacing w:line="240" w:lineRule="auto"/>
+        <w:ind w:left="720"/>
+      </w:pPr>
+      <w:r>
+        <w:rPr>
+          <w:lang w:val="zh_TW" w:bidi="zh_TW"/>
+        </w:rPr>
+      </w:r>
+      <w:r>
+        <w:rPr>
+          <w:lang w:val="zh_TW" w:bidi="zh_TW"/>
+        </w:rPr>
+        <w:t>呂便</w:t>
+      </w:r>
+    </w:p>
+    <w:p>
+      <w:pPr>
+        <w:pStyle w:val="ListNumber"/>
+        <w:spacing w:line="240" w:lineRule="auto"/>
+        <w:ind w:left="720"/>
+      </w:pPr>
+      <w:r>
+        <w:rPr>
+          <w:lang w:val="zh_TW" w:bidi="zh_TW"/>
+        </w:rPr>
+      </w:r>
+      <w:r>
+        <w:rPr>
+          <w:lang w:val="zh_TW" w:bidi="zh_TW"/>
+        </w:rPr>
+        <w:t>西緬</w:t>
+      </w:r>
+    </w:p>
+    <w:p>
+      <w:pPr>
+        <w:pStyle w:val="ListNumber"/>
+        <w:spacing w:line="240" w:lineRule="auto"/>
+        <w:ind w:left="720"/>
+      </w:pPr>
+      <w:r>
+        <w:rPr>
+          <w:lang w:val="zh_TW" w:bidi="zh_TW"/>
+        </w:rPr>
+      </w:r>
+      <w:r>
+        <w:rPr>
+          <w:lang w:val="zh_TW" w:bidi="zh_TW"/>
+        </w:rPr>
+        <w:t>利未</w:t>
+      </w:r>
+    </w:p>
+    <w:p>
+      <w:pPr>
+        <w:pStyle w:val="ListNumber"/>
+        <w:spacing w:line="240" w:lineRule="auto"/>
+        <w:ind w:left="720"/>
+      </w:pPr>
+      <w:r>
+        <w:rPr>
+          <w:lang w:val="zh_TW" w:bidi="zh_TW"/>
+        </w:rPr>
+      </w:r>
+      <w:r>
+        <w:rPr>
+          <w:lang w:val="zh_TW" w:bidi="zh_TW"/>
+        </w:rPr>
+        <w:t>猶大</w:t>
+      </w:r>
+    </w:p>
+    <w:p>
+      <w:pPr>
+        <w:pStyle w:val="ListNumber"/>
+        <w:spacing w:line="240" w:lineRule="auto"/>
+        <w:ind w:left="720"/>
+      </w:pPr>
+      <w:r>
+        <w:rPr>
+          <w:lang w:val="zh_TW" w:bidi="zh_TW"/>
+        </w:rPr>
+      </w:r>
+      <w:r>
+        <w:rPr>
+          <w:lang w:val="zh_TW" w:bidi="zh_TW"/>
+        </w:rPr>
+        <w:t>以薩迦</w:t>
+      </w:r>
+    </w:p>
+    <w:p>
+      <w:pPr>
+        <w:pStyle w:val="ListNumber"/>
+        <w:spacing w:line="240" w:lineRule="auto"/>
+        <w:ind w:left="720"/>
+      </w:pPr>
+      <w:r>
+        <w:rPr>
+          <w:lang w:val="zh_TW" w:bidi="zh_TW"/>
+        </w:rPr>
+      </w:r>
+      <w:r>
+        <w:rPr>
+          <w:lang w:val="zh_TW" w:bidi="zh_TW"/>
+        </w:rPr>
+        <w:t>西布倫</w:t>
+      </w:r>
+    </w:p>
+    <w:p>
+      <w:pPr>
+        <w:pStyle w:val="ListNumber"/>
+        <w:spacing w:line="240" w:lineRule="auto"/>
+        <w:ind w:left="720"/>
+      </w:pPr>
+      <w:r>
+        <w:rPr>
+          <w:lang w:val="zh_TW" w:bidi="zh_TW"/>
+        </w:rPr>
+      </w:r>
+      <w:r>
+        <w:rPr>
+          <w:lang w:val="zh_TW" w:bidi="zh_TW"/>
+        </w:rPr>
+        <w:t>底拿</w:t>
+      </w:r>
+    </w:p>
+    <w:p>
+      <w:pPr/>
+      <w:r>
+        <w:rPr>
+          <w:lang w:val="zh_TW" w:bidi="zh_TW"/>
+        </w:rPr>
+      </w:r>
+      <w:r>
+        <w:rPr>
+          <w:lang w:val="zh_TW" w:bidi="zh_TW"/>
+        </w:rPr>
+        <w:t>拉結因不能生育而深感痛苦，她甚至為了懷孕而跟利亞交換了風茄──人們認為有助受孕的植物（</w:t>
+      </w:r>
+      <w:hyperlink r:id="rId122">
+        <w:r>
+          <w:rPr>
+            <w:lang w:val="zh_TW" w:bidi="zh_TW"/>
+          </w:rPr>
+          <w:rPr>
+            <w:color w:val="0000EE"/>
+            <w:u w:val="single"/>
+          </w:rPr>
+          <w:t>創30:14–17</w:t>
+        </w:r>
+      </w:hyperlink>
+      <w:r>
+        <w:rPr>
+          <w:lang w:val="zh_TW" w:bidi="zh_TW"/>
+        </w:rPr>
+        <w:t>）。</w:t>
+      </w:r>
+    </w:p>
+    <w:p>
+      <w:pPr/>
+      <w:r>
+        <w:rPr>
+          <w:lang w:val="zh_TW" w:bidi="zh_TW"/>
+        </w:rPr>
+      </w:r>
+      <w:r>
+        <w:rPr>
+          <w:lang w:val="zh_TW" w:bidi="zh_TW"/>
+        </w:rPr>
+        <w:t>利亞的眾兒子在以色列歷史上佔有重要地位。她的兒子利未成了祭司的先祖，而猶大成了君王家系的先祖，耶穌基督正是從這個家系而來（</w:t>
+      </w:r>
+      <w:hyperlink r:id="rId123">
+        <w:r>
+          <w:rPr>
+            <w:lang w:val="zh_TW" w:bidi="zh_TW"/>
+          </w:rPr>
+          <w:rPr>
+            <w:color w:val="0000EE"/>
+            <w:u w:val="single"/>
+          </w:rPr>
+          <w:t>創3:15，</w:t>
+        </w:r>
+      </w:hyperlink>
+      <w:hyperlink r:id="rId124">
+        <w:r>
+          <w:rPr>
+            <w:lang w:val="zh_TW" w:bidi="zh_TW"/>
+          </w:rPr>
+          <w:rPr>
+            <w:color w:val="0000EE"/>
+            <w:u w:val="single"/>
+          </w:rPr>
+          <w:t>12:2–3</w:t>
+        </w:r>
+      </w:hyperlink>
+      <w:r>
+        <w:rPr>
+          <w:lang w:val="zh_TW" w:bidi="zh_TW"/>
+        </w:rPr>
+        <w:t>；</w:t>
+      </w:r>
+      <w:hyperlink r:id="rId125">
+        <w:r>
+          <w:rPr>
+            <w:lang w:val="zh_TW" w:bidi="zh_TW"/>
+          </w:rPr>
+          <w:rPr>
+            <w:color w:val="0000EE"/>
+            <w:u w:val="single"/>
+          </w:rPr>
+          <w:t>撒下7:16</w:t>
+        </w:r>
+      </w:hyperlink>
+      <w:r>
+        <w:rPr>
+          <w:lang w:val="zh_TW" w:bidi="zh_TW"/>
+        </w:rPr>
+        <w:t>；</w:t>
+      </w:r>
+      <w:hyperlink r:id="rId126">
+        <w:r>
+          <w:rPr>
+            <w:lang w:val="zh_TW" w:bidi="zh_TW"/>
+          </w:rPr>
+          <w:rPr>
+            <w:color w:val="0000EE"/>
+            <w:u w:val="single"/>
+          </w:rPr>
+          <w:t>太1:1</w:t>
+        </w:r>
+      </w:hyperlink>
+      <w:r>
+        <w:rPr>
+          <w:lang w:val="zh_TW" w:bidi="zh_TW"/>
+        </w:rPr>
+        <w:t>）。</w:t>
+      </w:r>
+    </w:p>
+    <w:p>
+      <w:pPr/>
+      <w:r>
+        <w:rPr>
+          <w:lang w:val="zh_TW" w:bidi="zh_TW"/>
+        </w:rPr>
+      </w:r>
+      <w:r>
+        <w:rPr>
+          <w:i/>
+          <w:lang w:val="zh_TW" w:bidi="zh_TW"/>
+        </w:rPr>
+        <w:t>另見</w:t>
+      </w:r>
+      <w:r>
+        <w:rPr>
+          <w:lang w:val="zh_TW" w:bidi="zh_TW"/>
+        </w:rPr>
+        <w:t>雅各#1</w:t>
+      </w:r>
+      <w:r>
+        <w:rPr>
+          <w:lang w:val="zh_TW" w:bidi="zh_TW"/>
+        </w:rPr>
+        <w:t>。</w:t>
+      </w:r>
+      <w:r>
+        <w:rPr>
+          <w:lang w:val="zh_TW" w:bidi="zh_TW"/>
+        </w:rPr>
+      </w:r>
+      <w:r>
+        <w:rPr>
+          <w:lang w:val="zh_TW" w:bidi="zh_TW"/>
+        </w:rPr>
+      </w:r>
+    </w:p>
+    <w:p>
+      <w:pPr/>
+      <w:r>
+        <w:rPr>
+          <w:lang w:val="zh_TW" w:bidi="zh_TW"/>
+        </w:rPr>
+      </w:r>
+    </w:p>
+    <w:p>
+      <w:pPr>
+        <w:pStyle w:val="Heading2"/>
+      </w:pPr>
+      <w:r>
+        <w:rPr>
+          <w:lang w:val="zh_TW" w:bidi="zh_TW"/>
+        </w:rPr>
+        <w:t>栗樹</w:t>
+      </w:r>
+      <w:r>
+        <w:rPr>
+          <w:lang w:val="zh_TW" w:bidi="zh_TW"/>
+        </w:rPr>
+      </w:r>
+    </w:p>
+    <w:p>
+      <w:pPr/>
+      <w:r>
+        <w:rPr>
+          <w:lang w:val="zh_TW" w:bidi="zh_TW"/>
+        </w:rPr>
+      </w:r>
+      <w:r>
+        <w:rPr>
+          <w:lang w:val="zh_TW" w:bidi="zh_TW"/>
+        </w:rPr>
+        <w:t>有英文譯本把原產於巴勒斯坦的楓樹（plane tree）誤譯為栗樹（</w:t>
+      </w:r>
+      <w:hyperlink r:id="rId127">
+        <w:r>
+          <w:rPr>
+            <w:lang w:val="zh_TW" w:bidi="zh_TW"/>
+          </w:rPr>
+          <w:rPr>
+            <w:color w:val="0000EE"/>
+            <w:u w:val="single"/>
+          </w:rPr>
+          <w:t>創30:37</w:t>
+        </w:r>
+      </w:hyperlink>
+      <w:r>
+        <w:rPr>
+          <w:lang w:val="zh_TW" w:bidi="zh_TW"/>
+        </w:rPr>
+        <w:t>；</w:t>
+      </w:r>
+      <w:hyperlink r:id="rId128">
+        <w:r>
+          <w:rPr>
+            <w:lang w:val="zh_TW" w:bidi="zh_TW"/>
+          </w:rPr>
+          <w:rPr>
+            <w:color w:val="0000EE"/>
+            <w:u w:val="single"/>
+          </w:rPr>
+          <w:t>結31:8</w:t>
+        </w:r>
+      </w:hyperlink>
+      <w:r>
+        <w:rPr>
+          <w:lang w:val="zh_TW" w:bidi="zh_TW"/>
+        </w:rPr>
+        <w:t>）。</w:t>
+      </w:r>
+      <w:r>
+        <w:rPr>
+          <w:i/>
+          <w:lang w:val="zh_TW" w:bidi="zh_TW"/>
+        </w:rPr>
+        <w:t>見</w:t>
+      </w:r>
+      <w:r>
+        <w:rPr>
+          <w:lang w:val="zh_TW" w:bidi="zh_TW"/>
+        </w:rPr>
+        <w:t xml:space="preserve"> </w:t>
+      </w:r>
+      <w:r>
+        <w:rPr>
+          <w:lang w:val="zh_TW" w:bidi="zh_TW"/>
+        </w:rPr>
+        <w:t>植物（楓樹）</w:t>
+      </w:r>
+      <w:r>
+        <w:rPr>
+          <w:lang w:val="zh_TW" w:bidi="zh_TW"/>
+        </w:rPr>
+        <w:t>。</w:t>
+      </w:r>
+      <w:r>
+        <w:rPr>
+          <w:lang w:val="zh_TW" w:bidi="zh_TW"/>
+        </w:rPr>
+      </w:r>
+      <w:r>
+        <w:rPr>
+          <w:lang w:val="zh_TW" w:bidi="zh_TW"/>
+        </w:rPr>
+      </w:r>
+    </w:p>
+    <w:p>
+      <w:pPr/>
+      <w:r>
+        <w:rPr>
+          <w:lang w:val="zh_TW" w:bidi="zh_TW"/>
+        </w:rPr>
+      </w:r>
+    </w:p>
+    <w:p>
+      <w:pPr>
+        <w:pStyle w:val="Heading2"/>
+      </w:pPr>
+      <w:r>
+        <w:rPr>
+          <w:lang w:val="zh_TW" w:bidi="zh_TW"/>
+        </w:rPr>
+        <w:t>麗貝卡，利百加</w:t>
+      </w:r>
+      <w:r>
+        <w:rPr>
+          <w:lang w:val="zh_TW" w:bidi="zh_TW"/>
+        </w:rPr>
+      </w:r>
+    </w:p>
+    <w:p>
+      <w:pPr/>
+      <w:r>
+        <w:rPr>
+          <w:lang w:val="zh_TW" w:bidi="zh_TW"/>
+        </w:rPr>
+      </w:r>
+      <w:r>
+        <w:rPr>
+          <w:lang w:val="zh_TW" w:bidi="zh_TW"/>
+        </w:rPr>
+        <w:t>彼土利的女兒，也是族長以撒的妻子。她的名字意為「豐滿」或「選擇」，在創世記中出現了31次（主要在第</w:t>
+      </w:r>
+      <w:hyperlink r:id="rId129">
+        <w:r>
+          <w:rPr>
+            <w:lang w:val="zh_TW" w:bidi="zh_TW"/>
+          </w:rPr>
+          <w:rPr>
+            <w:color w:val="0000EE"/>
+            <w:u w:val="single"/>
+          </w:rPr>
+          <w:t>24–27</w:t>
+        </w:r>
+      </w:hyperlink>
+      <w:r>
+        <w:rPr>
+          <w:lang w:val="zh_TW" w:bidi="zh_TW"/>
+        </w:rPr>
+        <w:t>章），並在</w:t>
+      </w:r>
+      <w:hyperlink r:id="rId130">
+        <w:r>
+          <w:rPr>
+            <w:lang w:val="zh_TW" w:bidi="zh_TW"/>
+          </w:rPr>
+          <w:rPr>
+            <w:color w:val="0000EE"/>
+            <w:u w:val="single"/>
+          </w:rPr>
+          <w:t>羅馬書九章10節</w:t>
+        </w:r>
+      </w:hyperlink>
+      <w:r>
+        <w:rPr>
+          <w:lang w:val="zh_TW" w:bidi="zh_TW"/>
+        </w:rPr>
+        <w:t>中出現一次。</w:t>
+      </w:r>
+    </w:p>
+    <w:p>
+      <w:pPr/>
+      <w:r>
+        <w:rPr>
+          <w:lang w:val="zh_TW" w:bidi="zh_TW"/>
+        </w:rPr>
+      </w:r>
+      <w:r>
+        <w:rPr>
+          <w:lang w:val="zh_TW" w:bidi="zh_TW"/>
+        </w:rPr>
+        <w:t>利百加的父親是彼土利，而彼土利是密迦和拿鶴的兒子，拿鶴是亞伯拉罕的兄弟（</w:t>
+      </w:r>
+      <w:hyperlink r:id="rId131">
+        <w:r>
+          <w:rPr>
+            <w:lang w:val="zh_TW" w:bidi="zh_TW"/>
+          </w:rPr>
+          <w:rPr>
+            <w:color w:val="0000EE"/>
+            <w:u w:val="single"/>
+          </w:rPr>
+          <w:t>創22:20–23</w:t>
+        </w:r>
+      </w:hyperlink>
+      <w:r>
+        <w:rPr>
+          <w:lang w:val="zh_TW" w:bidi="zh_TW"/>
+        </w:rPr>
+        <w:t>）。亞伯拉罕是她的叔公，當然，最終也是她的公公。拉班是利亞和拉結的父親，也是利百加的哥哥。後來，利百加的兒子雅各娶了他的兩位表姐妹，這兩位是姐妹。</w:t>
+      </w:r>
+    </w:p>
+    <w:p>
+      <w:pPr/>
+      <w:r>
+        <w:rPr>
+          <w:lang w:val="zh_TW" w:bidi="zh_TW"/>
+        </w:rPr>
+      </w:r>
+      <w:hyperlink r:id="rId132">
+        <w:r>
+          <w:rPr>
+            <w:lang w:val="zh_TW" w:bidi="zh_TW"/>
+          </w:rPr>
+          <w:rPr>
+            <w:color w:val="0000EE"/>
+            <w:u w:val="single"/>
+          </w:rPr>
+          <w:t>創世記二十四章</w:t>
+        </w:r>
+      </w:hyperlink>
+      <w:r>
+        <w:rPr>
+          <w:lang w:val="zh_TW" w:bidi="zh_TW"/>
+        </w:rPr>
+        <w:t>記載了亞伯拉罕的僕人為以撒尋得妻子的過程。他遵從亞伯拉罕的指示，前往亞蘭·納哈拉音（美索不達米亞西北部），因為亞伯拉罕不希望他的兒子娶當地的迦南女子。僕人的禱告得到了回應，利百加不僅給他水喝，也給他的駱駝水喝。在款待了亞伯拉罕的僕人，並且收到聘禮後，利百加心甘情願地去見她的新丈夫。</w:t>
+      </w:r>
+    </w:p>
+    <w:p>
+      <w:pPr/>
+      <w:r>
+        <w:rPr>
+          <w:lang w:val="zh_TW" w:bidi="zh_TW"/>
+        </w:rPr>
+      </w:r>
+      <w:r>
+        <w:rPr>
+          <w:lang w:val="zh_TW" w:bidi="zh_TW"/>
+        </w:rPr>
+        <w:t>利百加生了雙胞胎，以掃和雅各（</w:t>
+      </w:r>
+      <w:hyperlink r:id="rId133">
+        <w:r>
+          <w:rPr>
+            <w:lang w:val="zh_TW" w:bidi="zh_TW"/>
+          </w:rPr>
+          <w:rPr>
+            <w:color w:val="0000EE"/>
+            <w:u w:val="single"/>
+          </w:rPr>
+          <w:t>25:20–27</w:t>
+        </w:r>
+      </w:hyperlink>
+      <w:r>
+        <w:rPr>
+          <w:lang w:val="zh_TW" w:bidi="zh_TW"/>
+        </w:rPr>
+        <w:t>）。她偏愛弟弟雅各勝過以掃，並和雅各一起欺騙她的丈夫以確保雅各能獲得長子的權利。她出主意，讓雅各摸上去、看上去、聞起來都像常在野外的以掃。此外，她還準備了以撒最喜愛的菜餚以促成此事（</w:t>
+      </w:r>
+      <w:hyperlink r:id="rId134">
+        <w:r>
+          <w:rPr>
+            <w:lang w:val="zh_TW" w:bidi="zh_TW"/>
+          </w:rPr>
+          <w:rPr>
+            <w:color w:val="0000EE"/>
+            <w:u w:val="single"/>
+          </w:rPr>
+          <w:t>27:5–17</w:t>
+        </w:r>
+      </w:hyperlink>
+      <w:r>
+        <w:rPr>
+          <w:lang w:val="zh_TW" w:bidi="zh_TW"/>
+        </w:rPr>
+        <w:t>）。</w:t>
+      </w:r>
+    </w:p>
+    <w:p>
+      <w:pPr/>
+      <w:r>
+        <w:rPr>
+          <w:lang w:val="zh_TW" w:bidi="zh_TW"/>
+        </w:rPr>
+      </w:r>
+      <w:r>
+        <w:rPr>
+          <w:lang w:val="zh_TW" w:bidi="zh_TW"/>
+        </w:rPr>
+        <w:t>聖經對她一生的記載不多，但記載她被埋葬在幔利附近麥比拉的洞中，與她的丈夫葬在一起（</w:t>
+      </w:r>
+      <w:hyperlink r:id="rId135">
+        <w:r>
+          <w:rPr>
+            <w:lang w:val="zh_TW" w:bidi="zh_TW"/>
+          </w:rPr>
+          <w:rPr>
+            <w:color w:val="0000EE"/>
+            <w:u w:val="single"/>
+          </w:rPr>
+          <w:t>49:31</w:t>
+        </w:r>
+      </w:hyperlink>
+      <w:r>
+        <w:rPr>
+          <w:lang w:val="zh_TW" w:bidi="zh_TW"/>
+        </w:rPr>
+        <w:t>）。</w:t>
+      </w:r>
+    </w:p>
+    <w:p>
+      <w:pPr/>
+      <w:r>
+        <w:rPr>
+          <w:lang w:val="zh_TW" w:bidi="zh_TW"/>
+        </w:rPr>
+      </w:r>
+      <w:r>
+        <w:rPr>
+          <w:i/>
+          <w:lang w:val="zh_TW" w:bidi="zh_TW"/>
+        </w:rPr>
+        <w:t>另見</w:t>
+      </w:r>
+      <w:r>
+        <w:rPr>
+          <w:lang w:val="zh_TW" w:bidi="zh_TW"/>
+        </w:rPr>
+        <w:t>以撒</w:t>
+      </w:r>
+      <w:r>
+        <w:rPr>
+          <w:lang w:val="zh_TW" w:bidi="zh_TW"/>
+        </w:rPr>
+        <w:t>。</w:t>
       </w:r>
       <w:r>
         <w:rPr>
@@ -2466,6 +6210,30 @@
   </w:num>
   <w:num w:numId="13" w16cid:durableId="592781308">
     <w:abstractNumId w:val="11"/>
+  </w:num>
+  <w:num w:numId="14">
+    <w:abstractNumId w:val="3"/>
+    <w:lvlOverride w:ilvl="0">
+      <w:startOverride w:val="1"/>
+    </w:lvlOverride>
+  </w:num>
+  <w:num w:numId="15">
+    <w:abstractNumId w:val="3"/>
+    <w:lvlOverride w:ilvl="0">
+      <w:startOverride w:val="1"/>
+    </w:lvlOverride>
+  </w:num>
+  <w:num w:numId="16">
+    <w:abstractNumId w:val="3"/>
+    <w:lvlOverride w:ilvl="0">
+      <w:startOverride w:val="1"/>
+    </w:lvlOverride>
+  </w:num>
+  <w:num w:numId="17">
+    <w:abstractNumId w:val="3"/>
+    <w:lvlOverride w:ilvl="0">
+      <w:startOverride w:val="1"/>
+    </w:lvlOverride>
   </w:num>
   <w:numIdMacAtCleanup w:val="10"/>
 </w:numbering>

--- a/zht/docx/089.content.docx
+++ b/zht/docx/089.content.docx
@@ -149,7 +149,7 @@
         <w:rPr>
           <w:lang w:val="zh_TW" w:bidi="zh_TW"/>
         </w:rPr>
-        <w:t>li</w:t>
+        <w:t>le</w:t>
       </w:r>
       <w:r>
         <w:rPr>
@@ -212,7 +212,7 @@
         <w:rPr>
           <w:lang w:val="zh_TW" w:bidi="zh_TW"/>
         </w:rPr>
-        <w:t>黎巴嫩</w:t>
+        <w:t>樂器</w:t>
       </w:r>
       <w:r>
         <w:rPr>
@@ -231,7 +231,60 @@
         <w:rPr>
           <w:lang w:val="zh_TW" w:bidi="zh_TW"/>
         </w:rPr>
-        <w:t>聖經中僅在舊約中提到的地區，但其中的城市，包括泰爾和西頓，在新約中也有所提及。黎巴嫩通常指的是兩條平行的山脈，從靠近泰爾的地區開始，沿著地中海海岸向東北延伸。這兩條山脈分別為西面的黎巴嫩山脈和東面的外黎巴嫩山脈。黎巴嫩這個名字源自希伯來文詞根l-b-n，意思是「白色」，可能是指這些山脈的白色石灰岩或覆蓋山頂長達六個月的積雪（</w:t>
+        <w:t>用於製作音樂的弦樂、管樂和敲擊樂器。</w:t>
+      </w:r>
+    </w:p>
+    <w:p>
+      <w:pPr/>
+      <w:r>
+        <w:rPr>
+          <w:lang w:val="zh_TW" w:bidi="zh_TW"/>
+        </w:rPr>
+      </w:r>
+      <w:r>
+        <w:rPr>
+          <w:lang w:val="zh_TW" w:bidi="zh_TW"/>
+        </w:rPr>
+        <w:t>舊約聖經記載了人們如何在聖殿中使用音樂敬拜神，但並未詳細描述樂器的外型或製作方式。這部分與神的第二條誡命有關。希伯來人認為這條誡命禁止為受造之物造像，包括繪製樂器的圖像。但以理書提到了在尼布甲尼撒王宮殿中，演奏的六種不同樂器。</w:t>
+      </w:r>
+    </w:p>
+    <w:p>
+      <w:pPr/>
+      <w:r>
+        <w:rPr>
+          <w:lang w:val="zh_TW" w:bidi="zh_TW"/>
+        </w:rPr>
+      </w:r>
+      <w:r>
+        <w:rPr>
+          <w:lang w:val="zh_TW" w:bidi="zh_TW"/>
+        </w:rPr>
+        <w:t>古代希伯來人對於哪些樂器可用於聖殿敬拜有特定規範。他們對樂器的選擇並非依其音色，而是依照該樂器是否被視為是「潔淨的」（可接受的）或「不潔淨的」（不可接受的）來決定。有些樂器因被視為不潔淨而禁止在聖殿中使用。</w:t>
+      </w:r>
+    </w:p>
+    <w:p>
+      <w:pPr>
+        <w:pStyle w:val="Heading3"/>
+      </w:pPr>
+      <w:r>
+        <w:rPr>
+          <w:lang w:val="zh_TW" w:bidi="zh_TW"/>
+        </w:rPr>
+        <w:t>弦樂器</w:t>
+      </w:r>
+    </w:p>
+    <w:p>
+      <w:pPr/>
+      <w:r>
+        <w:rPr>
+          <w:lang w:val="zh_TW" w:bidi="zh_TW"/>
+        </w:rPr>
+      </w:r>
+      <w:r>
+        <w:rPr>
+          <w:lang w:val="zh_TW" w:bidi="zh_TW"/>
+        </w:rPr>
+        <w:t>猶太人特別重視弦樂器，認為這些樂器最適合在聖殿音樂敬拜中使用。許多古代民族也同樣重視弦樂器。例如，大衛王彈奏一種稱為里拉琴（絲弦）的弦樂器。在</w:t>
       </w:r>
       <w:hyperlink r:id="rId13">
         <w:r>
@@ -242,7 +295,183 @@
             <w:color w:val="0000EE"/>
             <w:u w:val="single"/>
           </w:rPr>
-          <w:t>耶18:14</w:t>
+          <w:t>詩篇一五〇篇4節</w:t>
+        </w:r>
+      </w:hyperlink>
+      <w:r>
+        <w:rPr>
+          <w:lang w:val="zh_TW" w:bidi="zh_TW"/>
+        </w:rPr>
+        <w:t>中，希伯來文單詞米尼姆（minim，意為「絲弦」）指的是各類用來讚美神的弦樂器。</w:t>
+      </w:r>
+    </w:p>
+    <w:p>
+      <w:pPr>
+        <w:pStyle w:val="Heading4"/>
+      </w:pPr>
+      <w:r>
+        <w:rPr>
+          <w:lang w:val="zh_TW" w:bidi="zh_TW"/>
+        </w:rPr>
+        <w:t>阿索爾（Asor）</w:t>
+      </w:r>
+    </w:p>
+    <w:p>
+      <w:pPr/>
+      <w:r>
+        <w:rPr>
+          <w:lang w:val="zh_TW" w:bidi="zh_TW"/>
+        </w:rPr>
+      </w:r>
+      <w:r>
+        <w:rPr>
+          <w:lang w:val="zh_TW" w:bidi="zh_TW"/>
+        </w:rPr>
+        <w:t>阿索爾在詩篇中出現了三次（</w:t>
+      </w:r>
+      <w:hyperlink r:id="rId14">
+        <w:r>
+          <w:rPr>
+            <w:lang w:val="zh_TW" w:bidi="zh_TW"/>
+          </w:rPr>
+          <w:rPr>
+            <w:color w:val="0000EE"/>
+            <w:u w:val="single"/>
+          </w:rPr>
+          <w:t>詩33:2</w:t>
+        </w:r>
+      </w:hyperlink>
+      <w:r>
+        <w:rPr>
+          <w:lang w:val="zh_TW" w:bidi="zh_TW"/>
+        </w:rPr>
+        <w:t>，</w:t>
+      </w:r>
+      <w:hyperlink r:id="rId15">
+        <w:r>
+          <w:rPr>
+            <w:lang w:val="zh_TW" w:bidi="zh_TW"/>
+          </w:rPr>
+          <w:rPr>
+            <w:color w:val="0000EE"/>
+            <w:u w:val="single"/>
+          </w:rPr>
+          <w:t>92:3</w:t>
+        </w:r>
+      </w:hyperlink>
+      <w:r>
+        <w:rPr>
+          <w:lang w:val="zh_TW" w:bidi="zh_TW"/>
+        </w:rPr>
+        <w:t>，</w:t>
+      </w:r>
+      <w:hyperlink r:id="rId16">
+        <w:r>
+          <w:rPr>
+            <w:lang w:val="zh_TW" w:bidi="zh_TW"/>
+          </w:rPr>
+          <w:rPr>
+            <w:color w:val="0000EE"/>
+            <w:u w:val="single"/>
+          </w:rPr>
+          <w:t>144:9</w:t>
+        </w:r>
+      </w:hyperlink>
+      <w:r>
+        <w:rPr>
+          <w:lang w:val="zh_TW" w:bidi="zh_TW"/>
+        </w:rPr>
+        <w:t>）。阿索爾這個詞（在希伯來文中意為「十」），可能指一種具有十條弦的樂器。學者認為阿索爾可能類似腓尼基的齊特琴（一種平面的弦樂器），有十根弦。它也可能類似於魯特琴（另一種弦樂器）。</w:t>
+      </w:r>
+    </w:p>
+    <w:p>
+      <w:pPr>
+        <w:pStyle w:val="Heading4"/>
+      </w:pPr>
+      <w:r>
+        <w:rPr>
+          <w:lang w:val="zh_TW" w:bidi="zh_TW"/>
+        </w:rPr>
+        <w:t>卡索斯（Kathros）</w:t>
+      </w:r>
+    </w:p>
+    <w:p>
+      <w:pPr/>
+      <w:r>
+        <w:rPr>
+          <w:lang w:val="zh_TW" w:bidi="zh_TW"/>
+        </w:rPr>
+      </w:r>
+      <w:r>
+        <w:rPr>
+          <w:lang w:val="zh_TW" w:bidi="zh_TW"/>
+        </w:rPr>
+        <w:t>卡索斯是尼布甲尼撒王宮中演奏的樂器，可能與里拉琴相近，是一種手持的小型豎琴類樂器（</w:t>
+      </w:r>
+      <w:hyperlink r:id="rId17">
+        <w:r>
+          <w:rPr>
+            <w:lang w:val="zh_TW" w:bidi="zh_TW"/>
+          </w:rPr>
+          <w:rPr>
+            <w:color w:val="0000EE"/>
+            <w:u w:val="single"/>
+          </w:rPr>
+          <w:t>但3:5</w:t>
+        </w:r>
+      </w:hyperlink>
+      <w:r>
+        <w:rPr>
+          <w:lang w:val="zh_TW" w:bidi="zh_TW"/>
+        </w:rPr>
+        <w:t>、</w:t>
+      </w:r>
+      <w:hyperlink r:id="rId17">
+        <w:r>
+          <w:rPr>
+            <w:lang w:val="zh_TW" w:bidi="zh_TW"/>
+          </w:rPr>
+          <w:rPr>
+            <w:color w:val="0000EE"/>
+            <w:u w:val="single"/>
+          </w:rPr>
+          <w:t>7</w:t>
+        </w:r>
+      </w:hyperlink>
+      <w:r>
+        <w:rPr>
+          <w:lang w:val="zh_TW" w:bidi="zh_TW"/>
+        </w:rPr>
+        <w:t>、</w:t>
+      </w:r>
+      <w:hyperlink r:id="rId17">
+        <w:r>
+          <w:rPr>
+            <w:lang w:val="zh_TW" w:bidi="zh_TW"/>
+          </w:rPr>
+          <w:rPr>
+            <w:color w:val="0000EE"/>
+            <w:u w:val="single"/>
+          </w:rPr>
+          <w:t>10</w:t>
+        </w:r>
+      </w:hyperlink>
+      <w:r>
+        <w:rPr>
+          <w:lang w:val="zh_TW" w:bidi="zh_TW"/>
+        </w:rPr>
+        <w:t>、</w:t>
+      </w:r>
+      <w:hyperlink r:id="rId17">
+        <w:r>
+          <w:rPr>
+            <w:lang w:val="zh_TW" w:bidi="zh_TW"/>
+          </w:rPr>
+          <w:rPr>
+            <w:color w:val="0000EE"/>
+            <w:u w:val="single"/>
+          </w:rPr>
+          <w:t>15</w:t>
         </w:r>
       </w:hyperlink>
       <w:r>
@@ -254,13 +483,381 @@
     </w:p>
     <w:p>
       <w:pPr>
+        <w:pStyle w:val="Heading4"/>
+      </w:pPr>
+      <w:r>
+        <w:rPr>
+          <w:lang w:val="zh_TW" w:bidi="zh_TW"/>
+        </w:rPr>
+        <w:t>基諾爾（Kinnor）</w:t>
+      </w:r>
+    </w:p>
+    <w:p>
+      <w:pPr/>
+      <w:r>
+        <w:rPr>
+          <w:lang w:val="zh_TW" w:bidi="zh_TW"/>
+        </w:rPr>
+      </w:r>
+      <w:r>
+        <w:rPr>
+          <w:lang w:val="zh_TW" w:bidi="zh_TW"/>
+        </w:rPr>
+        <w:t>基諾爾在聖經中出現的次數比其它樂器更多，共有42次。許多人稱它為「大衛的豎琴」，並視為猶太人最喜愛的樂器。它比大型豎琴更接近里拉琴。其弦的數量不確定，但弦通常以羊腸製作，共鳴箱位於樂器底部。</w:t>
+      </w:r>
+    </w:p>
+    <w:p>
+      <w:pPr/>
+      <w:r>
+        <w:rPr>
+          <w:lang w:val="zh_TW" w:bidi="zh_TW"/>
+        </w:rPr>
+      </w:r>
+      <w:r>
+        <w:rPr>
+          <w:lang w:val="zh_TW" w:bidi="zh_TW"/>
+        </w:rPr>
+        <w:t>我們並不確定基諾爾是以撥片或徒手演奏。聖經說大衛「用手彈奏它」（</w:t>
+      </w:r>
+      <w:hyperlink r:id="rId18">
+        <w:r>
+          <w:rPr>
+            <w:lang w:val="zh_TW" w:bidi="zh_TW"/>
+          </w:rPr>
+          <w:rPr>
+            <w:color w:val="0000EE"/>
+            <w:u w:val="single"/>
+          </w:rPr>
+          <w:t>撒上16:23</w:t>
+        </w:r>
+      </w:hyperlink>
+      <w:r>
+        <w:rPr>
+          <w:lang w:val="zh_TW" w:bidi="zh_TW"/>
+        </w:rPr>
+        <w:t>），可能表示徒手演奏並非常態。基諾爾的音色「優美」（</w:t>
+      </w:r>
+      <w:hyperlink r:id="rId19">
+        <w:r>
+          <w:rPr>
+            <w:lang w:val="zh_TW" w:bidi="zh_TW"/>
+          </w:rPr>
+          <w:rPr>
+            <w:color w:val="0000EE"/>
+            <w:u w:val="single"/>
+          </w:rPr>
+          <w:t>詩81:2</w:t>
+        </w:r>
+      </w:hyperlink>
+      <w:r>
+        <w:rPr>
+          <w:lang w:val="zh_TW" w:bidi="zh_TW"/>
+        </w:rPr>
+        <w:t>），可用於敬拜、慶典與國事場合（</w:t>
+      </w:r>
+      <w:hyperlink r:id="rId20">
+        <w:r>
+          <w:rPr>
+            <w:lang w:val="zh_TW" w:bidi="zh_TW"/>
+          </w:rPr>
+          <w:rPr>
+            <w:color w:val="0000EE"/>
+            <w:u w:val="single"/>
+          </w:rPr>
+          <w:t>撒上10:5</w:t>
+        </w:r>
+      </w:hyperlink>
+      <w:r>
+        <w:rPr>
+          <w:lang w:val="zh_TW" w:bidi="zh_TW"/>
+        </w:rPr>
+        <w:t>；</w:t>
+      </w:r>
+      <w:hyperlink r:id="rId21">
+        <w:r>
+          <w:rPr>
+            <w:lang w:val="zh_TW" w:bidi="zh_TW"/>
+          </w:rPr>
+          <w:rPr>
+            <w:color w:val="0000EE"/>
+            <w:u w:val="single"/>
+          </w:rPr>
+          <w:t>撒下6:5</w:t>
+        </w:r>
+      </w:hyperlink>
+      <w:r>
+        <w:rPr>
+          <w:lang w:val="zh_TW" w:bidi="zh_TW"/>
+        </w:rPr>
+        <w:t>；</w:t>
+      </w:r>
+      <w:hyperlink r:id="rId22">
+        <w:r>
+          <w:rPr>
+            <w:lang w:val="zh_TW" w:bidi="zh_TW"/>
+          </w:rPr>
+          <w:rPr>
+            <w:color w:val="0000EE"/>
+            <w:u w:val="single"/>
+          </w:rPr>
+          <w:t>賽5:12</w:t>
+        </w:r>
+      </w:hyperlink>
+      <w:r>
+        <w:rPr>
+          <w:lang w:val="zh_TW" w:bidi="zh_TW"/>
+        </w:rPr>
+        <w:t>）。牧羊人也會彈奏它（</w:t>
+      </w:r>
+      <w:hyperlink r:id="rId23">
+        <w:r>
+          <w:rPr>
+            <w:lang w:val="zh_TW" w:bidi="zh_TW"/>
+          </w:rPr>
+          <w:rPr>
+            <w:color w:val="0000EE"/>
+            <w:u w:val="single"/>
+          </w:rPr>
+          <w:t>撒上16:16</w:t>
+        </w:r>
+      </w:hyperlink>
+      <w:r>
+        <w:rPr>
+          <w:lang w:val="zh_TW" w:bidi="zh_TW"/>
+        </w:rPr>
+        <w:t>）。</w:t>
+      </w:r>
+    </w:p>
+    <w:p>
+      <w:pPr>
+        <w:pStyle w:val="Heading4"/>
+      </w:pPr>
+      <w:r>
+        <w:rPr>
+          <w:lang w:val="zh_TW" w:bidi="zh_TW"/>
+        </w:rPr>
+        <w:t>內伯（Nebel）</w:t>
+      </w:r>
+    </w:p>
+    <w:p>
+      <w:pPr/>
+      <w:r>
+        <w:rPr>
+          <w:lang w:val="zh_TW" w:bidi="zh_TW"/>
+        </w:rPr>
+      </w:r>
+      <w:r>
+        <w:rPr>
+          <w:lang w:val="zh_TW" w:bidi="zh_TW"/>
+        </w:rPr>
+        <w:t>在聖經中出現了27次。希伯來文中的內伯一詞意為「皮」或「皮瓶」。這可能是因為這種樂器的形狀像瓶子，底部圓而寬，能發出聲音。它是豎琴的一種（</w:t>
+      </w:r>
+      <w:r>
+        <w:rPr>
+          <w:lang w:val="zh_TW" w:bidi="zh_TW"/>
+        </w:rPr>
+        <w:t>和合本譯為「瑟」，</w:t>
+      </w:r>
+      <w:hyperlink r:id="rId21">
+        <w:r>
+          <w:rPr>
+            <w:lang w:val="zh_TW" w:bidi="zh_TW"/>
+          </w:rPr>
+          <w:rPr>
+            <w:color w:val="0000EE"/>
+            <w:u w:val="single"/>
+          </w:rPr>
+          <w:t>撒下6:5</w:t>
+        </w:r>
+      </w:hyperlink>
+      <w:r>
+        <w:rPr>
+          <w:lang w:val="zh_TW" w:bidi="zh_TW"/>
+        </w:rPr>
+        <w:t>；</w:t>
+      </w:r>
+      <w:hyperlink r:id="rId24">
+        <w:r>
+          <w:rPr>
+            <w:lang w:val="zh_TW" w:bidi="zh_TW"/>
+          </w:rPr>
+          <w:rPr>
+            <w:color w:val="0000EE"/>
+            <w:u w:val="single"/>
+          </w:rPr>
+          <w:t>王上10:12</w:t>
+        </w:r>
+      </w:hyperlink>
+      <w:r>
+        <w:rPr>
+          <w:lang w:val="zh_TW" w:bidi="zh_TW"/>
+        </w:rPr>
+        <w:t>；</w:t>
+      </w:r>
+      <w:hyperlink r:id="rId25">
+        <w:r>
+          <w:rPr>
+            <w:lang w:val="zh_TW" w:bidi="zh_TW"/>
+          </w:rPr>
+          <w:rPr>
+            <w:color w:val="0000EE"/>
+            <w:u w:val="single"/>
+          </w:rPr>
+          <w:t>尼12:27</w:t>
+        </w:r>
+      </w:hyperlink>
+      <w:r>
+        <w:rPr>
+          <w:lang w:val="zh_TW" w:bidi="zh_TW"/>
+        </w:rPr>
+        <w:t>；</w:t>
+      </w:r>
+      <w:hyperlink r:id="rId26">
+        <w:r>
+          <w:rPr>
+            <w:lang w:val="zh_TW" w:bidi="zh_TW"/>
+          </w:rPr>
+          <w:rPr>
+            <w:color w:val="0000EE"/>
+            <w:u w:val="single"/>
+          </w:rPr>
+          <w:t>詩57:8</w:t>
+        </w:r>
+      </w:hyperlink>
+      <w:r>
+        <w:rPr>
+          <w:lang w:val="zh_TW" w:bidi="zh_TW"/>
+        </w:rPr>
+        <w:t>；</w:t>
+      </w:r>
+      <w:hyperlink r:id="rId27">
+        <w:r>
+          <w:rPr>
+            <w:lang w:val="zh_TW" w:bidi="zh_TW"/>
+          </w:rPr>
+          <w:rPr>
+            <w:color w:val="0000EE"/>
+            <w:u w:val="single"/>
+          </w:rPr>
+          <w:t>摩5:23</w:t>
+        </w:r>
+      </w:hyperlink>
+      <w:r>
+        <w:rPr>
+          <w:lang w:val="zh_TW" w:bidi="zh_TW"/>
+        </w:rPr>
+        <w:t>），可能與埃及的豎琴相似，演奏方式可能為徒手彈奏。內伯比基諾爾更大、聲音更響亮。</w:t>
+      </w:r>
+    </w:p>
+    <w:p>
+      <w:pPr/>
+      <w:r>
+        <w:rPr>
+          <w:lang w:val="zh_TW" w:bidi="zh_TW"/>
+        </w:rPr>
+      </w:r>
+      <w:r>
+        <w:rPr>
+          <w:lang w:val="zh_TW" w:bidi="zh_TW"/>
+        </w:rPr>
+        <w:t>現代英文聖經通常將內伯翻譯為「豎琴」。有英文譯本則使用「薩泰里琴」（psaltery）或「維奧爾琴」（viol）（兩者都是弦樂器的古老名稱）。</w:t>
+      </w:r>
+    </w:p>
+    <w:p>
+      <w:pPr>
+        <w:pStyle w:val="Heading4"/>
+      </w:pPr>
+      <w:r>
+        <w:rPr>
+          <w:lang w:val="zh_TW" w:bidi="zh_TW"/>
+        </w:rPr>
+        <w:t>普桑特林（Psantrin）</w:t>
+      </w:r>
+    </w:p>
+    <w:p>
+      <w:pPr/>
+      <w:r>
+        <w:rPr>
+          <w:lang w:val="zh_TW" w:bidi="zh_TW"/>
+        </w:rPr>
+      </w:r>
+      <w:r>
+        <w:rPr>
+          <w:lang w:val="zh_TW" w:bidi="zh_TW"/>
+        </w:rPr>
+        <w:t>普桑特林（也稱為pesanterin）是來自希臘的樂器。曾在尼布甲尼撒王的樂隊中演奏（</w:t>
+      </w:r>
+      <w:hyperlink r:id="rId28">
+        <w:r>
+          <w:rPr>
+            <w:lang w:val="zh_TW" w:bidi="zh_TW"/>
+          </w:rPr>
+          <w:rPr>
+            <w:color w:val="0000EE"/>
+            <w:u w:val="single"/>
+          </w:rPr>
+          <w:t>但3:5–15</w:t>
+        </w:r>
+      </w:hyperlink>
+      <w:r>
+        <w:rPr>
+          <w:lang w:val="zh_TW" w:bidi="zh_TW"/>
+        </w:rPr>
+        <w:t>）。它可能類似於揚琴（dulcimer，一種以小槌敲擊琴弦的弦樂器）。</w:t>
+      </w:r>
+    </w:p>
+    <w:p>
+      <w:pPr>
+        <w:pStyle w:val="Heading4"/>
+      </w:pPr>
+      <w:r>
+        <w:rPr>
+          <w:lang w:val="zh_TW" w:bidi="zh_TW"/>
+        </w:rPr>
+        <w:t>撒布查（Sabcha）</w:t>
+      </w:r>
+    </w:p>
+    <w:p>
+      <w:pPr/>
+      <w:r>
+        <w:rPr>
+          <w:lang w:val="zh_TW" w:bidi="zh_TW"/>
+        </w:rPr>
+      </w:r>
+      <w:r>
+        <w:rPr>
+          <w:lang w:val="zh_TW" w:bidi="zh_TW"/>
+        </w:rPr>
+        <w:t>撒布查（也稱為sabbeka）是一種弦樂器，曾在巴比倫的王宮中演奏（</w:t>
+      </w:r>
+      <w:hyperlink r:id="rId28">
+        <w:r>
+          <w:rPr>
+            <w:lang w:val="zh_TW" w:bidi="zh_TW"/>
+          </w:rPr>
+          <w:rPr>
+            <w:color w:val="0000EE"/>
+            <w:u w:val="single"/>
+          </w:rPr>
+          <w:t>但3:5–15</w:t>
+        </w:r>
+      </w:hyperlink>
+      <w:r>
+        <w:rPr>
+          <w:lang w:val="zh_TW" w:bidi="zh_TW"/>
+        </w:rPr>
+        <w:t>）。希臘人稱之為桑比刻（sambyke），而羅馬人則稱之為桑布卡（sambuca）。其形狀像三角形，有四條弦，音色高亢尖銳。有英文譯本稱之為「薩克布特」（sackbut）。</w:t>
+      </w:r>
+    </w:p>
+    <w:p>
+      <w:pPr>
         <w:pStyle w:val="Heading3"/>
       </w:pPr>
       <w:r>
         <w:rPr>
           <w:lang w:val="zh_TW" w:bidi="zh_TW"/>
         </w:rPr>
-        <w:t>地理</w:t>
+        <w:t>管樂器</w:t>
       </w:r>
     </w:p>
     <w:p>
@@ -274,43 +871,18 @@
         <w:rPr>
           <w:lang w:val="zh_TW" w:bidi="zh_TW"/>
         </w:rPr>
-        <w:t>黎巴嫩山脈在南端與加利利北部的山丘連接，外黎巴嫩山脈中的赫門山（西連、示尼珥）尤為顯著，海拔達9,230英尺（2,813.3米）。這兩條山脈之間隔著一條寬闊的山谷，即黎巴嫩山谷（</w:t>
-      </w:r>
-      <w:hyperlink r:id="rId14">
-        <w:r>
-          <w:rPr>
-            <w:lang w:val="zh_TW" w:bidi="zh_TW"/>
-          </w:rPr>
-          <w:rPr>
-            <w:color w:val="0000EE"/>
-            <w:u w:val="single"/>
-          </w:rPr>
-          <w:t>書11:17</w:t>
-        </w:r>
-      </w:hyperlink>
-      <w:r>
-        <w:rPr>
-          <w:lang w:val="zh_TW" w:bidi="zh_TW"/>
-        </w:rPr>
-        <w:t>）或「哈馬口」（</w:t>
-      </w:r>
-      <w:hyperlink r:id="rId15">
-        <w:r>
-          <w:rPr>
-            <w:lang w:val="zh_TW" w:bidi="zh_TW"/>
-          </w:rPr>
-          <w:rPr>
-            <w:color w:val="0000EE"/>
-            <w:u w:val="single"/>
-          </w:rPr>
-          <w:t>民34:8</w:t>
-        </w:r>
-      </w:hyperlink>
-      <w:r>
-        <w:rPr>
-          <w:lang w:val="zh_TW" w:bidi="zh_TW"/>
-        </w:rPr>
-        <w:t>），即現代的貝卡谷地（Beqa’a）。</w:t>
+        <w:t>吹奏樂器（人們通過吹氣來產生音樂的樂器）可以分為兩類：管樂器和號角樂器。</w:t>
+      </w:r>
+    </w:p>
+    <w:p>
+      <w:pPr>
+        <w:pStyle w:val="Heading4"/>
+      </w:pPr>
+      <w:r>
+        <w:rPr>
+          <w:lang w:val="zh_TW" w:bidi="zh_TW"/>
+        </w:rPr>
+        <w:t>哈利勒（Halil）</w:t>
       </w:r>
     </w:p>
     <w:p>
@@ -324,7 +896,61 @@
         <w:rPr>
           <w:lang w:val="zh_TW" w:bidi="zh_TW"/>
         </w:rPr>
-        <w:t>黎巴嫩山脈南段與加利利山丘之間隔著一道深峽，利塔尼河（Litani River）從此處流過，並在泰爾以北注入地中海。其上游沿著貝卡谷地向東北延伸，幾乎到達巴力貝克（Baalbek）。黎巴嫩山脈約長100英里（160.9公里），北端延伸至東西向的奈赫爾卡比爾山谷（Nahr el-Kebir），並由一系列山峰構成。南部有里罕山（Gebel Rihan）、托馬特山（Tomat）和尼哈山（Gebel Niha），海拔介於5,350至6,230英尺（1,636.7至1,898.9米）之間，位於西頓以東。中部有巴魯克山（Gebel Baruk）、庫尼耶賽山（Gebel Kuneiyiseh）和蘇寧山（Gebel Sunnin），海拔分別為7,220英尺、6,890英尺和8,530英尺（2,200.7米、2,100.1米和2,599.9米），位於貝魯特以東。再往北，位於的黎波里以東的是庫爾內特薩烏達（Qurnet es-Sauda），海拔達9,840英尺（2,999.2米），以及庫爾內特阿魯巴（Qurnet Aruba），海拔約7,320英尺（2,231.1米）。</w:t>
+        <w:t>哈利勒是一種管樂器，在聖經中出現了六次，聖經時代之後的猶太作家也曾提到這種樂器。哈利勒類似於希臘的奧羅斯（aulos，一種像現代雙簧管的古代樂器）。許多聖經翻譯將其稱為「笛或簫」（</w:t>
+      </w:r>
+      <w:hyperlink r:id="rId29">
+        <w:r>
+          <w:rPr>
+            <w:lang w:val="zh_TW" w:bidi="zh_TW"/>
+          </w:rPr>
+          <w:rPr>
+            <w:color w:val="0000EE"/>
+            <w:u w:val="single"/>
+          </w:rPr>
+          <w:t>太9:23</w:t>
+        </w:r>
+      </w:hyperlink>
+      <w:r>
+        <w:rPr>
+          <w:lang w:val="zh_TW" w:bidi="zh_TW"/>
+        </w:rPr>
+        <w:t>；</w:t>
+      </w:r>
+      <w:hyperlink r:id="rId30">
+        <w:r>
+          <w:rPr>
+            <w:lang w:val="zh_TW" w:bidi="zh_TW"/>
+          </w:rPr>
+          <w:rPr>
+            <w:color w:val="0000EE"/>
+            <w:u w:val="single"/>
+          </w:rPr>
+          <w:t>林前14:7</w:t>
+        </w:r>
+      </w:hyperlink>
+      <w:r>
+        <w:rPr>
+          <w:lang w:val="zh_TW" w:bidi="zh_TW"/>
+        </w:rPr>
+        <w:t>；</w:t>
+      </w:r>
+      <w:hyperlink r:id="rId31">
+        <w:r>
+          <w:rPr>
+            <w:lang w:val="zh_TW" w:bidi="zh_TW"/>
+          </w:rPr>
+          <w:rPr>
+            <w:color w:val="0000EE"/>
+            <w:u w:val="single"/>
+          </w:rPr>
+          <w:t>啟18:22</w:t>
+        </w:r>
+      </w:hyperlink>
+      <w:r>
+        <w:rPr>
+          <w:lang w:val="zh_TW" w:bidi="zh_TW"/>
+        </w:rPr>
+        <w:t>）。早期的版本多以蘆葦等中空植物製作，吹口由兩片簧片組成，音色可能高亢且響亮。</w:t>
       </w:r>
     </w:p>
     <w:p>
@@ -338,2650 +964,7 @@
         <w:rPr>
           <w:lang w:val="zh_TW" w:bidi="zh_TW"/>
         </w:rPr>
-        <w:t>這些高山將來自地中海的雨水困住，為山區及其下方的沿海地帶提供充足的降雨；而山脈之外的降雨則減少。腓尼基人在這些山脈與大海之間的沿海地帶繁榮發展，並建立了像泰爾、撒勒法、西頓、貝魯特（Berytus）、比布魯斯（迦巴勒）和的黎波里等城。沿海地區有多處山脈的延伸地帶，海岸公路需要穿過或繞過這些延伸地。例如貝魯特以北的納赫爾·卡勒布（Nahr el-Kelb）的岬角就是一個典型的例子。</w:t>
-      </w:r>
-    </w:p>
-    <w:p>
-      <w:pPr/>
-      <w:r>
-        <w:rPr>
-          <w:lang w:val="zh_TW" w:bidi="zh_TW"/>
-        </w:rPr>
-      </w:r>
-      <w:r>
-        <w:rPr>
-          <w:lang w:val="zh_TW" w:bidi="zh_TW"/>
-        </w:rPr>
-        <w:t>黎巴嫩山脈的東側是貝卡谷地。</w:t>
-      </w:r>
-      <w:r>
-        <w:rPr>
-          <w:lang w:val="zh_TW" w:bidi="zh_TW"/>
-        </w:rPr>
-        <w:t>奧龍特斯河畔（</w:t>
-      </w:r>
-      <w:r>
-        <w:rPr>
-          <w:lang w:val="zh_TW" w:bidi="zh_TW"/>
-        </w:rPr>
-        <w:t>Orontes River</w:t>
-      </w:r>
-      <w:r>
-        <w:rPr>
-          <w:lang w:val="zh_TW" w:bidi="zh_TW"/>
-        </w:rPr>
-        <w:t>）</w:t>
-      </w:r>
-      <w:r>
-        <w:rPr>
-          <w:lang w:val="zh_TW" w:bidi="zh_TW"/>
-        </w:rPr>
-        <w:t>發源於這個谷地的北部，向北流入地中海，位於古烏加里特（Ugarit）的北部。這整個谷地地區在古典文學中被稱為敘利亞中空地區。它是羅馬人的「糧倉」。</w:t>
-      </w:r>
-    </w:p>
-    <w:p>
-      <w:pPr/>
-      <w:r>
-        <w:rPr>
-          <w:lang w:val="zh_TW" w:bidi="zh_TW"/>
-        </w:rPr>
-      </w:r>
-      <w:r>
-        <w:rPr>
-          <w:lang w:val="zh_TW" w:bidi="zh_TW"/>
-        </w:rPr>
-        <w:t>在貝卡谷地的東邊是外黎巴嫩山脈，巴拉達河（Barada River）在此發源並向東流向大馬士革的肥沃綠洲。山脈南部的赫門山，腓尼基人稱之為西連，亞摩利人稱之為示尼珥（</w:t>
-      </w:r>
-      <w:hyperlink r:id="rId16">
-        <w:r>
-          <w:rPr>
-            <w:lang w:val="zh_TW" w:bidi="zh_TW"/>
-          </w:rPr>
-          <w:rPr>
-            <w:color w:val="0000EE"/>
-            <w:u w:val="single"/>
-          </w:rPr>
-          <w:t>申3:9</w:t>
-        </w:r>
-      </w:hyperlink>
-      <w:r>
-        <w:rPr>
-          <w:lang w:val="zh_TW" w:bidi="zh_TW"/>
-        </w:rPr>
-        <w:t>）。</w:t>
-      </w:r>
-    </w:p>
-    <w:p>
-      <w:pPr>
-        <w:pStyle w:val="Heading3"/>
-      </w:pPr>
-      <w:r>
-        <w:rPr>
-          <w:lang w:val="zh_TW" w:bidi="zh_TW"/>
-        </w:rPr>
-        <w:t>資源</w:t>
-      </w:r>
-    </w:p>
-    <w:p>
-      <w:pPr/>
-      <w:r>
-        <w:rPr>
-          <w:lang w:val="zh_TW" w:bidi="zh_TW"/>
-        </w:rPr>
-      </w:r>
-      <w:r>
-        <w:rPr>
-          <w:lang w:val="zh_TW" w:bidi="zh_TW"/>
-        </w:rPr>
-        <w:t>黎巴嫩在古代以其豐富的杉木和松樹森林而聞名。沿海地區、貝卡谷地和山坡較低處適合種植橄欖樹、果樹和葡萄樹，並能耕種一些穀物。海中有一種腹足綱軟體動物，可以用來製取紅色或紫色染料。「腓尼基人」這個名字源自希臘文phoinos，即紅紫色。約公元前1500年，烏加列已經可以製造紫色染料的羊毛。腓尼基人幾個世紀來壟斷了這個產業。以色列人用大量的紫色染料來製作會幕的幔子（</w:t>
-      </w:r>
-      <w:hyperlink r:id="rId17">
-        <w:r>
-          <w:rPr>
-            <w:lang w:val="zh_TW" w:bidi="zh_TW"/>
-          </w:rPr>
-          <w:rPr>
-            <w:color w:val="0000EE"/>
-            <w:u w:val="single"/>
-          </w:rPr>
-          <w:t>出26章</w:t>
-        </w:r>
-      </w:hyperlink>
-      <w:r>
-        <w:rPr>
-          <w:lang w:val="zh_TW" w:bidi="zh_TW"/>
-        </w:rPr>
-        <w:t>）和祭司的衣服（</w:t>
-      </w:r>
-      <w:hyperlink r:id="rId18">
-        <w:r>
-          <w:rPr>
-            <w:lang w:val="zh_TW" w:bidi="zh_TW"/>
-          </w:rPr>
-          <w:rPr>
-            <w:color w:val="0000EE"/>
-            <w:u w:val="single"/>
-          </w:rPr>
-          <w:t>出28:4–6，</w:t>
-        </w:r>
-      </w:hyperlink>
-      <w:hyperlink r:id="rId19">
-        <w:r>
-          <w:rPr>
-            <w:lang w:val="zh_TW" w:bidi="zh_TW"/>
-          </w:rPr>
-          <w:rPr>
-            <w:color w:val="0000EE"/>
-            <w:u w:val="single"/>
-          </w:rPr>
-          <w:t>39:1、28–29</w:t>
-        </w:r>
-      </w:hyperlink>
-      <w:r>
-        <w:rPr>
-          <w:lang w:val="zh_TW" w:bidi="zh_TW"/>
-        </w:rPr>
-        <w:t>），他們的染料可能就是從腓尼基人那裡購得的。</w:t>
-      </w:r>
-    </w:p>
-    <w:p>
-      <w:pPr/>
-      <w:r>
-        <w:rPr>
-          <w:lang w:val="zh_TW" w:bidi="zh_TW"/>
-        </w:rPr>
-      </w:r>
-      <w:r>
-        <w:rPr>
-          <w:lang w:val="zh_TW" w:bidi="zh_TW"/>
-        </w:rPr>
-        <w:t>所羅門王與腓尼基建立了重要的貿易關係。為建造耶路撒冷的聖殿，他從泰爾王希蘭一世那裡取得了柏木和松木（</w:t>
-      </w:r>
-      <w:hyperlink r:id="rId20">
-        <w:r>
-          <w:rPr>
-            <w:lang w:val="zh_TW" w:bidi="zh_TW"/>
-          </w:rPr>
-          <w:rPr>
-            <w:color w:val="0000EE"/>
-            <w:u w:val="single"/>
-          </w:rPr>
-          <w:t>王上5:6、9、14</w:t>
-        </w:r>
-      </w:hyperlink>
-      <w:r>
-        <w:rPr>
-          <w:lang w:val="zh_TW" w:bidi="zh_TW"/>
-        </w:rPr>
-        <w:t>，</w:t>
-      </w:r>
-      <w:hyperlink r:id="rId21">
-        <w:r>
-          <w:rPr>
-            <w:lang w:val="zh_TW" w:bidi="zh_TW"/>
-          </w:rPr>
-          <w:rPr>
-            <w:color w:val="0000EE"/>
-            <w:u w:val="single"/>
-          </w:rPr>
-          <w:t>7:2</w:t>
-        </w:r>
-      </w:hyperlink>
-      <w:r>
-        <w:rPr>
-          <w:lang w:val="zh_TW" w:bidi="zh_TW"/>
-        </w:rPr>
-        <w:t>，</w:t>
-      </w:r>
-      <w:hyperlink r:id="rId22">
-        <w:r>
-          <w:rPr>
-            <w:lang w:val="zh_TW" w:bidi="zh_TW"/>
-          </w:rPr>
-          <w:rPr>
-            <w:color w:val="0000EE"/>
-            <w:u w:val="single"/>
-          </w:rPr>
-          <w:t>10:17、21</w:t>
-        </w:r>
-      </w:hyperlink>
-      <w:r>
-        <w:rPr>
-          <w:lang w:val="zh_TW" w:bidi="zh_TW"/>
-        </w:rPr>
-        <w:t>；</w:t>
-      </w:r>
-      <w:hyperlink r:id="rId23">
-        <w:r>
-          <w:rPr>
-            <w:lang w:val="zh_TW" w:bidi="zh_TW"/>
-          </w:rPr>
-          <w:rPr>
-            <w:color w:val="0000EE"/>
-            <w:u w:val="single"/>
-          </w:rPr>
-          <w:t>代下2:8、16</w:t>
-        </w:r>
-      </w:hyperlink>
-      <w:r>
-        <w:rPr>
-          <w:lang w:val="zh_TW" w:bidi="zh_TW"/>
-        </w:rPr>
-        <w:t>）。所羅門用麥子和橄欖油支付這些木材（</w:t>
-      </w:r>
-      <w:hyperlink r:id="rId24">
-        <w:r>
-          <w:rPr>
-            <w:lang w:val="zh_TW" w:bidi="zh_TW"/>
-          </w:rPr>
-          <w:rPr>
-            <w:color w:val="0000EE"/>
-            <w:u w:val="single"/>
-          </w:rPr>
-          <w:t>王上5:11</w:t>
-        </w:r>
-      </w:hyperlink>
-      <w:r>
-        <w:rPr>
-          <w:lang w:val="zh_TW" w:bidi="zh_TW"/>
-        </w:rPr>
-        <w:t>）。這些樹木被海運漂浮到所羅門的領土內，再從那裡運到耶路撒冷。黎巴嫩和外黎巴嫩的杉木和松木為推羅提供了造船的木材（</w:t>
-      </w:r>
-      <w:hyperlink r:id="rId25">
-        <w:r>
-          <w:rPr>
-            <w:lang w:val="zh_TW" w:bidi="zh_TW"/>
-          </w:rPr>
-          <w:rPr>
-            <w:color w:val="0000EE"/>
-            <w:u w:val="single"/>
-          </w:rPr>
-          <w:t>結27:5</w:t>
-        </w:r>
-      </w:hyperlink>
-      <w:r>
-        <w:rPr>
-          <w:lang w:val="zh_TW" w:bidi="zh_TW"/>
-        </w:rPr>
-        <w:t>），為埃及提供了聖船和家具，並為重建耶路撒冷的第二聖殿提供了木材（</w:t>
-      </w:r>
-      <w:hyperlink r:id="rId26">
-        <w:r>
-          <w:rPr>
-            <w:lang w:val="zh_TW" w:bidi="zh_TW"/>
-          </w:rPr>
-          <w:rPr>
-            <w:color w:val="0000EE"/>
-            <w:u w:val="single"/>
-          </w:rPr>
-          <w:t>拉3:7</w:t>
-        </w:r>
-      </w:hyperlink>
-      <w:r>
-        <w:rPr>
-          <w:lang w:val="zh_TW" w:bidi="zh_TW"/>
-        </w:rPr>
-        <w:t>）。</w:t>
-      </w:r>
-    </w:p>
-    <w:p>
-      <w:pPr/>
-      <w:r>
-        <w:rPr>
-          <w:lang w:val="zh_TW" w:bidi="zh_TW"/>
-        </w:rPr>
-      </w:r>
-      <w:r>
-        <w:rPr>
-          <w:lang w:val="zh_TW" w:bidi="zh_TW"/>
-        </w:rPr>
-        <w:t>腓尼基人從黎巴嫩的港口與許多國進行貿易。他們掌握了造船技術，並將船隻用於和平與戰爭中。</w:t>
-      </w:r>
-      <w:hyperlink r:id="rId27">
-        <w:r>
-          <w:rPr>
-            <w:lang w:val="zh_TW" w:bidi="zh_TW"/>
-          </w:rPr>
-          <w:rPr>
-            <w:color w:val="0000EE"/>
-            <w:u w:val="single"/>
-          </w:rPr>
-          <w:t>以西結書第二十七章</w:t>
-        </w:r>
-      </w:hyperlink>
-      <w:r>
-        <w:rPr>
-          <w:lang w:val="zh_TW" w:bidi="zh_TW"/>
-        </w:rPr>
-        <w:t>中生動地描述了來自泰爾、西頓、迦巴勒和亞發的商人的貿易活動，詳細說明了他們貿易的範圍和性質。</w:t>
-      </w:r>
-    </w:p>
-    <w:p>
-      <w:pPr>
-        <w:pStyle w:val="Heading3"/>
-      </w:pPr>
-      <w:r>
-        <w:rPr>
-          <w:lang w:val="zh_TW" w:bidi="zh_TW"/>
-        </w:rPr>
-        <w:t>歷史</w:t>
-      </w:r>
-    </w:p>
-    <w:p>
-      <w:pPr/>
-      <w:r>
-        <w:rPr>
-          <w:lang w:val="zh_TW" w:bidi="zh_TW"/>
-        </w:rPr>
-      </w:r>
-      <w:r>
-        <w:rPr>
-          <w:lang w:val="zh_TW" w:bidi="zh_TW"/>
-        </w:rPr>
-        <w:t>早在埃及第四王朝時期（約公元前2600年），黎巴嫩地區就引起了埃及人的興趣，法老斯努夫（Snofru）從黎巴嫩取得了40艘船載的杉木。迦巴勒在第十二王朝時期（約公元前1980–1800年）受到埃及的影響，埃及人用金飾交換黎巴嫩的杉木。在第十八王朝（約公元前1552–1306年）期間，埃及征服了敘利亞，記錄中經常提到杉木被作為貢品帶回。後來，拉美西斯十一世（Ramses XI）的一位使者文阿蒙（Wenamon）曾以高價購得杉木（約公元前1100年）。</w:t>
-      </w:r>
-    </w:p>
-    <w:p>
-      <w:pPr/>
-      <w:r>
-        <w:rPr>
-          <w:lang w:val="zh_TW" w:bidi="zh_TW"/>
-        </w:rPr>
-      </w:r>
-      <w:r>
-        <w:rPr>
-          <w:lang w:val="zh_TW" w:bidi="zh_TW"/>
-        </w:rPr>
-        <w:t>當埃及的勢力衰退時，亞述人控制了該地區，並從</w:t>
-      </w:r>
-      <w:r>
-        <w:rPr>
-          <w:lang w:val="zh_TW" w:bidi="zh_TW"/>
-        </w:rPr>
-        <w:t>提革拉毗列色</w:t>
-      </w:r>
-      <w:r>
-        <w:rPr>
-          <w:lang w:val="zh_TW" w:bidi="zh_TW"/>
-        </w:rPr>
-        <w:t>一世（Tiglath-pileser I，約公元前1100年）開始，將大量的杉木作為貢品。尼布甲尼撒和巴比倫國同樣控制了黎巴嫩，並運走大量杉木來建造神廟和宮殿。以賽亞書（</w:t>
-      </w:r>
-      <w:hyperlink r:id="rId28">
-        <w:r>
-          <w:rPr>
-            <w:lang w:val="zh_TW" w:bidi="zh_TW"/>
-          </w:rPr>
-          <w:rPr>
-            <w:color w:val="0000EE"/>
-            <w:u w:val="single"/>
-          </w:rPr>
-          <w:t>賽14:8</w:t>
-        </w:r>
-      </w:hyperlink>
-      <w:r>
-        <w:rPr>
-          <w:lang w:val="zh_TW" w:bidi="zh_TW"/>
-        </w:rPr>
-        <w:t>）和哈巴谷書（</w:t>
-      </w:r>
-      <w:hyperlink r:id="rId29">
-        <w:r>
-          <w:rPr>
-            <w:lang w:val="zh_TW" w:bidi="zh_TW"/>
-          </w:rPr>
-          <w:rPr>
-            <w:color w:val="0000EE"/>
-            <w:u w:val="single"/>
-          </w:rPr>
-          <w:t>哈2:17</w:t>
-        </w:r>
-      </w:hyperlink>
-      <w:r>
-        <w:rPr>
-          <w:lang w:val="zh_TW" w:bidi="zh_TW"/>
-        </w:rPr>
-        <w:t>）都提到過黎巴嫩森林的被破壞。在後來的幾個世紀裡，黎巴嫩先後被波斯人、希臘人和羅馬人統治。</w:t>
-      </w:r>
-    </w:p>
-    <w:p>
-      <w:pPr/>
-      <w:r>
-        <w:rPr>
-          <w:lang w:val="zh_TW" w:bidi="zh_TW"/>
-        </w:rPr>
-      </w:r>
-      <w:r>
-        <w:rPr>
-          <w:lang w:val="zh_TW" w:bidi="zh_TW"/>
-        </w:rPr>
-        <w:t>在新約時代，泰爾和西頓的城通常被一起提及（</w:t>
-      </w:r>
-      <w:hyperlink r:id="rId30">
-        <w:r>
-          <w:rPr>
-            <w:lang w:val="zh_TW" w:bidi="zh_TW"/>
-          </w:rPr>
-          <w:rPr>
-            <w:color w:val="0000EE"/>
-            <w:u w:val="single"/>
-          </w:rPr>
-          <w:t>太15:21</w:t>
-        </w:r>
-      </w:hyperlink>
-      <w:r>
-        <w:rPr>
-          <w:lang w:val="zh_TW" w:bidi="zh_TW"/>
-        </w:rPr>
-        <w:t>；</w:t>
-      </w:r>
-      <w:hyperlink r:id="rId31">
-        <w:r>
-          <w:rPr>
-            <w:lang w:val="zh_TW" w:bidi="zh_TW"/>
-          </w:rPr>
-          <w:rPr>
-            <w:color w:val="0000EE"/>
-            <w:u w:val="single"/>
-          </w:rPr>
-          <w:t>可3:8</w:t>
-        </w:r>
-      </w:hyperlink>
-      <w:r>
-        <w:rPr>
-          <w:lang w:val="zh_TW" w:bidi="zh_TW"/>
-        </w:rPr>
-        <w:t>，</w:t>
-      </w:r>
-      <w:hyperlink r:id="rId32">
-        <w:r>
-          <w:rPr>
-            <w:lang w:val="zh_TW" w:bidi="zh_TW"/>
-          </w:rPr>
-          <w:rPr>
-            <w:color w:val="0000EE"/>
-            <w:u w:val="single"/>
-          </w:rPr>
-          <w:t>7:24、31</w:t>
-        </w:r>
-      </w:hyperlink>
-      <w:r>
-        <w:rPr>
-          <w:lang w:val="zh_TW" w:bidi="zh_TW"/>
-        </w:rPr>
-        <w:t>；</w:t>
-      </w:r>
-      <w:hyperlink r:id="rId33">
-        <w:r>
-          <w:rPr>
-            <w:lang w:val="zh_TW" w:bidi="zh_TW"/>
-          </w:rPr>
-          <w:rPr>
-            <w:color w:val="0000EE"/>
-            <w:u w:val="single"/>
-          </w:rPr>
-          <w:t>路6:17</w:t>
-        </w:r>
-      </w:hyperlink>
-      <w:r>
-        <w:rPr>
-          <w:lang w:val="zh_TW" w:bidi="zh_TW"/>
-        </w:rPr>
-        <w:t>，</w:t>
-      </w:r>
-      <w:hyperlink r:id="rId34">
-        <w:r>
-          <w:rPr>
-            <w:lang w:val="zh_TW" w:bidi="zh_TW"/>
-          </w:rPr>
-          <w:rPr>
-            <w:color w:val="0000EE"/>
-            <w:u w:val="single"/>
-          </w:rPr>
-          <w:t>10:13–14</w:t>
-        </w:r>
-      </w:hyperlink>
-      <w:r>
-        <w:rPr>
-          <w:lang w:val="zh_TW" w:bidi="zh_TW"/>
-        </w:rPr>
-        <w:t>；</w:t>
-      </w:r>
-      <w:hyperlink r:id="rId35">
-        <w:r>
-          <w:rPr>
-            <w:lang w:val="zh_TW" w:bidi="zh_TW"/>
-          </w:rPr>
-          <w:rPr>
-            <w:color w:val="0000EE"/>
-            <w:u w:val="single"/>
-          </w:rPr>
-          <w:t>徒12:20</w:t>
-        </w:r>
-      </w:hyperlink>
-      <w:r>
-        <w:rPr>
-          <w:lang w:val="zh_TW" w:bidi="zh_TW"/>
-        </w:rPr>
-        <w:t>），但有時也分別提及（</w:t>
-      </w:r>
-      <w:hyperlink r:id="rId36">
-        <w:r>
-          <w:rPr>
-            <w:lang w:val="zh_TW" w:bidi="zh_TW"/>
-          </w:rPr>
-          <w:rPr>
-            <w:color w:val="0000EE"/>
-            <w:u w:val="single"/>
-          </w:rPr>
-          <w:t>徒21:3、7</w:t>
-        </w:r>
-      </w:hyperlink>
-      <w:r>
-        <w:rPr>
-          <w:lang w:val="zh_TW" w:bidi="zh_TW"/>
-        </w:rPr>
-        <w:t>）。</w:t>
-      </w:r>
-      <w:hyperlink r:id="rId37">
-        <w:r>
-          <w:rPr>
-            <w:lang w:val="zh_TW" w:bidi="zh_TW"/>
-          </w:rPr>
-          <w:rPr>
-            <w:color w:val="0000EE"/>
-            <w:u w:val="single"/>
-          </w:rPr>
-          <w:t>馬可福音七章26節</w:t>
-        </w:r>
-      </w:hyperlink>
-      <w:r>
-        <w:rPr>
-          <w:lang w:val="zh_TW" w:bidi="zh_TW"/>
-        </w:rPr>
-        <w:t>中提到的一位希臘婦人是敘利亞腓尼基人。耶穌在祂事工期間曾在這些地區講道。在聖經詩歌中，黎巴嫩的高大香柏樹象徵著威嚴和力量（</w:t>
-      </w:r>
-      <w:hyperlink r:id="rId38">
-        <w:r>
-          <w:rPr>
-            <w:lang w:val="zh_TW" w:bidi="zh_TW"/>
-          </w:rPr>
-          <w:rPr>
-            <w:color w:val="0000EE"/>
-            <w:u w:val="single"/>
-          </w:rPr>
-          <w:t>士9:15</w:t>
-        </w:r>
-      </w:hyperlink>
-      <w:r>
-        <w:rPr>
-          <w:lang w:val="zh_TW" w:bidi="zh_TW"/>
-        </w:rPr>
-        <w:t>；</w:t>
-      </w:r>
-      <w:hyperlink r:id="rId39">
-        <w:r>
-          <w:rPr>
-            <w:lang w:val="zh_TW" w:bidi="zh_TW"/>
-          </w:rPr>
-          <w:rPr>
-            <w:color w:val="0000EE"/>
-            <w:u w:val="single"/>
-          </w:rPr>
-          <w:t>王下14:9</w:t>
-        </w:r>
-      </w:hyperlink>
-      <w:r>
-        <w:rPr>
-          <w:lang w:val="zh_TW" w:bidi="zh_TW"/>
-        </w:rPr>
-        <w:t>；</w:t>
-      </w:r>
-      <w:hyperlink r:id="rId40">
-        <w:r>
-          <w:rPr>
-            <w:lang w:val="zh_TW" w:bidi="zh_TW"/>
-          </w:rPr>
-          <w:rPr>
-            <w:color w:val="0000EE"/>
-            <w:u w:val="single"/>
-          </w:rPr>
-          <w:t>詩92:12</w:t>
-        </w:r>
-      </w:hyperlink>
-      <w:r>
-        <w:rPr>
-          <w:lang w:val="zh_TW" w:bidi="zh_TW"/>
-        </w:rPr>
-        <w:t>，</w:t>
-      </w:r>
-      <w:hyperlink r:id="rId41">
-        <w:r>
-          <w:rPr>
-            <w:lang w:val="zh_TW" w:bidi="zh_TW"/>
-          </w:rPr>
-          <w:rPr>
-            <w:color w:val="0000EE"/>
-            <w:u w:val="single"/>
-          </w:rPr>
-          <w:t>104:16</w:t>
-        </w:r>
-      </w:hyperlink>
-      <w:r>
-        <w:rPr>
-          <w:lang w:val="zh_TW" w:bidi="zh_TW"/>
-        </w:rPr>
-        <w:t>；</w:t>
-      </w:r>
-      <w:hyperlink r:id="rId42">
-        <w:r>
-          <w:rPr>
-            <w:lang w:val="zh_TW" w:bidi="zh_TW"/>
-          </w:rPr>
-          <w:rPr>
-            <w:color w:val="0000EE"/>
-            <w:u w:val="single"/>
-          </w:rPr>
-          <w:t>賽35:2</w:t>
-        </w:r>
-      </w:hyperlink>
-      <w:r>
-        <w:rPr>
-          <w:lang w:val="zh_TW" w:bidi="zh_TW"/>
-        </w:rPr>
-        <w:t>，</w:t>
-      </w:r>
-      <w:hyperlink r:id="rId43">
-        <w:r>
-          <w:rPr>
-            <w:lang w:val="zh_TW" w:bidi="zh_TW"/>
-          </w:rPr>
-          <w:rPr>
-            <w:color w:val="0000EE"/>
-            <w:u w:val="single"/>
-          </w:rPr>
-          <w:t>60:13</w:t>
-        </w:r>
-      </w:hyperlink>
-      <w:r>
-        <w:rPr>
-          <w:lang w:val="zh_TW" w:bidi="zh_TW"/>
-        </w:rPr>
-        <w:t>）。它們也象徵著終將在神的震怒下被摧毀的世上驕傲（</w:t>
-      </w:r>
-      <w:hyperlink r:id="rId44">
-        <w:r>
-          <w:rPr>
-            <w:lang w:val="zh_TW" w:bidi="zh_TW"/>
-          </w:rPr>
-          <w:rPr>
-            <w:color w:val="0000EE"/>
-            <w:u w:val="single"/>
-          </w:rPr>
-          <w:t>詩29:5</w:t>
-        </w:r>
-      </w:hyperlink>
-      <w:r>
-        <w:rPr>
-          <w:lang w:val="zh_TW" w:bidi="zh_TW"/>
-        </w:rPr>
-        <w:t>；</w:t>
-      </w:r>
-      <w:hyperlink r:id="rId45">
-        <w:r>
-          <w:rPr>
-            <w:lang w:val="zh_TW" w:bidi="zh_TW"/>
-          </w:rPr>
-          <w:rPr>
-            <w:color w:val="0000EE"/>
-            <w:u w:val="single"/>
-          </w:rPr>
-          <w:t>賽2:13</w:t>
-        </w:r>
-      </w:hyperlink>
-      <w:r>
-        <w:rPr>
-          <w:lang w:val="zh_TW" w:bidi="zh_TW"/>
-        </w:rPr>
-        <w:t>，</w:t>
-      </w:r>
-      <w:hyperlink r:id="rId46">
-        <w:r>
-          <w:rPr>
-            <w:lang w:val="zh_TW" w:bidi="zh_TW"/>
-          </w:rPr>
-          <w:rPr>
-            <w:color w:val="0000EE"/>
-            <w:u w:val="single"/>
-          </w:rPr>
-          <w:t>10:34</w:t>
-        </w:r>
-      </w:hyperlink>
-      <w:r>
-        <w:rPr>
-          <w:lang w:val="zh_TW" w:bidi="zh_TW"/>
-        </w:rPr>
-        <w:t>；</w:t>
-      </w:r>
-      <w:hyperlink r:id="rId47">
-        <w:r>
-          <w:rPr>
-            <w:lang w:val="zh_TW" w:bidi="zh_TW"/>
-          </w:rPr>
-          <w:rPr>
-            <w:color w:val="0000EE"/>
-            <w:u w:val="single"/>
-          </w:rPr>
-          <w:t>耶22:6</w:t>
-        </w:r>
-      </w:hyperlink>
-      <w:r>
-        <w:rPr>
-          <w:lang w:val="zh_TW" w:bidi="zh_TW"/>
-        </w:rPr>
-        <w:t>；</w:t>
-      </w:r>
-      <w:hyperlink r:id="rId48">
-        <w:r>
-          <w:rPr>
-            <w:lang w:val="zh_TW" w:bidi="zh_TW"/>
-          </w:rPr>
-          <w:rPr>
-            <w:color w:val="0000EE"/>
-            <w:u w:val="single"/>
-          </w:rPr>
-          <w:t>結31:3</w:t>
-        </w:r>
-      </w:hyperlink>
-      <w:r>
-        <w:rPr>
-          <w:lang w:val="zh_TW" w:bidi="zh_TW"/>
-        </w:rPr>
-        <w:t>）。</w:t>
-      </w:r>
-      <w:r>
-        <w:rPr>
-          <w:lang w:val="zh_TW" w:bidi="zh_TW"/>
-        </w:rPr>
-      </w:r>
-      <w:r>
-        <w:rPr>
-          <w:lang w:val="zh_TW" w:bidi="zh_TW"/>
-        </w:rPr>
-      </w:r>
-    </w:p>
-    <w:p>
-      <w:pPr/>
-      <w:r>
-        <w:rPr>
-          <w:lang w:val="zh_TW" w:bidi="zh_TW"/>
-        </w:rPr>
-      </w:r>
-    </w:p>
-    <w:p>
-      <w:pPr>
-        <w:pStyle w:val="Heading2"/>
-      </w:pPr>
-      <w:r>
-        <w:rPr>
-          <w:lang w:val="zh_TW" w:bidi="zh_TW"/>
-        </w:rPr>
-        <w:t>利都是族，利都是人</w:t>
-      </w:r>
-      <w:r>
-        <w:rPr>
-          <w:lang w:val="zh_TW" w:bidi="zh_TW"/>
-        </w:rPr>
-      </w:r>
-    </w:p>
-    <w:p>
-      <w:pPr/>
-      <w:r>
-        <w:rPr>
-          <w:lang w:val="zh_TW" w:bidi="zh_TW"/>
-        </w:rPr>
-      </w:r>
-      <w:r>
-        <w:rPr>
-          <w:lang w:val="zh_TW" w:bidi="zh_TW"/>
-        </w:rPr>
-        <w:t>源於底但三個兒子中的第二位的部族。底但是亞伯拉罕與基土拉的後裔，出自約珊的家系（</w:t>
-      </w:r>
-      <w:hyperlink r:id="rId49">
-        <w:r>
-          <w:rPr>
-            <w:lang w:val="zh_TW" w:bidi="zh_TW"/>
-          </w:rPr>
-          <w:rPr>
-            <w:color w:val="0000EE"/>
-            <w:u w:val="single"/>
-          </w:rPr>
-          <w:t>創25:3</w:t>
-        </w:r>
-      </w:hyperlink>
-      <w:r>
-        <w:rPr>
-          <w:lang w:val="zh_TW" w:bidi="zh_TW"/>
-        </w:rPr>
-        <w:t>）。有些學者認為，這個部族後來定居在阿拉伯的北部地區。</w:t>
-      </w:r>
-      <w:r>
-        <w:rPr>
-          <w:lang w:val="zh_TW" w:bidi="zh_TW"/>
-        </w:rPr>
-      </w:r>
-      <w:r>
-        <w:rPr>
-          <w:lang w:val="zh_TW" w:bidi="zh_TW"/>
-        </w:rPr>
-      </w:r>
-    </w:p>
-    <w:p>
-      <w:pPr/>
-      <w:r>
-        <w:rPr>
-          <w:lang w:val="zh_TW" w:bidi="zh_TW"/>
-        </w:rPr>
-      </w:r>
-    </w:p>
-    <w:p>
-      <w:pPr>
-        <w:pStyle w:val="Heading2"/>
-      </w:pPr>
-      <w:r>
-        <w:rPr>
-          <w:lang w:val="zh_TW" w:bidi="zh_TW"/>
-        </w:rPr>
-        <w:t>利乏音</w:t>
-      </w:r>
-      <w:r>
-        <w:rPr>
-          <w:lang w:val="zh_TW" w:bidi="zh_TW"/>
-        </w:rPr>
-      </w:r>
-    </w:p>
-    <w:p>
-      <w:pPr>
-        <w:pStyle w:val="ListNumber"/>
-        <w:numPr>
-          <w:ilvl w:val="0"/>
-          <w:numId w:val="14"/>
-        </w:numPr>
-        <w:spacing w:line="240" w:lineRule="auto"/>
-        <w:ind w:left="720"/>
-      </w:pPr>
-      <w:r>
-        <w:rPr>
-          <w:lang w:val="zh_TW" w:bidi="zh_TW"/>
-        </w:rPr>
-      </w:r>
-      <w:r>
-        <w:rPr>
-          <w:lang w:val="zh_TW" w:bidi="zh_TW"/>
-        </w:rPr>
-        <w:t>在舊約聖經的幾處經文中，</w:t>
-      </w:r>
-      <w:r>
-        <w:rPr>
-          <w:i/>
-          <w:lang w:val="zh_TW" w:bidi="zh_TW"/>
-        </w:rPr>
-        <w:t>利乏音</w:t>
-      </w:r>
-      <w:r>
-        <w:rPr>
-          <w:lang w:val="zh_TW" w:bidi="zh_TW"/>
-        </w:rPr>
-        <w:t>指的是住在死人之地</w:t>
-      </w:r>
-      <w:r>
-        <w:rPr>
-          <w:lang w:val="zh_TW" w:bidi="zh_TW"/>
-        </w:rPr>
-        <w:t>——</w:t>
-      </w:r>
-      <w:r>
-        <w:rPr>
-          <w:i/>
-          <w:lang w:val="zh_TW" w:bidi="zh_TW"/>
-        </w:rPr>
-        <w:t>陰間（Sheol）</w:t>
-      </w:r>
-      <w:r>
-        <w:rPr>
-          <w:lang w:val="zh_TW" w:bidi="zh_TW"/>
-        </w:rPr>
-        <w:t>——中死去之人</w:t>
-      </w:r>
-      <w:r>
-        <w:rPr>
-          <w:lang w:val="zh_TW" w:bidi="zh_TW"/>
-        </w:rPr>
-        <w:t>的靈魂（</w:t>
-      </w:r>
-      <w:hyperlink r:id="rId50">
-        <w:r>
-          <w:rPr>
-            <w:lang w:val="zh_TW" w:bidi="zh_TW"/>
-          </w:rPr>
-          <w:rPr>
-            <w:color w:val="0000EE"/>
-            <w:u w:val="single"/>
-          </w:rPr>
-          <w:t>箴2:18</w:t>
-        </w:r>
-      </w:hyperlink>
-      <w:r>
-        <w:rPr>
-          <w:lang w:val="zh_TW" w:bidi="zh_TW"/>
-        </w:rPr>
-        <w:t>，</w:t>
-      </w:r>
-      <w:hyperlink r:id="rId51">
-        <w:r>
-          <w:rPr>
-            <w:lang w:val="zh_TW" w:bidi="zh_TW"/>
-          </w:rPr>
-          <w:rPr>
-            <w:color w:val="0000EE"/>
-            <w:u w:val="single"/>
-          </w:rPr>
-          <w:t>9:18</w:t>
-        </w:r>
-      </w:hyperlink>
-      <w:r>
-        <w:rPr>
-          <w:lang w:val="zh_TW" w:bidi="zh_TW"/>
-        </w:rPr>
-        <w:t>，</w:t>
-      </w:r>
-      <w:hyperlink r:id="rId52">
-        <w:r>
-          <w:rPr>
-            <w:lang w:val="zh_TW" w:bidi="zh_TW"/>
-          </w:rPr>
-          <w:rPr>
-            <w:color w:val="0000EE"/>
-            <w:u w:val="single"/>
-          </w:rPr>
-          <w:t>21:16</w:t>
-        </w:r>
-      </w:hyperlink>
-      <w:r>
-        <w:rPr>
-          <w:lang w:val="zh_TW" w:bidi="zh_TW"/>
-        </w:rPr>
-        <w:t>）。陰間裡的利乏音受苦（</w:t>
-      </w:r>
-      <w:hyperlink r:id="rId53">
-        <w:r>
-          <w:rPr>
-            <w:lang w:val="zh_TW" w:bidi="zh_TW"/>
-          </w:rPr>
-          <w:rPr>
-            <w:color w:val="0000EE"/>
-            <w:u w:val="single"/>
-          </w:rPr>
-          <w:t>伯26:5</w:t>
-        </w:r>
-      </w:hyperlink>
-      <w:r>
-        <w:rPr>
-          <w:lang w:val="zh_TW" w:bidi="zh_TW"/>
-        </w:rPr>
-        <w:t>），他們與神隔絕（</w:t>
-      </w:r>
-      <w:hyperlink r:id="rId54">
-        <w:r>
-          <w:rPr>
-            <w:lang w:val="zh_TW" w:bidi="zh_TW"/>
-          </w:rPr>
-          <w:rPr>
-            <w:color w:val="0000EE"/>
-            <w:u w:val="single"/>
-          </w:rPr>
-          <w:t>詩88:10–12</w:t>
-        </w:r>
-      </w:hyperlink>
-      <w:r>
-        <w:rPr>
-          <w:lang w:val="zh_TW" w:bidi="zh_TW"/>
-        </w:rPr>
-        <w:t>），也與所有活著的人隔絕（</w:t>
-      </w:r>
-      <w:hyperlink r:id="rId55">
-        <w:r>
-          <w:rPr>
-            <w:lang w:val="zh_TW" w:bidi="zh_TW"/>
-          </w:rPr>
-          <w:rPr>
-            <w:color w:val="0000EE"/>
-            <w:u w:val="single"/>
-          </w:rPr>
-          <w:t>賽26:14</w:t>
-        </w:r>
-      </w:hyperlink>
-      <w:r>
-        <w:rPr>
-          <w:lang w:val="zh_TW" w:bidi="zh_TW"/>
-        </w:rPr>
-        <w:t>）。他們軟弱無力，像影子一樣，不像活著的人那樣強壯（</w:t>
-      </w:r>
-      <w:hyperlink r:id="rId56">
-        <w:r>
-          <w:rPr>
-            <w:lang w:val="zh_TW" w:bidi="zh_TW"/>
-          </w:rPr>
-          <w:rPr>
-            <w:color w:val="0000EE"/>
-            <w:u w:val="single"/>
-          </w:rPr>
-          <w:t>賽14:9</w:t>
-        </w:r>
-      </w:hyperlink>
-      <w:r>
-        <w:rPr>
-          <w:lang w:val="zh_TW" w:bidi="zh_TW"/>
-        </w:rPr>
-        <w:t>）。</w:t>
-      </w:r>
-    </w:p>
-    <w:p>
-      <w:pPr>
-        <w:pStyle w:val="ListNumber"/>
-        <w:spacing w:line="240" w:lineRule="auto"/>
-        <w:ind w:left="720"/>
-      </w:pPr>
-      <w:r>
-        <w:rPr>
-          <w:lang w:val="zh_TW" w:bidi="zh_TW"/>
-        </w:rPr>
-      </w:r>
-      <w:r>
-        <w:rPr>
-          <w:i/>
-          <w:lang w:val="zh_TW" w:bidi="zh_TW"/>
-        </w:rPr>
-        <w:t>利乏音</w:t>
-      </w:r>
-      <w:r>
-        <w:rPr>
-          <w:lang w:val="zh_TW" w:bidi="zh_TW"/>
-        </w:rPr>
-        <w:t>這個詞也用來描述一群在亞伯拉罕時代，住在迦南地、身材非常高大強壯的人。他們和蘇西人、以米人、何利人等其它古代族群一起，被基大老瑪和他的盟軍打敗（</w:t>
-      </w:r>
-      <w:hyperlink r:id="rId57">
-        <w:r>
-          <w:rPr>
-            <w:lang w:val="zh_TW" w:bidi="zh_TW"/>
-          </w:rPr>
-          <w:rPr>
-            <w:color w:val="0000EE"/>
-            <w:u w:val="single"/>
-          </w:rPr>
-          <w:t>創14:5</w:t>
-        </w:r>
-      </w:hyperlink>
-      <w:r>
-        <w:rPr>
-          <w:lang w:val="zh_TW" w:bidi="zh_TW"/>
-        </w:rPr>
-        <w:t>）。當耶和華應許要把那塊土地賜給亞伯拉罕後裔的時候，他們是當時住在巴勒斯坦的九個民族之一（</w:t>
-      </w:r>
-      <w:hyperlink r:id="rId58">
-        <w:r>
-          <w:rPr>
-            <w:lang w:val="zh_TW" w:bidi="zh_TW"/>
-          </w:rPr>
-          <w:rPr>
-            <w:color w:val="0000EE"/>
-            <w:u w:val="single"/>
-          </w:rPr>
-          <w:t>創15:20</w:t>
-        </w:r>
-      </w:hyperlink>
-      <w:r>
-        <w:rPr>
-          <w:lang w:val="zh_TW" w:bidi="zh_TW"/>
-        </w:rPr>
-        <w:t>）。</w:t>
-        <w:br/>
-      </w:r>
-      <w:r>
-        <w:rPr>
-          <w:lang w:val="zh_TW" w:bidi="zh_TW"/>
-        </w:rPr>
-        <w:t>其它民族對他們有不同的稱呼。摩押人稱他們為以米人，亞捫人則稱他們為散送冥。這些族群跟另一群巨人亞衲人一樣，體型都非常巨大且高大（</w:t>
-      </w:r>
-      <w:hyperlink r:id="rId59">
-        <w:r>
-          <w:rPr>
-            <w:lang w:val="zh_TW" w:bidi="zh_TW"/>
-          </w:rPr>
-          <w:rPr>
-            <w:color w:val="0000EE"/>
-            <w:u w:val="single"/>
-          </w:rPr>
-          <w:t>申2:11</w:t>
-        </w:r>
-      </w:hyperlink>
-      <w:r>
-        <w:rPr>
-          <w:lang w:val="zh_TW" w:bidi="zh_TW"/>
-        </w:rPr>
-        <w:t>、</w:t>
-      </w:r>
-      <w:hyperlink r:id="rId59">
-        <w:r>
-          <w:rPr>
-            <w:lang w:val="zh_TW" w:bidi="zh_TW"/>
-          </w:rPr>
-          <w:rPr>
-            <w:color w:val="0000EE"/>
-            <w:u w:val="single"/>
-          </w:rPr>
-          <w:t>20</w:t>
-        </w:r>
-      </w:hyperlink>
-      <w:r>
-        <w:rPr>
-          <w:lang w:val="zh_TW" w:bidi="zh_TW"/>
-        </w:rPr>
-        <w:t>）。</w:t>
-        <w:br/>
-      </w:r>
-      <w:r>
-        <w:rPr>
-          <w:lang w:val="zh_TW" w:bidi="zh_TW"/>
-        </w:rPr>
-        <w:t>巴珊王噩是已知最後一位利乏音人的王。以色列人在摩西的領導下打敗了他，並奪取了他的土地（</w:t>
-      </w:r>
-      <w:hyperlink r:id="rId60">
-        <w:r>
-          <w:rPr>
-            <w:lang w:val="zh_TW" w:bidi="zh_TW"/>
-          </w:rPr>
-          <w:rPr>
-            <w:color w:val="0000EE"/>
-            <w:u w:val="single"/>
-          </w:rPr>
-          <w:t>申3:11</w:t>
-        </w:r>
-      </w:hyperlink>
-      <w:r>
-        <w:rPr>
-          <w:lang w:val="zh_TW" w:bidi="zh_TW"/>
-        </w:rPr>
-        <w:t>；</w:t>
-      </w:r>
-      <w:hyperlink r:id="rId61">
-        <w:r>
-          <w:rPr>
-            <w:lang w:val="zh_TW" w:bidi="zh_TW"/>
-          </w:rPr>
-          <w:rPr>
-            <w:color w:val="0000EE"/>
-            <w:u w:val="single"/>
-          </w:rPr>
-          <w:t>書12:4</w:t>
-        </w:r>
-      </w:hyperlink>
-      <w:r>
-        <w:rPr>
-          <w:lang w:val="zh_TW" w:bidi="zh_TW"/>
-        </w:rPr>
-        <w:t>，</w:t>
-      </w:r>
-      <w:hyperlink r:id="rId62">
-        <w:r>
-          <w:rPr>
-            <w:lang w:val="zh_TW" w:bidi="zh_TW"/>
-          </w:rPr>
-          <w:rPr>
-            <w:color w:val="0000EE"/>
-            <w:u w:val="single"/>
-          </w:rPr>
-          <w:t>13:12</w:t>
-        </w:r>
-      </w:hyperlink>
-      <w:r>
-        <w:rPr>
-          <w:lang w:val="zh_TW" w:bidi="zh_TW"/>
-        </w:rPr>
-        <w:t>）。後來有些與非利士人一同作戰的巨人，可能也是出自利乏音人的後代（</w:t>
-      </w:r>
-      <w:hyperlink r:id="rId63">
-        <w:r>
-          <w:rPr>
-            <w:lang w:val="zh_TW" w:bidi="zh_TW"/>
-          </w:rPr>
-          <w:rPr>
-            <w:color w:val="0000EE"/>
-            <w:u w:val="single"/>
-          </w:rPr>
-          <w:t>撒下21</w:t>
-        </w:r>
-      </w:hyperlink>
-      <w:r>
-        <w:rPr>
-          <w:lang w:val="zh_TW" w:bidi="zh_TW"/>
-        </w:rPr>
-        <w:t>；</w:t>
-      </w:r>
-      <w:hyperlink r:id="rId64">
-        <w:r>
-          <w:rPr>
-            <w:lang w:val="zh_TW" w:bidi="zh_TW"/>
-          </w:rPr>
-          <w:rPr>
-            <w:color w:val="0000EE"/>
-            <w:u w:val="single"/>
-          </w:rPr>
-          <w:t>代上20</w:t>
-        </w:r>
-      </w:hyperlink>
-      <w:r>
-        <w:rPr>
-          <w:lang w:val="zh_TW" w:bidi="zh_TW"/>
-        </w:rPr>
-        <w:t>）。</w:t>
-        <w:br/>
-      </w:r>
-      <w:r>
-        <w:rPr>
-          <w:i/>
-          <w:lang w:val="zh_TW" w:bidi="zh_TW"/>
-        </w:rPr>
-        <w:t>另見</w:t>
-      </w:r>
-      <w:r>
-        <w:rPr>
-          <w:lang w:val="zh_TW" w:bidi="zh_TW"/>
-        </w:rPr>
-        <w:t>巨人</w:t>
-      </w:r>
-      <w:r>
-        <w:rPr>
-          <w:lang w:val="zh_TW" w:bidi="zh_TW"/>
-        </w:rPr>
-        <w:t>。</w:t>
-      </w:r>
-      <w:r>
-        <w:rPr>
-          <w:lang w:val="zh_TW" w:bidi="zh_TW"/>
-        </w:rPr>
-      </w:r>
-      <w:r>
-        <w:rPr>
-          <w:lang w:val="zh_TW" w:bidi="zh_TW"/>
-        </w:rPr>
-      </w:r>
-    </w:p>
-    <w:p>
-      <w:pPr/>
-      <w:r>
-        <w:rPr>
-          <w:lang w:val="zh_TW" w:bidi="zh_TW"/>
-        </w:rPr>
-      </w:r>
-    </w:p>
-    <w:p>
-      <w:pPr>
-        <w:pStyle w:val="Heading2"/>
-      </w:pPr>
-      <w:r>
-        <w:rPr>
-          <w:lang w:val="zh_TW" w:bidi="zh_TW"/>
-        </w:rPr>
-        <w:t>利法</w:t>
-      </w:r>
-      <w:r>
-        <w:rPr>
-          <w:lang w:val="zh_TW" w:bidi="zh_TW"/>
-        </w:rPr>
-      </w:r>
-    </w:p>
-    <w:p>
-      <w:pPr/>
-      <w:r>
-        <w:rPr>
-          <w:lang w:val="zh_TW" w:bidi="zh_TW"/>
-        </w:rPr>
-      </w:r>
-      <w:r>
-        <w:rPr>
-          <w:lang w:val="zh_TW" w:bidi="zh_TW"/>
-        </w:rPr>
-        <w:t>他是歌篾的兒子，也是亞實基拿和陀迦瑪的兄弟；他們是挪亞經由雅弗</w:t>
-      </w:r>
-      <w:r>
-        <w:rPr>
-          <w:lang w:val="zh_TW" w:bidi="zh_TW"/>
-        </w:rPr>
-        <w:t>這一支系</w:t>
-      </w:r>
-      <w:r>
-        <w:rPr>
-          <w:lang w:val="zh_TW" w:bidi="zh_TW"/>
-        </w:rPr>
-        <w:t>所出的非閃族後裔（</w:t>
-      </w:r>
-      <w:hyperlink r:id="rId65">
-        <w:r>
-          <w:rPr>
-            <w:lang w:val="zh_TW" w:bidi="zh_TW"/>
-          </w:rPr>
-          <w:rPr>
-            <w:color w:val="0000EE"/>
-            <w:u w:val="single"/>
-          </w:rPr>
-          <w:t>創10:3</w:t>
-        </w:r>
-      </w:hyperlink>
-      <w:r>
-        <w:rPr>
-          <w:lang w:val="zh_TW" w:bidi="zh_TW"/>
-        </w:rPr>
-        <w:t>）。一段在</w:t>
-      </w:r>
-      <w:hyperlink r:id="rId66">
-        <w:r>
-          <w:rPr>
-            <w:lang w:val="zh_TW" w:bidi="zh_TW"/>
-          </w:rPr>
-          <w:rPr>
-            <w:color w:val="0000EE"/>
-            <w:u w:val="single"/>
-          </w:rPr>
-          <w:t>歷代志上一章6節</w:t>
-        </w:r>
-      </w:hyperlink>
-      <w:r>
-        <w:rPr>
-          <w:lang w:val="zh_TW" w:bidi="zh_TW"/>
-        </w:rPr>
-        <w:t>的平行經文，將利法（Riphath）誤讀為低法（Diphath），這無疑是後來抄寫員的拼寫錯誤且未曾被修正。</w:t>
-      </w:r>
-      <w:r>
-        <w:rPr>
-          <w:lang w:val="zh_TW" w:bidi="zh_TW"/>
-        </w:rPr>
-      </w:r>
-      <w:r>
-        <w:rPr>
-          <w:lang w:val="zh_TW" w:bidi="zh_TW"/>
-        </w:rPr>
-      </w:r>
-    </w:p>
-    <w:p>
-      <w:pPr/>
-      <w:r>
-        <w:rPr>
-          <w:lang w:val="zh_TW" w:bidi="zh_TW"/>
-        </w:rPr>
-      </w:r>
-    </w:p>
-    <w:p>
-      <w:pPr>
-        <w:pStyle w:val="Heading2"/>
-      </w:pPr>
-      <w:r>
-        <w:rPr>
-          <w:lang w:val="zh_TW" w:bidi="zh_TW"/>
-        </w:rPr>
-        <w:t>利哈比人</w:t>
-      </w:r>
-      <w:r>
-        <w:rPr>
-          <w:lang w:val="zh_TW" w:bidi="zh_TW"/>
-        </w:rPr>
-      </w:r>
-    </w:p>
-    <w:p>
-      <w:pPr/>
-      <w:r>
-        <w:rPr>
-          <w:lang w:val="zh_TW" w:bidi="zh_TW"/>
-        </w:rPr>
-      </w:r>
-      <w:r>
-        <w:rPr>
-          <w:lang w:val="zh_TW" w:bidi="zh_TW"/>
-        </w:rPr>
-        <w:t>與埃及相關的幾個族群之一（</w:t>
-      </w:r>
-      <w:hyperlink r:id="rId67">
-        <w:r>
-          <w:rPr>
-            <w:lang w:val="zh_TW" w:bidi="zh_TW"/>
-          </w:rPr>
-          <w:rPr>
-            <w:color w:val="0000EE"/>
-            <w:u w:val="single"/>
-          </w:rPr>
-          <w:t>創10:13</w:t>
-        </w:r>
-      </w:hyperlink>
-      <w:r>
-        <w:rPr>
-          <w:lang w:val="zh_TW" w:bidi="zh_TW"/>
-        </w:rPr>
-        <w:t>；</w:t>
-      </w:r>
-      <w:hyperlink r:id="rId68">
-        <w:r>
-          <w:rPr>
-            <w:lang w:val="zh_TW" w:bidi="zh_TW"/>
-          </w:rPr>
-          <w:rPr>
-            <w:color w:val="0000EE"/>
-            <w:u w:val="single"/>
-          </w:rPr>
-          <w:t>代上1:11</w:t>
-        </w:r>
-      </w:hyperlink>
-      <w:r>
-        <w:rPr>
-          <w:lang w:val="zh_TW" w:bidi="zh_TW"/>
-        </w:rPr>
-        <w:t>）。利哈比人可能是埃及附近某個身分未明的族群。許多學者（且很可能是正確的）認為他們與「路比人」（Lubim，即利比亞人）為同一族群。聖經中常見路比人與埃及結盟作戰的記載（</w:t>
-      </w:r>
-      <w:hyperlink r:id="rId69">
-        <w:r>
-          <w:rPr>
-            <w:lang w:val="zh_TW" w:bidi="zh_TW"/>
-          </w:rPr>
-          <w:rPr>
-            <w:color w:val="0000EE"/>
-            <w:u w:val="single"/>
-          </w:rPr>
-          <w:t>但11:43</w:t>
-        </w:r>
-      </w:hyperlink>
-      <w:r>
-        <w:rPr>
-          <w:lang w:val="zh_TW" w:bidi="zh_TW"/>
-        </w:rPr>
-        <w:t>；</w:t>
-      </w:r>
-      <w:hyperlink r:id="rId70">
-        <w:r>
-          <w:rPr>
-            <w:lang w:val="zh_TW" w:bidi="zh_TW"/>
-          </w:rPr>
-          <w:rPr>
-            <w:color w:val="0000EE"/>
-            <w:u w:val="single"/>
-          </w:rPr>
-          <w:t>鴻3:9</w:t>
-        </w:r>
-      </w:hyperlink>
-      <w:r>
-        <w:rPr>
-          <w:lang w:val="zh_TW" w:bidi="zh_TW"/>
-        </w:rPr>
-        <w:t>）。有時埃及和這個群體聯合起來對抗以色列人，例如在羅波安和亞撒的時代（</w:t>
-      </w:r>
-      <w:hyperlink r:id="rId71">
-        <w:r>
-          <w:rPr>
-            <w:lang w:val="zh_TW" w:bidi="zh_TW"/>
-          </w:rPr>
-          <w:rPr>
-            <w:color w:val="0000EE"/>
-            <w:u w:val="single"/>
-          </w:rPr>
-          <w:t>代下12:3</w:t>
-        </w:r>
-      </w:hyperlink>
-      <w:r>
-        <w:rPr>
-          <w:lang w:val="zh_TW" w:bidi="zh_TW"/>
-        </w:rPr>
-        <w:t>，</w:t>
-      </w:r>
-      <w:hyperlink r:id="rId72">
-        <w:r>
-          <w:rPr>
-            <w:lang w:val="zh_TW" w:bidi="zh_TW"/>
-          </w:rPr>
-          <w:rPr>
-            <w:color w:val="0000EE"/>
-            <w:u w:val="single"/>
-          </w:rPr>
-          <w:t>16:8</w:t>
-        </w:r>
-      </w:hyperlink>
-      <w:r>
-        <w:rPr>
-          <w:lang w:val="zh_TW" w:bidi="zh_TW"/>
-        </w:rPr>
-        <w:t>）。</w:t>
-      </w:r>
-      <w:r>
-        <w:rPr>
-          <w:lang w:val="zh_TW" w:bidi="zh_TW"/>
-        </w:rPr>
-      </w:r>
-      <w:r>
-        <w:rPr>
-          <w:lang w:val="zh_TW" w:bidi="zh_TW"/>
-        </w:rPr>
-      </w:r>
-    </w:p>
-    <w:p>
-      <w:pPr/>
-      <w:r>
-        <w:rPr>
-          <w:lang w:val="zh_TW" w:bidi="zh_TW"/>
-        </w:rPr>
-      </w:r>
-    </w:p>
-    <w:p>
-      <w:pPr>
-        <w:pStyle w:val="Heading2"/>
-      </w:pPr>
-      <w:r>
-        <w:rPr>
-          <w:lang w:val="zh_TW" w:bidi="zh_TW"/>
-        </w:rPr>
-        <w:t>利河伯</w:t>
-      </w:r>
-      <w:r>
-        <w:rPr>
-          <w:lang w:val="zh_TW" w:bidi="zh_TW"/>
-        </w:rPr>
-      </w:r>
-    </w:p>
-    <w:p>
-      <w:pPr>
-        <w:pStyle w:val="ListNumber"/>
-        <w:numPr>
-          <w:ilvl w:val="0"/>
-          <w:numId w:val="15"/>
-        </w:numPr>
-        <w:spacing w:line="240" w:lineRule="auto"/>
-        <w:ind w:left="720"/>
-      </w:pPr>
-      <w:r>
-        <w:rPr>
-          <w:lang w:val="zh_TW" w:bidi="zh_TW"/>
-        </w:rPr>
-      </w:r>
-      <w:r>
-        <w:rPr>
-          <w:lang w:val="zh_TW" w:bidi="zh_TW"/>
-        </w:rPr>
-        <w:t>有些譯本將其譯為「Rehoboth-Ir（利河伯）」。在</w:t>
-      </w:r>
-      <w:hyperlink r:id="rId73">
-        <w:r>
-          <w:rPr>
-            <w:lang w:val="zh_TW" w:bidi="zh_TW"/>
-          </w:rPr>
-          <w:rPr>
-            <w:color w:val="0000EE"/>
-            <w:u w:val="single"/>
-          </w:rPr>
-          <w:t>創世記十章11節</w:t>
-        </w:r>
-      </w:hyperlink>
-      <w:r>
-        <w:rPr>
-          <w:lang w:val="zh_TW" w:bidi="zh_TW"/>
-        </w:rPr>
-        <w:t>中，這是一座由寧錄建造的城市。</w:t>
-      </w:r>
-      <w:r>
-        <w:rPr>
-          <w:i/>
-          <w:lang w:val="zh_TW" w:bidi="zh_TW"/>
-        </w:rPr>
-        <w:t>見</w:t>
-      </w:r>
-      <w:r>
-        <w:rPr>
-          <w:lang w:val="zh_TW" w:bidi="zh_TW"/>
-        </w:rPr>
-        <w:t>利河伯</w:t>
-      </w:r>
-      <w:r>
-        <w:rPr>
-          <w:lang w:val="zh_TW" w:bidi="zh_TW"/>
-        </w:rPr>
-        <w:t>。</w:t>
-      </w:r>
-    </w:p>
-    <w:p>
-      <w:pPr>
-        <w:pStyle w:val="ListNumber"/>
-        <w:spacing w:line="240" w:lineRule="auto"/>
-        <w:ind w:left="720"/>
-      </w:pPr>
-      <w:r>
-        <w:rPr>
-          <w:lang w:val="zh_TW" w:bidi="zh_TW"/>
-        </w:rPr>
-      </w:r>
-      <w:r>
-        <w:rPr>
-          <w:lang w:val="zh_TW" w:bidi="zh_TW"/>
-        </w:rPr>
-        <w:t>以撒挖掘的第三口井之所在地 （</w:t>
-      </w:r>
-      <w:hyperlink r:id="rId74">
-        <w:r>
-          <w:rPr>
-            <w:lang w:val="zh_TW" w:bidi="zh_TW"/>
-          </w:rPr>
-          <w:rPr>
-            <w:color w:val="0000EE"/>
-            <w:u w:val="single"/>
-          </w:rPr>
-          <w:t>創26:22</w:t>
-        </w:r>
-      </w:hyperlink>
-      <w:r>
-        <w:rPr>
-          <w:lang w:val="zh_TW" w:bidi="zh_TW"/>
-        </w:rPr>
-        <w:t>）。這一次，亞比米勒和基拉耳的牧人沒有對此井提出要求，於是以撒將這口井起名為「寬闊之地」或「空間」。這口井位於別是巴西南約20英里（32.2公里）處。</w:t>
-      </w:r>
-    </w:p>
-    <w:p>
-      <w:pPr>
-        <w:pStyle w:val="ListNumber"/>
-        <w:spacing w:line="240" w:lineRule="auto"/>
-        <w:ind w:left="720"/>
-      </w:pPr>
-      <w:r>
-        <w:rPr>
-          <w:lang w:val="zh_TW" w:bidi="zh_TW"/>
-        </w:rPr>
-      </w:r>
-      <w:r>
-        <w:rPr>
-          <w:lang w:val="zh_TW" w:bidi="zh_TW"/>
-        </w:rPr>
-        <w:t>以東的統治者</w:t>
-      </w:r>
-      <w:r>
-        <w:rPr>
-          <w:lang w:val="zh_TW" w:bidi="zh_TW"/>
-        </w:rPr>
-        <w:t>——</w:t>
-      </w:r>
-      <w:r>
-        <w:rPr>
-          <w:lang w:val="zh_TW" w:bidi="zh_TW"/>
-        </w:rPr>
-        <w:t>掃羅的家鄉（</w:t>
-      </w:r>
-      <w:hyperlink r:id="rId75">
-        <w:r>
-          <w:rPr>
-            <w:lang w:val="zh_TW" w:bidi="zh_TW"/>
-          </w:rPr>
-          <w:rPr>
-            <w:color w:val="0000EE"/>
-            <w:u w:val="single"/>
-          </w:rPr>
-          <w:t>創36:37</w:t>
-        </w:r>
-      </w:hyperlink>
-      <w:r>
-        <w:rPr>
-          <w:lang w:val="zh_TW" w:bidi="zh_TW"/>
-        </w:rPr>
-        <w:t>；</w:t>
-      </w:r>
-      <w:hyperlink r:id="rId76">
-        <w:r>
-          <w:rPr>
-            <w:lang w:val="zh_TW" w:bidi="zh_TW"/>
-          </w:rPr>
-          <w:rPr>
-            <w:color w:val="0000EE"/>
-            <w:u w:val="single"/>
-          </w:rPr>
-          <w:t>代上1:48</w:t>
-        </w:r>
-      </w:hyperlink>
-      <w:r>
-        <w:rPr>
-          <w:lang w:val="zh_TW" w:bidi="zh_TW"/>
-        </w:rPr>
-        <w:t>）。聖經將此地標記為「在河邊」，指的是幼發拉底河。因此，有些譯本會在文本中加入「幼發拉底」一詞。</w:t>
-      </w:r>
-      <w:r>
-        <w:rPr>
-          <w:lang w:val="zh_TW" w:bidi="zh_TW"/>
-        </w:rPr>
-      </w:r>
-      <w:r>
-        <w:rPr>
-          <w:lang w:val="zh_TW" w:bidi="zh_TW"/>
-        </w:rPr>
-      </w:r>
-    </w:p>
-    <w:p>
-      <w:pPr/>
-      <w:r>
-        <w:rPr>
-          <w:lang w:val="zh_TW" w:bidi="zh_TW"/>
-        </w:rPr>
-      </w:r>
-    </w:p>
-    <w:p>
-      <w:pPr>
-        <w:pStyle w:val="Heading2"/>
-      </w:pPr>
-      <w:r>
-        <w:rPr>
-          <w:lang w:val="zh_TW" w:bidi="zh_TW"/>
-        </w:rPr>
-        <w:t>利河伯</w:t>
-      </w:r>
-      <w:r>
-        <w:rPr>
-          <w:lang w:val="zh_TW" w:bidi="zh_TW"/>
-        </w:rPr>
-      </w:r>
-    </w:p>
-    <w:p>
-      <w:pPr/>
-      <w:r>
-        <w:rPr>
-          <w:lang w:val="zh_TW" w:bidi="zh_TW"/>
-        </w:rPr>
-      </w:r>
-      <w:r>
-        <w:rPr>
-          <w:lang w:val="zh_TW" w:bidi="zh_TW"/>
-        </w:rPr>
-        <w:t>這名字的意思是「城市的寬闊之地」。這是獵人寧錄（Nimrod；有些譯本指「亞述（Asshur）」）在亞述建造的第二座城市（</w:t>
-      </w:r>
-      <w:hyperlink r:id="rId73">
-        <w:r>
-          <w:rPr>
-            <w:lang w:val="zh_TW" w:bidi="zh_TW"/>
-          </w:rPr>
-          <w:rPr>
-            <w:color w:val="0000EE"/>
-            <w:u w:val="single"/>
-          </w:rPr>
-          <w:t>創10:11</w:t>
-        </w:r>
-      </w:hyperlink>
-      <w:r>
-        <w:rPr>
-          <w:lang w:val="zh_TW" w:bidi="zh_TW"/>
-        </w:rPr>
-        <w:t>；有些譯本譯為Rehoboth</w:t>
-      </w:r>
-      <w:r>
-        <w:rPr>
-          <w:lang w:val="zh_TW" w:bidi="zh_TW"/>
-        </w:rPr>
-        <w:t>〔</w:t>
-      </w:r>
-      <w:r>
-        <w:rPr>
-          <w:lang w:val="zh_TW" w:bidi="zh_TW"/>
-        </w:rPr>
-        <w:t>利河伯</w:t>
-      </w:r>
-      <w:r>
-        <w:rPr>
-          <w:lang w:val="zh_TW" w:bidi="zh_TW"/>
-        </w:rPr>
-        <w:t>〕</w:t>
-      </w:r>
-      <w:r>
-        <w:rPr>
-          <w:lang w:val="zh_TW" w:bidi="zh_TW"/>
-        </w:rPr>
-        <w:t>）。而</w:t>
-      </w:r>
-      <w:r>
-        <w:rPr>
-          <w:lang w:val="zh_TW" w:bidi="zh_TW"/>
-        </w:rPr>
-        <w:t>對於它是否是一個獨立的市鎮（尼尼微的郊區），或者——由於該城鎮的名稱未在亞述文獻中被提及——是否只是尼尼微城內的開放廣場或寬闊街道，學界意見不一。</w:t>
-      </w:r>
-      <w:r>
-        <w:rPr>
-          <w:lang w:val="zh_TW" w:bidi="zh_TW"/>
-        </w:rPr>
-      </w:r>
-      <w:r>
-        <w:rPr>
-          <w:lang w:val="zh_TW" w:bidi="zh_TW"/>
-        </w:rPr>
-      </w:r>
-    </w:p>
-    <w:p>
-      <w:pPr/>
-      <w:r>
-        <w:rPr>
-          <w:lang w:val="zh_TW" w:bidi="zh_TW"/>
-        </w:rPr>
-      </w:r>
-    </w:p>
-    <w:p>
-      <w:pPr>
-        <w:pStyle w:val="Heading2"/>
-      </w:pPr>
-      <w:r>
-        <w:rPr>
-          <w:lang w:val="zh_TW" w:bidi="zh_TW"/>
-        </w:rPr>
-        <w:t>利未（人名）</w:t>
-      </w:r>
-      <w:r>
-        <w:rPr>
-          <w:lang w:val="zh_TW" w:bidi="zh_TW"/>
-        </w:rPr>
-      </w:r>
-    </w:p>
-    <w:p>
-      <w:pPr>
-        <w:pStyle w:val="ListNumber"/>
-        <w:numPr>
-          <w:ilvl w:val="0"/>
-          <w:numId w:val="16"/>
-        </w:numPr>
-        <w:spacing w:line="240" w:lineRule="auto"/>
-        <w:ind w:left="720"/>
-      </w:pPr>
-      <w:r>
-        <w:rPr>
-          <w:lang w:val="zh_TW" w:bidi="zh_TW"/>
-        </w:rPr>
-      </w:r>
-      <w:r>
-        <w:rPr>
-          <w:lang w:val="zh_TW" w:bidi="zh_TW"/>
-        </w:rPr>
-        <w:t>雅各從利亞所生的第三個兒子（</w:t>
-      </w:r>
-      <w:hyperlink r:id="rId77">
-        <w:r>
-          <w:rPr>
-            <w:lang w:val="zh_TW" w:bidi="zh_TW"/>
-          </w:rPr>
-          <w:rPr>
-            <w:color w:val="0000EE"/>
-            <w:u w:val="single"/>
-          </w:rPr>
-          <w:t>創29:34</w:t>
-        </w:r>
-      </w:hyperlink>
-      <w:r>
-        <w:rPr>
-          <w:lang w:val="zh_TW" w:bidi="zh_TW"/>
-        </w:rPr>
-        <w:t>）。這個名稱詞源不詳。利未的名字與在示劍發生的悲劇有關，當時利未和西緬因妹妹底拿被赫人示劍侵犯，憤而為她雪恥，並將該城一切男丁殘忍的殺死。雅各譴責該行為，臨死前宣告了利未的審判（</w:t>
-      </w:r>
-      <w:hyperlink r:id="rId78">
-        <w:r>
-          <w:rPr>
-            <w:lang w:val="zh_TW" w:bidi="zh_TW"/>
-          </w:rPr>
-          <w:rPr>
-            <w:color w:val="0000EE"/>
-            <w:u w:val="single"/>
-          </w:rPr>
-          <w:t>49:5–7</w:t>
-        </w:r>
-      </w:hyperlink>
-      <w:r>
-        <w:rPr>
-          <w:lang w:val="zh_TW" w:bidi="zh_TW"/>
-        </w:rPr>
-        <w:t>）。照他的話說，利未的後裔要散住在眾支派中間。</w:t>
-        <w:br/>
-      </w:r>
-      <w:r>
-        <w:rPr>
-          <w:lang w:val="zh_TW" w:bidi="zh_TW"/>
-        </w:rPr>
-        <w:t>利未支派由利未的三個兒子組成：革順、哥轄和米拉利。摩西、亞倫和米利暗的族系皆源自哥轄（</w:t>
-      </w:r>
-      <w:hyperlink r:id="rId79">
-        <w:r>
-          <w:rPr>
-            <w:lang w:val="zh_TW" w:bidi="zh_TW"/>
-          </w:rPr>
-          <w:rPr>
-            <w:color w:val="0000EE"/>
-            <w:u w:val="single"/>
-          </w:rPr>
-          <w:t>出6:16</w:t>
-        </w:r>
-      </w:hyperlink>
-      <w:r>
-        <w:rPr>
-          <w:lang w:val="zh_TW" w:bidi="zh_TW"/>
-        </w:rPr>
-        <w:t>）。利未人在何烈山下金牛犢事件中對耶和華保持忠心 。他們因此獲賞，能在會幕（</w:t>
-      </w:r>
-      <w:hyperlink r:id="rId80">
-        <w:r>
-          <w:rPr>
-            <w:lang w:val="zh_TW" w:bidi="zh_TW"/>
-          </w:rPr>
-          <w:rPr>
-            <w:color w:val="0000EE"/>
-            <w:u w:val="single"/>
-          </w:rPr>
-          <w:t>32</w:t>
-        </w:r>
-      </w:hyperlink>
-      <w:r>
-        <w:rPr>
-          <w:lang w:val="zh_TW" w:bidi="zh_TW"/>
-        </w:rPr>
-        <w:t>章）內與周圍以及後來的聖殿內特別供職。</w:t>
-        <w:br/>
-      </w:r>
-      <w:r>
-        <w:rPr>
-          <w:i/>
-          <w:lang w:val="zh_TW" w:bidi="zh_TW"/>
-        </w:rPr>
-        <w:t>另見</w:t>
-      </w:r>
-      <w:r>
-        <w:rPr>
-          <w:lang w:val="zh_TW" w:bidi="zh_TW"/>
-        </w:rPr>
-        <w:t>利未支派</w:t>
-      </w:r>
-      <w:r>
-        <w:rPr>
-          <w:lang w:val="zh_TW" w:bidi="zh_TW"/>
-        </w:rPr>
-        <w:t>。</w:t>
-      </w:r>
-    </w:p>
-    <w:p>
-      <w:pPr>
-        <w:pStyle w:val="ListNumber"/>
-        <w:spacing w:line="240" w:lineRule="auto"/>
-        <w:ind w:left="720"/>
-      </w:pPr>
-      <w:r>
-        <w:rPr>
-          <w:lang w:val="zh_TW" w:bidi="zh_TW"/>
-        </w:rPr>
-      </w:r>
-      <w:r>
-        <w:rPr>
-          <w:lang w:val="zh_TW" w:bidi="zh_TW"/>
-        </w:rPr>
-        <w:t>迦百農的稅吏（</w:t>
-      </w:r>
-      <w:hyperlink r:id="rId81">
-        <w:r>
-          <w:rPr>
-            <w:lang w:val="zh_TW" w:bidi="zh_TW"/>
-          </w:rPr>
-          <w:rPr>
-            <w:color w:val="0000EE"/>
-            <w:u w:val="single"/>
-          </w:rPr>
-          <w:t>可2:14</w:t>
-        </w:r>
-      </w:hyperlink>
-      <w:r>
-        <w:rPr>
-          <w:lang w:val="zh_TW" w:bidi="zh_TW"/>
-        </w:rPr>
-        <w:t>）；又稱馬太的十二門徒之一（</w:t>
-      </w:r>
-      <w:hyperlink r:id="rId81">
-        <w:r>
-          <w:rPr>
-            <w:lang w:val="zh_TW" w:bidi="zh_TW"/>
-          </w:rPr>
-          <w:rPr>
-            <w:color w:val="0000EE"/>
-            <w:u w:val="single"/>
-          </w:rPr>
-          <w:t>可2:14</w:t>
-        </w:r>
-      </w:hyperlink>
-      <w:r>
-        <w:rPr>
-          <w:lang w:val="zh_TW" w:bidi="zh_TW"/>
-        </w:rPr>
-        <w:t xml:space="preserve">； </w:t>
-      </w:r>
-      <w:hyperlink r:id="rId82">
-        <w:r>
-          <w:rPr>
-            <w:lang w:val="zh_TW" w:bidi="zh_TW"/>
-          </w:rPr>
-          <w:rPr>
-            <w:color w:val="0000EE"/>
-            <w:u w:val="single"/>
-          </w:rPr>
-          <w:t>路5:27</w:t>
-        </w:r>
-      </w:hyperlink>
-      <w:r>
-        <w:rPr>
-          <w:lang w:val="zh_TW" w:bidi="zh_TW"/>
-        </w:rPr>
-        <w:t>；參見</w:t>
-      </w:r>
-      <w:hyperlink r:id="rId83">
-        <w:r>
-          <w:rPr>
-            <w:lang w:val="zh_TW" w:bidi="zh_TW"/>
-          </w:rPr>
-          <w:rPr>
-            <w:color w:val="0000EE"/>
-            <w:u w:val="single"/>
-          </w:rPr>
-          <w:t>太9:9</w:t>
-        </w:r>
-      </w:hyperlink>
-      <w:r>
-        <w:rPr>
-          <w:lang w:val="zh_TW" w:bidi="zh_TW"/>
-        </w:rPr>
-        <w:t>）</w:t>
-      </w:r>
-      <w:r>
-        <w:rPr>
-          <w:i/>
-          <w:lang w:val="zh_TW" w:bidi="zh_TW"/>
-        </w:rPr>
-        <w:t>見</w:t>
-      </w:r>
-      <w:r>
-        <w:rPr>
-          <w:lang w:val="zh_TW" w:bidi="zh_TW"/>
-        </w:rPr>
-        <w:t>馬太（人名）</w:t>
-      </w:r>
-      <w:r>
-        <w:rPr>
-          <w:lang w:val="zh_TW" w:bidi="zh_TW"/>
-        </w:rPr>
-        <w:t>。</w:t>
-      </w:r>
-    </w:p>
-    <w:p>
-      <w:pPr>
-        <w:pStyle w:val="ListNumber"/>
-        <w:spacing w:line="240" w:lineRule="auto"/>
-        <w:ind w:left="720"/>
-      </w:pPr>
-      <w:r>
-        <w:rPr>
-          <w:lang w:val="zh_TW" w:bidi="zh_TW"/>
-        </w:rPr>
-      </w:r>
-      <w:r>
-        <w:rPr>
-          <w:lang w:val="zh_TW" w:bidi="zh_TW"/>
-        </w:rPr>
-        <w:t>麥基的兒子並耶穌的祖先（</w:t>
-      </w:r>
-      <w:hyperlink r:id="rId84">
-        <w:r>
-          <w:rPr>
-            <w:lang w:val="zh_TW" w:bidi="zh_TW"/>
-          </w:rPr>
-          <w:rPr>
-            <w:color w:val="0000EE"/>
-            <w:u w:val="single"/>
-          </w:rPr>
-          <w:t>路3:24</w:t>
-        </w:r>
-      </w:hyperlink>
-      <w:r>
-        <w:rPr>
-          <w:lang w:val="zh_TW" w:bidi="zh_TW"/>
-        </w:rPr>
-        <w:t>）。</w:t>
-      </w:r>
-      <w:r>
-        <w:rPr>
-          <w:i/>
-          <w:lang w:val="zh_TW" w:bidi="zh_TW"/>
-        </w:rPr>
-        <w:t>見</w:t>
-      </w:r>
-      <w:r>
-        <w:rPr>
-          <w:lang w:val="zh_TW" w:bidi="zh_TW"/>
-        </w:rPr>
-        <w:t>耶穌基督的家譜</w:t>
-      </w:r>
-      <w:r>
-        <w:rPr>
-          <w:lang w:val="zh_TW" w:bidi="zh_TW"/>
-        </w:rPr>
-        <w:t>。</w:t>
-      </w:r>
-    </w:p>
-    <w:p>
-      <w:pPr>
-        <w:pStyle w:val="ListNumber"/>
-        <w:spacing w:line="240" w:lineRule="auto"/>
-        <w:ind w:left="720"/>
-      </w:pPr>
-      <w:r>
-        <w:rPr>
-          <w:lang w:val="zh_TW" w:bidi="zh_TW"/>
-        </w:rPr>
-      </w:r>
-      <w:r>
-        <w:rPr>
-          <w:lang w:val="zh_TW" w:bidi="zh_TW"/>
-        </w:rPr>
-        <w:t>西緬的兒子並耶穌的祖先（</w:t>
-      </w:r>
-      <w:hyperlink r:id="rId85">
-        <w:r>
-          <w:rPr>
-            <w:lang w:val="zh_TW" w:bidi="zh_TW"/>
-          </w:rPr>
-          <w:rPr>
-            <w:color w:val="0000EE"/>
-            <w:u w:val="single"/>
-          </w:rPr>
-          <w:t>路3:30</w:t>
-        </w:r>
-      </w:hyperlink>
-      <w:r>
-        <w:rPr>
-          <w:lang w:val="zh_TW" w:bidi="zh_TW"/>
-        </w:rPr>
-        <w:t>）。</w:t>
-      </w:r>
-      <w:r>
-        <w:rPr>
-          <w:i/>
-          <w:lang w:val="zh_TW" w:bidi="zh_TW"/>
-        </w:rPr>
-        <w:t>見</w:t>
-      </w:r>
-      <w:r>
-        <w:rPr>
-          <w:lang w:val="zh_TW" w:bidi="zh_TW"/>
-        </w:rPr>
-        <w:t>耶穌基督的家譜</w:t>
-      </w:r>
-      <w:r>
-        <w:rPr>
-          <w:lang w:val="zh_TW" w:bidi="zh_TW"/>
-        </w:rPr>
-        <w:t>。</w:t>
-      </w:r>
-      <w:r>
-        <w:rPr>
-          <w:lang w:val="zh_TW" w:bidi="zh_TW"/>
-        </w:rPr>
-      </w:r>
-      <w:r>
-        <w:rPr>
-          <w:lang w:val="zh_TW" w:bidi="zh_TW"/>
-        </w:rPr>
-      </w:r>
-    </w:p>
-    <w:p>
-      <w:pPr/>
-      <w:r>
-        <w:rPr>
-          <w:lang w:val="zh_TW" w:bidi="zh_TW"/>
-        </w:rPr>
-      </w:r>
-    </w:p>
-    <w:p>
-      <w:pPr>
-        <w:pStyle w:val="Heading2"/>
-      </w:pPr>
-      <w:r>
-        <w:rPr>
-          <w:lang w:val="zh_TW" w:bidi="zh_TW"/>
-        </w:rPr>
-        <w:t>利未支派</w:t>
-      </w:r>
-      <w:r>
-        <w:rPr>
-          <w:lang w:val="zh_TW" w:bidi="zh_TW"/>
-        </w:rPr>
-      </w:r>
-    </w:p>
-    <w:p>
-      <w:pPr>
-        <w:pStyle w:val="Heading3"/>
-      </w:pPr>
-      <w:r>
-        <w:rPr>
-          <w:lang w:val="zh_TW" w:bidi="zh_TW"/>
-        </w:rPr>
-        <w:t>利未支派的起源</w:t>
-      </w:r>
-    </w:p>
-    <w:p>
-      <w:pPr/>
-      <w:r>
-        <w:rPr>
-          <w:lang w:val="zh_TW" w:bidi="zh_TW"/>
-        </w:rPr>
-      </w:r>
-      <w:r>
-        <w:rPr>
-          <w:lang w:val="zh_TW" w:bidi="zh_TW"/>
-        </w:rPr>
-        <w:t>利未人是以色列眾支派之一。利未支派的名字來自利亞和雅各的第三個兒子利未（</w:t>
-      </w:r>
-      <w:hyperlink r:id="rId77">
-        <w:r>
-          <w:rPr>
-            <w:lang w:val="zh_TW" w:bidi="zh_TW"/>
-          </w:rPr>
-          <w:rPr>
-            <w:color w:val="0000EE"/>
-            <w:u w:val="single"/>
-          </w:rPr>
-          <w:t>創29:34</w:t>
-        </w:r>
-      </w:hyperlink>
-      <w:r>
-        <w:rPr>
-          <w:lang w:val="zh_TW" w:bidi="zh_TW"/>
-        </w:rPr>
-        <w:t>）。利未這個名字的意思是「聯合」。利亞希望自己為雅各生了三個兒子之後，雅各會更親近她、與她聯合。這種聯合的概念也出現在</w:t>
-      </w:r>
-      <w:hyperlink r:id="rId86">
-        <w:r>
-          <w:rPr>
-            <w:lang w:val="zh_TW" w:bidi="zh_TW"/>
-          </w:rPr>
-          <w:rPr>
-            <w:color w:val="0000EE"/>
-            <w:u w:val="single"/>
-          </w:rPr>
-          <w:t>民數記十八章2節</w:t>
-        </w:r>
-      </w:hyperlink>
-      <w:r>
-        <w:rPr>
-          <w:lang w:val="zh_TW" w:bidi="zh_TW"/>
-        </w:rPr>
-        <w:t>，那裡描述利未支派「聯合」亞倫，一同事奉。</w:t>
-      </w:r>
-    </w:p>
-    <w:p>
-      <w:pPr/>
-      <w:r>
-        <w:rPr>
-          <w:lang w:val="zh_TW" w:bidi="zh_TW"/>
-        </w:rPr>
-      </w:r>
-      <w:r>
-        <w:rPr>
-          <w:lang w:val="zh_TW" w:bidi="zh_TW"/>
-        </w:rPr>
-        <w:t>聖經第一次詳細提到利未，是在示劍發生的暴力事件中。當時，利未和西緬為了替妹妹底拿遭玷辱一事報仇，殺了城中的居民（</w:t>
-      </w:r>
-      <w:hyperlink r:id="rId87">
-        <w:r>
-          <w:rPr>
-            <w:lang w:val="zh_TW" w:bidi="zh_TW"/>
-          </w:rPr>
-          <w:rPr>
-            <w:color w:val="0000EE"/>
-            <w:u w:val="single"/>
-          </w:rPr>
-          <w:t>創34:25–29</w:t>
-        </w:r>
-      </w:hyperlink>
-      <w:r>
-        <w:rPr>
-          <w:lang w:val="zh_TW" w:bidi="zh_TW"/>
-        </w:rPr>
-        <w:t>）。因此，父親雅各責備他們（</w:t>
-      </w:r>
-      <w:hyperlink r:id="rId88">
-        <w:r>
-          <w:rPr>
-            <w:lang w:val="zh_TW" w:bidi="zh_TW"/>
-          </w:rPr>
-          <w:rPr>
-            <w:color w:val="0000EE"/>
-            <w:u w:val="single"/>
-          </w:rPr>
-          <w:t>創34:30</w:t>
-        </w:r>
-      </w:hyperlink>
-      <w:r>
-        <w:rPr>
-          <w:lang w:val="zh_TW" w:bidi="zh_TW"/>
-        </w:rPr>
-        <w:t>），雅各臨終時也咒詛他們，預言他們的後裔將分散在以色列中（</w:t>
-      </w:r>
-      <w:hyperlink r:id="rId78">
-        <w:r>
-          <w:rPr>
-            <w:lang w:val="zh_TW" w:bidi="zh_TW"/>
-          </w:rPr>
-          <w:rPr>
-            <w:color w:val="0000EE"/>
-            <w:u w:val="single"/>
-          </w:rPr>
-          <w:t>49:5–7</w:t>
-        </w:r>
-      </w:hyperlink>
-      <w:r>
-        <w:rPr>
-          <w:lang w:val="zh_TW" w:bidi="zh_TW"/>
-        </w:rPr>
-        <w:t>）。然而，儘管利未支派受到咒詛，後來仍成為神所揀選的祭司支派；至於西緬支派，後來則逐漸併入猶大支派之中。</w:t>
-      </w:r>
-    </w:p>
-    <w:p>
-      <w:pPr>
-        <w:pStyle w:val="Heading3"/>
-      </w:pPr>
-      <w:r>
-        <w:rPr>
-          <w:lang w:val="zh_TW" w:bidi="zh_TW"/>
-        </w:rPr>
-        <w:t>利未人的特殊角色</w:t>
-      </w:r>
-    </w:p>
-    <w:p>
-      <w:pPr/>
-      <w:r>
-        <w:rPr>
-          <w:lang w:val="zh_TW" w:bidi="zh_TW"/>
-        </w:rPr>
-      </w:r>
-      <w:r>
-        <w:rPr>
-          <w:lang w:val="zh_TW" w:bidi="zh_TW"/>
-        </w:rPr>
-        <w:t>起初，利未支派和其它支派一樣，並沒有特殊的宗教職分（</w:t>
-      </w:r>
-      <w:hyperlink r:id="rId89">
-        <w:r>
-          <w:rPr>
-            <w:lang w:val="zh_TW" w:bidi="zh_TW"/>
-          </w:rPr>
-          <w:rPr>
-            <w:color w:val="0000EE"/>
-            <w:u w:val="single"/>
-          </w:rPr>
-          <w:t>出2:1</w:t>
-        </w:r>
-      </w:hyperlink>
-      <w:r>
-        <w:rPr>
-          <w:lang w:val="zh_TW" w:bidi="zh_TW"/>
-        </w:rPr>
-        <w:t>）。然而，以色列人在金牛犢事件中悖逆神時，利未人表明了他們對神的忠心（</w:t>
-      </w:r>
-      <w:hyperlink r:id="rId90">
-        <w:r>
-          <w:rPr>
-            <w:lang w:val="zh_TW" w:bidi="zh_TW"/>
-          </w:rPr>
-          <w:rPr>
-            <w:color w:val="0000EE"/>
-            <w:u w:val="single"/>
-          </w:rPr>
-          <w:t>出32:25–29</w:t>
-        </w:r>
-      </w:hyperlink>
-      <w:r>
-        <w:rPr>
-          <w:lang w:val="zh_TW" w:bidi="zh_TW"/>
-        </w:rPr>
-        <w:t>）。神因他們的忠心，「與利未立約」（</w:t>
-      </w:r>
-      <w:hyperlink r:id="rId91">
-        <w:r>
-          <w:rPr>
-            <w:lang w:val="zh_TW" w:bidi="zh_TW"/>
-          </w:rPr>
-          <w:rPr>
-            <w:color w:val="0000EE"/>
-            <w:u w:val="single"/>
-          </w:rPr>
-          <w:t>民18:19</w:t>
-        </w:r>
-      </w:hyperlink>
-      <w:r>
-        <w:rPr>
-          <w:lang w:val="zh_TW" w:bidi="zh_TW"/>
-        </w:rPr>
-        <w:t>），並把他們分別出來承擔祭司職分（</w:t>
-      </w:r>
-      <w:hyperlink r:id="rId92">
-        <w:r>
-          <w:rPr>
-            <w:lang w:val="zh_TW" w:bidi="zh_TW"/>
-          </w:rPr>
-          <w:rPr>
-            <w:color w:val="0000EE"/>
-            <w:u w:val="single"/>
-          </w:rPr>
-          <w:t>民3:11–13</w:t>
-        </w:r>
-      </w:hyperlink>
-      <w:r>
-        <w:rPr>
-          <w:lang w:val="zh_TW" w:bidi="zh_TW"/>
-        </w:rPr>
-        <w:t>）。從此，利未人要在以色列中擔任祭司和宗教領袖。利未支派不像其它支派那樣分得特定的地業；耶和華自己要作他們的產業（</w:t>
-      </w:r>
-      <w:hyperlink r:id="rId93">
-        <w:r>
-          <w:rPr>
-            <w:lang w:val="zh_TW" w:bidi="zh_TW"/>
-          </w:rPr>
-          <w:rPr>
-            <w:color w:val="0000EE"/>
-            <w:u w:val="single"/>
-          </w:rPr>
-          <w:t>民18:20</w:t>
-        </w:r>
-      </w:hyperlink>
-      <w:r>
-        <w:rPr>
-          <w:lang w:val="zh_TW" w:bidi="zh_TW"/>
-        </w:rPr>
-        <w:t>）。不過，神仍賜給他們48座城，其中包括六座逃城；這些城分散在以色列各地（</w:t>
-      </w:r>
-      <w:hyperlink r:id="rId94">
-        <w:r>
-          <w:rPr>
-            <w:lang w:val="zh_TW" w:bidi="zh_TW"/>
-          </w:rPr>
-          <w:rPr>
-            <w:color w:val="0000EE"/>
-            <w:u w:val="single"/>
-          </w:rPr>
-          <w:t>書21:1–42</w:t>
-        </w:r>
-      </w:hyperlink>
-      <w:r>
-        <w:rPr>
-          <w:lang w:val="zh_TW" w:bidi="zh_TW"/>
-        </w:rPr>
-        <w:t>）。</w:t>
-      </w:r>
-    </w:p>
-    <w:p>
-      <w:pPr/>
-      <w:r>
-        <w:rPr>
-          <w:lang w:val="zh_TW" w:bidi="zh_TW"/>
-        </w:rPr>
-      </w:r>
-      <w:r>
-        <w:rPr>
-          <w:lang w:val="zh_TW" w:bidi="zh_TW"/>
-        </w:rPr>
-        <w:t>由於利未支派沒有自己的地業，因此他們要像寡婦、孤兒和寄居者一樣，依靠百姓所獻的禮物和十分之一來維生（</w:t>
-      </w:r>
-      <w:hyperlink r:id="rId95">
-        <w:r>
-          <w:rPr>
-            <w:lang w:val="zh_TW" w:bidi="zh_TW"/>
-          </w:rPr>
-          <w:rPr>
-            <w:color w:val="0000EE"/>
-            <w:u w:val="single"/>
-          </w:rPr>
-          <w:t>民18:21</w:t>
-        </w:r>
-      </w:hyperlink>
-      <w:r>
-        <w:rPr>
-          <w:lang w:val="zh_TW" w:bidi="zh_TW"/>
-        </w:rPr>
-        <w:t>），供應他們的生活所需，是神百姓的責任（</w:t>
-      </w:r>
-      <w:hyperlink r:id="rId96">
-        <w:r>
-          <w:rPr>
-            <w:lang w:val="zh_TW" w:bidi="zh_TW"/>
-          </w:rPr>
-          <w:rPr>
-            <w:color w:val="0000EE"/>
-            <w:u w:val="single"/>
-          </w:rPr>
-          <w:t>申14:29</w:t>
-        </w:r>
-      </w:hyperlink>
-      <w:r>
-        <w:rPr>
-          <w:lang w:val="zh_TW" w:bidi="zh_TW"/>
-        </w:rPr>
-        <w:t>）。因為利未是屬於神的支派，所以約押在替大衛數點百姓時，不願把利未人計算在內（</w:t>
-      </w:r>
-      <w:hyperlink r:id="rId97">
-        <w:r>
-          <w:rPr>
-            <w:lang w:val="zh_TW" w:bidi="zh_TW"/>
-          </w:rPr>
-          <w:rPr>
-            <w:color w:val="0000EE"/>
-            <w:u w:val="single"/>
-          </w:rPr>
-          <w:t>代上21:6</w:t>
-        </w:r>
-      </w:hyperlink>
-      <w:r>
-        <w:rPr>
-          <w:lang w:val="zh_TW" w:bidi="zh_TW"/>
-        </w:rPr>
-        <w:t>；參</w:t>
-      </w:r>
-      <w:hyperlink r:id="rId98">
-        <w:r>
-          <w:rPr>
-            <w:lang w:val="zh_TW" w:bidi="zh_TW"/>
-          </w:rPr>
-          <w:rPr>
-            <w:color w:val="0000EE"/>
-            <w:u w:val="single"/>
-          </w:rPr>
-          <w:t>民1:49</w:t>
-        </w:r>
-      </w:hyperlink>
-      <w:r>
-        <w:rPr>
-          <w:lang w:val="zh_TW" w:bidi="zh_TW"/>
-        </w:rPr>
-        <w:t>）。除了宗教職分方面的事奉之外，利未人不參與爭戰（</w:t>
-      </w:r>
-      <w:hyperlink r:id="rId99">
-        <w:r>
-          <w:rPr>
-            <w:lang w:val="zh_TW" w:bidi="zh_TW"/>
-          </w:rPr>
-          <w:rPr>
-            <w:color w:val="0000EE"/>
-            <w:u w:val="single"/>
-          </w:rPr>
-          <w:t>代下20:21</w:t>
-        </w:r>
-      </w:hyperlink>
-      <w:r>
-        <w:rPr>
-          <w:lang w:val="zh_TW" w:bidi="zh_TW"/>
-        </w:rPr>
-        <w:t>）。他們負責看守和管理會幕（</w:t>
-      </w:r>
-      <w:hyperlink r:id="rId100">
-        <w:r>
-          <w:rPr>
-            <w:lang w:val="zh_TW" w:bidi="zh_TW"/>
-          </w:rPr>
-          <w:rPr>
-            <w:color w:val="0000EE"/>
-            <w:u w:val="single"/>
-          </w:rPr>
-          <w:t>民1:50–53</w:t>
-        </w:r>
-      </w:hyperlink>
-      <w:r>
-        <w:rPr>
-          <w:lang w:val="zh_TW" w:bidi="zh_TW"/>
-        </w:rPr>
-        <w:t>），後來則負責聖殿的事務（</w:t>
-      </w:r>
-      <w:hyperlink r:id="rId101">
-        <w:r>
-          <w:rPr>
-            <w:lang w:val="zh_TW" w:bidi="zh_TW"/>
-          </w:rPr>
-          <w:rPr>
-            <w:color w:val="0000EE"/>
-            <w:u w:val="single"/>
-          </w:rPr>
-          <w:t>代上23:25–32</w:t>
-        </w:r>
-      </w:hyperlink>
-      <w:r>
-        <w:rPr>
-          <w:lang w:val="zh_TW" w:bidi="zh_TW"/>
-        </w:rPr>
-        <w:t>）。</w:t>
-      </w:r>
-    </w:p>
-    <w:p>
-      <w:pPr>
-        <w:pStyle w:val="Heading3"/>
-      </w:pPr>
-      <w:r>
-        <w:rPr>
-          <w:lang w:val="zh_TW" w:bidi="zh_TW"/>
-        </w:rPr>
-        <w:t>職責與責任</w:t>
-      </w:r>
-    </w:p>
-    <w:p>
-      <w:pPr/>
-      <w:r>
-        <w:rPr>
-          <w:lang w:val="zh_TW" w:bidi="zh_TW"/>
-        </w:rPr>
-      </w:r>
-      <w:r>
-        <w:rPr>
-          <w:lang w:val="zh_TW" w:bidi="zh_TW"/>
-        </w:rPr>
-        <w:t>聖經清楚區分利未支派中的三個層級：</w:t>
+        <w:t>人們在不同場合演奏哈利勒：</w:t>
       </w:r>
     </w:p>
     <w:p>
@@ -2999,7 +982,25 @@
         <w:rPr>
           <w:lang w:val="zh_TW" w:bidi="zh_TW"/>
         </w:rPr>
-        <w:t>大祭司，</w:t>
+        <w:t>在快樂的活動上，例如節期（</w:t>
+      </w:r>
+      <w:hyperlink r:id="rId22">
+        <w:r>
+          <w:rPr>
+            <w:lang w:val="zh_TW" w:bidi="zh_TW"/>
+          </w:rPr>
+          <w:rPr>
+            <w:color w:val="0000EE"/>
+            <w:u w:val="single"/>
+          </w:rPr>
+          <w:t>賽5:12</w:t>
+        </w:r>
+      </w:hyperlink>
+      <w:r>
+        <w:rPr>
+          <w:lang w:val="zh_TW" w:bidi="zh_TW"/>
+        </w:rPr>
+        <w:t>）。</w:t>
       </w:r>
     </w:p>
     <w:p>
@@ -3017,7 +1018,25 @@
         <w:rPr>
           <w:lang w:val="zh_TW" w:bidi="zh_TW"/>
         </w:rPr>
-        <w:t>其他祭司，以及</w:t>
+        <w:t>當先知被神的靈充滿時（</w:t>
+      </w:r>
+      <w:hyperlink r:id="rId20">
+        <w:r>
+          <w:rPr>
+            <w:lang w:val="zh_TW" w:bidi="zh_TW"/>
+          </w:rPr>
+          <w:rPr>
+            <w:color w:val="0000EE"/>
+            <w:u w:val="single"/>
+          </w:rPr>
+          <w:t>撒上10:5</w:t>
+        </w:r>
+      </w:hyperlink>
+      <w:r>
+        <w:rPr>
+          <w:lang w:val="zh_TW" w:bidi="zh_TW"/>
+        </w:rPr>
+        <w:t>）。</w:t>
       </w:r>
     </w:p>
     <w:p>
@@ -3035,7 +1054,36 @@
         <w:rPr>
           <w:lang w:val="zh_TW" w:bidi="zh_TW"/>
         </w:rPr>
-        <w:t>負責較次要職務的利未人。</w:t>
+        <w:t>在悲傷和哀悼時（</w:t>
+      </w:r>
+      <w:hyperlink r:id="rId32">
+        <w:r>
+          <w:rPr>
+            <w:lang w:val="zh_TW" w:bidi="zh_TW"/>
+          </w:rPr>
+          <w:rPr>
+            <w:color w:val="0000EE"/>
+            <w:u w:val="single"/>
+          </w:rPr>
+          <w:t>耶48:36</w:t>
+        </w:r>
+      </w:hyperlink>
+      <w:r>
+        <w:rPr>
+          <w:lang w:val="zh_TW" w:bidi="zh_TW"/>
+        </w:rPr>
+        <w:t>）。</w:t>
+      </w:r>
+    </w:p>
+    <w:p>
+      <w:pPr>
+        <w:pStyle w:val="Heading4"/>
+      </w:pPr>
+      <w:r>
+        <w:rPr>
+          <w:lang w:val="zh_TW" w:bidi="zh_TW"/>
+        </w:rPr>
+        <w:t>哈瑣茲羅特（Hatzotzrot）</w:t>
       </w:r>
     </w:p>
     <w:p>
@@ -3049,97 +1097,7 @@
         <w:rPr>
           <w:lang w:val="zh_TW" w:bidi="zh_TW"/>
         </w:rPr>
-        <w:t>早期，他們負責搬運和安置會幕（</w:t>
-      </w:r>
-      <w:hyperlink r:id="rId102">
-        <w:r>
-          <w:rPr>
-            <w:lang w:val="zh_TW" w:bidi="zh_TW"/>
-          </w:rPr>
-          <w:rPr>
-            <w:color w:val="0000EE"/>
-            <w:u w:val="single"/>
-          </w:rPr>
-          <w:t>民1:50–51</w:t>
-        </w:r>
-      </w:hyperlink>
-      <w:r>
-        <w:rPr>
-          <w:lang w:val="zh_TW" w:bidi="zh_TW"/>
-        </w:rPr>
-        <w:t>），也承擔其它職務。後來，他們又擔任守門人和樂師（</w:t>
-      </w:r>
-      <w:hyperlink r:id="rId103">
-        <w:r>
-          <w:rPr>
-            <w:lang w:val="zh_TW" w:bidi="zh_TW"/>
-          </w:rPr>
-          <w:rPr>
-            <w:color w:val="0000EE"/>
-            <w:u w:val="single"/>
-          </w:rPr>
-          <w:t>代上16:42</w:t>
-        </w:r>
-      </w:hyperlink>
-      <w:r>
-        <w:rPr>
-          <w:lang w:val="zh_TW" w:bidi="zh_TW"/>
-        </w:rPr>
-        <w:t>）。</w:t>
-      </w:r>
-      <w:hyperlink r:id="rId104">
-        <w:r>
-          <w:rPr>
-            <w:lang w:val="zh_TW" w:bidi="zh_TW"/>
-          </w:rPr>
-          <w:rPr>
-            <w:color w:val="0000EE"/>
-            <w:u w:val="single"/>
-          </w:rPr>
-          <w:t>申命記三十三章8至11節</w:t>
-        </w:r>
-      </w:hyperlink>
-      <w:r>
-        <w:rPr>
-          <w:lang w:val="zh_TW" w:bidi="zh_TW"/>
-        </w:rPr>
-        <w:t>列出了利未人的職責。在那段經文中，屬靈上的幫助和教導與祭司職分同樣重要。因此，約沙法派遣他們教導律法，也就不足為奇了（</w:t>
-      </w:r>
-      <w:hyperlink r:id="rId105">
-        <w:r>
-          <w:rPr>
-            <w:lang w:val="zh_TW" w:bidi="zh_TW"/>
-          </w:rPr>
-          <w:rPr>
-            <w:color w:val="0000EE"/>
-            <w:u w:val="single"/>
-          </w:rPr>
-          <w:t>代下17:7–9</w:t>
-        </w:r>
-      </w:hyperlink>
-      <w:r>
-        <w:rPr>
-          <w:lang w:val="zh_TW" w:bidi="zh_TW"/>
-        </w:rPr>
-        <w:t>）。不過，一般人通常只是把他們視為祭司（</w:t>
-      </w:r>
-      <w:hyperlink r:id="rId106">
-        <w:r>
-          <w:rPr>
-            <w:lang w:val="zh_TW" w:bidi="zh_TW"/>
-          </w:rPr>
-          <w:rPr>
-            <w:color w:val="0000EE"/>
-            <w:u w:val="single"/>
-          </w:rPr>
-          <w:t>士17:13</w:t>
-        </w:r>
-      </w:hyperlink>
-      <w:r>
-        <w:rPr>
-          <w:lang w:val="zh_TW" w:bidi="zh_TW"/>
-        </w:rPr>
-        <w:t>）。</w:t>
+        <w:t>哈瑣茲羅特是古代使用的號角。我們對這種樂器的了解比其它希伯來樂器更多，因為我們可以看到它的圖案。當羅馬人攻陷耶路撒冷時，他們從聖殿帶走兩個這樣的號角。他們在羅馬為領袖提多建造的凱旋門上，雕刻了這些號角的圖案。</w:t>
       </w:r>
     </w:p>
     <w:p>
@@ -3153,72 +1111,7 @@
         <w:rPr>
           <w:lang w:val="zh_TW" w:bidi="zh_TW"/>
         </w:rPr>
-        <w:t>利未人作為宗教領袖和教師，在以色列歷史中一直扮演著重要的角色。</w:t>
-      </w:r>
-      <w:hyperlink r:id="rId107">
-        <w:r>
-          <w:rPr>
-            <w:lang w:val="zh_TW" w:bidi="zh_TW"/>
-          </w:rPr>
-          <w:rPr>
-            <w:color w:val="0000EE"/>
-            <w:u w:val="single"/>
-          </w:rPr>
-          <w:t>耶利米書三十三章20至26節</w:t>
-        </w:r>
-      </w:hyperlink>
-      <w:r>
-        <w:rPr>
-          <w:lang w:val="zh_TW" w:bidi="zh_TW"/>
-        </w:rPr>
-        <w:t>和</w:t>
-      </w:r>
-      <w:hyperlink r:id="rId108">
-        <w:r>
-          <w:rPr>
-            <w:lang w:val="zh_TW" w:bidi="zh_TW"/>
-          </w:rPr>
-          <w:rPr>
-            <w:color w:val="0000EE"/>
-            <w:u w:val="single"/>
-          </w:rPr>
-          <w:t>瑪拉基書三章3至4節</w:t>
-        </w:r>
-      </w:hyperlink>
-      <w:r>
-        <w:rPr>
-          <w:lang w:val="zh_TW" w:bidi="zh_TW"/>
-        </w:rPr>
-        <w:t>都提到神與利未所立長久的約。巴比倫被擄歸回後，利未支派的人也歸回耶路撒冷（</w:t>
-      </w:r>
-      <w:hyperlink r:id="rId109">
-        <w:r>
-          <w:rPr>
-            <w:lang w:val="zh_TW" w:bidi="zh_TW"/>
-          </w:rPr>
-          <w:rPr>
-            <w:color w:val="0000EE"/>
-            <w:u w:val="single"/>
-          </w:rPr>
-          <w:t>拉2:36–42</w:t>
-        </w:r>
-      </w:hyperlink>
-      <w:r>
-        <w:rPr>
-          <w:lang w:val="zh_TW" w:bidi="zh_TW"/>
-        </w:rPr>
-        <w:t>），其中祭司家族的人所佔比例特別高。</w:t>
-      </w:r>
-    </w:p>
-    <w:p>
-      <w:pPr>
-        <w:pStyle w:val="Heading3"/>
-      </w:pPr>
-      <w:r>
-        <w:rPr>
-          <w:lang w:val="zh_TW" w:bidi="zh_TW"/>
-        </w:rPr>
-        <w:t>新約聖經中的利未人</w:t>
+        <w:t>哈瑣茲羅特約為0.9公尺（一碼）長，形狀窄長，末端有寬口。人們用銀或金製作這些號角。這種設計可能源自埃及號角。類似的樂器也在亞述、赫梯帝國和希臘使用。</w:t>
       </w:r>
     </w:p>
     <w:p>
@@ -3232,25 +1125,25 @@
         <w:rPr>
           <w:lang w:val="zh_TW" w:bidi="zh_TW"/>
         </w:rPr>
-        <w:t>在新約聖經中，早期教會的重要人物巴拿巴是一位利未人（</w:t>
-      </w:r>
-      <w:hyperlink r:id="rId110">
-        <w:r>
-          <w:rPr>
-            <w:lang w:val="zh_TW" w:bidi="zh_TW"/>
-          </w:rPr>
-          <w:rPr>
-            <w:color w:val="0000EE"/>
-            <w:u w:val="single"/>
-          </w:rPr>
-          <w:t>徒4:36</w:t>
-        </w:r>
-      </w:hyperlink>
-      <w:r>
-        <w:rPr>
-          <w:lang w:val="zh_TW" w:bidi="zh_TW"/>
-        </w:rPr>
-        <w:t>）。即使到了今天，猶太人當中的姓氏利未（Levy），往往仍表示其家族自稱源自利未支派。</w:t>
+        <w:t>神吩咐摩西製作兩個銀號角（</w:t>
+      </w:r>
+      <w:hyperlink r:id="rId33">
+        <w:r>
+          <w:rPr>
+            <w:lang w:val="zh_TW" w:bidi="zh_TW"/>
+          </w:rPr>
+          <w:rPr>
+            <w:color w:val="0000EE"/>
+            <w:u w:val="single"/>
+          </w:rPr>
+          <w:t>民10:2</w:t>
+        </w:r>
+      </w:hyperlink>
+      <w:r>
+        <w:rPr>
+          <w:lang w:val="zh_TW" w:bidi="zh_TW"/>
+        </w:rPr>
+        <w:t>），只有亞倫的後代（第一位大祭司）可以吹奏這些樂器。這些古代號角是我們現在稱為報信號角的早期版本。</w:t>
       </w:r>
     </w:p>
     <w:p>
@@ -3262,433 +1155,32 @@
       </w:r>
       <w:r>
         <w:rPr>
-          <w:i/>
-          <w:lang w:val="zh_TW" w:bidi="zh_TW"/>
-        </w:rPr>
-        <w:t>另見</w:t>
-      </w:r>
-      <w:r>
-        <w:rPr>
-          <w:lang w:val="zh_TW" w:bidi="zh_TW"/>
-        </w:rPr>
-        <w:t xml:space="preserve"> </w:t>
-      </w:r>
-      <w:r>
-        <w:rPr>
-          <w:lang w:val="zh_TW" w:bidi="zh_TW"/>
-        </w:rPr>
-        <w:t>祭司和利未人</w:t>
-      </w:r>
-      <w:r>
-        <w:rPr>
-          <w:lang w:val="zh_TW" w:bidi="zh_TW"/>
-        </w:rPr>
-        <w:t>。</w:t>
-      </w:r>
-      <w:r>
-        <w:rPr>
-          <w:lang w:val="zh_TW" w:bidi="zh_TW"/>
-        </w:rPr>
-      </w:r>
-      <w:r>
-        <w:rPr>
-          <w:lang w:val="zh_TW" w:bidi="zh_TW"/>
-        </w:rPr>
-      </w:r>
-    </w:p>
-    <w:p>
-      <w:pPr/>
-      <w:r>
-        <w:rPr>
-          <w:lang w:val="zh_TW" w:bidi="zh_TW"/>
-        </w:rPr>
-      </w:r>
-    </w:p>
-    <w:p>
-      <w:pPr>
-        <w:pStyle w:val="Heading2"/>
-      </w:pPr>
-      <w:r>
-        <w:rPr>
-          <w:lang w:val="zh_TW" w:bidi="zh_TW"/>
-        </w:rPr>
-        <w:t>利烏米族，利烏米人</w:t>
-      </w:r>
-      <w:r>
-        <w:rPr>
-          <w:lang w:val="zh_TW" w:bidi="zh_TW"/>
-        </w:rPr>
-      </w:r>
-    </w:p>
-    <w:p>
-      <w:pPr/>
-      <w:r>
-        <w:rPr>
-          <w:lang w:val="zh_TW" w:bidi="zh_TW"/>
-        </w:rPr>
-      </w:r>
-      <w:r>
-        <w:rPr>
-          <w:lang w:val="zh_TW" w:bidi="zh_TW"/>
-        </w:rPr>
-        <w:t>這是源於由底但三個兒子中的第三位的部族。底但是亞伯拉罕與基土拉的後裔，出自約珊的家系（</w:t>
-      </w:r>
-      <w:hyperlink r:id="rId49">
-        <w:r>
-          <w:rPr>
-            <w:lang w:val="zh_TW" w:bidi="zh_TW"/>
-          </w:rPr>
-          <w:rPr>
-            <w:color w:val="0000EE"/>
-            <w:u w:val="single"/>
-          </w:rPr>
-          <w:t>創25:3</w:t>
-        </w:r>
-      </w:hyperlink>
-      <w:r>
-        <w:rPr>
-          <w:lang w:val="zh_TW" w:bidi="zh_TW"/>
-        </w:rPr>
-        <w:t>）。這個部族很可能定居在阿拉伯的北部地區。</w:t>
-      </w:r>
-      <w:r>
-        <w:rPr>
-          <w:lang w:val="zh_TW" w:bidi="zh_TW"/>
-        </w:rPr>
-      </w:r>
-      <w:r>
-        <w:rPr>
-          <w:lang w:val="zh_TW" w:bidi="zh_TW"/>
-        </w:rPr>
-      </w:r>
-    </w:p>
-    <w:p>
-      <w:pPr/>
-      <w:r>
-        <w:rPr>
-          <w:lang w:val="zh_TW" w:bidi="zh_TW"/>
-        </w:rPr>
-      </w:r>
-    </w:p>
-    <w:p>
-      <w:pPr>
-        <w:pStyle w:val="Heading2"/>
-      </w:pPr>
-      <w:r>
-        <w:rPr>
-          <w:lang w:val="zh_TW" w:bidi="zh_TW"/>
-        </w:rPr>
-        <w:t>利鮮</w:t>
-      </w:r>
-      <w:r>
-        <w:rPr>
-          <w:lang w:val="zh_TW" w:bidi="zh_TW"/>
-        </w:rPr>
-      </w:r>
-    </w:p>
-    <w:p>
-      <w:pPr/>
-      <w:r>
-        <w:rPr>
-          <w:lang w:val="zh_TW" w:bidi="zh_TW"/>
-        </w:rPr>
-      </w:r>
-      <w:r>
-        <w:rPr>
-          <w:lang w:val="zh_TW" w:bidi="zh_TW"/>
-        </w:rPr>
-        <w:t>這是由寧錄在尼尼微和迦拉之間建造的城市（</w:t>
-      </w:r>
-      <w:hyperlink r:id="rId111">
-        <w:r>
-          <w:rPr>
-            <w:lang w:val="zh_TW" w:bidi="zh_TW"/>
-          </w:rPr>
-          <w:rPr>
-            <w:color w:val="0000EE"/>
-            <w:u w:val="single"/>
-          </w:rPr>
-          <w:t>創10:12</w:t>
-        </w:r>
-      </w:hyperlink>
-      <w:r>
-        <w:rPr>
-          <w:lang w:val="zh_TW" w:bidi="zh_TW"/>
-        </w:rPr>
-        <w:t>）。它是被稱為「那大城」之建築群的一部分，且可能是在尼尼微的一個郊區。一些解經家認為，它是位於尼尼微和迦拉之間的一處水利設施。</w:t>
-      </w:r>
-      <w:r>
-        <w:rPr>
-          <w:lang w:val="zh_TW" w:bidi="zh_TW"/>
-        </w:rPr>
-      </w:r>
-      <w:r>
-        <w:rPr>
-          <w:lang w:val="zh_TW" w:bidi="zh_TW"/>
-        </w:rPr>
-      </w:r>
-    </w:p>
-    <w:p>
-      <w:pPr/>
-      <w:r>
-        <w:rPr>
-          <w:lang w:val="zh_TW" w:bidi="zh_TW"/>
-        </w:rPr>
-      </w:r>
-    </w:p>
-    <w:p>
-      <w:pPr>
-        <w:pStyle w:val="Heading2"/>
-      </w:pPr>
-      <w:r>
-        <w:rPr>
-          <w:lang w:val="zh_TW" w:bidi="zh_TW"/>
-        </w:rPr>
-        <w:t>利亞</w:t>
-      </w:r>
-      <w:r>
-        <w:rPr>
-          <w:lang w:val="zh_TW" w:bidi="zh_TW"/>
-        </w:rPr>
-      </w:r>
-    </w:p>
-    <w:p>
-      <w:pPr/>
-      <w:r>
-        <w:rPr>
-          <w:lang w:val="zh_TW" w:bidi="zh_TW"/>
-        </w:rPr>
-      </w:r>
-      <w:r>
-        <w:rPr>
-          <w:lang w:val="zh_TW" w:bidi="zh_TW"/>
-        </w:rPr>
-        <w:t>利亞是拉班的女兒和拉結的姐姐。</w:t>
-      </w:r>
-    </w:p>
-    <w:p>
-      <w:pPr/>
-      <w:r>
-        <w:rPr>
-          <w:lang w:val="zh_TW" w:bidi="zh_TW"/>
-        </w:rPr>
-      </w:r>
-      <w:r>
-        <w:rPr>
-          <w:lang w:val="zh_TW" w:bidi="zh_TW"/>
-        </w:rPr>
-        <w:t>她是雅各的妻子，而雅各曾欺騙他的父親以撒，使以撒把原本給以掃的祝福給了他（</w:t>
-      </w:r>
-      <w:hyperlink r:id="rId112">
-        <w:r>
-          <w:rPr>
-            <w:lang w:val="zh_TW" w:bidi="zh_TW"/>
-          </w:rPr>
-          <w:rPr>
-            <w:color w:val="0000EE"/>
-            <w:u w:val="single"/>
-          </w:rPr>
-          <w:t>創27:5–40</w:t>
-        </w:r>
-      </w:hyperlink>
-      <w:r>
-        <w:rPr>
-          <w:lang w:val="zh_TW" w:bidi="zh_TW"/>
-        </w:rPr>
-        <w:t>）。雅各為了躲避以掃的怒氣並娶妻（</w:t>
-      </w:r>
-      <w:hyperlink r:id="rId113">
-        <w:r>
-          <w:rPr>
-            <w:lang w:val="zh_TW" w:bidi="zh_TW"/>
-          </w:rPr>
-          <w:rPr>
-            <w:color w:val="0000EE"/>
-            <w:u w:val="single"/>
-          </w:rPr>
-          <w:t>創27:46–28:2</w:t>
-        </w:r>
-      </w:hyperlink>
-      <w:r>
-        <w:rPr>
-          <w:lang w:val="zh_TW" w:bidi="zh_TW"/>
-        </w:rPr>
-        <w:t>），而前往他在美索不達米亞的母舅拉班那裡（</w:t>
-      </w:r>
-      <w:hyperlink r:id="rId114">
-        <w:r>
-          <w:rPr>
-            <w:lang w:val="zh_TW" w:bidi="zh_TW"/>
-          </w:rPr>
-          <w:rPr>
-            <w:color w:val="0000EE"/>
-            <w:u w:val="single"/>
-          </w:rPr>
-          <w:t>創27:43，</w:t>
-        </w:r>
-      </w:hyperlink>
-      <w:hyperlink r:id="rId115">
-        <w:r>
-          <w:rPr>
-            <w:lang w:val="zh_TW" w:bidi="zh_TW"/>
-          </w:rPr>
-          <w:rPr>
-            <w:color w:val="0000EE"/>
-            <w:u w:val="single"/>
-          </w:rPr>
-          <w:t>28:2</w:t>
-        </w:r>
-      </w:hyperlink>
-      <w:r>
-        <w:rPr>
-          <w:lang w:val="zh_TW" w:bidi="zh_TW"/>
-        </w:rPr>
-        <w:t>）。他愛上了拉班的小女兒拉結，並答應為拉班工作七年，以娶她為妻（</w:t>
-      </w:r>
-      <w:hyperlink r:id="rId116">
-        <w:r>
-          <w:rPr>
-            <w:lang w:val="zh_TW" w:bidi="zh_TW"/>
-          </w:rPr>
-          <w:rPr>
-            <w:color w:val="0000EE"/>
-            <w:u w:val="single"/>
-          </w:rPr>
-          <w:t>創29:17–18</w:t>
-        </w:r>
-      </w:hyperlink>
-      <w:r>
-        <w:rPr>
-          <w:lang w:val="zh_TW" w:bidi="zh_TW"/>
-        </w:rPr>
-        <w:t>）。</w:t>
-      </w:r>
-    </w:p>
-    <w:p>
-      <w:pPr/>
-      <w:r>
-        <w:rPr>
-          <w:lang w:val="zh_TW" w:bidi="zh_TW"/>
-        </w:rPr>
-      </w:r>
-      <w:r>
-        <w:rPr>
-          <w:lang w:val="zh_TW" w:bidi="zh_TW"/>
-        </w:rPr>
-        <w:t>到成親的時候，拉班欺騙雅各，把年長的女兒利亞嫁給他，而不是拉結（</w:t>
-      </w:r>
-      <w:hyperlink r:id="rId117">
-        <w:r>
-          <w:rPr>
-            <w:lang w:val="zh_TW" w:bidi="zh_TW"/>
-          </w:rPr>
-          <w:rPr>
-            <w:color w:val="0000EE"/>
-            <w:u w:val="single"/>
-          </w:rPr>
-          <w:t>創29:21–25</w:t>
-        </w:r>
-      </w:hyperlink>
-      <w:r>
-        <w:rPr>
-          <w:lang w:val="zh_TW" w:bidi="zh_TW"/>
-        </w:rPr>
-        <w:t>）。拉班辯稱，必須先讓大女兒出嫁（</w:t>
-      </w:r>
-      <w:hyperlink r:id="rId118">
-        <w:r>
-          <w:rPr>
-            <w:lang w:val="zh_TW" w:bidi="zh_TW"/>
-          </w:rPr>
-          <w:rPr>
-            <w:color w:val="0000EE"/>
-            <w:u w:val="single"/>
-          </w:rPr>
-          <w:t>創29:26</w:t>
-        </w:r>
-      </w:hyperlink>
-      <w:r>
-        <w:rPr>
-          <w:lang w:val="zh_TW" w:bidi="zh_TW"/>
-        </w:rPr>
-        <w:t>）。經文形容利亞「眼睛沒有神氣」，拉結卻「生得美貌俊秀」（</w:t>
-      </w:r>
-      <w:hyperlink r:id="rId119">
-        <w:r>
-          <w:rPr>
-            <w:lang w:val="zh_TW" w:bidi="zh_TW"/>
-          </w:rPr>
-          <w:rPr>
-            <w:color w:val="0000EE"/>
-            <w:u w:val="single"/>
-          </w:rPr>
-          <w:t>創29:17</w:t>
-        </w:r>
-      </w:hyperlink>
-      <w:r>
-        <w:rPr>
-          <w:lang w:val="zh_TW" w:bidi="zh_TW"/>
-        </w:rPr>
-        <w:t>）。</w:t>
-      </w:r>
-    </w:p>
-    <w:p>
-      <w:pPr/>
-      <w:r>
-        <w:rPr>
-          <w:lang w:val="zh_TW" w:bidi="zh_TW"/>
-        </w:rPr>
-      </w:r>
-      <w:r>
-        <w:rPr>
-          <w:lang w:val="zh_TW" w:bidi="zh_TW"/>
-        </w:rPr>
-        <w:t>雅各為了娶他深愛的拉結，再為拉班工作七年（</w:t>
-      </w:r>
-      <w:hyperlink r:id="rId120">
-        <w:r>
-          <w:rPr>
-            <w:lang w:val="zh_TW" w:bidi="zh_TW"/>
-          </w:rPr>
-          <w:rPr>
-            <w:color w:val="0000EE"/>
-            <w:u w:val="single"/>
-          </w:rPr>
-          <w:t>創29:20</w:t>
-        </w:r>
-      </w:hyperlink>
-      <w:r>
-        <w:rPr>
-          <w:lang w:val="zh_TW" w:bidi="zh_TW"/>
-        </w:rPr>
-        <w:t>）。利亞不像拉結那樣得寵，但她在拉結還沒有生子以前，已經生了六個兒子和一個女兒（</w:t>
-      </w:r>
-      <w:hyperlink r:id="rId121">
-        <w:r>
-          <w:rPr>
-            <w:lang w:val="zh_TW" w:bidi="zh_TW"/>
-          </w:rPr>
-          <w:rPr>
-            <w:color w:val="0000EE"/>
-            <w:u w:val="single"/>
-          </w:rPr>
-          <w:t>創29:31–30:22</w:t>
-        </w:r>
-      </w:hyperlink>
-      <w:r>
-        <w:rPr>
-          <w:lang w:val="zh_TW" w:bidi="zh_TW"/>
-        </w:rPr>
-        <w:t>）：</w:t>
-      </w:r>
-    </w:p>
-    <w:p>
-      <w:pPr>
-        <w:pStyle w:val="ListNumber"/>
-        <w:numPr>
-          <w:ilvl w:val="0"/>
-          <w:numId w:val="17"/>
-        </w:numPr>
+          <w:lang w:val="zh_TW" w:bidi="zh_TW"/>
+        </w:rPr>
+        <w:t>聖經說這些號角使人記念神（</w:t>
+      </w:r>
+      <w:hyperlink r:id="rId34">
+        <w:r>
+          <w:rPr>
+            <w:lang w:val="zh_TW" w:bidi="zh_TW"/>
+          </w:rPr>
+          <w:rPr>
+            <w:color w:val="0000EE"/>
+            <w:u w:val="single"/>
+          </w:rPr>
+          <w:t>民10:10</w:t>
+        </w:r>
+      </w:hyperlink>
+      <w:r>
+        <w:rPr>
+          <w:lang w:val="zh_TW" w:bidi="zh_TW"/>
+        </w:rPr>
+        <w:t>）。人們用來：</w:t>
+      </w:r>
+    </w:p>
+    <w:p>
+      <w:pPr>
+        <w:pStyle w:val="ListBullet"/>
         <w:spacing w:line="240" w:lineRule="auto"/>
         <w:ind w:left="720"/>
       </w:pPr>
@@ -3701,12 +1193,12 @@
         <w:rPr>
           <w:lang w:val="zh_TW" w:bidi="zh_TW"/>
         </w:rPr>
-        <w:t>呂便</w:t>
-      </w:r>
-    </w:p>
-    <w:p>
-      <w:pPr>
-        <w:pStyle w:val="ListNumber"/>
+        <w:t>召集會眾到會幕聚集</w:t>
+      </w:r>
+    </w:p>
+    <w:p>
+      <w:pPr>
+        <w:pStyle w:val="ListBullet"/>
         <w:spacing w:line="240" w:lineRule="auto"/>
         <w:ind w:left="720"/>
       </w:pPr>
@@ -3719,12 +1211,12 @@
         <w:rPr>
           <w:lang w:val="zh_TW" w:bidi="zh_TW"/>
         </w:rPr>
-        <w:t>西緬</w:t>
-      </w:r>
-    </w:p>
-    <w:p>
-      <w:pPr>
-        <w:pStyle w:val="ListNumber"/>
+        <w:t>發出警告</w:t>
+      </w:r>
+    </w:p>
+    <w:p>
+      <w:pPr>
+        <w:pStyle w:val="ListBullet"/>
         <w:spacing w:line="240" w:lineRule="auto"/>
         <w:ind w:left="720"/>
       </w:pPr>
@@ -3737,12 +1229,12 @@
         <w:rPr>
           <w:lang w:val="zh_TW" w:bidi="zh_TW"/>
         </w:rPr>
-        <w:t>利未</w:t>
-      </w:r>
-    </w:p>
-    <w:p>
-      <w:pPr>
-        <w:pStyle w:val="ListNumber"/>
+        <w:t>指示營隊前行</w:t>
+      </w:r>
+    </w:p>
+    <w:p>
+      <w:pPr>
+        <w:pStyle w:val="ListBullet"/>
         <w:spacing w:line="240" w:lineRule="auto"/>
         <w:ind w:left="720"/>
       </w:pPr>
@@ -3755,12 +1247,266 @@
         <w:rPr>
           <w:lang w:val="zh_TW" w:bidi="zh_TW"/>
         </w:rPr>
-        <w:t>猶大</w:t>
-      </w:r>
-    </w:p>
-    <w:p>
-      <w:pPr>
-        <w:pStyle w:val="ListNumber"/>
+        <w:t>發出戰鬥開始的信號</w:t>
+      </w:r>
+    </w:p>
+    <w:p>
+      <w:pPr/>
+      <w:r>
+        <w:rPr>
+          <w:lang w:val="zh_TW" w:bidi="zh_TW"/>
+        </w:rPr>
+      </w:r>
+      <w:r>
+        <w:rPr>
+          <w:lang w:val="zh_TW" w:bidi="zh_TW"/>
+        </w:rPr>
+        <w:t>哈瑣茲羅特在聖殿崇拜中變得非常重要。在每日的聖殿儀式中至少會使用兩個號角。在特殊的宗教慶典中，他們可能會使用更多的號角（</w:t>
+      </w:r>
+      <w:hyperlink r:id="rId35">
+        <w:r>
+          <w:rPr>
+            <w:lang w:val="zh_TW" w:bidi="zh_TW"/>
+          </w:rPr>
+          <w:rPr>
+            <w:color w:val="0000EE"/>
+            <w:u w:val="single"/>
+          </w:rPr>
+          <w:t>代上15:28</w:t>
+        </w:r>
+      </w:hyperlink>
+      <w:r>
+        <w:rPr>
+          <w:lang w:val="zh_TW" w:bidi="zh_TW"/>
+        </w:rPr>
+        <w:t>；</w:t>
+      </w:r>
+      <w:hyperlink r:id="rId36">
+        <w:r>
+          <w:rPr>
+            <w:lang w:val="zh_TW" w:bidi="zh_TW"/>
+          </w:rPr>
+          <w:rPr>
+            <w:color w:val="0000EE"/>
+            <w:u w:val="single"/>
+          </w:rPr>
+          <w:t>代下15:14</w:t>
+        </w:r>
+      </w:hyperlink>
+      <w:r>
+        <w:rPr>
+          <w:lang w:val="zh_TW" w:bidi="zh_TW"/>
+        </w:rPr>
+        <w:t>；</w:t>
+      </w:r>
+      <w:hyperlink r:id="rId37">
+        <w:r>
+          <w:rPr>
+            <w:lang w:val="zh_TW" w:bidi="zh_TW"/>
+          </w:rPr>
+          <w:rPr>
+            <w:color w:val="0000EE"/>
+            <w:u w:val="single"/>
+          </w:rPr>
+          <w:t>詩98:6</w:t>
+        </w:r>
+      </w:hyperlink>
+      <w:r>
+        <w:rPr>
+          <w:lang w:val="zh_TW" w:bidi="zh_TW"/>
+        </w:rPr>
+        <w:t>；</w:t>
+      </w:r>
+      <w:hyperlink r:id="rId28">
+        <w:r>
+          <w:rPr>
+            <w:lang w:val="zh_TW" w:bidi="zh_TW"/>
+          </w:rPr>
+          <w:rPr>
+            <w:color w:val="0000EE"/>
+            <w:u w:val="single"/>
+          </w:rPr>
+          <w:t>但3:5–15</w:t>
+        </w:r>
+      </w:hyperlink>
+      <w:r>
+        <w:rPr>
+          <w:lang w:val="zh_TW" w:bidi="zh_TW"/>
+        </w:rPr>
+        <w:t>；</w:t>
+      </w:r>
+      <w:hyperlink r:id="rId38">
+        <w:r>
+          <w:rPr>
+            <w:lang w:val="zh_TW" w:bidi="zh_TW"/>
+          </w:rPr>
+          <w:rPr>
+            <w:color w:val="0000EE"/>
+            <w:u w:val="single"/>
+          </w:rPr>
+          <w:t>何5:8</w:t>
+        </w:r>
+      </w:hyperlink>
+      <w:r>
+        <w:rPr>
+          <w:lang w:val="zh_TW" w:bidi="zh_TW"/>
+        </w:rPr>
+        <w:t>）。</w:t>
+      </w:r>
+    </w:p>
+    <w:p>
+      <w:pPr>
+        <w:pStyle w:val="Heading4"/>
+      </w:pPr>
+      <w:r>
+        <w:rPr>
+          <w:lang w:val="zh_TW" w:bidi="zh_TW"/>
+        </w:rPr>
+        <w:t>瑪什羅奇他（Mashroqita）</w:t>
+      </w:r>
+    </w:p>
+    <w:p>
+      <w:pPr/>
+      <w:r>
+        <w:rPr>
+          <w:lang w:val="zh_TW" w:bidi="zh_TW"/>
+        </w:rPr>
+      </w:r>
+      <w:r>
+        <w:rPr>
+          <w:lang w:val="zh_TW" w:bidi="zh_TW"/>
+        </w:rPr>
+        <w:t>瑪什羅奇他這種樂器，曾在尼布甲尼撒王的宮殿中演奏 （</w:t>
+      </w:r>
+      <w:hyperlink r:id="rId17">
+        <w:r>
+          <w:rPr>
+            <w:lang w:val="zh_TW" w:bidi="zh_TW"/>
+          </w:rPr>
+          <w:rPr>
+            <w:color w:val="0000EE"/>
+            <w:u w:val="single"/>
+          </w:rPr>
+          <w:t>但3:5</w:t>
+        </w:r>
+      </w:hyperlink>
+      <w:r>
+        <w:rPr>
+          <w:lang w:val="zh_TW" w:bidi="zh_TW"/>
+        </w:rPr>
+        <w:t>、</w:t>
+      </w:r>
+      <w:hyperlink r:id="rId17">
+        <w:r>
+          <w:rPr>
+            <w:lang w:val="zh_TW" w:bidi="zh_TW"/>
+          </w:rPr>
+          <w:rPr>
+            <w:color w:val="0000EE"/>
+            <w:u w:val="single"/>
+          </w:rPr>
+          <w:t>7</w:t>
+        </w:r>
+      </w:hyperlink>
+      <w:r>
+        <w:rPr>
+          <w:lang w:val="zh_TW" w:bidi="zh_TW"/>
+        </w:rPr>
+        <w:t>、</w:t>
+      </w:r>
+      <w:hyperlink r:id="rId17">
+        <w:r>
+          <w:rPr>
+            <w:lang w:val="zh_TW" w:bidi="zh_TW"/>
+          </w:rPr>
+          <w:rPr>
+            <w:color w:val="0000EE"/>
+            <w:u w:val="single"/>
+          </w:rPr>
+          <w:t>10</w:t>
+        </w:r>
+      </w:hyperlink>
+      <w:r>
+        <w:rPr>
+          <w:lang w:val="zh_TW" w:bidi="zh_TW"/>
+        </w:rPr>
+        <w:t>、</w:t>
+      </w:r>
+      <w:hyperlink r:id="rId17">
+        <w:r>
+          <w:rPr>
+            <w:lang w:val="zh_TW" w:bidi="zh_TW"/>
+          </w:rPr>
+          <w:rPr>
+            <w:color w:val="0000EE"/>
+            <w:u w:val="single"/>
+          </w:rPr>
+          <w:t>15</w:t>
+        </w:r>
+      </w:hyperlink>
+      <w:r>
+        <w:rPr>
+          <w:lang w:val="zh_TW" w:bidi="zh_TW"/>
+        </w:rPr>
+        <w:t>）。學者認為它類似於希臘潘神的蘆笛（syrinx），由不同長度的中空管組合而成，吹向頂端即可發出不同音高。</w:t>
+      </w:r>
+    </w:p>
+    <w:p>
+      <w:pPr>
+        <w:pStyle w:val="Heading4"/>
+      </w:pPr>
+      <w:r>
+        <w:rPr>
+          <w:lang w:val="zh_TW" w:bidi="zh_TW"/>
+        </w:rPr>
+        <w:t>朔法爾（Shophar）</w:t>
+      </w:r>
+    </w:p>
+    <w:p>
+      <w:pPr/>
+      <w:r>
+        <w:rPr>
+          <w:lang w:val="zh_TW" w:bidi="zh_TW"/>
+        </w:rPr>
+      </w:r>
+      <w:r>
+        <w:rPr>
+          <w:lang w:val="zh_TW" w:bidi="zh_TW"/>
+        </w:rPr>
+        <w:t>朔法爾是一種號角樂器（類似小號），在古代以色列被使用。今日猶太宗教儀式仍使用。聖經提及這種樂器72次，是最常提到的希伯來樂器。</w:t>
+      </w:r>
+    </w:p>
+    <w:p>
+      <w:pPr/>
+      <w:r>
+        <w:rPr>
+          <w:lang w:val="zh_TW" w:bidi="zh_TW"/>
+        </w:rPr>
+      </w:r>
+      <w:r>
+        <w:rPr>
+          <w:lang w:val="zh_TW" w:bidi="zh_TW"/>
+        </w:rPr>
+        <w:t>早期的朔法爾像公羊的角一樣彎曲，後來的版本較直，在角的寬端附近有一個彎曲。朔法爾只能發出兩到三種不同的聲音。由於這種有限的音域，有些人不認為它是真正的樂器，人們主要用它來傳遞信號和信息。</w:t>
+      </w:r>
+    </w:p>
+    <w:p>
+      <w:pPr/>
+      <w:r>
+        <w:rPr>
+          <w:lang w:val="zh_TW" w:bidi="zh_TW"/>
+        </w:rPr>
+      </w:r>
+      <w:r>
+        <w:rPr>
+          <w:lang w:val="zh_TW" w:bidi="zh_TW"/>
+        </w:rPr>
+        <w:t>人們在許多宗教儀式中使用朔法爾，包括：</w:t>
+      </w:r>
+    </w:p>
+    <w:p>
+      <w:pPr>
+        <w:pStyle w:val="ListBullet"/>
         <w:spacing w:line="240" w:lineRule="auto"/>
         <w:ind w:left="720"/>
       </w:pPr>
@@ -3773,12 +1519,48 @@
         <w:rPr>
           <w:lang w:val="zh_TW" w:bidi="zh_TW"/>
         </w:rPr>
-        <w:t>以薩迦</w:t>
-      </w:r>
-    </w:p>
-    <w:p>
-      <w:pPr>
-        <w:pStyle w:val="ListNumber"/>
+        <w:t>搬運約櫃時（</w:t>
+      </w:r>
+      <w:hyperlink r:id="rId39">
+        <w:r>
+          <w:rPr>
+            <w:lang w:val="zh_TW" w:bidi="zh_TW"/>
+          </w:rPr>
+          <w:rPr>
+            <w:color w:val="0000EE"/>
+            <w:u w:val="single"/>
+          </w:rPr>
+          <w:t>撒下6:15</w:t>
+        </w:r>
+      </w:hyperlink>
+      <w:r>
+        <w:rPr>
+          <w:lang w:val="zh_TW" w:bidi="zh_TW"/>
+        </w:rPr>
+        <w:t>；</w:t>
+      </w:r>
+      <w:hyperlink r:id="rId35">
+        <w:r>
+          <w:rPr>
+            <w:lang w:val="zh_TW" w:bidi="zh_TW"/>
+          </w:rPr>
+          <w:rPr>
+            <w:color w:val="0000EE"/>
+            <w:u w:val="single"/>
+          </w:rPr>
+          <w:t>代上15:28</w:t>
+        </w:r>
+      </w:hyperlink>
+      <w:r>
+        <w:rPr>
+          <w:lang w:val="zh_TW" w:bidi="zh_TW"/>
+        </w:rPr>
+        <w:t>）</w:t>
+      </w:r>
+    </w:p>
+    <w:p>
+      <w:pPr>
+        <w:pStyle w:val="ListBullet"/>
         <w:spacing w:line="240" w:lineRule="auto"/>
         <w:ind w:left="720"/>
       </w:pPr>
@@ -3791,12 +1573,30 @@
         <w:rPr>
           <w:lang w:val="zh_TW" w:bidi="zh_TW"/>
         </w:rPr>
-        <w:t>西布倫</w:t>
-      </w:r>
-    </w:p>
-    <w:p>
-      <w:pPr>
-        <w:pStyle w:val="ListNumber"/>
+        <w:t>亞撒王更新神與子民之間的協議時（</w:t>
+      </w:r>
+      <w:hyperlink r:id="rId36">
+        <w:r>
+          <w:rPr>
+            <w:lang w:val="zh_TW" w:bidi="zh_TW"/>
+          </w:rPr>
+          <w:rPr>
+            <w:color w:val="0000EE"/>
+            <w:u w:val="single"/>
+          </w:rPr>
+          <w:t>代下15:14</w:t>
+        </w:r>
+      </w:hyperlink>
+      <w:r>
+        <w:rPr>
+          <w:lang w:val="zh_TW" w:bidi="zh_TW"/>
+        </w:rPr>
+        <w:t>）</w:t>
+      </w:r>
+    </w:p>
+    <w:p>
+      <w:pPr>
+        <w:pStyle w:val="ListBullet"/>
         <w:spacing w:line="240" w:lineRule="auto"/>
         <w:ind w:left="720"/>
       </w:pPr>
@@ -3809,7 +1609,79 @@
         <w:rPr>
           <w:lang w:val="zh_TW" w:bidi="zh_TW"/>
         </w:rPr>
-        <w:t>底拿</w:t>
+        <w:t>人們感謝神時（</w:t>
+      </w:r>
+      <w:hyperlink r:id="rId37">
+        <w:r>
+          <w:rPr>
+            <w:lang w:val="zh_TW" w:bidi="zh_TW"/>
+          </w:rPr>
+          <w:rPr>
+            <w:color w:val="0000EE"/>
+            <w:u w:val="single"/>
+          </w:rPr>
+          <w:t>詩98:6</w:t>
+        </w:r>
+      </w:hyperlink>
+      <w:r>
+        <w:rPr>
+          <w:lang w:val="zh_TW" w:bidi="zh_TW"/>
+        </w:rPr>
+        <w:t>，</w:t>
+      </w:r>
+      <w:hyperlink r:id="rId40">
+        <w:r>
+          <w:rPr>
+            <w:lang w:val="zh_TW" w:bidi="zh_TW"/>
+          </w:rPr>
+          <w:rPr>
+            <w:color w:val="0000EE"/>
+            <w:u w:val="single"/>
+          </w:rPr>
+          <w:t>150:3</w:t>
+        </w:r>
+      </w:hyperlink>
+      <w:r>
+        <w:rPr>
+          <w:lang w:val="zh_TW" w:bidi="zh_TW"/>
+        </w:rPr>
+        <w:t>）</w:t>
+      </w:r>
+    </w:p>
+    <w:p>
+      <w:pPr>
+        <w:pStyle w:val="ListBullet"/>
+        <w:spacing w:line="240" w:lineRule="auto"/>
+        <w:ind w:left="720"/>
+      </w:pPr>
+      <w:r>
+        <w:rPr>
+          <w:lang w:val="zh_TW" w:bidi="zh_TW"/>
+        </w:rPr>
+      </w:r>
+      <w:r>
+        <w:rPr>
+          <w:lang w:val="zh_TW" w:bidi="zh_TW"/>
+        </w:rPr>
+        <w:t>每個新月開始時</w:t>
+      </w:r>
+    </w:p>
+    <w:p>
+      <w:pPr>
+        <w:pStyle w:val="ListBullet"/>
+        <w:spacing w:line="240" w:lineRule="auto"/>
+        <w:ind w:left="720"/>
+      </w:pPr>
+      <w:r>
+        <w:rPr>
+          <w:lang w:val="zh_TW" w:bidi="zh_TW"/>
+        </w:rPr>
+      </w:r>
+      <w:r>
+        <w:rPr>
+          <w:lang w:val="zh_TW" w:bidi="zh_TW"/>
+        </w:rPr>
+        <w:t>禧年開始時（每50年一次的特殊年份）</w:t>
       </w:r>
     </w:p>
     <w:p>
@@ -3823,18 +1695,613 @@
         <w:rPr>
           <w:lang w:val="zh_TW" w:bidi="zh_TW"/>
         </w:rPr>
-        <w:t>拉結因不能生育而深感痛苦，她甚至為了懷孕而跟利亞交換了風茄──人們認為有助受孕的植物（</w:t>
-      </w:r>
-      <w:hyperlink r:id="rId122">
-        <w:r>
-          <w:rPr>
-            <w:lang w:val="zh_TW" w:bidi="zh_TW"/>
-          </w:rPr>
-          <w:rPr>
-            <w:color w:val="0000EE"/>
-            <w:u w:val="single"/>
-          </w:rPr>
-          <w:t>創30:14–17</w:t>
+        <w:t>人們也將朔法爾用於王室的重大事件：</w:t>
+      </w:r>
+    </w:p>
+    <w:p>
+      <w:pPr>
+        <w:pStyle w:val="ListBullet"/>
+        <w:spacing w:line="240" w:lineRule="auto"/>
+        <w:ind w:left="720"/>
+      </w:pPr>
+      <w:r>
+        <w:rPr>
+          <w:lang w:val="zh_TW" w:bidi="zh_TW"/>
+        </w:rPr>
+      </w:r>
+      <w:r>
+        <w:rPr>
+          <w:lang w:val="zh_TW" w:bidi="zh_TW"/>
+        </w:rPr>
+        <w:t>押沙龍宣稱自己為王時 （</w:t>
+      </w:r>
+      <w:hyperlink r:id="rId41">
+        <w:r>
+          <w:rPr>
+            <w:lang w:val="zh_TW" w:bidi="zh_TW"/>
+          </w:rPr>
+          <w:rPr>
+            <w:color w:val="0000EE"/>
+            <w:u w:val="single"/>
+          </w:rPr>
+          <w:t>撒下15:10</w:t>
+        </w:r>
+      </w:hyperlink>
+      <w:r>
+        <w:rPr>
+          <w:lang w:val="zh_TW" w:bidi="zh_TW"/>
+        </w:rPr>
+        <w:t>）</w:t>
+      </w:r>
+    </w:p>
+    <w:p>
+      <w:pPr>
+        <w:pStyle w:val="ListBullet"/>
+        <w:spacing w:line="240" w:lineRule="auto"/>
+        <w:ind w:left="720"/>
+      </w:pPr>
+      <w:r>
+        <w:rPr>
+          <w:lang w:val="zh_TW" w:bidi="zh_TW"/>
+        </w:rPr>
+      </w:r>
+      <w:r>
+        <w:rPr>
+          <w:lang w:val="zh_TW" w:bidi="zh_TW"/>
+        </w:rPr>
+        <w:t>所羅門被選為王時（</w:t>
+      </w:r>
+      <w:hyperlink r:id="rId42">
+        <w:r>
+          <w:rPr>
+            <w:lang w:val="zh_TW" w:bidi="zh_TW"/>
+          </w:rPr>
+          <w:rPr>
+            <w:color w:val="0000EE"/>
+            <w:u w:val="single"/>
+          </w:rPr>
+          <w:t>王上1:34</w:t>
+        </w:r>
+      </w:hyperlink>
+      <w:r>
+        <w:rPr>
+          <w:lang w:val="zh_TW" w:bidi="zh_TW"/>
+        </w:rPr>
+        <w:t>）</w:t>
+      </w:r>
+    </w:p>
+    <w:p>
+      <w:pPr>
+        <w:pStyle w:val="ListBullet"/>
+        <w:spacing w:line="240" w:lineRule="auto"/>
+        <w:ind w:left="720"/>
+      </w:pPr>
+      <w:r>
+        <w:rPr>
+          <w:lang w:val="zh_TW" w:bidi="zh_TW"/>
+        </w:rPr>
+      </w:r>
+      <w:r>
+        <w:rPr>
+          <w:lang w:val="zh_TW" w:bidi="zh_TW"/>
+        </w:rPr>
+        <w:t>耶戶作王時（</w:t>
+      </w:r>
+      <w:hyperlink r:id="rId43">
+        <w:r>
+          <w:rPr>
+            <w:lang w:val="zh_TW" w:bidi="zh_TW"/>
+          </w:rPr>
+          <w:rPr>
+            <w:color w:val="0000EE"/>
+            <w:u w:val="single"/>
+          </w:rPr>
+          <w:t>王下9:13</w:t>
+        </w:r>
+      </w:hyperlink>
+      <w:r>
+        <w:rPr>
+          <w:lang w:val="zh_TW" w:bidi="zh_TW"/>
+        </w:rPr>
+        <w:t>）</w:t>
+      </w:r>
+    </w:p>
+    <w:p>
+      <w:pPr>
+        <w:pStyle w:val="Heading4"/>
+      </w:pPr>
+      <w:r>
+        <w:rPr>
+          <w:lang w:val="zh_TW" w:bidi="zh_TW"/>
+        </w:rPr>
+        <w:t>蘇波尼亞（Sumponia）</w:t>
+      </w:r>
+    </w:p>
+    <w:p>
+      <w:pPr/>
+      <w:r>
+        <w:rPr>
+          <w:lang w:val="zh_TW" w:bidi="zh_TW"/>
+        </w:rPr>
+      </w:r>
+      <w:r>
+        <w:rPr>
+          <w:lang w:val="zh_TW" w:bidi="zh_TW"/>
+        </w:rPr>
+        <w:t>蘇波尼亞是在</w:t>
+      </w:r>
+      <w:hyperlink r:id="rId44">
+        <w:r>
+          <w:rPr>
+            <w:lang w:val="zh_TW" w:bidi="zh_TW"/>
+          </w:rPr>
+          <w:rPr>
+            <w:color w:val="0000EE"/>
+            <w:u w:val="single"/>
+          </w:rPr>
+          <w:t>但以理書三章</w:t>
+        </w:r>
+      </w:hyperlink>
+      <w:r>
+        <w:rPr>
+          <w:lang w:val="zh_TW" w:bidi="zh_TW"/>
+        </w:rPr>
+        <w:t>中找到的詞語，但學者不確定其確切含義。一些聖經教師認為蘇波尼亞指的是風笛，有英文譯本就是如此翻譯。然而，研究古代樂器的專家卻強烈反對此說，他們認為尼布甲尼撒王的時代並沒有風笛。</w:t>
+      </w:r>
+    </w:p>
+    <w:p>
+      <w:pPr/>
+      <w:r>
+        <w:rPr>
+          <w:lang w:val="zh_TW" w:bidi="zh_TW"/>
+        </w:rPr>
+      </w:r>
+      <w:r>
+        <w:rPr>
+          <w:lang w:val="zh_TW" w:bidi="zh_TW"/>
+        </w:rPr>
+        <w:t>其他學者認為蘇波尼亞可能不是樂器，而可能是描述多種樂器合奏的音樂。這個解釋有其道理，因為這個詞來自希臘文單詞辛弗尼亞（symphonia），意思是「一起發聲」。在</w:t>
+      </w:r>
+      <w:hyperlink r:id="rId45">
+        <w:r>
+          <w:rPr>
+            <w:lang w:val="zh_TW" w:bidi="zh_TW"/>
+          </w:rPr>
+          <w:rPr>
+            <w:color w:val="0000EE"/>
+            <w:u w:val="single"/>
+          </w:rPr>
+          <w:t>路加福音十五章25節</w:t>
+        </w:r>
+      </w:hyperlink>
+      <w:r>
+        <w:rPr>
+          <w:lang w:val="zh_TW" w:bidi="zh_TW"/>
+        </w:rPr>
+        <w:t>中，它被翻譯為「作樂……的聲音」。</w:t>
+      </w:r>
+    </w:p>
+    <w:p>
+      <w:pPr>
+        <w:pStyle w:val="Heading4"/>
+      </w:pPr>
+      <w:r>
+        <w:rPr>
+          <w:lang w:val="zh_TW" w:bidi="zh_TW"/>
+        </w:rPr>
+        <w:t>烏加布（Ugab）</w:t>
+      </w:r>
+    </w:p>
+    <w:p>
+      <w:pPr/>
+      <w:r>
+        <w:rPr>
+          <w:lang w:val="zh_TW" w:bidi="zh_TW"/>
+        </w:rPr>
+      </w:r>
+      <w:r>
+        <w:rPr>
+          <w:lang w:val="zh_TW" w:bidi="zh_TW"/>
+        </w:rPr>
+        <w:t>烏加布是古老的樂器，類似長笛。聖經提到烏加布四次（</w:t>
+      </w:r>
+      <w:hyperlink r:id="rId46">
+        <w:r>
+          <w:rPr>
+            <w:lang w:val="zh_TW" w:bidi="zh_TW"/>
+          </w:rPr>
+          <w:rPr>
+            <w:color w:val="0000EE"/>
+            <w:u w:val="single"/>
+          </w:rPr>
+          <w:t>創4:21</w:t>
+        </w:r>
+      </w:hyperlink>
+      <w:r>
+        <w:rPr>
+          <w:lang w:val="zh_TW" w:bidi="zh_TW"/>
+        </w:rPr>
+        <w:t>；</w:t>
+      </w:r>
+      <w:hyperlink r:id="rId47">
+        <w:r>
+          <w:rPr>
+            <w:lang w:val="zh_TW" w:bidi="zh_TW"/>
+          </w:rPr>
+          <w:rPr>
+            <w:color w:val="0000EE"/>
+            <w:u w:val="single"/>
+          </w:rPr>
+          <w:t>伯21:12</w:t>
+        </w:r>
+      </w:hyperlink>
+      <w:r>
+        <w:rPr>
+          <w:lang w:val="zh_TW" w:bidi="zh_TW"/>
+        </w:rPr>
+        <w:t>，</w:t>
+      </w:r>
+      <w:hyperlink r:id="rId48">
+        <w:r>
+          <w:rPr>
+            <w:lang w:val="zh_TW" w:bidi="zh_TW"/>
+          </w:rPr>
+          <w:rPr>
+            <w:color w:val="0000EE"/>
+            <w:u w:val="single"/>
+          </w:rPr>
+          <w:t>30:31</w:t>
+        </w:r>
+      </w:hyperlink>
+      <w:r>
+        <w:rPr>
+          <w:lang w:val="zh_TW" w:bidi="zh_TW"/>
+        </w:rPr>
+        <w:t>；</w:t>
+      </w:r>
+      <w:hyperlink r:id="rId13">
+        <w:r>
+          <w:rPr>
+            <w:lang w:val="zh_TW" w:bidi="zh_TW"/>
+          </w:rPr>
+          <w:rPr>
+            <w:color w:val="0000EE"/>
+            <w:u w:val="single"/>
+          </w:rPr>
+          <w:t>詩150:4</w:t>
+        </w:r>
+      </w:hyperlink>
+      <w:r>
+        <w:rPr>
+          <w:lang w:val="zh_TW" w:bidi="zh_TW"/>
+        </w:rPr>
+        <w:t>）。通常提到烏加布時，是與宗教活動無關。只有在</w:t>
+      </w:r>
+      <w:hyperlink r:id="rId49">
+        <w:r>
+          <w:rPr>
+            <w:lang w:val="zh_TW" w:bidi="zh_TW"/>
+          </w:rPr>
+          <w:rPr>
+            <w:color w:val="0000EE"/>
+            <w:u w:val="single"/>
+          </w:rPr>
+          <w:t>詩篇一五〇篇</w:t>
+        </w:r>
+      </w:hyperlink>
+      <w:r>
+        <w:rPr>
+          <w:lang w:val="zh_TW" w:bidi="zh_TW"/>
+        </w:rPr>
+        <w:t>中，它被用於敬拜。有英文譯本將其誤譯為「風琴」。</w:t>
+      </w:r>
+    </w:p>
+    <w:p>
+      <w:pPr>
+        <w:pStyle w:val="Heading3"/>
+      </w:pPr>
+      <w:r>
+        <w:rPr>
+          <w:lang w:val="zh_TW" w:bidi="zh_TW"/>
+        </w:rPr>
+        <w:t>敲擊樂器</w:t>
+      </w:r>
+    </w:p>
+    <w:p>
+      <w:pPr/>
+      <w:r>
+        <w:rPr>
+          <w:lang w:val="zh_TW" w:bidi="zh_TW"/>
+        </w:rPr>
+      </w:r>
+      <w:r>
+        <w:rPr>
+          <w:lang w:val="zh_TW" w:bidi="zh_TW"/>
+        </w:rPr>
+        <w:t>敲擊樂器（敲擊或搖動時發出聲音的樂器），最常出現在猶太百姓早期歷史的記載中。隨著時間推移，人們不再在聖殿敬拜中使用這些樂器，可能是因為其它宗教也會使用類似樂器來敬拜假神。</w:t>
+      </w:r>
+    </w:p>
+    <w:p>
+      <w:pPr>
+        <w:pStyle w:val="Heading4"/>
+      </w:pPr>
+      <w:r>
+        <w:rPr>
+          <w:lang w:val="zh_TW" w:bidi="zh_TW"/>
+        </w:rPr>
+        <w:t>米納亞念（Mena Anim）</w:t>
+      </w:r>
+    </w:p>
+    <w:p>
+      <w:pPr/>
+      <w:r>
+        <w:rPr>
+          <w:lang w:val="zh_TW" w:bidi="zh_TW"/>
+        </w:rPr>
+      </w:r>
+      <w:r>
+        <w:rPr>
+          <w:lang w:val="zh_TW" w:bidi="zh_TW"/>
+        </w:rPr>
+        <w:t>米納亞念是響亮的金屬搖鈴，其框架懸掛金屬環，搖動時就會發出聲音。米納亞念很可能類似於西斯特爾叉鈴（sistrum，古埃及用於宗教儀式的神聖搖鈴）米納亞念出現在</w:t>
+      </w:r>
+      <w:hyperlink r:id="rId21">
+        <w:r>
+          <w:rPr>
+            <w:lang w:val="zh_TW" w:bidi="zh_TW"/>
+          </w:rPr>
+          <w:rPr>
+            <w:color w:val="0000EE"/>
+            <w:u w:val="single"/>
+          </w:rPr>
+          <w:t>撒母耳記下六章5節</w:t>
+        </w:r>
+      </w:hyperlink>
+      <w:r>
+        <w:rPr>
+          <w:lang w:val="zh_TW" w:bidi="zh_TW"/>
+        </w:rPr>
+        <w:t>中。有英文譯本將其翻譯為「響板」（castanet），亦有英文譯本錯誤將其翻譯為「號角」（cornet）。</w:t>
+      </w:r>
+    </w:p>
+    <w:p>
+      <w:pPr>
+        <w:pStyle w:val="Heading4"/>
+      </w:pPr>
+      <w:r>
+        <w:rPr>
+          <w:lang w:val="zh_TW" w:bidi="zh_TW"/>
+        </w:rPr>
+        <w:t>帕莫尼姆（Pamonim）</w:t>
+      </w:r>
+    </w:p>
+    <w:p>
+      <w:pPr/>
+      <w:r>
+        <w:rPr>
+          <w:lang w:val="zh_TW" w:bidi="zh_TW"/>
+        </w:rPr>
+      </w:r>
+      <w:r>
+        <w:rPr>
+          <w:lang w:val="zh_TW" w:bidi="zh_TW"/>
+        </w:rPr>
+        <w:t>帕莫尼姆是祭司袍子上的小鈴鐺（</w:t>
+      </w:r>
+      <w:hyperlink r:id="rId50">
+        <w:r>
+          <w:rPr>
+            <w:lang w:val="zh_TW" w:bidi="zh_TW"/>
+          </w:rPr>
+          <w:rPr>
+            <w:color w:val="0000EE"/>
+            <w:u w:val="single"/>
+          </w:rPr>
+          <w:t>出28:33–34</w:t>
+        </w:r>
+      </w:hyperlink>
+      <w:r>
+        <w:rPr>
+          <w:lang w:val="zh_TW" w:bidi="zh_TW"/>
+        </w:rPr>
+        <w:t>，</w:t>
+      </w:r>
+      <w:hyperlink r:id="rId51">
+        <w:r>
+          <w:rPr>
+            <w:lang w:val="zh_TW" w:bidi="zh_TW"/>
+          </w:rPr>
+          <w:rPr>
+            <w:color w:val="0000EE"/>
+            <w:u w:val="single"/>
+          </w:rPr>
+          <w:t>39:25–26</w:t>
+        </w:r>
+      </w:hyperlink>
+      <w:r>
+        <w:rPr>
+          <w:lang w:val="zh_TW" w:bidi="zh_TW"/>
+        </w:rPr>
+        <w:t>）。當大祭司行走時，鈴鐺會發出柔和的聲音，幫助人們知道大祭司進入至聖所敬拜神時的位置。</w:t>
+      </w:r>
+    </w:p>
+    <w:p>
+      <w:pPr>
+        <w:pStyle w:val="Heading4"/>
+      </w:pPr>
+      <w:r>
+        <w:rPr>
+          <w:lang w:val="zh_TW" w:bidi="zh_TW"/>
+        </w:rPr>
+        <w:t>沙利希姆（Shalishim）</w:t>
+      </w:r>
+    </w:p>
+    <w:p>
+      <w:pPr/>
+      <w:r>
+        <w:rPr>
+          <w:lang w:val="zh_TW" w:bidi="zh_TW"/>
+        </w:rPr>
+      </w:r>
+      <w:r>
+        <w:rPr>
+          <w:lang w:val="zh_TW" w:bidi="zh_TW"/>
+        </w:rPr>
+        <w:t>沙利希姆是聖經提到的搖鈴。有些聖經譯本將這個詞翻譯為「西斯特爾叉鈴」（sistrum，古埃及的神聖響板）或「提布瑞爾」（timbrel，鈴鼓）。學者不確定沙利希姆是否樂器。沙利希姆出現在</w:t>
+      </w:r>
+      <w:hyperlink r:id="rId52">
+        <w:r>
+          <w:rPr>
+            <w:lang w:val="zh_TW" w:bidi="zh_TW"/>
+          </w:rPr>
+          <w:rPr>
+            <w:color w:val="0000EE"/>
+            <w:u w:val="single"/>
+          </w:rPr>
+          <w:t>撒母耳記上十八章6節</w:t>
+        </w:r>
+      </w:hyperlink>
+      <w:r>
+        <w:rPr>
+          <w:lang w:val="zh_TW" w:bidi="zh_TW"/>
+        </w:rPr>
+        <w:t>中。在這個故事中，人們演奏這樂器，慶祝掃羅王和大衛從與非利士人爭戰凱旋歸來。</w:t>
+      </w:r>
+    </w:p>
+    <w:p>
+      <w:pPr>
+        <w:pStyle w:val="Heading4"/>
+      </w:pPr>
+      <w:r>
+        <w:rPr>
+          <w:lang w:val="zh_TW" w:bidi="zh_TW"/>
+        </w:rPr>
+        <w:t>托夫（Toph）</w:t>
+      </w:r>
+    </w:p>
+    <w:p>
+      <w:pPr/>
+      <w:r>
+        <w:rPr>
+          <w:lang w:val="zh_TW" w:bidi="zh_TW"/>
+        </w:rPr>
+      </w:r>
+      <w:r>
+        <w:rPr>
+          <w:lang w:val="zh_TW" w:bidi="zh_TW"/>
+        </w:rPr>
+        <w:t>托夫（也稱為tof）是古代以色列使用的一種手鼓。通常由女性演奏，但一些聖經段落表明男性也會演奏（</w:t>
+      </w:r>
+      <w:hyperlink r:id="rId20">
+        <w:r>
+          <w:rPr>
+            <w:lang w:val="zh_TW" w:bidi="zh_TW"/>
+          </w:rPr>
+          <w:rPr>
+            <w:color w:val="0000EE"/>
+            <w:u w:val="single"/>
+          </w:rPr>
+          <w:t>撒上10:5</w:t>
+        </w:r>
+      </w:hyperlink>
+      <w:r>
+        <w:rPr>
+          <w:lang w:val="zh_TW" w:bidi="zh_TW"/>
+        </w:rPr>
+        <w:t>；</w:t>
+      </w:r>
+      <w:hyperlink r:id="rId21">
+        <w:r>
+          <w:rPr>
+            <w:lang w:val="zh_TW" w:bidi="zh_TW"/>
+          </w:rPr>
+          <w:rPr>
+            <w:color w:val="0000EE"/>
+            <w:u w:val="single"/>
+          </w:rPr>
+          <w:t>撒下6:5</w:t>
+        </w:r>
+      </w:hyperlink>
+      <w:r>
+        <w:rPr>
+          <w:lang w:val="zh_TW" w:bidi="zh_TW"/>
+        </w:rPr>
+        <w:t>；</w:t>
+      </w:r>
+      <w:hyperlink r:id="rId53">
+        <w:r>
+          <w:rPr>
+            <w:lang w:val="zh_TW" w:bidi="zh_TW"/>
+          </w:rPr>
+          <w:rPr>
+            <w:color w:val="0000EE"/>
+            <w:u w:val="single"/>
+          </w:rPr>
+          <w:t>代上13:8</w:t>
+        </w:r>
+      </w:hyperlink>
+      <w:r>
+        <w:rPr>
+          <w:lang w:val="zh_TW" w:bidi="zh_TW"/>
+        </w:rPr>
+        <w:t>）。有英文譯本中將其稱為「小鼓」（tabret）。</w:t>
+      </w:r>
+    </w:p>
+    <w:p>
+      <w:pPr/>
+      <w:r>
+        <w:rPr>
+          <w:lang w:val="zh_TW" w:bidi="zh_TW"/>
+        </w:rPr>
+      </w:r>
+      <w:r>
+        <w:rPr>
+          <w:lang w:val="zh_TW" w:bidi="zh_TW"/>
+        </w:rPr>
+        <w:t>托夫在聖經出現了15次。它是由木頭或金屬製成的圓形框架，在其上拉緊動物皮（來自公羊或野山羊），人們用手擊打它來演奏。我們不確定托夫是只有一面蒙皮，還是兩面都蒙皮。一些學者認為它像鈴鼓（tambourine）或小手鼓（timbrel）。然而，沒有證據顯示托夫有像鈴鼓那樣，發出叮噹聲的金屬片。</w:t>
+      </w:r>
+    </w:p>
+    <w:p>
+      <w:pPr/>
+      <w:r>
+        <w:rPr>
+          <w:lang w:val="zh_TW" w:bidi="zh_TW"/>
+        </w:rPr>
+      </w:r>
+      <w:r>
+        <w:rPr>
+          <w:lang w:val="zh_TW" w:bidi="zh_TW"/>
+        </w:rPr>
+        <w:t>人們在慶祝活動中演奏托夫，發出響亮的聲音（</w:t>
+      </w:r>
+      <w:hyperlink r:id="rId54">
+        <w:r>
+          <w:rPr>
+            <w:lang w:val="zh_TW" w:bidi="zh_TW"/>
+          </w:rPr>
+          <w:rPr>
+            <w:color w:val="0000EE"/>
+            <w:u w:val="single"/>
+          </w:rPr>
+          <w:t>出15:20</w:t>
+        </w:r>
+      </w:hyperlink>
+      <w:r>
+        <w:rPr>
+          <w:lang w:val="zh_TW" w:bidi="zh_TW"/>
+        </w:rPr>
+        <w:t>；</w:t>
+      </w:r>
+      <w:hyperlink r:id="rId19">
+        <w:r>
+          <w:rPr>
+            <w:lang w:val="zh_TW" w:bidi="zh_TW"/>
+          </w:rPr>
+          <w:rPr>
+            <w:color w:val="0000EE"/>
+            <w:u w:val="single"/>
+          </w:rPr>
+          <w:t>詩81:2</w:t>
         </w:r>
       </w:hyperlink>
       <w:r>
@@ -3845,6 +2312,17 @@
       </w:r>
     </w:p>
     <w:p>
+      <w:pPr>
+        <w:pStyle w:val="Heading4"/>
+      </w:pPr>
+      <w:r>
+        <w:rPr>
+          <w:lang w:val="zh_TW" w:bidi="zh_TW"/>
+        </w:rPr>
+        <w:t>澤爾澤林（Zelzelim）</w:t>
+      </w:r>
+    </w:p>
+    <w:p>
       <w:pPr/>
       <w:r>
         <w:rPr>
@@ -3855,30 +2333,60 @@
         <w:rPr>
           <w:lang w:val="zh_TW" w:bidi="zh_TW"/>
         </w:rPr>
-        <w:t>利亞的眾兒子在以色列歷史上佔有重要地位。她的兒子利未成了祭司的先祖，而猶大成了君王家系的先祖，耶穌基督正是從這個家系而來（</w:t>
-      </w:r>
-      <w:hyperlink r:id="rId123">
-        <w:r>
-          <w:rPr>
-            <w:lang w:val="zh_TW" w:bidi="zh_TW"/>
-          </w:rPr>
-          <w:rPr>
-            <w:color w:val="0000EE"/>
-            <w:u w:val="single"/>
-          </w:rPr>
-          <w:t>創3:15，</w:t>
-        </w:r>
-      </w:hyperlink>
-      <w:hyperlink r:id="rId124">
-        <w:r>
-          <w:rPr>
-            <w:lang w:val="zh_TW" w:bidi="zh_TW"/>
-          </w:rPr>
-          <w:rPr>
-            <w:color w:val="0000EE"/>
-            <w:u w:val="single"/>
-          </w:rPr>
-          <w:t>12:2–3</w:t>
+        <w:t>澤爾澤林（Zelzelim）和梅齊爾泰音（Meziltayim）是古代以色列使用的鈸。這些詞來自希伯來詞扎拉（zala），意思是「發出響亮的聲音」。聖經通常同時使用這兩個詞（表明兩個物品是成對使用的）。這告訴我們鈸總是成對使用的。</w:t>
+      </w:r>
+    </w:p>
+    <w:p>
+      <w:pPr/>
+      <w:r>
+        <w:rPr>
+          <w:lang w:val="zh_TW" w:bidi="zh_TW"/>
+        </w:rPr>
+      </w:r>
+      <w:r>
+        <w:rPr>
+          <w:lang w:val="zh_TW" w:bidi="zh_TW"/>
+        </w:rPr>
+        <w:t>一些聖經譯本將這些詞錯譯為「響板」（castanets，發出咔嗒聲的木質或金屬塊）。</w:t>
+      </w:r>
+    </w:p>
+    <w:p>
+      <w:pPr/>
+      <w:r>
+        <w:rPr>
+          <w:lang w:val="zh_TW" w:bidi="zh_TW"/>
+        </w:rPr>
+      </w:r>
+      <w:r>
+        <w:rPr>
+          <w:lang w:val="zh_TW" w:bidi="zh_TW"/>
+        </w:rPr>
+        <w:t>人們用金屬製作這些鈸。它們成對出現，一個人會同時演奏兩面鈸。這是唯一可以在聖殿崇拜中使用的敲擊樂器。金屬鈸在許多古代文化中都很常見。</w:t>
+      </w:r>
+    </w:p>
+    <w:p>
+      <w:pPr/>
+      <w:r>
+        <w:rPr>
+          <w:lang w:val="zh_TW" w:bidi="zh_TW"/>
+        </w:rPr>
+      </w:r>
+      <w:r>
+        <w:rPr>
+          <w:lang w:val="zh_TW" w:bidi="zh_TW"/>
+        </w:rPr>
+        <w:t>鈸首次出現在聖經，是人們將約櫃移至耶路撒冷時（</w:t>
+      </w:r>
+      <w:hyperlink r:id="rId21">
+        <w:r>
+          <w:rPr>
+            <w:lang w:val="zh_TW" w:bidi="zh_TW"/>
+          </w:rPr>
+          <w:rPr>
+            <w:color w:val="0000EE"/>
+            <w:u w:val="single"/>
+          </w:rPr>
+          <w:t>撒下6:5</w:t>
         </w:r>
       </w:hyperlink>
       <w:r>
@@ -3887,16 +2395,176 @@
         </w:rPr>
         <w:t>；</w:t>
       </w:r>
-      <w:hyperlink r:id="rId125">
-        <w:r>
-          <w:rPr>
-            <w:lang w:val="zh_TW" w:bidi="zh_TW"/>
-          </w:rPr>
-          <w:rPr>
-            <w:color w:val="0000EE"/>
-            <w:u w:val="single"/>
-          </w:rPr>
-          <w:t>撒下7:16</w:t>
+      <w:hyperlink r:id="rId53">
+        <w:r>
+          <w:rPr>
+            <w:lang w:val="zh_TW" w:bidi="zh_TW"/>
+          </w:rPr>
+          <w:rPr>
+            <w:color w:val="0000EE"/>
+            <w:u w:val="single"/>
+          </w:rPr>
+          <w:t>代上13:8</w:t>
+        </w:r>
+      </w:hyperlink>
+      <w:r>
+        <w:rPr>
+          <w:lang w:val="zh_TW" w:bidi="zh_TW"/>
+        </w:rPr>
+        <w:t>）。後來，利未人歌唱的首領（來自利未支派的樂師）在聖殿裡演奏鈸（</w:t>
+      </w:r>
+      <w:hyperlink r:id="rId55">
+        <w:r>
+          <w:rPr>
+            <w:lang w:val="zh_TW" w:bidi="zh_TW"/>
+          </w:rPr>
+          <w:rPr>
+            <w:color w:val="0000EE"/>
+            <w:u w:val="single"/>
+          </w:rPr>
+          <w:t>代上15:19</w:t>
+        </w:r>
+      </w:hyperlink>
+      <w:r>
+        <w:rPr>
+          <w:lang w:val="zh_TW" w:bidi="zh_TW"/>
+        </w:rPr>
+        <w:t>）。</w:t>
+      </w:r>
+    </w:p>
+    <w:p>
+      <w:pPr/>
+      <w:r>
+        <w:rPr>
+          <w:lang w:val="zh_TW" w:bidi="zh_TW"/>
+        </w:rPr>
+      </w:r>
+      <w:r>
+        <w:rPr>
+          <w:lang w:val="zh_TW" w:bidi="zh_TW"/>
+        </w:rPr>
+        <w:t>這些鈸在敬拜中有特殊的用途，它們不是用來奏出旋律，而是用來：</w:t>
+      </w:r>
+    </w:p>
+    <w:p>
+      <w:pPr>
+        <w:pStyle w:val="ListBullet"/>
+        <w:spacing w:line="240" w:lineRule="auto"/>
+        <w:ind w:left="720"/>
+      </w:pPr>
+      <w:r>
+        <w:rPr>
+          <w:lang w:val="zh_TW" w:bidi="zh_TW"/>
+        </w:rPr>
+      </w:r>
+      <w:r>
+        <w:rPr>
+          <w:lang w:val="zh_TW" w:bidi="zh_TW"/>
+        </w:rPr>
+        <w:t>發出信號告訴人們何時應該開始唱歌</w:t>
+      </w:r>
+    </w:p>
+    <w:p>
+      <w:pPr>
+        <w:pStyle w:val="ListBullet"/>
+        <w:spacing w:line="240" w:lineRule="auto"/>
+        <w:ind w:left="720"/>
+      </w:pPr>
+      <w:r>
+        <w:rPr>
+          <w:lang w:val="zh_TW" w:bidi="zh_TW"/>
+        </w:rPr>
+      </w:r>
+      <w:r>
+        <w:rPr>
+          <w:lang w:val="zh_TW" w:bidi="zh_TW"/>
+        </w:rPr>
+        <w:t>標記詩歌中不同的段落</w:t>
+      </w:r>
+    </w:p>
+    <w:p>
+      <w:pPr/>
+      <w:r>
+        <w:rPr>
+          <w:lang w:val="zh_TW" w:bidi="zh_TW"/>
+        </w:rPr>
+      </w:r>
+      <w:hyperlink r:id="rId49">
+        <w:r>
+          <w:rPr>
+            <w:lang w:val="zh_TW" w:bidi="zh_TW"/>
+          </w:rPr>
+          <w:rPr>
+            <w:color w:val="0000EE"/>
+            <w:u w:val="single"/>
+          </w:rPr>
+          <w:t>詩篇一五〇篇</w:t>
+        </w:r>
+      </w:hyperlink>
+      <w:r>
+        <w:rPr>
+          <w:lang w:val="zh_TW" w:bidi="zh_TW"/>
+        </w:rPr>
+        <w:t>提到兩種不同的鈸，我們不確定這些鈸有什麼不同，可能是大小不同或由不同材料製成。</w:t>
+      </w:r>
+      <w:r>
+        <w:rPr>
+          <w:lang w:val="zh_TW" w:bidi="zh_TW"/>
+        </w:rPr>
+      </w:r>
+      <w:r>
+        <w:rPr>
+          <w:lang w:val="zh_TW" w:bidi="zh_TW"/>
+        </w:rPr>
+      </w:r>
+    </w:p>
+    <w:p>
+      <w:pPr/>
+      <w:r>
+        <w:rPr>
+          <w:lang w:val="zh_TW" w:bidi="zh_TW"/>
+        </w:rPr>
+      </w:r>
+    </w:p>
+    <w:p>
+      <w:pPr>
+        <w:pStyle w:val="Heading2"/>
+      </w:pPr>
+      <w:r>
+        <w:rPr>
+          <w:lang w:val="zh_TW" w:bidi="zh_TW"/>
+        </w:rPr>
+        <w:t>樂園</w:t>
+      </w:r>
+      <w:r>
+        <w:rPr>
+          <w:lang w:val="zh_TW" w:bidi="zh_TW"/>
+        </w:rPr>
+      </w:r>
+    </w:p>
+    <w:p>
+      <w:pPr/>
+      <w:r>
+        <w:rPr>
+          <w:lang w:val="zh_TW" w:bidi="zh_TW"/>
+        </w:rPr>
+      </w:r>
+      <w:r>
+        <w:rPr>
+          <w:lang w:val="zh_TW" w:bidi="zh_TW"/>
+        </w:rPr>
+        <w:t>這個詞源自波斯文，意思是「神的園子」。以色列人原本使用另一個字詞來指「園子」，既用於日常的園林，也用於神在伊甸的園子（</w:t>
+      </w:r>
+      <w:hyperlink r:id="rId56">
+        <w:r>
+          <w:rPr>
+            <w:lang w:val="zh_TW" w:bidi="zh_TW"/>
+          </w:rPr>
+          <w:rPr>
+            <w:color w:val="0000EE"/>
+            <w:u w:val="single"/>
+          </w:rPr>
+          <w:t>創2–3章</w:t>
         </w:r>
       </w:hyperlink>
       <w:r>
@@ -3905,23 +2573,137 @@
         </w:rPr>
         <w:t>；</w:t>
       </w:r>
-      <w:hyperlink r:id="rId126">
-        <w:r>
-          <w:rPr>
-            <w:lang w:val="zh_TW" w:bidi="zh_TW"/>
-          </w:rPr>
-          <w:rPr>
-            <w:color w:val="0000EE"/>
-            <w:u w:val="single"/>
-          </w:rPr>
-          <w:t>太1:1</w:t>
-        </w:r>
-      </w:hyperlink>
-      <w:r>
-        <w:rPr>
-          <w:lang w:val="zh_TW" w:bidi="zh_TW"/>
-        </w:rPr>
-        <w:t>）。</w:t>
+      <w:hyperlink r:id="rId57">
+        <w:r>
+          <w:rPr>
+            <w:lang w:val="zh_TW" w:bidi="zh_TW"/>
+          </w:rPr>
+          <w:rPr>
+            <w:color w:val="0000EE"/>
+            <w:u w:val="single"/>
+          </w:rPr>
+          <w:t>賽51:3</w:t>
+        </w:r>
+      </w:hyperlink>
+      <w:r>
+        <w:rPr>
+          <w:lang w:val="zh_TW" w:bidi="zh_TW"/>
+        </w:rPr>
+        <w:t>；</w:t>
+      </w:r>
+      <w:hyperlink r:id="rId58">
+        <w:r>
+          <w:rPr>
+            <w:lang w:val="zh_TW" w:bidi="zh_TW"/>
+          </w:rPr>
+          <w:rPr>
+            <w:color w:val="0000EE"/>
+            <w:u w:val="single"/>
+          </w:rPr>
+          <w:t>結28:13</w:t>
+        </w:r>
+      </w:hyperlink>
+      <w:r>
+        <w:rPr>
+          <w:lang w:val="zh_TW" w:bidi="zh_TW"/>
+        </w:rPr>
+        <w:t>）。在以列色人歷史的後期，他們借用了這個波斯文詞語，最後就成為「樂園」這個字詞。這個字詞在舊約聖經中出現三次，用來指公園或果園（</w:t>
+      </w:r>
+      <w:hyperlink r:id="rId59">
+        <w:r>
+          <w:rPr>
+            <w:lang w:val="zh_TW" w:bidi="zh_TW"/>
+          </w:rPr>
+          <w:rPr>
+            <w:color w:val="0000EE"/>
+            <w:u w:val="single"/>
+          </w:rPr>
+          <w:t>尼2:8</w:t>
+        </w:r>
+      </w:hyperlink>
+      <w:r>
+        <w:rPr>
+          <w:lang w:val="zh_TW" w:bidi="zh_TW"/>
+        </w:rPr>
+        <w:t>；</w:t>
+      </w:r>
+      <w:hyperlink r:id="rId60">
+        <w:r>
+          <w:rPr>
+            <w:lang w:val="zh_TW" w:bidi="zh_TW"/>
+          </w:rPr>
+          <w:rPr>
+            <w:color w:val="0000EE"/>
+            <w:u w:val="single"/>
+          </w:rPr>
+          <w:t>傳2:5</w:t>
+        </w:r>
+      </w:hyperlink>
+      <w:r>
+        <w:rPr>
+          <w:lang w:val="zh_TW" w:bidi="zh_TW"/>
+        </w:rPr>
+        <w:t>；</w:t>
+      </w:r>
+      <w:hyperlink r:id="rId61">
+        <w:r>
+          <w:rPr>
+            <w:lang w:val="zh_TW" w:bidi="zh_TW"/>
+          </w:rPr>
+          <w:rPr>
+            <w:color w:val="0000EE"/>
+            <w:u w:val="single"/>
+          </w:rPr>
+          <w:t>歌4:13</w:t>
+        </w:r>
+      </w:hyperlink>
+      <w:r>
+        <w:rPr>
+          <w:lang w:val="zh_TW" w:bidi="zh_TW"/>
+        </w:rPr>
+        <w:t>）。當舊約聖經譯成希臘文時，譯者使用了這個詞的希臘文形式。說希臘文的猶太人稱</w:t>
+      </w:r>
+      <w:hyperlink r:id="rId62">
+        <w:r>
+          <w:rPr>
+            <w:lang w:val="zh_TW" w:bidi="zh_TW"/>
+          </w:rPr>
+          <w:rPr>
+            <w:color w:val="0000EE"/>
+            <w:u w:val="single"/>
+          </w:rPr>
+          <w:t>創世記二章</w:t>
+        </w:r>
+      </w:hyperlink>
+      <w:r>
+        <w:rPr>
+          <w:lang w:val="zh_TW" w:bidi="zh_TW"/>
+        </w:rPr>
+        <w:t>中的那座園子為</w:t>
+      </w:r>
+      <w:r>
+        <w:rPr>
+          <w:i/>
+          <w:lang w:val="zh_TW" w:bidi="zh_TW"/>
+        </w:rPr>
+        <w:t>paradeisos</w:t>
+      </w:r>
+      <w:r>
+        <w:rPr>
+          <w:lang w:val="zh_TW" w:bidi="zh_TW"/>
+        </w:rPr>
+        <w:t>。</w:t>
+      </w:r>
+    </w:p>
+    <w:p>
+      <w:pPr>
+        <w:pStyle w:val="Heading3"/>
+      </w:pPr>
+      <w:r>
+        <w:rPr>
+          <w:lang w:val="zh_TW" w:bidi="zh_TW"/>
+        </w:rPr>
+        <w:t>舊約聖經中的樂園</w:t>
       </w:r>
     </w:p>
     <w:p>
@@ -3933,6 +2715,185 @@
       </w:r>
       <w:r>
         <w:rPr>
+          <w:lang w:val="zh_TW" w:bidi="zh_TW"/>
+        </w:rPr>
+        <w:t>原本的波斯文字詞意為被圍起或有圍牆的園子，特指波斯王的御園。希臘人也以同樣的方式理解這個字詞。這與以色列人的觀念十分相合——那是神行走其間的園子（</w:t>
+      </w:r>
+      <w:hyperlink r:id="rId63">
+        <w:r>
+          <w:rPr>
+            <w:lang w:val="zh_TW" w:bidi="zh_TW"/>
+          </w:rPr>
+          <w:rPr>
+            <w:color w:val="0000EE"/>
+            <w:u w:val="single"/>
+          </w:rPr>
+          <w:t>創3:8</w:t>
+        </w:r>
+      </w:hyperlink>
+      <w:r>
+        <w:rPr>
+          <w:lang w:val="zh_TW" w:bidi="zh_TW"/>
+        </w:rPr>
+        <w:t>），也是人被逐出後無法再進入的地方（</w:t>
+      </w:r>
+      <w:hyperlink r:id="rId64">
+        <w:r>
+          <w:rPr>
+            <w:lang w:val="zh_TW" w:bidi="zh_TW"/>
+          </w:rPr>
+          <w:rPr>
+            <w:color w:val="0000EE"/>
+            <w:u w:val="single"/>
+          </w:rPr>
+          <w:t>創3:24</w:t>
+        </w:r>
+      </w:hyperlink>
+      <w:r>
+        <w:rPr>
+          <w:lang w:val="zh_TW" w:bidi="zh_TW"/>
+        </w:rPr>
+        <w:t>）。創世記中樂園的主要特徵是其中的果樹與河流。</w:t>
+      </w:r>
+    </w:p>
+    <w:p>
+      <w:pPr>
+        <w:pStyle w:val="Heading3"/>
+      </w:pPr>
+      <w:r>
+        <w:rPr>
+          <w:lang w:val="zh_TW" w:bidi="zh_TW"/>
+        </w:rPr>
+        <w:t>新約聖經中的樂園</w:t>
+      </w:r>
+    </w:p>
+    <w:p>
+      <w:pPr/>
+      <w:r>
+        <w:rPr>
+          <w:lang w:val="zh_TW" w:bidi="zh_TW"/>
+        </w:rPr>
+      </w:r>
+      <w:r>
+        <w:rPr>
+          <w:lang w:val="zh_TW" w:bidi="zh_TW"/>
+        </w:rPr>
+        <w:t>到了新約聖經時代，人們對神的園子的觀念已有多方面的變化，這與各文化中的神話演變相似。就像希臘與羅馬故事中的「黃金時代」，樂園起初被視為遙遠的過去。然而，猶太人開始相信它依然存在於某個未知之處，類似希臘神話中的「極樂世界（Elysian Fields）」，那是一個義人死後居住的地方。後來，他們對樂園的榮美描寫越來越詳盡，並相信它將在末日重新出現。</w:t>
+      </w:r>
+    </w:p>
+    <w:p>
+      <w:pPr/>
+      <w:r>
+        <w:rPr>
+          <w:lang w:val="zh_TW" w:bidi="zh_TW"/>
+        </w:rPr>
+      </w:r>
+      <w:r>
+        <w:rPr>
+          <w:lang w:val="zh_TW" w:bidi="zh_TW"/>
+        </w:rPr>
+        <w:t>樂園的概念結合了多種文化中的神話，它們都描繪一個永遠完美的世界，其中沒有死亡，也沒有邪惡。新約聖經肯定這些信念背後的真理——樂園是真實存在、屬天的地方。保羅在活著的時候曾被奧祕地「被提到」樂園裡（</w:t>
+      </w:r>
+      <w:hyperlink r:id="rId65">
+        <w:r>
+          <w:rPr>
+            <w:lang w:val="zh_TW" w:bidi="zh_TW"/>
+          </w:rPr>
+          <w:rPr>
+            <w:color w:val="0000EE"/>
+            <w:u w:val="single"/>
+          </w:rPr>
+          <w:t>林後12:4</w:t>
+        </w:r>
+      </w:hyperlink>
+      <w:r>
+        <w:rPr>
+          <w:lang w:val="zh_TW" w:bidi="zh_TW"/>
+        </w:rPr>
+        <w:t>）。耶穌也曾應許那個在十字架上悔改的強盜，說他死後要與主同在樂園裡（</w:t>
+      </w:r>
+      <w:hyperlink r:id="rId66">
+        <w:r>
+          <w:rPr>
+            <w:lang w:val="zh_TW" w:bidi="zh_TW"/>
+          </w:rPr>
+          <w:rPr>
+            <w:color w:val="0000EE"/>
+            <w:u w:val="single"/>
+          </w:rPr>
+          <w:t>路23:43</w:t>
+        </w:r>
+      </w:hyperlink>
+      <w:r>
+        <w:rPr>
+          <w:lang w:val="zh_TW" w:bidi="zh_TW"/>
+        </w:rPr>
+        <w:t>）。新約聖經第三次、也是最後一次提到樂園的地方（</w:t>
+      </w:r>
+      <w:hyperlink r:id="rId67">
+        <w:r>
+          <w:rPr>
+            <w:lang w:val="zh_TW" w:bidi="zh_TW"/>
+          </w:rPr>
+          <w:rPr>
+            <w:color w:val="0000EE"/>
+            <w:u w:val="single"/>
+          </w:rPr>
+          <w:t>啟2:7</w:t>
+        </w:r>
+      </w:hyperlink>
+      <w:r>
+        <w:rPr>
+          <w:lang w:val="zh_TW" w:bidi="zh_TW"/>
+        </w:rPr>
+        <w:t>），其中再次出現了神的應許，說明樂園是生命樹所在之處。這樂園連結了</w:t>
+      </w:r>
+      <w:hyperlink r:id="rId62">
+        <w:r>
+          <w:rPr>
+            <w:lang w:val="zh_TW" w:bidi="zh_TW"/>
+          </w:rPr>
+          <w:rPr>
+            <w:color w:val="0000EE"/>
+            <w:u w:val="single"/>
+          </w:rPr>
+          <w:t>創世記二章</w:t>
+        </w:r>
+      </w:hyperlink>
+      <w:r>
+        <w:rPr>
+          <w:lang w:val="zh_TW" w:bidi="zh_TW"/>
+        </w:rPr>
+        <w:t>起初世界與</w:t>
+      </w:r>
+      <w:hyperlink r:id="rId68">
+        <w:r>
+          <w:rPr>
+            <w:lang w:val="zh_TW" w:bidi="zh_TW"/>
+          </w:rPr>
+          <w:rPr>
+            <w:color w:val="0000EE"/>
+            <w:u w:val="single"/>
+          </w:rPr>
+          <w:t>啟示錄二十二章</w:t>
+        </w:r>
+      </w:hyperlink>
+      <w:r>
+        <w:rPr>
+          <w:lang w:val="zh_TW" w:bidi="zh_TW"/>
+        </w:rPr>
+        <w:t>的末後世界，其中有生命樹、有河流、有圍牆保護，也有君王同在。</w:t>
+      </w:r>
+    </w:p>
+    <w:p>
+      <w:pPr/>
+      <w:r>
+        <w:rPr>
+          <w:lang w:val="zh_TW" w:bidi="zh_TW"/>
+        </w:rPr>
+      </w:r>
+      <w:r>
+        <w:rPr>
           <w:i/>
           <w:lang w:val="zh_TW" w:bidi="zh_TW"/>
         </w:rPr>
@@ -3942,367 +2903,19 @@
         <w:rPr>
           <w:lang w:val="zh_TW" w:bidi="zh_TW"/>
         </w:rPr>
-        <w:t>雅各#1</w:t>
-      </w:r>
-      <w:r>
-        <w:rPr>
-          <w:lang w:val="zh_TW" w:bidi="zh_TW"/>
-        </w:rPr>
-        <w:t>。</w:t>
-      </w:r>
-      <w:r>
-        <w:rPr>
-          <w:lang w:val="zh_TW" w:bidi="zh_TW"/>
-        </w:rPr>
-      </w:r>
-      <w:r>
-        <w:rPr>
-          <w:lang w:val="zh_TW" w:bidi="zh_TW"/>
-        </w:rPr>
-      </w:r>
-    </w:p>
-    <w:p>
-      <w:pPr/>
-      <w:r>
-        <w:rPr>
-          <w:lang w:val="zh_TW" w:bidi="zh_TW"/>
-        </w:rPr>
-      </w:r>
-    </w:p>
-    <w:p>
-      <w:pPr>
-        <w:pStyle w:val="Heading2"/>
-      </w:pPr>
-      <w:r>
-        <w:rPr>
-          <w:lang w:val="zh_TW" w:bidi="zh_TW"/>
-        </w:rPr>
-        <w:t>栗樹</w:t>
-      </w:r>
-      <w:r>
-        <w:rPr>
-          <w:lang w:val="zh_TW" w:bidi="zh_TW"/>
-        </w:rPr>
-      </w:r>
-    </w:p>
-    <w:p>
-      <w:pPr/>
-      <w:r>
-        <w:rPr>
-          <w:lang w:val="zh_TW" w:bidi="zh_TW"/>
-        </w:rPr>
-      </w:r>
-      <w:r>
-        <w:rPr>
-          <w:lang w:val="zh_TW" w:bidi="zh_TW"/>
-        </w:rPr>
-        <w:t>有英文譯本把原產於巴勒斯坦的楓樹（plane tree）誤譯為栗樹（</w:t>
-      </w:r>
-      <w:hyperlink r:id="rId127">
-        <w:r>
-          <w:rPr>
-            <w:lang w:val="zh_TW" w:bidi="zh_TW"/>
-          </w:rPr>
-          <w:rPr>
-            <w:color w:val="0000EE"/>
-            <w:u w:val="single"/>
-          </w:rPr>
-          <w:t>創30:37</w:t>
-        </w:r>
-      </w:hyperlink>
+        <w:t>天（天堂）</w:t>
+      </w:r>
       <w:r>
         <w:rPr>
           <w:lang w:val="zh_TW" w:bidi="zh_TW"/>
         </w:rPr>
         <w:t>；</w:t>
       </w:r>
-      <w:hyperlink r:id="rId128">
-        <w:r>
-          <w:rPr>
-            <w:lang w:val="zh_TW" w:bidi="zh_TW"/>
-          </w:rPr>
-          <w:rPr>
-            <w:color w:val="0000EE"/>
-            <w:u w:val="single"/>
-          </w:rPr>
-          <w:t>結31:8</w:t>
-        </w:r>
-      </w:hyperlink>
-      <w:r>
-        <w:rPr>
-          <w:lang w:val="zh_TW" w:bidi="zh_TW"/>
-        </w:rPr>
-        <w:t>）。</w:t>
-      </w:r>
-      <w:r>
-        <w:rPr>
-          <w:i/>
-          <w:lang w:val="zh_TW" w:bidi="zh_TW"/>
-        </w:rPr>
-        <w:t>見</w:t>
-      </w:r>
-      <w:r>
-        <w:rPr>
-          <w:lang w:val="zh_TW" w:bidi="zh_TW"/>
-        </w:rPr>
-        <w:t xml:space="preserve"> </w:t>
-      </w:r>
-      <w:r>
-        <w:rPr>
-          <w:lang w:val="zh_TW" w:bidi="zh_TW"/>
-        </w:rPr>
-        <w:t>植物（楓樹）</w:t>
-      </w:r>
-      <w:r>
-        <w:rPr>
-          <w:lang w:val="zh_TW" w:bidi="zh_TW"/>
-        </w:rPr>
-        <w:t>。</w:t>
-      </w:r>
-      <w:r>
-        <w:rPr>
-          <w:lang w:val="zh_TW" w:bidi="zh_TW"/>
-        </w:rPr>
-      </w:r>
-      <w:r>
-        <w:rPr>
-          <w:lang w:val="zh_TW" w:bidi="zh_TW"/>
-        </w:rPr>
-      </w:r>
-    </w:p>
-    <w:p>
-      <w:pPr/>
-      <w:r>
-        <w:rPr>
-          <w:lang w:val="zh_TW" w:bidi="zh_TW"/>
-        </w:rPr>
-      </w:r>
-    </w:p>
-    <w:p>
-      <w:pPr>
-        <w:pStyle w:val="Heading2"/>
-      </w:pPr>
-      <w:r>
-        <w:rPr>
-          <w:lang w:val="zh_TW" w:bidi="zh_TW"/>
-        </w:rPr>
-        <w:t>麗貝卡，利百加</w:t>
-      </w:r>
-      <w:r>
-        <w:rPr>
-          <w:lang w:val="zh_TW" w:bidi="zh_TW"/>
-        </w:rPr>
-      </w:r>
-    </w:p>
-    <w:p>
-      <w:pPr/>
-      <w:r>
-        <w:rPr>
-          <w:lang w:val="zh_TW" w:bidi="zh_TW"/>
-        </w:rPr>
-      </w:r>
-      <w:r>
-        <w:rPr>
-          <w:lang w:val="zh_TW" w:bidi="zh_TW"/>
-        </w:rPr>
-        <w:t>彼土利的女兒，也是族長以撒的妻子。她的名字意為「豐滿」或「選擇」，在創世記中出現了31次（主要在第</w:t>
-      </w:r>
-      <w:hyperlink r:id="rId129">
-        <w:r>
-          <w:rPr>
-            <w:lang w:val="zh_TW" w:bidi="zh_TW"/>
-          </w:rPr>
-          <w:rPr>
-            <w:color w:val="0000EE"/>
-            <w:u w:val="single"/>
-          </w:rPr>
-          <w:t>24–27</w:t>
-        </w:r>
-      </w:hyperlink>
-      <w:r>
-        <w:rPr>
-          <w:lang w:val="zh_TW" w:bidi="zh_TW"/>
-        </w:rPr>
-        <w:t>章），並在</w:t>
-      </w:r>
-      <w:hyperlink r:id="rId130">
-        <w:r>
-          <w:rPr>
-            <w:lang w:val="zh_TW" w:bidi="zh_TW"/>
-          </w:rPr>
-          <w:rPr>
-            <w:color w:val="0000EE"/>
-            <w:u w:val="single"/>
-          </w:rPr>
-          <w:t>羅馬書九章10節</w:t>
-        </w:r>
-      </w:hyperlink>
-      <w:r>
-        <w:rPr>
-          <w:lang w:val="zh_TW" w:bidi="zh_TW"/>
-        </w:rPr>
-        <w:t>中出現一次。</w:t>
-      </w:r>
-    </w:p>
-    <w:p>
-      <w:pPr/>
-      <w:r>
-        <w:rPr>
-          <w:lang w:val="zh_TW" w:bidi="zh_TW"/>
-        </w:rPr>
-      </w:r>
-      <w:r>
-        <w:rPr>
-          <w:lang w:val="zh_TW" w:bidi="zh_TW"/>
-        </w:rPr>
-        <w:t>利百加的父親是彼土利，而彼土利是密迦和拿鶴的兒子，拿鶴是亞伯拉罕的兄弟（</w:t>
-      </w:r>
-      <w:hyperlink r:id="rId131">
-        <w:r>
-          <w:rPr>
-            <w:lang w:val="zh_TW" w:bidi="zh_TW"/>
-          </w:rPr>
-          <w:rPr>
-            <w:color w:val="0000EE"/>
-            <w:u w:val="single"/>
-          </w:rPr>
-          <w:t>創22:20–23</w:t>
-        </w:r>
-      </w:hyperlink>
-      <w:r>
-        <w:rPr>
-          <w:lang w:val="zh_TW" w:bidi="zh_TW"/>
-        </w:rPr>
-        <w:t>）。亞伯拉罕是她的叔公，當然，最終也是她的公公。拉班是利亞和拉結的父親，也是利百加的哥哥。後來，利百加的兒子雅各娶了他的兩位表姐妹，這兩位是姐妹。</w:t>
-      </w:r>
-    </w:p>
-    <w:p>
-      <w:pPr/>
-      <w:r>
-        <w:rPr>
-          <w:lang w:val="zh_TW" w:bidi="zh_TW"/>
-        </w:rPr>
-      </w:r>
-      <w:hyperlink r:id="rId132">
-        <w:r>
-          <w:rPr>
-            <w:lang w:val="zh_TW" w:bidi="zh_TW"/>
-          </w:rPr>
-          <w:rPr>
-            <w:color w:val="0000EE"/>
-            <w:u w:val="single"/>
-          </w:rPr>
-          <w:t>創世記二十四章</w:t>
-        </w:r>
-      </w:hyperlink>
-      <w:r>
-        <w:rPr>
-          <w:lang w:val="zh_TW" w:bidi="zh_TW"/>
-        </w:rPr>
-        <w:t>記載了亞伯拉罕的僕人為以撒尋得妻子的過程。他遵從亞伯拉罕的指示，前往亞蘭·納哈拉音（美索不達米亞西北部），因為亞伯拉罕不希望他的兒子娶當地的迦南女子。僕人的禱告得到了回應，利百加不僅給他水喝，也給他的駱駝水喝。在款待了亞伯拉罕的僕人，並且收到聘禮後，利百加心甘情願地去見她的新丈夫。</w:t>
-      </w:r>
-    </w:p>
-    <w:p>
-      <w:pPr/>
-      <w:r>
-        <w:rPr>
-          <w:lang w:val="zh_TW" w:bidi="zh_TW"/>
-        </w:rPr>
-      </w:r>
-      <w:r>
-        <w:rPr>
-          <w:lang w:val="zh_TW" w:bidi="zh_TW"/>
-        </w:rPr>
-        <w:t>利百加生了雙胞胎，以掃和雅各（</w:t>
-      </w:r>
-      <w:hyperlink r:id="rId133">
-        <w:r>
-          <w:rPr>
-            <w:lang w:val="zh_TW" w:bidi="zh_TW"/>
-          </w:rPr>
-          <w:rPr>
-            <w:color w:val="0000EE"/>
-            <w:u w:val="single"/>
-          </w:rPr>
-          <w:t>25:20–27</w:t>
-        </w:r>
-      </w:hyperlink>
-      <w:r>
-        <w:rPr>
-          <w:lang w:val="zh_TW" w:bidi="zh_TW"/>
-        </w:rPr>
-        <w:t>）。她偏愛弟弟雅各勝過以掃，並和雅各一起欺騙她的丈夫以確保雅各能獲得長子的權利。她出主意，讓雅各摸上去、看上去、聞起來都像常在野外的以掃。此外，她還準備了以撒最喜愛的菜餚以促成此事（</w:t>
-      </w:r>
-      <w:hyperlink r:id="rId134">
-        <w:r>
-          <w:rPr>
-            <w:lang w:val="zh_TW" w:bidi="zh_TW"/>
-          </w:rPr>
-          <w:rPr>
-            <w:color w:val="0000EE"/>
-            <w:u w:val="single"/>
-          </w:rPr>
-          <w:t>27:5–17</w:t>
-        </w:r>
-      </w:hyperlink>
-      <w:r>
-        <w:rPr>
-          <w:lang w:val="zh_TW" w:bidi="zh_TW"/>
-        </w:rPr>
-        <w:t>）。</w:t>
-      </w:r>
-    </w:p>
-    <w:p>
-      <w:pPr/>
-      <w:r>
-        <w:rPr>
-          <w:lang w:val="zh_TW" w:bidi="zh_TW"/>
-        </w:rPr>
-      </w:r>
-      <w:r>
-        <w:rPr>
-          <w:lang w:val="zh_TW" w:bidi="zh_TW"/>
-        </w:rPr>
-        <w:t>聖經對她一生的記載不多，但記載她被埋葬在幔利附近麥比拉的洞中，與她的丈夫葬在一起（</w:t>
-      </w:r>
-      <w:hyperlink r:id="rId135">
-        <w:r>
-          <w:rPr>
-            <w:lang w:val="zh_TW" w:bidi="zh_TW"/>
-          </w:rPr>
-          <w:rPr>
-            <w:color w:val="0000EE"/>
-            <w:u w:val="single"/>
-          </w:rPr>
-          <w:t>49:31</w:t>
-        </w:r>
-      </w:hyperlink>
-      <w:r>
-        <w:rPr>
-          <w:lang w:val="zh_TW" w:bidi="zh_TW"/>
-        </w:rPr>
-        <w:t>）。</w:t>
-      </w:r>
-    </w:p>
-    <w:p>
-      <w:pPr/>
-      <w:r>
-        <w:rPr>
-          <w:lang w:val="zh_TW" w:bidi="zh_TW"/>
-        </w:rPr>
-      </w:r>
-      <w:r>
-        <w:rPr>
-          <w:i/>
-          <w:lang w:val="zh_TW" w:bidi="zh_TW"/>
-        </w:rPr>
-        <w:t>另見</w:t>
-      </w:r>
-      <w:r>
-        <w:rPr>
-          <w:lang w:val="zh_TW" w:bidi="zh_TW"/>
-        </w:rPr>
-        <w:t>以撒</w:t>
+      <w:r>
+        <w:rPr>
+          <w:lang w:val="zh_TW" w:bidi="zh_TW"/>
+        </w:rPr>
+        <w:t>新天新地</w:t>
       </w:r>
       <w:r>
         <w:rPr>
@@ -6210,30 +4823,6 @@
   </w:num>
   <w:num w:numId="13" w16cid:durableId="592781308">
     <w:abstractNumId w:val="11"/>
-  </w:num>
-  <w:num w:numId="14">
-    <w:abstractNumId w:val="3"/>
-    <w:lvlOverride w:ilvl="0">
-      <w:startOverride w:val="1"/>
-    </w:lvlOverride>
-  </w:num>
-  <w:num w:numId="15">
-    <w:abstractNumId w:val="3"/>
-    <w:lvlOverride w:ilvl="0">
-      <w:startOverride w:val="1"/>
-    </w:lvlOverride>
-  </w:num>
-  <w:num w:numId="16">
-    <w:abstractNumId w:val="3"/>
-    <w:lvlOverride w:ilvl="0">
-      <w:startOverride w:val="1"/>
-    </w:lvlOverride>
-  </w:num>
-  <w:num w:numId="17">
-    <w:abstractNumId w:val="3"/>
-    <w:lvlOverride w:ilvl="0">
-      <w:startOverride w:val="1"/>
-    </w:lvlOverride>
   </w:num>
   <w:numIdMacAtCleanup w:val="10"/>
 </w:numbering>

--- a/zht/docx/089.content.docx
+++ b/zht/docx/089.content.docx
@@ -286,18 +286,12 @@
         </w:rPr>
         <w:t>猶太人特別重視弦樂器，認為這些樂器最適合在聖殿音樂敬拜中使用。許多古代民族也同樣重視弦樂器。例如，大衛王彈奏一種稱為里拉琴（絲弦）的弦樂器。在</w:t>
       </w:r>
-      <w:hyperlink r:id="rId13">
-        <w:r>
-          <w:rPr>
-            <w:lang w:val="zh_TW" w:bidi="zh_TW"/>
-          </w:rPr>
-          <w:rPr>
-            <w:color w:val="0000EE"/>
-            <w:u w:val="single"/>
-          </w:rPr>
-          <w:t>詩篇一五〇篇4節</w:t>
-        </w:r>
-      </w:hyperlink>
+      <w:r>
+        <w:rPr>
+          <w:lang w:val="zh_TW" w:bidi="zh_TW"/>
+        </w:rPr>
+        <w:t>詩篇一五〇篇4節</w:t>
+      </w:r>
       <w:r>
         <w:rPr>
           <w:lang w:val="zh_TW" w:bidi="zh_TW"/>
@@ -329,54 +323,36 @@
         </w:rPr>
         <w:t>阿索爾在詩篇中出現了三次（</w:t>
       </w:r>
-      <w:hyperlink r:id="rId14">
-        <w:r>
-          <w:rPr>
-            <w:lang w:val="zh_TW" w:bidi="zh_TW"/>
-          </w:rPr>
-          <w:rPr>
-            <w:color w:val="0000EE"/>
-            <w:u w:val="single"/>
-          </w:rPr>
-          <w:t>詩33:2</w:t>
-        </w:r>
-      </w:hyperlink>
+      <w:r>
+        <w:rPr>
+          <w:lang w:val="zh_TW" w:bidi="zh_TW"/>
+        </w:rPr>
+        <w:t>詩33:2</w:t>
+      </w:r>
       <w:r>
         <w:rPr>
           <w:lang w:val="zh_TW" w:bidi="zh_TW"/>
         </w:rPr>
         <w:t>，</w:t>
       </w:r>
-      <w:hyperlink r:id="rId15">
-        <w:r>
-          <w:rPr>
-            <w:lang w:val="zh_TW" w:bidi="zh_TW"/>
-          </w:rPr>
-          <w:rPr>
-            <w:color w:val="0000EE"/>
-            <w:u w:val="single"/>
-          </w:rPr>
-          <w:t>92:3</w:t>
-        </w:r>
-      </w:hyperlink>
+      <w:r>
+        <w:rPr>
+          <w:lang w:val="zh_TW" w:bidi="zh_TW"/>
+        </w:rPr>
+        <w:t>92:3</w:t>
+      </w:r>
       <w:r>
         <w:rPr>
           <w:lang w:val="zh_TW" w:bidi="zh_TW"/>
         </w:rPr>
         <w:t>，</w:t>
       </w:r>
-      <w:hyperlink r:id="rId16">
-        <w:r>
-          <w:rPr>
-            <w:lang w:val="zh_TW" w:bidi="zh_TW"/>
-          </w:rPr>
-          <w:rPr>
-            <w:color w:val="0000EE"/>
-            <w:u w:val="single"/>
-          </w:rPr>
-          <w:t>144:9</w:t>
-        </w:r>
-      </w:hyperlink>
+      <w:r>
+        <w:rPr>
+          <w:lang w:val="zh_TW" w:bidi="zh_TW"/>
+        </w:rPr>
+        <w:t>144:9</w:t>
+      </w:r>
       <w:r>
         <w:rPr>
           <w:lang w:val="zh_TW" w:bidi="zh_TW"/>
@@ -408,72 +384,48 @@
         </w:rPr>
         <w:t>卡索斯是尼布甲尼撒王宮中演奏的樂器，可能與里拉琴相近，是一種手持的小型豎琴類樂器（</w:t>
       </w:r>
-      <w:hyperlink r:id="rId17">
-        <w:r>
-          <w:rPr>
-            <w:lang w:val="zh_TW" w:bidi="zh_TW"/>
-          </w:rPr>
-          <w:rPr>
-            <w:color w:val="0000EE"/>
-            <w:u w:val="single"/>
-          </w:rPr>
-          <w:t>但3:5</w:t>
-        </w:r>
-      </w:hyperlink>
+      <w:r>
+        <w:rPr>
+          <w:lang w:val="zh_TW" w:bidi="zh_TW"/>
+        </w:rPr>
+        <w:t>但3:5</w:t>
+      </w:r>
       <w:r>
         <w:rPr>
           <w:lang w:val="zh_TW" w:bidi="zh_TW"/>
         </w:rPr>
         <w:t>、</w:t>
       </w:r>
-      <w:hyperlink r:id="rId17">
-        <w:r>
-          <w:rPr>
-            <w:lang w:val="zh_TW" w:bidi="zh_TW"/>
-          </w:rPr>
-          <w:rPr>
-            <w:color w:val="0000EE"/>
-            <w:u w:val="single"/>
-          </w:rPr>
-          <w:t>7</w:t>
-        </w:r>
-      </w:hyperlink>
+      <w:r>
+        <w:rPr>
+          <w:lang w:val="zh_TW" w:bidi="zh_TW"/>
+        </w:rPr>
+        <w:t>7</w:t>
+      </w:r>
       <w:r>
         <w:rPr>
           <w:lang w:val="zh_TW" w:bidi="zh_TW"/>
         </w:rPr>
         <w:t>、</w:t>
       </w:r>
-      <w:hyperlink r:id="rId17">
-        <w:r>
-          <w:rPr>
-            <w:lang w:val="zh_TW" w:bidi="zh_TW"/>
-          </w:rPr>
-          <w:rPr>
-            <w:color w:val="0000EE"/>
-            <w:u w:val="single"/>
-          </w:rPr>
-          <w:t>10</w:t>
-        </w:r>
-      </w:hyperlink>
+      <w:r>
+        <w:rPr>
+          <w:lang w:val="zh_TW" w:bidi="zh_TW"/>
+        </w:rPr>
+        <w:t>10</w:t>
+      </w:r>
       <w:r>
         <w:rPr>
           <w:lang w:val="zh_TW" w:bidi="zh_TW"/>
         </w:rPr>
         <w:t>、</w:t>
       </w:r>
-      <w:hyperlink r:id="rId17">
-        <w:r>
-          <w:rPr>
-            <w:lang w:val="zh_TW" w:bidi="zh_TW"/>
-          </w:rPr>
-          <w:rPr>
-            <w:color w:val="0000EE"/>
-            <w:u w:val="single"/>
-          </w:rPr>
-          <w:t>15</w:t>
-        </w:r>
-      </w:hyperlink>
+      <w:r>
+        <w:rPr>
+          <w:lang w:val="zh_TW" w:bidi="zh_TW"/>
+        </w:rPr>
+        <w:t>15</w:t>
+      </w:r>
       <w:r>
         <w:rPr>
           <w:lang w:val="zh_TW" w:bidi="zh_TW"/>
@@ -519,108 +471,72 @@
         </w:rPr>
         <w:t>我們並不確定基諾爾是以撥片或徒手演奏。聖經說大衛「用手彈奏它」（</w:t>
       </w:r>
-      <w:hyperlink r:id="rId18">
-        <w:r>
-          <w:rPr>
-            <w:lang w:val="zh_TW" w:bidi="zh_TW"/>
-          </w:rPr>
-          <w:rPr>
-            <w:color w:val="0000EE"/>
-            <w:u w:val="single"/>
-          </w:rPr>
-          <w:t>撒上16:23</w:t>
-        </w:r>
-      </w:hyperlink>
+      <w:r>
+        <w:rPr>
+          <w:lang w:val="zh_TW" w:bidi="zh_TW"/>
+        </w:rPr>
+        <w:t>撒上16:23</w:t>
+      </w:r>
       <w:r>
         <w:rPr>
           <w:lang w:val="zh_TW" w:bidi="zh_TW"/>
         </w:rPr>
         <w:t>），可能表示徒手演奏並非常態。基諾爾的音色「優美」（</w:t>
       </w:r>
-      <w:hyperlink r:id="rId19">
-        <w:r>
-          <w:rPr>
-            <w:lang w:val="zh_TW" w:bidi="zh_TW"/>
-          </w:rPr>
-          <w:rPr>
-            <w:color w:val="0000EE"/>
-            <w:u w:val="single"/>
-          </w:rPr>
-          <w:t>詩81:2</w:t>
-        </w:r>
-      </w:hyperlink>
+      <w:r>
+        <w:rPr>
+          <w:lang w:val="zh_TW" w:bidi="zh_TW"/>
+        </w:rPr>
+        <w:t>詩81:2</w:t>
+      </w:r>
       <w:r>
         <w:rPr>
           <w:lang w:val="zh_TW" w:bidi="zh_TW"/>
         </w:rPr>
         <w:t>），可用於敬拜、慶典與國事場合（</w:t>
       </w:r>
-      <w:hyperlink r:id="rId20">
-        <w:r>
-          <w:rPr>
-            <w:lang w:val="zh_TW" w:bidi="zh_TW"/>
-          </w:rPr>
-          <w:rPr>
-            <w:color w:val="0000EE"/>
-            <w:u w:val="single"/>
-          </w:rPr>
-          <w:t>撒上10:5</w:t>
-        </w:r>
-      </w:hyperlink>
+      <w:r>
+        <w:rPr>
+          <w:lang w:val="zh_TW" w:bidi="zh_TW"/>
+        </w:rPr>
+        <w:t>撒上10:5</w:t>
+      </w:r>
       <w:r>
         <w:rPr>
           <w:lang w:val="zh_TW" w:bidi="zh_TW"/>
         </w:rPr>
         <w:t>；</w:t>
       </w:r>
-      <w:hyperlink r:id="rId21">
-        <w:r>
-          <w:rPr>
-            <w:lang w:val="zh_TW" w:bidi="zh_TW"/>
-          </w:rPr>
-          <w:rPr>
-            <w:color w:val="0000EE"/>
-            <w:u w:val="single"/>
-          </w:rPr>
-          <w:t>撒下6:5</w:t>
-        </w:r>
-      </w:hyperlink>
+      <w:r>
+        <w:rPr>
+          <w:lang w:val="zh_TW" w:bidi="zh_TW"/>
+        </w:rPr>
+        <w:t>撒下6:5</w:t>
+      </w:r>
       <w:r>
         <w:rPr>
           <w:lang w:val="zh_TW" w:bidi="zh_TW"/>
         </w:rPr>
         <w:t>；</w:t>
       </w:r>
-      <w:hyperlink r:id="rId22">
-        <w:r>
-          <w:rPr>
-            <w:lang w:val="zh_TW" w:bidi="zh_TW"/>
-          </w:rPr>
-          <w:rPr>
-            <w:color w:val="0000EE"/>
-            <w:u w:val="single"/>
-          </w:rPr>
-          <w:t>賽5:12</w:t>
-        </w:r>
-      </w:hyperlink>
+      <w:r>
+        <w:rPr>
+          <w:lang w:val="zh_TW" w:bidi="zh_TW"/>
+        </w:rPr>
+        <w:t>賽5:12</w:t>
+      </w:r>
       <w:r>
         <w:rPr>
           <w:lang w:val="zh_TW" w:bidi="zh_TW"/>
         </w:rPr>
         <w:t>）。牧羊人也會彈奏它（</w:t>
       </w:r>
-      <w:hyperlink r:id="rId23">
-        <w:r>
-          <w:rPr>
-            <w:lang w:val="zh_TW" w:bidi="zh_TW"/>
-          </w:rPr>
-          <w:rPr>
-            <w:color w:val="0000EE"/>
-            <w:u w:val="single"/>
-          </w:rPr>
-          <w:t>撒上16:16</w:t>
-        </w:r>
-      </w:hyperlink>
+      <w:r>
+        <w:rPr>
+          <w:lang w:val="zh_TW" w:bidi="zh_TW"/>
+        </w:rPr>
+        <w:t>撒上16:16</w:t>
+      </w:r>
       <w:r>
         <w:rPr>
           <w:lang w:val="zh_TW" w:bidi="zh_TW"/>
@@ -658,90 +574,60 @@
         </w:rPr>
         <w:t>和合本譯為「瑟」，</w:t>
       </w:r>
-      <w:hyperlink r:id="rId21">
-        <w:r>
-          <w:rPr>
-            <w:lang w:val="zh_TW" w:bidi="zh_TW"/>
-          </w:rPr>
-          <w:rPr>
-            <w:color w:val="0000EE"/>
-            <w:u w:val="single"/>
-          </w:rPr>
-          <w:t>撒下6:5</w:t>
-        </w:r>
-      </w:hyperlink>
+      <w:r>
+        <w:rPr>
+          <w:lang w:val="zh_TW" w:bidi="zh_TW"/>
+        </w:rPr>
+        <w:t>撒下6:5</w:t>
+      </w:r>
       <w:r>
         <w:rPr>
           <w:lang w:val="zh_TW" w:bidi="zh_TW"/>
         </w:rPr>
         <w:t>；</w:t>
       </w:r>
-      <w:hyperlink r:id="rId24">
-        <w:r>
-          <w:rPr>
-            <w:lang w:val="zh_TW" w:bidi="zh_TW"/>
-          </w:rPr>
-          <w:rPr>
-            <w:color w:val="0000EE"/>
-            <w:u w:val="single"/>
-          </w:rPr>
-          <w:t>王上10:12</w:t>
-        </w:r>
-      </w:hyperlink>
+      <w:r>
+        <w:rPr>
+          <w:lang w:val="zh_TW" w:bidi="zh_TW"/>
+        </w:rPr>
+        <w:t>王上10:12</w:t>
+      </w:r>
       <w:r>
         <w:rPr>
           <w:lang w:val="zh_TW" w:bidi="zh_TW"/>
         </w:rPr>
         <w:t>；</w:t>
       </w:r>
-      <w:hyperlink r:id="rId25">
-        <w:r>
-          <w:rPr>
-            <w:lang w:val="zh_TW" w:bidi="zh_TW"/>
-          </w:rPr>
-          <w:rPr>
-            <w:color w:val="0000EE"/>
-            <w:u w:val="single"/>
-          </w:rPr>
-          <w:t>尼12:27</w:t>
-        </w:r>
-      </w:hyperlink>
+      <w:r>
+        <w:rPr>
+          <w:lang w:val="zh_TW" w:bidi="zh_TW"/>
+        </w:rPr>
+        <w:t>尼12:27</w:t>
+      </w:r>
       <w:r>
         <w:rPr>
           <w:lang w:val="zh_TW" w:bidi="zh_TW"/>
         </w:rPr>
         <w:t>；</w:t>
       </w:r>
-      <w:hyperlink r:id="rId26">
-        <w:r>
-          <w:rPr>
-            <w:lang w:val="zh_TW" w:bidi="zh_TW"/>
-          </w:rPr>
-          <w:rPr>
-            <w:color w:val="0000EE"/>
-            <w:u w:val="single"/>
-          </w:rPr>
-          <w:t>詩57:8</w:t>
-        </w:r>
-      </w:hyperlink>
+      <w:r>
+        <w:rPr>
+          <w:lang w:val="zh_TW" w:bidi="zh_TW"/>
+        </w:rPr>
+        <w:t>詩57:8</w:t>
+      </w:r>
       <w:r>
         <w:rPr>
           <w:lang w:val="zh_TW" w:bidi="zh_TW"/>
         </w:rPr>
         <w:t>；</w:t>
       </w:r>
-      <w:hyperlink r:id="rId27">
-        <w:r>
-          <w:rPr>
-            <w:lang w:val="zh_TW" w:bidi="zh_TW"/>
-          </w:rPr>
-          <w:rPr>
-            <w:color w:val="0000EE"/>
-            <w:u w:val="single"/>
-          </w:rPr>
-          <w:t>摩5:23</w:t>
-        </w:r>
-      </w:hyperlink>
+      <w:r>
+        <w:rPr>
+          <w:lang w:val="zh_TW" w:bidi="zh_TW"/>
+        </w:rPr>
+        <w:t>摩5:23</w:t>
+      </w:r>
       <w:r>
         <w:rPr>
           <w:lang w:val="zh_TW" w:bidi="zh_TW"/>
@@ -787,18 +673,12 @@
         </w:rPr>
         <w:t>普桑特林（也稱為pesanterin）是來自希臘的樂器。曾在尼布甲尼撒王的樂隊中演奏（</w:t>
       </w:r>
-      <w:hyperlink r:id="rId28">
-        <w:r>
-          <w:rPr>
-            <w:lang w:val="zh_TW" w:bidi="zh_TW"/>
-          </w:rPr>
-          <w:rPr>
-            <w:color w:val="0000EE"/>
-            <w:u w:val="single"/>
-          </w:rPr>
-          <w:t>但3:5–15</w:t>
-        </w:r>
-      </w:hyperlink>
+      <w:r>
+        <w:rPr>
+          <w:lang w:val="zh_TW" w:bidi="zh_TW"/>
+        </w:rPr>
+        <w:t>但3:5–15</w:t>
+      </w:r>
       <w:r>
         <w:rPr>
           <w:lang w:val="zh_TW" w:bidi="zh_TW"/>
@@ -830,18 +710,12 @@
         </w:rPr>
         <w:t>撒布查（也稱為sabbeka）是一種弦樂器，曾在巴比倫的王宮中演奏（</w:t>
       </w:r>
-      <w:hyperlink r:id="rId28">
-        <w:r>
-          <w:rPr>
-            <w:lang w:val="zh_TW" w:bidi="zh_TW"/>
-          </w:rPr>
-          <w:rPr>
-            <w:color w:val="0000EE"/>
-            <w:u w:val="single"/>
-          </w:rPr>
-          <w:t>但3:5–15</w:t>
-        </w:r>
-      </w:hyperlink>
+      <w:r>
+        <w:rPr>
+          <w:lang w:val="zh_TW" w:bidi="zh_TW"/>
+        </w:rPr>
+        <w:t>但3:5–15</w:t>
+      </w:r>
       <w:r>
         <w:rPr>
           <w:lang w:val="zh_TW" w:bidi="zh_TW"/>
@@ -898,54 +772,36 @@
         </w:rPr>
         <w:t>哈利勒是一種管樂器，在聖經中出現了六次，聖經時代之後的猶太作家也曾提到這種樂器。哈利勒類似於希臘的奧羅斯（aulos，一種像現代雙簧管的古代樂器）。許多聖經翻譯將其稱為「笛或簫」（</w:t>
       </w:r>
-      <w:hyperlink r:id="rId29">
-        <w:r>
-          <w:rPr>
-            <w:lang w:val="zh_TW" w:bidi="zh_TW"/>
-          </w:rPr>
-          <w:rPr>
-            <w:color w:val="0000EE"/>
-            <w:u w:val="single"/>
-          </w:rPr>
-          <w:t>太9:23</w:t>
-        </w:r>
-      </w:hyperlink>
+      <w:r>
+        <w:rPr>
+          <w:lang w:val="zh_TW" w:bidi="zh_TW"/>
+        </w:rPr>
+        <w:t>太9:23</w:t>
+      </w:r>
       <w:r>
         <w:rPr>
           <w:lang w:val="zh_TW" w:bidi="zh_TW"/>
         </w:rPr>
         <w:t>；</w:t>
       </w:r>
-      <w:hyperlink r:id="rId30">
-        <w:r>
-          <w:rPr>
-            <w:lang w:val="zh_TW" w:bidi="zh_TW"/>
-          </w:rPr>
-          <w:rPr>
-            <w:color w:val="0000EE"/>
-            <w:u w:val="single"/>
-          </w:rPr>
-          <w:t>林前14:7</w:t>
-        </w:r>
-      </w:hyperlink>
+      <w:r>
+        <w:rPr>
+          <w:lang w:val="zh_TW" w:bidi="zh_TW"/>
+        </w:rPr>
+        <w:t>林前14:7</w:t>
+      </w:r>
       <w:r>
         <w:rPr>
           <w:lang w:val="zh_TW" w:bidi="zh_TW"/>
         </w:rPr>
         <w:t>；</w:t>
       </w:r>
-      <w:hyperlink r:id="rId31">
-        <w:r>
-          <w:rPr>
-            <w:lang w:val="zh_TW" w:bidi="zh_TW"/>
-          </w:rPr>
-          <w:rPr>
-            <w:color w:val="0000EE"/>
-            <w:u w:val="single"/>
-          </w:rPr>
-          <w:t>啟18:22</w:t>
-        </w:r>
-      </w:hyperlink>
+      <w:r>
+        <w:rPr>
+          <w:lang w:val="zh_TW" w:bidi="zh_TW"/>
+        </w:rPr>
+        <w:t>啟18:22</w:t>
+      </w:r>
       <w:r>
         <w:rPr>
           <w:lang w:val="zh_TW" w:bidi="zh_TW"/>
@@ -984,18 +840,12 @@
         </w:rPr>
         <w:t>在快樂的活動上，例如節期（</w:t>
       </w:r>
-      <w:hyperlink r:id="rId22">
-        <w:r>
-          <w:rPr>
-            <w:lang w:val="zh_TW" w:bidi="zh_TW"/>
-          </w:rPr>
-          <w:rPr>
-            <w:color w:val="0000EE"/>
-            <w:u w:val="single"/>
-          </w:rPr>
-          <w:t>賽5:12</w:t>
-        </w:r>
-      </w:hyperlink>
+      <w:r>
+        <w:rPr>
+          <w:lang w:val="zh_TW" w:bidi="zh_TW"/>
+        </w:rPr>
+        <w:t>賽5:12</w:t>
+      </w:r>
       <w:r>
         <w:rPr>
           <w:lang w:val="zh_TW" w:bidi="zh_TW"/>
@@ -1020,18 +870,12 @@
         </w:rPr>
         <w:t>當先知被神的靈充滿時（</w:t>
       </w:r>
-      <w:hyperlink r:id="rId20">
-        <w:r>
-          <w:rPr>
-            <w:lang w:val="zh_TW" w:bidi="zh_TW"/>
-          </w:rPr>
-          <w:rPr>
-            <w:color w:val="0000EE"/>
-            <w:u w:val="single"/>
-          </w:rPr>
-          <w:t>撒上10:5</w:t>
-        </w:r>
-      </w:hyperlink>
+      <w:r>
+        <w:rPr>
+          <w:lang w:val="zh_TW" w:bidi="zh_TW"/>
+        </w:rPr>
+        <w:t>撒上10:5</w:t>
+      </w:r>
       <w:r>
         <w:rPr>
           <w:lang w:val="zh_TW" w:bidi="zh_TW"/>
@@ -1056,18 +900,12 @@
         </w:rPr>
         <w:t>在悲傷和哀悼時（</w:t>
       </w:r>
-      <w:hyperlink r:id="rId32">
-        <w:r>
-          <w:rPr>
-            <w:lang w:val="zh_TW" w:bidi="zh_TW"/>
-          </w:rPr>
-          <w:rPr>
-            <w:color w:val="0000EE"/>
-            <w:u w:val="single"/>
-          </w:rPr>
-          <w:t>耶48:36</w:t>
-        </w:r>
-      </w:hyperlink>
+      <w:r>
+        <w:rPr>
+          <w:lang w:val="zh_TW" w:bidi="zh_TW"/>
+        </w:rPr>
+        <w:t>耶48:36</w:t>
+      </w:r>
       <w:r>
         <w:rPr>
           <w:lang w:val="zh_TW" w:bidi="zh_TW"/>
@@ -1127,18 +965,12 @@
         </w:rPr>
         <w:t>神吩咐摩西製作兩個銀號角（</w:t>
       </w:r>
-      <w:hyperlink r:id="rId33">
-        <w:r>
-          <w:rPr>
-            <w:lang w:val="zh_TW" w:bidi="zh_TW"/>
-          </w:rPr>
-          <w:rPr>
-            <w:color w:val="0000EE"/>
-            <w:u w:val="single"/>
-          </w:rPr>
-          <w:t>民10:2</w:t>
-        </w:r>
-      </w:hyperlink>
+      <w:r>
+        <w:rPr>
+          <w:lang w:val="zh_TW" w:bidi="zh_TW"/>
+        </w:rPr>
+        <w:t>民10:2</w:t>
+      </w:r>
       <w:r>
         <w:rPr>
           <w:lang w:val="zh_TW" w:bidi="zh_TW"/>
@@ -1159,18 +991,12 @@
         </w:rPr>
         <w:t>聖經說這些號角使人記念神（</w:t>
       </w:r>
-      <w:hyperlink r:id="rId34">
-        <w:r>
-          <w:rPr>
-            <w:lang w:val="zh_TW" w:bidi="zh_TW"/>
-          </w:rPr>
-          <w:rPr>
-            <w:color w:val="0000EE"/>
-            <w:u w:val="single"/>
-          </w:rPr>
-          <w:t>民10:10</w:t>
-        </w:r>
-      </w:hyperlink>
+      <w:r>
+        <w:rPr>
+          <w:lang w:val="zh_TW" w:bidi="zh_TW"/>
+        </w:rPr>
+        <w:t>民10:10</w:t>
+      </w:r>
       <w:r>
         <w:rPr>
           <w:lang w:val="zh_TW" w:bidi="zh_TW"/>
@@ -1263,90 +1089,60 @@
         </w:rPr>
         <w:t>哈瑣茲羅特在聖殿崇拜中變得非常重要。在每日的聖殿儀式中至少會使用兩個號角。在特殊的宗教慶典中，他們可能會使用更多的號角（</w:t>
       </w:r>
-      <w:hyperlink r:id="rId35">
-        <w:r>
-          <w:rPr>
-            <w:lang w:val="zh_TW" w:bidi="zh_TW"/>
-          </w:rPr>
-          <w:rPr>
-            <w:color w:val="0000EE"/>
-            <w:u w:val="single"/>
-          </w:rPr>
-          <w:t>代上15:28</w:t>
-        </w:r>
-      </w:hyperlink>
+      <w:r>
+        <w:rPr>
+          <w:lang w:val="zh_TW" w:bidi="zh_TW"/>
+        </w:rPr>
+        <w:t>代上15:28</w:t>
+      </w:r>
       <w:r>
         <w:rPr>
           <w:lang w:val="zh_TW" w:bidi="zh_TW"/>
         </w:rPr>
         <w:t>；</w:t>
       </w:r>
-      <w:hyperlink r:id="rId36">
-        <w:r>
-          <w:rPr>
-            <w:lang w:val="zh_TW" w:bidi="zh_TW"/>
-          </w:rPr>
-          <w:rPr>
-            <w:color w:val="0000EE"/>
-            <w:u w:val="single"/>
-          </w:rPr>
-          <w:t>代下15:14</w:t>
-        </w:r>
-      </w:hyperlink>
+      <w:r>
+        <w:rPr>
+          <w:lang w:val="zh_TW" w:bidi="zh_TW"/>
+        </w:rPr>
+        <w:t>代下15:14</w:t>
+      </w:r>
       <w:r>
         <w:rPr>
           <w:lang w:val="zh_TW" w:bidi="zh_TW"/>
         </w:rPr>
         <w:t>；</w:t>
       </w:r>
-      <w:hyperlink r:id="rId37">
-        <w:r>
-          <w:rPr>
-            <w:lang w:val="zh_TW" w:bidi="zh_TW"/>
-          </w:rPr>
-          <w:rPr>
-            <w:color w:val="0000EE"/>
-            <w:u w:val="single"/>
-          </w:rPr>
-          <w:t>詩98:6</w:t>
-        </w:r>
-      </w:hyperlink>
+      <w:r>
+        <w:rPr>
+          <w:lang w:val="zh_TW" w:bidi="zh_TW"/>
+        </w:rPr>
+        <w:t>詩98:6</w:t>
+      </w:r>
       <w:r>
         <w:rPr>
           <w:lang w:val="zh_TW" w:bidi="zh_TW"/>
         </w:rPr>
         <w:t>；</w:t>
       </w:r>
-      <w:hyperlink r:id="rId28">
-        <w:r>
-          <w:rPr>
-            <w:lang w:val="zh_TW" w:bidi="zh_TW"/>
-          </w:rPr>
-          <w:rPr>
-            <w:color w:val="0000EE"/>
-            <w:u w:val="single"/>
-          </w:rPr>
-          <w:t>但3:5–15</w:t>
-        </w:r>
-      </w:hyperlink>
+      <w:r>
+        <w:rPr>
+          <w:lang w:val="zh_TW" w:bidi="zh_TW"/>
+        </w:rPr>
+        <w:t>但3:5–15</w:t>
+      </w:r>
       <w:r>
         <w:rPr>
           <w:lang w:val="zh_TW" w:bidi="zh_TW"/>
         </w:rPr>
         <w:t>；</w:t>
       </w:r>
-      <w:hyperlink r:id="rId38">
-        <w:r>
-          <w:rPr>
-            <w:lang w:val="zh_TW" w:bidi="zh_TW"/>
-          </w:rPr>
-          <w:rPr>
-            <w:color w:val="0000EE"/>
-            <w:u w:val="single"/>
-          </w:rPr>
-          <w:t>何5:8</w:t>
-        </w:r>
-      </w:hyperlink>
+      <w:r>
+        <w:rPr>
+          <w:lang w:val="zh_TW" w:bidi="zh_TW"/>
+        </w:rPr>
+        <w:t>何5:8</w:t>
+      </w:r>
       <w:r>
         <w:rPr>
           <w:lang w:val="zh_TW" w:bidi="zh_TW"/>
@@ -1378,72 +1174,48 @@
         </w:rPr>
         <w:t>瑪什羅奇他這種樂器，曾在尼布甲尼撒王的宮殿中演奏 （</w:t>
       </w:r>
-      <w:hyperlink r:id="rId17">
-        <w:r>
-          <w:rPr>
-            <w:lang w:val="zh_TW" w:bidi="zh_TW"/>
-          </w:rPr>
-          <w:rPr>
-            <w:color w:val="0000EE"/>
-            <w:u w:val="single"/>
-          </w:rPr>
-          <w:t>但3:5</w:t>
-        </w:r>
-      </w:hyperlink>
+      <w:r>
+        <w:rPr>
+          <w:lang w:val="zh_TW" w:bidi="zh_TW"/>
+        </w:rPr>
+        <w:t>但3:5</w:t>
+      </w:r>
       <w:r>
         <w:rPr>
           <w:lang w:val="zh_TW" w:bidi="zh_TW"/>
         </w:rPr>
         <w:t>、</w:t>
       </w:r>
-      <w:hyperlink r:id="rId17">
-        <w:r>
-          <w:rPr>
-            <w:lang w:val="zh_TW" w:bidi="zh_TW"/>
-          </w:rPr>
-          <w:rPr>
-            <w:color w:val="0000EE"/>
-            <w:u w:val="single"/>
-          </w:rPr>
-          <w:t>7</w:t>
-        </w:r>
-      </w:hyperlink>
+      <w:r>
+        <w:rPr>
+          <w:lang w:val="zh_TW" w:bidi="zh_TW"/>
+        </w:rPr>
+        <w:t>7</w:t>
+      </w:r>
       <w:r>
         <w:rPr>
           <w:lang w:val="zh_TW" w:bidi="zh_TW"/>
         </w:rPr>
         <w:t>、</w:t>
       </w:r>
-      <w:hyperlink r:id="rId17">
-        <w:r>
-          <w:rPr>
-            <w:lang w:val="zh_TW" w:bidi="zh_TW"/>
-          </w:rPr>
-          <w:rPr>
-            <w:color w:val="0000EE"/>
-            <w:u w:val="single"/>
-          </w:rPr>
-          <w:t>10</w:t>
-        </w:r>
-      </w:hyperlink>
+      <w:r>
+        <w:rPr>
+          <w:lang w:val="zh_TW" w:bidi="zh_TW"/>
+        </w:rPr>
+        <w:t>10</w:t>
+      </w:r>
       <w:r>
         <w:rPr>
           <w:lang w:val="zh_TW" w:bidi="zh_TW"/>
         </w:rPr>
         <w:t>、</w:t>
       </w:r>
-      <w:hyperlink r:id="rId17">
-        <w:r>
-          <w:rPr>
-            <w:lang w:val="zh_TW" w:bidi="zh_TW"/>
-          </w:rPr>
-          <w:rPr>
-            <w:color w:val="0000EE"/>
-            <w:u w:val="single"/>
-          </w:rPr>
-          <w:t>15</w:t>
-        </w:r>
-      </w:hyperlink>
+      <w:r>
+        <w:rPr>
+          <w:lang w:val="zh_TW" w:bidi="zh_TW"/>
+        </w:rPr>
+        <w:t>15</w:t>
+      </w:r>
       <w:r>
         <w:rPr>
           <w:lang w:val="zh_TW" w:bidi="zh_TW"/>
@@ -1521,36 +1293,24 @@
         </w:rPr>
         <w:t>搬運約櫃時（</w:t>
       </w:r>
-      <w:hyperlink r:id="rId39">
-        <w:r>
-          <w:rPr>
-            <w:lang w:val="zh_TW" w:bidi="zh_TW"/>
-          </w:rPr>
-          <w:rPr>
-            <w:color w:val="0000EE"/>
-            <w:u w:val="single"/>
-          </w:rPr>
-          <w:t>撒下6:15</w:t>
-        </w:r>
-      </w:hyperlink>
+      <w:r>
+        <w:rPr>
+          <w:lang w:val="zh_TW" w:bidi="zh_TW"/>
+        </w:rPr>
+        <w:t>撒下6:15</w:t>
+      </w:r>
       <w:r>
         <w:rPr>
           <w:lang w:val="zh_TW" w:bidi="zh_TW"/>
         </w:rPr>
         <w:t>；</w:t>
       </w:r>
-      <w:hyperlink r:id="rId35">
-        <w:r>
-          <w:rPr>
-            <w:lang w:val="zh_TW" w:bidi="zh_TW"/>
-          </w:rPr>
-          <w:rPr>
-            <w:color w:val="0000EE"/>
-            <w:u w:val="single"/>
-          </w:rPr>
-          <w:t>代上15:28</w:t>
-        </w:r>
-      </w:hyperlink>
+      <w:r>
+        <w:rPr>
+          <w:lang w:val="zh_TW" w:bidi="zh_TW"/>
+        </w:rPr>
+        <w:t>代上15:28</w:t>
+      </w:r>
       <w:r>
         <w:rPr>
           <w:lang w:val="zh_TW" w:bidi="zh_TW"/>
@@ -1575,18 +1335,12 @@
         </w:rPr>
         <w:t>亞撒王更新神與子民之間的協議時（</w:t>
       </w:r>
-      <w:hyperlink r:id="rId36">
-        <w:r>
-          <w:rPr>
-            <w:lang w:val="zh_TW" w:bidi="zh_TW"/>
-          </w:rPr>
-          <w:rPr>
-            <w:color w:val="0000EE"/>
-            <w:u w:val="single"/>
-          </w:rPr>
-          <w:t>代下15:14</w:t>
-        </w:r>
-      </w:hyperlink>
+      <w:r>
+        <w:rPr>
+          <w:lang w:val="zh_TW" w:bidi="zh_TW"/>
+        </w:rPr>
+        <w:t>代下15:14</w:t>
+      </w:r>
       <w:r>
         <w:rPr>
           <w:lang w:val="zh_TW" w:bidi="zh_TW"/>
@@ -1611,36 +1365,24 @@
         </w:rPr>
         <w:t>人們感謝神時（</w:t>
       </w:r>
-      <w:hyperlink r:id="rId37">
-        <w:r>
-          <w:rPr>
-            <w:lang w:val="zh_TW" w:bidi="zh_TW"/>
-          </w:rPr>
-          <w:rPr>
-            <w:color w:val="0000EE"/>
-            <w:u w:val="single"/>
-          </w:rPr>
-          <w:t>詩98:6</w:t>
-        </w:r>
-      </w:hyperlink>
+      <w:r>
+        <w:rPr>
+          <w:lang w:val="zh_TW" w:bidi="zh_TW"/>
+        </w:rPr>
+        <w:t>詩98:6</w:t>
+      </w:r>
       <w:r>
         <w:rPr>
           <w:lang w:val="zh_TW" w:bidi="zh_TW"/>
         </w:rPr>
         <w:t>，</w:t>
       </w:r>
-      <w:hyperlink r:id="rId40">
-        <w:r>
-          <w:rPr>
-            <w:lang w:val="zh_TW" w:bidi="zh_TW"/>
-          </w:rPr>
-          <w:rPr>
-            <w:color w:val="0000EE"/>
-            <w:u w:val="single"/>
-          </w:rPr>
-          <w:t>150:3</w:t>
-        </w:r>
-      </w:hyperlink>
+      <w:r>
+        <w:rPr>
+          <w:lang w:val="zh_TW" w:bidi="zh_TW"/>
+        </w:rPr>
+        <w:t>150:3</w:t>
+      </w:r>
       <w:r>
         <w:rPr>
           <w:lang w:val="zh_TW" w:bidi="zh_TW"/>
@@ -1715,18 +1457,12 @@
         </w:rPr>
         <w:t>押沙龍宣稱自己為王時 （</w:t>
       </w:r>
-      <w:hyperlink r:id="rId41">
-        <w:r>
-          <w:rPr>
-            <w:lang w:val="zh_TW" w:bidi="zh_TW"/>
-          </w:rPr>
-          <w:rPr>
-            <w:color w:val="0000EE"/>
-            <w:u w:val="single"/>
-          </w:rPr>
-          <w:t>撒下15:10</w:t>
-        </w:r>
-      </w:hyperlink>
+      <w:r>
+        <w:rPr>
+          <w:lang w:val="zh_TW" w:bidi="zh_TW"/>
+        </w:rPr>
+        <w:t>撒下15:10</w:t>
+      </w:r>
       <w:r>
         <w:rPr>
           <w:lang w:val="zh_TW" w:bidi="zh_TW"/>
@@ -1751,18 +1487,12 @@
         </w:rPr>
         <w:t>所羅門被選為王時（</w:t>
       </w:r>
-      <w:hyperlink r:id="rId42">
-        <w:r>
-          <w:rPr>
-            <w:lang w:val="zh_TW" w:bidi="zh_TW"/>
-          </w:rPr>
-          <w:rPr>
-            <w:color w:val="0000EE"/>
-            <w:u w:val="single"/>
-          </w:rPr>
-          <w:t>王上1:34</w:t>
-        </w:r>
-      </w:hyperlink>
+      <w:r>
+        <w:rPr>
+          <w:lang w:val="zh_TW" w:bidi="zh_TW"/>
+        </w:rPr>
+        <w:t>王上1:34</w:t>
+      </w:r>
       <w:r>
         <w:rPr>
           <w:lang w:val="zh_TW" w:bidi="zh_TW"/>
@@ -1787,18 +1517,12 @@
         </w:rPr>
         <w:t>耶戶作王時（</w:t>
       </w:r>
-      <w:hyperlink r:id="rId43">
-        <w:r>
-          <w:rPr>
-            <w:lang w:val="zh_TW" w:bidi="zh_TW"/>
-          </w:rPr>
-          <w:rPr>
-            <w:color w:val="0000EE"/>
-            <w:u w:val="single"/>
-          </w:rPr>
-          <w:t>王下9:13</w:t>
-        </w:r>
-      </w:hyperlink>
+      <w:r>
+        <w:rPr>
+          <w:lang w:val="zh_TW" w:bidi="zh_TW"/>
+        </w:rPr>
+        <w:t>王下9:13</w:t>
+      </w:r>
       <w:r>
         <w:rPr>
           <w:lang w:val="zh_TW" w:bidi="zh_TW"/>
@@ -1830,18 +1554,12 @@
         </w:rPr>
         <w:t>蘇波尼亞是在</w:t>
       </w:r>
-      <w:hyperlink r:id="rId44">
-        <w:r>
-          <w:rPr>
-            <w:lang w:val="zh_TW" w:bidi="zh_TW"/>
-          </w:rPr>
-          <w:rPr>
-            <w:color w:val="0000EE"/>
-            <w:u w:val="single"/>
-          </w:rPr>
-          <w:t>但以理書三章</w:t>
-        </w:r>
-      </w:hyperlink>
+      <w:r>
+        <w:rPr>
+          <w:lang w:val="zh_TW" w:bidi="zh_TW"/>
+        </w:rPr>
+        <w:t>但以理書三章</w:t>
+      </w:r>
       <w:r>
         <w:rPr>
           <w:lang w:val="zh_TW" w:bidi="zh_TW"/>
@@ -1862,18 +1580,12 @@
         </w:rPr>
         <w:t>其他學者認為蘇波尼亞可能不是樂器，而可能是描述多種樂器合奏的音樂。這個解釋有其道理，因為這個詞來自希臘文單詞辛弗尼亞（symphonia），意思是「一起發聲」。在</w:t>
       </w:r>
-      <w:hyperlink r:id="rId45">
-        <w:r>
-          <w:rPr>
-            <w:lang w:val="zh_TW" w:bidi="zh_TW"/>
-          </w:rPr>
-          <w:rPr>
-            <w:color w:val="0000EE"/>
-            <w:u w:val="single"/>
-          </w:rPr>
-          <w:t>路加福音十五章25節</w:t>
-        </w:r>
-      </w:hyperlink>
+      <w:r>
+        <w:rPr>
+          <w:lang w:val="zh_TW" w:bidi="zh_TW"/>
+        </w:rPr>
+        <w:t>路加福音十五章25節</w:t>
+      </w:r>
       <w:r>
         <w:rPr>
           <w:lang w:val="zh_TW" w:bidi="zh_TW"/>
@@ -1905,90 +1617,60 @@
         </w:rPr>
         <w:t>烏加布是古老的樂器，類似長笛。聖經提到烏加布四次（</w:t>
       </w:r>
-      <w:hyperlink r:id="rId46">
-        <w:r>
-          <w:rPr>
-            <w:lang w:val="zh_TW" w:bidi="zh_TW"/>
-          </w:rPr>
-          <w:rPr>
-            <w:color w:val="0000EE"/>
-            <w:u w:val="single"/>
-          </w:rPr>
-          <w:t>創4:21</w:t>
-        </w:r>
-      </w:hyperlink>
+      <w:r>
+        <w:rPr>
+          <w:lang w:val="zh_TW" w:bidi="zh_TW"/>
+        </w:rPr>
+        <w:t>創4:21</w:t>
+      </w:r>
       <w:r>
         <w:rPr>
           <w:lang w:val="zh_TW" w:bidi="zh_TW"/>
         </w:rPr>
         <w:t>；</w:t>
       </w:r>
-      <w:hyperlink r:id="rId47">
-        <w:r>
-          <w:rPr>
-            <w:lang w:val="zh_TW" w:bidi="zh_TW"/>
-          </w:rPr>
-          <w:rPr>
-            <w:color w:val="0000EE"/>
-            <w:u w:val="single"/>
-          </w:rPr>
-          <w:t>伯21:12</w:t>
-        </w:r>
-      </w:hyperlink>
+      <w:r>
+        <w:rPr>
+          <w:lang w:val="zh_TW" w:bidi="zh_TW"/>
+        </w:rPr>
+        <w:t>伯21:12</w:t>
+      </w:r>
       <w:r>
         <w:rPr>
           <w:lang w:val="zh_TW" w:bidi="zh_TW"/>
         </w:rPr>
         <w:t>，</w:t>
       </w:r>
-      <w:hyperlink r:id="rId48">
-        <w:r>
-          <w:rPr>
-            <w:lang w:val="zh_TW" w:bidi="zh_TW"/>
-          </w:rPr>
-          <w:rPr>
-            <w:color w:val="0000EE"/>
-            <w:u w:val="single"/>
-          </w:rPr>
-          <w:t>30:31</w:t>
-        </w:r>
-      </w:hyperlink>
+      <w:r>
+        <w:rPr>
+          <w:lang w:val="zh_TW" w:bidi="zh_TW"/>
+        </w:rPr>
+        <w:t>30:31</w:t>
+      </w:r>
       <w:r>
         <w:rPr>
           <w:lang w:val="zh_TW" w:bidi="zh_TW"/>
         </w:rPr>
         <w:t>；</w:t>
       </w:r>
-      <w:hyperlink r:id="rId13">
-        <w:r>
-          <w:rPr>
-            <w:lang w:val="zh_TW" w:bidi="zh_TW"/>
-          </w:rPr>
-          <w:rPr>
-            <w:color w:val="0000EE"/>
-            <w:u w:val="single"/>
-          </w:rPr>
-          <w:t>詩150:4</w:t>
-        </w:r>
-      </w:hyperlink>
+      <w:r>
+        <w:rPr>
+          <w:lang w:val="zh_TW" w:bidi="zh_TW"/>
+        </w:rPr>
+        <w:t>詩150:4</w:t>
+      </w:r>
       <w:r>
         <w:rPr>
           <w:lang w:val="zh_TW" w:bidi="zh_TW"/>
         </w:rPr>
         <w:t>）。通常提到烏加布時，是與宗教活動無關。只有在</w:t>
       </w:r>
-      <w:hyperlink r:id="rId49">
-        <w:r>
-          <w:rPr>
-            <w:lang w:val="zh_TW" w:bidi="zh_TW"/>
-          </w:rPr>
-          <w:rPr>
-            <w:color w:val="0000EE"/>
-            <w:u w:val="single"/>
-          </w:rPr>
-          <w:t>詩篇一五〇篇</w:t>
-        </w:r>
-      </w:hyperlink>
+      <w:r>
+        <w:rPr>
+          <w:lang w:val="zh_TW" w:bidi="zh_TW"/>
+        </w:rPr>
+        <w:t>詩篇一五〇篇</w:t>
+      </w:r>
       <w:r>
         <w:rPr>
           <w:lang w:val="zh_TW" w:bidi="zh_TW"/>
@@ -2045,18 +1727,12 @@
         </w:rPr>
         <w:t>米納亞念是響亮的金屬搖鈴，其框架懸掛金屬環，搖動時就會發出聲音。米納亞念很可能類似於西斯特爾叉鈴（sistrum，古埃及用於宗教儀式的神聖搖鈴）米納亞念出現在</w:t>
       </w:r>
-      <w:hyperlink r:id="rId21">
-        <w:r>
-          <w:rPr>
-            <w:lang w:val="zh_TW" w:bidi="zh_TW"/>
-          </w:rPr>
-          <w:rPr>
-            <w:color w:val="0000EE"/>
-            <w:u w:val="single"/>
-          </w:rPr>
-          <w:t>撒母耳記下六章5節</w:t>
-        </w:r>
-      </w:hyperlink>
+      <w:r>
+        <w:rPr>
+          <w:lang w:val="zh_TW" w:bidi="zh_TW"/>
+        </w:rPr>
+        <w:t>撒母耳記下六章5節</w:t>
+      </w:r>
       <w:r>
         <w:rPr>
           <w:lang w:val="zh_TW" w:bidi="zh_TW"/>
@@ -2088,36 +1764,24 @@
         </w:rPr>
         <w:t>帕莫尼姆是祭司袍子上的小鈴鐺（</w:t>
       </w:r>
-      <w:hyperlink r:id="rId50">
-        <w:r>
-          <w:rPr>
-            <w:lang w:val="zh_TW" w:bidi="zh_TW"/>
-          </w:rPr>
-          <w:rPr>
-            <w:color w:val="0000EE"/>
-            <w:u w:val="single"/>
-          </w:rPr>
-          <w:t>出28:33–34</w:t>
-        </w:r>
-      </w:hyperlink>
+      <w:r>
+        <w:rPr>
+          <w:lang w:val="zh_TW" w:bidi="zh_TW"/>
+        </w:rPr>
+        <w:t>出28:33–34</w:t>
+      </w:r>
       <w:r>
         <w:rPr>
           <w:lang w:val="zh_TW" w:bidi="zh_TW"/>
         </w:rPr>
         <w:t>，</w:t>
       </w:r>
-      <w:hyperlink r:id="rId51">
-        <w:r>
-          <w:rPr>
-            <w:lang w:val="zh_TW" w:bidi="zh_TW"/>
-          </w:rPr>
-          <w:rPr>
-            <w:color w:val="0000EE"/>
-            <w:u w:val="single"/>
-          </w:rPr>
-          <w:t>39:25–26</w:t>
-        </w:r>
-      </w:hyperlink>
+      <w:r>
+        <w:rPr>
+          <w:lang w:val="zh_TW" w:bidi="zh_TW"/>
+        </w:rPr>
+        <w:t>39:25–26</w:t>
+      </w:r>
       <w:r>
         <w:rPr>
           <w:lang w:val="zh_TW" w:bidi="zh_TW"/>
@@ -2149,18 +1813,12 @@
         </w:rPr>
         <w:t>沙利希姆是聖經提到的搖鈴。有些聖經譯本將這個詞翻譯為「西斯特爾叉鈴」（sistrum，古埃及的神聖響板）或「提布瑞爾」（timbrel，鈴鼓）。學者不確定沙利希姆是否樂器。沙利希姆出現在</w:t>
       </w:r>
-      <w:hyperlink r:id="rId52">
-        <w:r>
-          <w:rPr>
-            <w:lang w:val="zh_TW" w:bidi="zh_TW"/>
-          </w:rPr>
-          <w:rPr>
-            <w:color w:val="0000EE"/>
-            <w:u w:val="single"/>
-          </w:rPr>
-          <w:t>撒母耳記上十八章6節</w:t>
-        </w:r>
-      </w:hyperlink>
+      <w:r>
+        <w:rPr>
+          <w:lang w:val="zh_TW" w:bidi="zh_TW"/>
+        </w:rPr>
+        <w:t>撒母耳記上十八章6節</w:t>
+      </w:r>
       <w:r>
         <w:rPr>
           <w:lang w:val="zh_TW" w:bidi="zh_TW"/>
@@ -2192,54 +1850,36 @@
         </w:rPr>
         <w:t>托夫（也稱為tof）是古代以色列使用的一種手鼓。通常由女性演奏，但一些聖經段落表明男性也會演奏（</w:t>
       </w:r>
-      <w:hyperlink r:id="rId20">
-        <w:r>
-          <w:rPr>
-            <w:lang w:val="zh_TW" w:bidi="zh_TW"/>
-          </w:rPr>
-          <w:rPr>
-            <w:color w:val="0000EE"/>
-            <w:u w:val="single"/>
-          </w:rPr>
-          <w:t>撒上10:5</w:t>
-        </w:r>
-      </w:hyperlink>
+      <w:r>
+        <w:rPr>
+          <w:lang w:val="zh_TW" w:bidi="zh_TW"/>
+        </w:rPr>
+        <w:t>撒上10:5</w:t>
+      </w:r>
       <w:r>
         <w:rPr>
           <w:lang w:val="zh_TW" w:bidi="zh_TW"/>
         </w:rPr>
         <w:t>；</w:t>
       </w:r>
-      <w:hyperlink r:id="rId21">
-        <w:r>
-          <w:rPr>
-            <w:lang w:val="zh_TW" w:bidi="zh_TW"/>
-          </w:rPr>
-          <w:rPr>
-            <w:color w:val="0000EE"/>
-            <w:u w:val="single"/>
-          </w:rPr>
-          <w:t>撒下6:5</w:t>
-        </w:r>
-      </w:hyperlink>
+      <w:r>
+        <w:rPr>
+          <w:lang w:val="zh_TW" w:bidi="zh_TW"/>
+        </w:rPr>
+        <w:t>撒下6:5</w:t>
+      </w:r>
       <w:r>
         <w:rPr>
           <w:lang w:val="zh_TW" w:bidi="zh_TW"/>
         </w:rPr>
         <w:t>；</w:t>
       </w:r>
-      <w:hyperlink r:id="rId53">
-        <w:r>
-          <w:rPr>
-            <w:lang w:val="zh_TW" w:bidi="zh_TW"/>
-          </w:rPr>
-          <w:rPr>
-            <w:color w:val="0000EE"/>
-            <w:u w:val="single"/>
-          </w:rPr>
-          <w:t>代上13:8</w:t>
-        </w:r>
-      </w:hyperlink>
+      <w:r>
+        <w:rPr>
+          <w:lang w:val="zh_TW" w:bidi="zh_TW"/>
+        </w:rPr>
+        <w:t>代上13:8</w:t>
+      </w:r>
       <w:r>
         <w:rPr>
           <w:lang w:val="zh_TW" w:bidi="zh_TW"/>
@@ -2274,36 +1914,24 @@
         </w:rPr>
         <w:t>人們在慶祝活動中演奏托夫，發出響亮的聲音（</w:t>
       </w:r>
-      <w:hyperlink r:id="rId54">
-        <w:r>
-          <w:rPr>
-            <w:lang w:val="zh_TW" w:bidi="zh_TW"/>
-          </w:rPr>
-          <w:rPr>
-            <w:color w:val="0000EE"/>
-            <w:u w:val="single"/>
-          </w:rPr>
-          <w:t>出15:20</w:t>
-        </w:r>
-      </w:hyperlink>
+      <w:r>
+        <w:rPr>
+          <w:lang w:val="zh_TW" w:bidi="zh_TW"/>
+        </w:rPr>
+        <w:t>出15:20</w:t>
+      </w:r>
       <w:r>
         <w:rPr>
           <w:lang w:val="zh_TW" w:bidi="zh_TW"/>
         </w:rPr>
         <w:t>；</w:t>
       </w:r>
-      <w:hyperlink r:id="rId19">
-        <w:r>
-          <w:rPr>
-            <w:lang w:val="zh_TW" w:bidi="zh_TW"/>
-          </w:rPr>
-          <w:rPr>
-            <w:color w:val="0000EE"/>
-            <w:u w:val="single"/>
-          </w:rPr>
-          <w:t>詩81:2</w:t>
-        </w:r>
-      </w:hyperlink>
+      <w:r>
+        <w:rPr>
+          <w:lang w:val="zh_TW" w:bidi="zh_TW"/>
+        </w:rPr>
+        <w:t>詩81:2</w:t>
+      </w:r>
       <w:r>
         <w:rPr>
           <w:lang w:val="zh_TW" w:bidi="zh_TW"/>
@@ -2377,54 +2005,36 @@
         </w:rPr>
         <w:t>鈸首次出現在聖經，是人們將約櫃移至耶路撒冷時（</w:t>
       </w:r>
-      <w:hyperlink r:id="rId21">
-        <w:r>
-          <w:rPr>
-            <w:lang w:val="zh_TW" w:bidi="zh_TW"/>
-          </w:rPr>
-          <w:rPr>
-            <w:color w:val="0000EE"/>
-            <w:u w:val="single"/>
-          </w:rPr>
-          <w:t>撒下6:5</w:t>
-        </w:r>
-      </w:hyperlink>
+      <w:r>
+        <w:rPr>
+          <w:lang w:val="zh_TW" w:bidi="zh_TW"/>
+        </w:rPr>
+        <w:t>撒下6:5</w:t>
+      </w:r>
       <w:r>
         <w:rPr>
           <w:lang w:val="zh_TW" w:bidi="zh_TW"/>
         </w:rPr>
         <w:t>；</w:t>
       </w:r>
-      <w:hyperlink r:id="rId53">
-        <w:r>
-          <w:rPr>
-            <w:lang w:val="zh_TW" w:bidi="zh_TW"/>
-          </w:rPr>
-          <w:rPr>
-            <w:color w:val="0000EE"/>
-            <w:u w:val="single"/>
-          </w:rPr>
-          <w:t>代上13:8</w:t>
-        </w:r>
-      </w:hyperlink>
+      <w:r>
+        <w:rPr>
+          <w:lang w:val="zh_TW" w:bidi="zh_TW"/>
+        </w:rPr>
+        <w:t>代上13:8</w:t>
+      </w:r>
       <w:r>
         <w:rPr>
           <w:lang w:val="zh_TW" w:bidi="zh_TW"/>
         </w:rPr>
         <w:t>）。後來，利未人歌唱的首領（來自利未支派的樂師）在聖殿裡演奏鈸（</w:t>
       </w:r>
-      <w:hyperlink r:id="rId55">
-        <w:r>
-          <w:rPr>
-            <w:lang w:val="zh_TW" w:bidi="zh_TW"/>
-          </w:rPr>
-          <w:rPr>
-            <w:color w:val="0000EE"/>
-            <w:u w:val="single"/>
-          </w:rPr>
-          <w:t>代上15:19</w:t>
-        </w:r>
-      </w:hyperlink>
+      <w:r>
+        <w:rPr>
+          <w:lang w:val="zh_TW" w:bidi="zh_TW"/>
+        </w:rPr>
+        <w:t>代上15:19</w:t>
+      </w:r>
       <w:r>
         <w:rPr>
           <w:lang w:val="zh_TW" w:bidi="zh_TW"/>
@@ -2489,18 +2099,12 @@
           <w:lang w:val="zh_TW" w:bidi="zh_TW"/>
         </w:rPr>
       </w:r>
-      <w:hyperlink r:id="rId49">
-        <w:r>
-          <w:rPr>
-            <w:lang w:val="zh_TW" w:bidi="zh_TW"/>
-          </w:rPr>
-          <w:rPr>
-            <w:color w:val="0000EE"/>
-            <w:u w:val="single"/>
-          </w:rPr>
-          <w:t>詩篇一五〇篇</w:t>
-        </w:r>
-      </w:hyperlink>
+      <w:r>
+        <w:rPr>
+          <w:lang w:val="zh_TW" w:bidi="zh_TW"/>
+        </w:rPr>
+        <w:t>詩篇一五〇篇</w:t>
+      </w:r>
       <w:r>
         <w:rPr>
           <w:lang w:val="zh_TW" w:bidi="zh_TW"/>
@@ -2555,126 +2159,84 @@
         </w:rPr>
         <w:t>這個詞源自波斯文，意思是「神的園子」。以色列人原本使用另一個字詞來指「園子」，既用於日常的園林，也用於神在伊甸的園子（</w:t>
       </w:r>
-      <w:hyperlink r:id="rId56">
-        <w:r>
-          <w:rPr>
-            <w:lang w:val="zh_TW" w:bidi="zh_TW"/>
-          </w:rPr>
-          <w:rPr>
-            <w:color w:val="0000EE"/>
-            <w:u w:val="single"/>
-          </w:rPr>
-          <w:t>創2–3章</w:t>
-        </w:r>
-      </w:hyperlink>
+      <w:r>
+        <w:rPr>
+          <w:lang w:val="zh_TW" w:bidi="zh_TW"/>
+        </w:rPr>
+        <w:t>創2–3章</w:t>
+      </w:r>
       <w:r>
         <w:rPr>
           <w:lang w:val="zh_TW" w:bidi="zh_TW"/>
         </w:rPr>
         <w:t>；</w:t>
       </w:r>
-      <w:hyperlink r:id="rId57">
-        <w:r>
-          <w:rPr>
-            <w:lang w:val="zh_TW" w:bidi="zh_TW"/>
-          </w:rPr>
-          <w:rPr>
-            <w:color w:val="0000EE"/>
-            <w:u w:val="single"/>
-          </w:rPr>
-          <w:t>賽51:3</w:t>
-        </w:r>
-      </w:hyperlink>
+      <w:r>
+        <w:rPr>
+          <w:lang w:val="zh_TW" w:bidi="zh_TW"/>
+        </w:rPr>
+        <w:t>賽51:3</w:t>
+      </w:r>
       <w:r>
         <w:rPr>
           <w:lang w:val="zh_TW" w:bidi="zh_TW"/>
         </w:rPr>
         <w:t>；</w:t>
       </w:r>
-      <w:hyperlink r:id="rId58">
-        <w:r>
-          <w:rPr>
-            <w:lang w:val="zh_TW" w:bidi="zh_TW"/>
-          </w:rPr>
-          <w:rPr>
-            <w:color w:val="0000EE"/>
-            <w:u w:val="single"/>
-          </w:rPr>
-          <w:t>結28:13</w:t>
-        </w:r>
-      </w:hyperlink>
+      <w:r>
+        <w:rPr>
+          <w:lang w:val="zh_TW" w:bidi="zh_TW"/>
+        </w:rPr>
+        <w:t>結28:13</w:t>
+      </w:r>
       <w:r>
         <w:rPr>
           <w:lang w:val="zh_TW" w:bidi="zh_TW"/>
         </w:rPr>
         <w:t>）。在以列色人歷史的後期，他們借用了這個波斯文詞語，最後就成為「樂園」這個字詞。這個字詞在舊約聖經中出現三次，用來指公園或果園（</w:t>
       </w:r>
-      <w:hyperlink r:id="rId59">
-        <w:r>
-          <w:rPr>
-            <w:lang w:val="zh_TW" w:bidi="zh_TW"/>
-          </w:rPr>
-          <w:rPr>
-            <w:color w:val="0000EE"/>
-            <w:u w:val="single"/>
-          </w:rPr>
-          <w:t>尼2:8</w:t>
-        </w:r>
-      </w:hyperlink>
+      <w:r>
+        <w:rPr>
+          <w:lang w:val="zh_TW" w:bidi="zh_TW"/>
+        </w:rPr>
+        <w:t>尼2:8</w:t>
+      </w:r>
       <w:r>
         <w:rPr>
           <w:lang w:val="zh_TW" w:bidi="zh_TW"/>
         </w:rPr>
         <w:t>；</w:t>
       </w:r>
-      <w:hyperlink r:id="rId60">
-        <w:r>
-          <w:rPr>
-            <w:lang w:val="zh_TW" w:bidi="zh_TW"/>
-          </w:rPr>
-          <w:rPr>
-            <w:color w:val="0000EE"/>
-            <w:u w:val="single"/>
-          </w:rPr>
-          <w:t>傳2:5</w:t>
-        </w:r>
-      </w:hyperlink>
+      <w:r>
+        <w:rPr>
+          <w:lang w:val="zh_TW" w:bidi="zh_TW"/>
+        </w:rPr>
+        <w:t>傳2:5</w:t>
+      </w:r>
       <w:r>
         <w:rPr>
           <w:lang w:val="zh_TW" w:bidi="zh_TW"/>
         </w:rPr>
         <w:t>；</w:t>
       </w:r>
-      <w:hyperlink r:id="rId61">
-        <w:r>
-          <w:rPr>
-            <w:lang w:val="zh_TW" w:bidi="zh_TW"/>
-          </w:rPr>
-          <w:rPr>
-            <w:color w:val="0000EE"/>
-            <w:u w:val="single"/>
-          </w:rPr>
-          <w:t>歌4:13</w:t>
-        </w:r>
-      </w:hyperlink>
+      <w:r>
+        <w:rPr>
+          <w:lang w:val="zh_TW" w:bidi="zh_TW"/>
+        </w:rPr>
+        <w:t>歌4:13</w:t>
+      </w:r>
       <w:r>
         <w:rPr>
           <w:lang w:val="zh_TW" w:bidi="zh_TW"/>
         </w:rPr>
         <w:t>）。當舊約聖經譯成希臘文時，譯者使用了這個詞的希臘文形式。說希臘文的猶太人稱</w:t>
       </w:r>
-      <w:hyperlink r:id="rId62">
-        <w:r>
-          <w:rPr>
-            <w:lang w:val="zh_TW" w:bidi="zh_TW"/>
-          </w:rPr>
-          <w:rPr>
-            <w:color w:val="0000EE"/>
-            <w:u w:val="single"/>
-          </w:rPr>
-          <w:t>創世記二章</w:t>
-        </w:r>
-      </w:hyperlink>
+      <w:r>
+        <w:rPr>
+          <w:lang w:val="zh_TW" w:bidi="zh_TW"/>
+        </w:rPr>
+        <w:t>創世記二章</w:t>
+      </w:r>
       <w:r>
         <w:rPr>
           <w:lang w:val="zh_TW" w:bidi="zh_TW"/>
@@ -2719,36 +2281,24 @@
         </w:rPr>
         <w:t>原本的波斯文字詞意為被圍起或有圍牆的園子，特指波斯王的御園。希臘人也以同樣的方式理解這個字詞。這與以色列人的觀念十分相合——那是神行走其間的園子（</w:t>
       </w:r>
-      <w:hyperlink r:id="rId63">
-        <w:r>
-          <w:rPr>
-            <w:lang w:val="zh_TW" w:bidi="zh_TW"/>
-          </w:rPr>
-          <w:rPr>
-            <w:color w:val="0000EE"/>
-            <w:u w:val="single"/>
-          </w:rPr>
-          <w:t>創3:8</w:t>
-        </w:r>
-      </w:hyperlink>
+      <w:r>
+        <w:rPr>
+          <w:lang w:val="zh_TW" w:bidi="zh_TW"/>
+        </w:rPr>
+        <w:t>創3:8</w:t>
+      </w:r>
       <w:r>
         <w:rPr>
           <w:lang w:val="zh_TW" w:bidi="zh_TW"/>
         </w:rPr>
         <w:t>），也是人被逐出後無法再進入的地方（</w:t>
       </w:r>
-      <w:hyperlink r:id="rId64">
-        <w:r>
-          <w:rPr>
-            <w:lang w:val="zh_TW" w:bidi="zh_TW"/>
-          </w:rPr>
-          <w:rPr>
-            <w:color w:val="0000EE"/>
-            <w:u w:val="single"/>
-          </w:rPr>
-          <w:t>創3:24</w:t>
-        </w:r>
-      </w:hyperlink>
+      <w:r>
+        <w:rPr>
+          <w:lang w:val="zh_TW" w:bidi="zh_TW"/>
+        </w:rPr>
+        <w:t>創3:24</w:t>
+      </w:r>
       <w:r>
         <w:rPr>
           <w:lang w:val="zh_TW" w:bidi="zh_TW"/>
@@ -2794,90 +2344,60 @@
         </w:rPr>
         <w:t>樂園的概念結合了多種文化中的神話，它們都描繪一個永遠完美的世界，其中沒有死亡，也沒有邪惡。新約聖經肯定這些信念背後的真理——樂園是真實存在、屬天的地方。保羅在活著的時候曾被奧祕地「被提到」樂園裡（</w:t>
       </w:r>
-      <w:hyperlink r:id="rId65">
-        <w:r>
-          <w:rPr>
-            <w:lang w:val="zh_TW" w:bidi="zh_TW"/>
-          </w:rPr>
-          <w:rPr>
-            <w:color w:val="0000EE"/>
-            <w:u w:val="single"/>
-          </w:rPr>
-          <w:t>林後12:4</w:t>
-        </w:r>
-      </w:hyperlink>
+      <w:r>
+        <w:rPr>
+          <w:lang w:val="zh_TW" w:bidi="zh_TW"/>
+        </w:rPr>
+        <w:t>林後12:4</w:t>
+      </w:r>
       <w:r>
         <w:rPr>
           <w:lang w:val="zh_TW" w:bidi="zh_TW"/>
         </w:rPr>
         <w:t>）。耶穌也曾應許那個在十字架上悔改的強盜，說他死後要與主同在樂園裡（</w:t>
       </w:r>
-      <w:hyperlink r:id="rId66">
-        <w:r>
-          <w:rPr>
-            <w:lang w:val="zh_TW" w:bidi="zh_TW"/>
-          </w:rPr>
-          <w:rPr>
-            <w:color w:val="0000EE"/>
-            <w:u w:val="single"/>
-          </w:rPr>
-          <w:t>路23:43</w:t>
-        </w:r>
-      </w:hyperlink>
+      <w:r>
+        <w:rPr>
+          <w:lang w:val="zh_TW" w:bidi="zh_TW"/>
+        </w:rPr>
+        <w:t>路23:43</w:t>
+      </w:r>
       <w:r>
         <w:rPr>
           <w:lang w:val="zh_TW" w:bidi="zh_TW"/>
         </w:rPr>
         <w:t>）。新約聖經第三次、也是最後一次提到樂園的地方（</w:t>
       </w:r>
-      <w:hyperlink r:id="rId67">
-        <w:r>
-          <w:rPr>
-            <w:lang w:val="zh_TW" w:bidi="zh_TW"/>
-          </w:rPr>
-          <w:rPr>
-            <w:color w:val="0000EE"/>
-            <w:u w:val="single"/>
-          </w:rPr>
-          <w:t>啟2:7</w:t>
-        </w:r>
-      </w:hyperlink>
+      <w:r>
+        <w:rPr>
+          <w:lang w:val="zh_TW" w:bidi="zh_TW"/>
+        </w:rPr>
+        <w:t>啟2:7</w:t>
+      </w:r>
       <w:r>
         <w:rPr>
           <w:lang w:val="zh_TW" w:bidi="zh_TW"/>
         </w:rPr>
         <w:t>），其中再次出現了神的應許，說明樂園是生命樹所在之處。這樂園連結了</w:t>
       </w:r>
-      <w:hyperlink r:id="rId62">
-        <w:r>
-          <w:rPr>
-            <w:lang w:val="zh_TW" w:bidi="zh_TW"/>
-          </w:rPr>
-          <w:rPr>
-            <w:color w:val="0000EE"/>
-            <w:u w:val="single"/>
-          </w:rPr>
-          <w:t>創世記二章</w:t>
-        </w:r>
-      </w:hyperlink>
+      <w:r>
+        <w:rPr>
+          <w:lang w:val="zh_TW" w:bidi="zh_TW"/>
+        </w:rPr>
+        <w:t>創世記二章</w:t>
+      </w:r>
       <w:r>
         <w:rPr>
           <w:lang w:val="zh_TW" w:bidi="zh_TW"/>
         </w:rPr>
         <w:t>起初世界與</w:t>
       </w:r>
-      <w:hyperlink r:id="rId68">
-        <w:r>
-          <w:rPr>
-            <w:lang w:val="zh_TW" w:bidi="zh_TW"/>
-          </w:rPr>
-          <w:rPr>
-            <w:color w:val="0000EE"/>
-            <w:u w:val="single"/>
-          </w:rPr>
-          <w:t>啟示錄二十二章</w:t>
-        </w:r>
-      </w:hyperlink>
+      <w:r>
+        <w:rPr>
+          <w:lang w:val="zh_TW" w:bidi="zh_TW"/>
+        </w:rPr>
+        <w:t>啟示錄二十二章</w:t>
+      </w:r>
       <w:r>
         <w:rPr>
           <w:lang w:val="zh_TW" w:bidi="zh_TW"/>
